--- a/docs/02-architecture/mmd-diagrams/class-diagrams-with-descriptions.docx
+++ b/docs/02-architecture/mmd-diagrams/class-diagrams-with-descriptions.docx
@@ -4,6 +4,14 @@
   <w:body>
     <w:p>
       <w:pPr>
+        <w:pStyle w:val="Title"/>
+      </w:pPr>
+      <w:r>
+        <w:t xml:space="preserve">BioETL Class Diagrams with Descriptions</w:t>
+      </w:r>
+    </w:p>
+    <w:p>
+      <w:pPr>
         <w:pStyle w:val="Heading1"/>
       </w:pPr>
       <w:bookmarkStart w:id="20" w:name="bioetl-class-diagrams-with-descriptions"/>
@@ -17,16 +25,16 @@
         <w:pStyle w:val="FirstParagraph"/>
       </w:pPr>
       <w:r>
-        <w:t xml:space="preserve">Сгенерировано: 2026-03-02T15:21:56.693371+03:00</w:t>
+        <w:t xml:space="preserve">Сгенерировано: 2026-03-02T16:16:38+03:00</w:t>
       </w:r>
     </w:p>
     <w:p>
       <w:pPr>
         <w:pStyle w:val="Heading2"/>
       </w:pPr>
-      <w:bookmarkStart w:id="21" w:name="domain-ports-01-domain-ports"/>
-      <w:r>
-        <w:t xml:space="preserve">01-domain-ports — 01 Domain Ports</w:t>
+      <w:bookmarkStart w:id="21" w:name="domain-ports-domain-port-protocols"/>
+      <w:r>
+        <w:t xml:space="preserve">01-domain-ports — Domain Port Protocols</w:t>
       </w:r>
       <w:bookmarkEnd w:id="21"/>
     </w:p>
@@ -37,7 +45,7 @@
       <w:r>
         <w:drawing>
           <wp:inline>
-            <wp:extent cx="5334000" cy="19417565"/>
+            <wp:extent cx="5334000" cy="17790481"/>
             <wp:effectExtent b="0" l="0" r="0" t="0"/>
             <wp:docPr descr="01-domain-ports" title="" id="1" name="Picture"/>
             <a:graphic>
@@ -58,7 +66,7 @@
                   <pic:spPr bwMode="auto">
                     <a:xfrm>
                       <a:off x="0" y="0"/>
-                      <a:ext cx="5334000" cy="19417565"/>
+                      <a:ext cx="5334000" cy="17790481"/>
                     </a:xfrm>
                     <a:prstGeom prst="rect">
                       <a:avLst/>
@@ -90,7 +98,7 @@
         <w:pStyle w:val="BodyText"/>
       </w:pPr>
       <w:r>
-        <w:t xml:space="preserve">Диаграмма Domain Port Protocols показывает архитектурную модель модуля</w:t>
+        <w:t xml:space="preserve">Диаграмма «Domain Port Protocols» описывает модуль</w:t>
       </w:r>
       <w:r>
         <w:t xml:space="preserve"> </w:t>
@@ -105,7 +113,80 @@
         <w:t xml:space="preserve"> </w:t>
       </w:r>
       <w:r>
-        <w:t xml:space="preserve">и фиксирует контракты, роли и отношения между сущностями слоя</w:t>
+        <w:t xml:space="preserve">и фиксирует архитектурные границы, основные роли классов и характер их взаимодействий. Основной фокус: All Protocol interfaces defined in domain/ports/ В текущей версии выделено примерно 19 классов и 1 связей. Для быстрого чтения и ревью полезно начать с элементов: DataSourcePort, FilterableDataSourcePort, StoragePort, LockPort, CheckpointPort, QuarantinePort.</w:t>
+      </w:r>
+    </w:p>
+    <w:p>
+      <w:pPr>
+        <w:pStyle w:val="Heading2"/>
+      </w:pPr>
+      <w:bookmarkStart w:id="23" w:name="Xe6ad1e6f990981ec43d97cf2a27dccc3e83fb9a"/>
+      <w:r>
+        <w:t xml:space="preserve">01a-domain-ports-method-catalog — Domain Port Method Catalog (L2)</w:t>
+      </w:r>
+      <w:bookmarkEnd w:id="23"/>
+    </w:p>
+    <w:p>
+      <w:pPr>
+        <w:pStyle w:val="CaptionedFigure"/>
+      </w:pPr>
+      <w:r>
+        <w:drawing>
+          <wp:inline>
+            <wp:extent cx="5334000" cy="950225"/>
+            <wp:effectExtent b="0" l="0" r="0" t="0"/>
+            <wp:docPr descr="01a-domain-ports-method-catalog" title="" id="1" name="Picture"/>
+            <a:graphic>
+              <a:graphicData uri="http://schemas.openxmlformats.org/drawingml/2006/picture">
+                <pic:pic>
+                  <pic:nvPicPr>
+                    <pic:cNvPr descr="class-diagrams/png/01a-domain-ports-method-catalog.png" id="0" name="Picture"/>
+                    <pic:cNvPicPr>
+                      <a:picLocks noChangeArrowheads="1" noChangeAspect="1"/>
+                    </pic:cNvPicPr>
+                  </pic:nvPicPr>
+                  <pic:blipFill>
+                    <a:blip r:embed="rId24"/>
+                    <a:stretch>
+                      <a:fillRect/>
+                    </a:stretch>
+                  </pic:blipFill>
+                  <pic:spPr bwMode="auto">
+                    <a:xfrm>
+                      <a:off x="0" y="0"/>
+                      <a:ext cx="5334000" cy="950225"/>
+                    </a:xfrm>
+                    <a:prstGeom prst="rect">
+                      <a:avLst/>
+                    </a:prstGeom>
+                    <a:noFill/>
+                    <a:ln w="9525">
+                      <a:noFill/>
+                      <a:headEnd/>
+                      <a:tailEnd/>
+                    </a:ln>
+                  </pic:spPr>
+                </pic:pic>
+              </a:graphicData>
+            </a:graphic>
+          </wp:inline>
+        </w:drawing>
+      </w:r>
+    </w:p>
+    <w:p>
+      <w:pPr>
+        <w:pStyle w:val="ImageCaption"/>
+      </w:pPr>
+      <w:r>
+        <w:t xml:space="preserve">01a-domain-ports-method-catalog</w:t>
+      </w:r>
+    </w:p>
+    <w:p>
+      <w:pPr>
+        <w:pStyle w:val="BodyText"/>
+      </w:pPr>
+      <w:r>
+        <w:t xml:space="preserve">Диаграмма «Domain Port Method Catalog (L2)» описывает модуль</w:t>
       </w:r>
       <w:r>
         <w:t xml:space="preserve"> </w:t>
@@ -114,21 +195,24 @@
         <w:rPr>
           <w:rStyle w:val="VerbatimChar"/>
         </w:rPr>
-        <w:t xml:space="preserve">Class / Interface</w:t>
-      </w:r>
-      <w:r>
-        <w:t xml:space="preserve">. Основной фокус: All Protocol interfaces defined in domain/ports/. На схеме отражено примерно 19 классов и 1 связей, поэтому её удобно использовать для проверки влияния изменений, согласования интерфейсов и подготовки рефакторинга. Ключевые элементы для быстрого чтения: DataSourcePort, FilterableDataSourcePort, StoragePort, LockPort, CheckpointPort, QuarantinePort.</w:t>
+        <w:t xml:space="preserve">01a-domain-ports-method-catalog</w:t>
+      </w:r>
+      <w:r>
+        <w:t xml:space="preserve"> </w:t>
+      </w:r>
+      <w:r>
+        <w:t xml:space="preserve">и фиксирует архитектурные границы, основные роли классов и характер их взаимодействий. Основной фокус: Detailed method surface extracted from 01-domain-ports L1 overview. В текущей версии выделено примерно 13 классов и 1 связей. Для быстрого чтения и ревью полезно начать с элементов: DataSourcePort, FilterableDataSourcePort, StoragePort, LockPort, CheckpointPort, QuarantinePort.</w:t>
       </w:r>
     </w:p>
     <w:p>
       <w:pPr>
         <w:pStyle w:val="Heading2"/>
       </w:pPr>
-      <w:bookmarkStart w:id="23" w:name="X03e98b89d2d3b8c2173b2874848997dce73f746"/>
-      <w:r>
-        <w:t xml:space="preserve">02-entities-aggregates — 02 Entities Aggregates</w:t>
-      </w:r>
-      <w:bookmarkEnd w:id="23"/>
+      <w:bookmarkStart w:id="25" w:name="entities-aggregates-entities-aggregates"/>
+      <w:r>
+        <w:t xml:space="preserve">02-entities-aggregates — Entities &amp; Aggregates</w:t>
+      </w:r>
+      <w:bookmarkEnd w:id="25"/>
     </w:p>
     <w:p>
       <w:pPr>
@@ -150,7 +234,7 @@
                     </pic:cNvPicPr>
                   </pic:nvPicPr>
                   <pic:blipFill>
-                    <a:blip r:embed="rId24"/>
+                    <a:blip r:embed="rId26"/>
                     <a:stretch>
                       <a:fillRect/>
                     </a:stretch>
@@ -190,7 +274,7 @@
         <w:pStyle w:val="BodyText"/>
       </w:pPr>
       <w:r>
-        <w:t xml:space="preserve">Диаграмма Entities &amp; Aggregates показывает архитектурную модель модуля</w:t>
+        <w:t xml:space="preserve">Диаграмма «Entities &amp; Aggregates» описывает модуль</w:t>
       </w:r>
       <w:r>
         <w:t xml:space="preserve"> </w:t>
@@ -205,30 +289,18 @@
         <w:t xml:space="preserve"> </w:t>
       </w:r>
       <w:r>
-        <w:t xml:space="preserve">и фиксирует контракты, роли и отношения между сущностями слоя</w:t>
-      </w:r>
-      <w:r>
-        <w:t xml:space="preserve"> </w:t>
-      </w:r>
-      <w:r>
-        <w:rPr>
-          <w:rStyle w:val="VerbatimChar"/>
-        </w:rPr>
-        <w:t xml:space="preserve">Class / Interface</w:t>
-      </w:r>
-      <w:r>
-        <w:t xml:space="preserve">. Основной фокус: Domain entities, aggregate roots, and their relationships. На схеме отражено примерно 13 классов и 9 связей, поэтому её удобно использовать для проверки влияния изменений, согласования интерфейсов и подготовки рефакторинга. Ключевые элементы для быстрого чтения: BaseEntity, Bioactivity, BioactivityState, PublicationBase, Batch, BatchRecord.</w:t>
+        <w:t xml:space="preserve">и фиксирует архитектурные границы, основные роли классов и характер их взаимодействий. Основной фокус: Domain entities, aggregate roots, and their relationships. В текущей версии выделено примерно 13 классов и 9 связей. Для быстрого чтения и ревью полезно начать с элементов: BaseEntity, Bioactivity, BioactivityState, PublicationBase, Batch, BatchRecord.</w:t>
       </w:r>
     </w:p>
     <w:p>
       <w:pPr>
         <w:pStyle w:val="Heading2"/>
       </w:pPr>
-      <w:bookmarkStart w:id="25" w:name="value-objects-03-value-objects"/>
-      <w:r>
-        <w:t xml:space="preserve">03-value-objects — 03 Value Objects</w:t>
-      </w:r>
-      <w:bookmarkEnd w:id="25"/>
+      <w:bookmarkStart w:id="27" w:name="value-objects-value-objects"/>
+      <w:r>
+        <w:t xml:space="preserve">03-value-objects — Value Objects</w:t>
+      </w:r>
+      <w:bookmarkEnd w:id="27"/>
     </w:p>
     <w:p>
       <w:pPr>
@@ -250,7 +322,7 @@
                     </pic:cNvPicPr>
                   </pic:nvPicPr>
                   <pic:blipFill>
-                    <a:blip r:embed="rId26"/>
+                    <a:blip r:embed="rId28"/>
                     <a:stretch>
                       <a:fillRect/>
                     </a:stretch>
@@ -290,7 +362,7 @@
         <w:pStyle w:val="BodyText"/>
       </w:pPr>
       <w:r>
-        <w:t xml:space="preserve">Диаграмма Value Objects показывает архитектурную модель модуля</w:t>
+        <w:t xml:space="preserve">Диаграмма «Value Objects» описывает модуль</w:t>
       </w:r>
       <w:r>
         <w:t xml:space="preserve"> </w:t>
@@ -305,30 +377,18 @@
         <w:t xml:space="preserve"> </w:t>
       </w:r>
       <w:r>
-        <w:t xml:space="preserve">и фиксирует контракты, роли и отношения между сущностями слоя</w:t>
-      </w:r>
-      <w:r>
-        <w:t xml:space="preserve"> </w:t>
-      </w:r>
-      <w:r>
-        <w:rPr>
-          <w:rStyle w:val="VerbatimChar"/>
-        </w:rPr>
-        <w:t xml:space="preserve">Class / Interface</w:t>
-      </w:r>
-      <w:r>
-        <w:t xml:space="preserve">. Основной фокус: Immutable domain value objects. На схеме отражено примерно 17 классов и 6 связей, поэтому её удобно использовать для проверки влияния изменений, согласования интерфейсов и подготовки рефакторинга. Ключевые элементы для быстрого чтения: BronzeWriteResult, SilverWriteResult, RunContext, HealthCheckResult, FencingToken, LockContext.</w:t>
+        <w:t xml:space="preserve">и фиксирует архитектурные границы, основные роли классов и характер их взаимодействий. Основной фокус: Immutable domain value objects. В текущей версии выделено примерно 17 классов и 6 связей. Для быстрого чтения и ревью полезно начать с элементов: BronzeWriteResult, SilverWriteResult, RunContext, HealthCheckResult, FencingToken, LockContext.</w:t>
       </w:r>
     </w:p>
     <w:p>
       <w:pPr>
         <w:pStyle w:val="Heading2"/>
       </w:pPr>
-      <w:bookmarkStart w:id="27" w:name="types-enums-04-types-enums"/>
-      <w:r>
-        <w:t xml:space="preserve">04-types-enums — 04 Types Enums</w:t>
-      </w:r>
-      <w:bookmarkEnd w:id="27"/>
+      <w:bookmarkStart w:id="29" w:name="types-enums-types-enums"/>
+      <w:r>
+        <w:t xml:space="preserve">04-types-enums — Types &amp; Enums</w:t>
+      </w:r>
+      <w:bookmarkEnd w:id="29"/>
     </w:p>
     <w:p>
       <w:pPr>
@@ -350,7 +410,7 @@
                     </pic:cNvPicPr>
                   </pic:nvPicPr>
                   <pic:blipFill>
-                    <a:blip r:embed="rId28"/>
+                    <a:blip r:embed="rId30"/>
                     <a:stretch>
                       <a:fillRect/>
                     </a:stretch>
@@ -390,7 +450,7 @@
         <w:pStyle w:val="BodyText"/>
       </w:pPr>
       <w:r>
-        <w:t xml:space="preserve">Диаграмма Types &amp; Enums показывает архитектурную модель модуля</w:t>
+        <w:t xml:space="preserve">Диаграмма «Types &amp; Enums» описывает модуль</w:t>
       </w:r>
       <w:r>
         <w:t xml:space="preserve"> </w:t>
@@ -405,30 +465,18 @@
         <w:t xml:space="preserve"> </w:t>
       </w:r>
       <w:r>
-        <w:t xml:space="preserve">и фиксирует контракты, роли и отношения между сущностями слоя</w:t>
-      </w:r>
-      <w:r>
-        <w:t xml:space="preserve"> </w:t>
-      </w:r>
-      <w:r>
-        <w:rPr>
-          <w:rStyle w:val="VerbatimChar"/>
-        </w:rPr>
-        <w:t xml:space="preserve">Class / Interface</w:t>
-      </w:r>
-      <w:r>
-        <w:t xml:space="preserve">. Основной фокус: All type aliases, NewTypes, and enumerations. На схеме отражено примерно 19 классов и 0 связей, поэтому её удобно использовать для проверки влияния изменений, согласования интерфейсов и подготовки рефакторинга. Ключевые элементы для быстрого чтения: RunID, EntityID, ContentHash, BatchID, RunType, PublicationType.</w:t>
+        <w:t xml:space="preserve">и фиксирует архитектурные границы, основные роли классов и характер их взаимодействий. Основной фокус: All type aliases, NewTypes, and enumerations. В текущей версии выделено примерно 19 классов и 0 связей. Для быстрого чтения и ревью полезно начать с элементов: RunID, EntityID, ContentHash, BatchID, RunType, PublicationType.</w:t>
       </w:r>
     </w:p>
     <w:p>
       <w:pPr>
         <w:pStyle w:val="Heading2"/>
       </w:pPr>
-      <w:bookmarkStart w:id="29" w:name="exceptions-05-exceptions"/>
-      <w:r>
-        <w:t xml:space="preserve">05-exceptions — 05 Exceptions</w:t>
-      </w:r>
-      <w:bookmarkEnd w:id="29"/>
+      <w:bookmarkStart w:id="31" w:name="exceptions-exception-hierarchy"/>
+      <w:r>
+        <w:t xml:space="preserve">05-exceptions — Exception Hierarchy</w:t>
+      </w:r>
+      <w:bookmarkEnd w:id="31"/>
     </w:p>
     <w:p>
       <w:pPr>
@@ -450,7 +498,7 @@
                     </pic:cNvPicPr>
                   </pic:nvPicPr>
                   <pic:blipFill>
-                    <a:blip r:embed="rId30"/>
+                    <a:blip r:embed="rId32"/>
                     <a:stretch>
                       <a:fillRect/>
                     </a:stretch>
@@ -490,7 +538,7 @@
         <w:pStyle w:val="BodyText"/>
       </w:pPr>
       <w:r>
-        <w:t xml:space="preserve">Диаграмма Exception Hierarchy показывает архитектурную модель модуля</w:t>
+        <w:t xml:space="preserve">Диаграмма «Exception Hierarchy» описывает модуль</w:t>
       </w:r>
       <w:r>
         <w:t xml:space="preserve"> </w:t>
@@ -505,30 +553,18 @@
         <w:t xml:space="preserve"> </w:t>
       </w:r>
       <w:r>
-        <w:t xml:space="preserve">и фиксирует контракты, роли и отношения между сущностями слоя</w:t>
-      </w:r>
-      <w:r>
-        <w:t xml:space="preserve"> </w:t>
-      </w:r>
-      <w:r>
-        <w:rPr>
-          <w:rStyle w:val="VerbatimChar"/>
-        </w:rPr>
-        <w:t xml:space="preserve">Class / Interface</w:t>
-      </w:r>
-      <w:r>
-        <w:t xml:space="preserve">. Основной фокус: Domain exception tree. На схеме отражено примерно 19 классов и 18 связей, поэтому её удобно использовать для проверки влияния изменений, согласования интерфейсов и подготовки рефакторинга. Ключевые элементы для быстрого чтения: BioETLError, CriticalError, RecoverableError, DataQualityError, ValidationError, SchemaViolationError.</w:t>
+        <w:t xml:space="preserve">и фиксирует архитектурные границы, основные роли классов и характер их взаимодействий. Основной фокус: Domain exception tree. В текущей версии выделено примерно 19 классов и 18 связей. Для быстрого чтения и ревью полезно начать с элементов: BioETLError, CriticalError, RecoverableError, DataQualityError, ValidationError, SchemaViolationError.</w:t>
       </w:r>
     </w:p>
     <w:p>
       <w:pPr>
         <w:pStyle w:val="Heading2"/>
       </w:pPr>
-      <w:bookmarkStart w:id="31" w:name="config-classes-06-config-classes"/>
-      <w:r>
-        <w:t xml:space="preserve">06-config-classes — 06 Config Classes</w:t>
-      </w:r>
-      <w:bookmarkEnd w:id="31"/>
+      <w:bookmarkStart w:id="33" w:name="config-classes-configuration-classes"/>
+      <w:r>
+        <w:t xml:space="preserve">06-config-classes — Configuration Classes</w:t>
+      </w:r>
+      <w:bookmarkEnd w:id="33"/>
     </w:p>
     <w:p>
       <w:pPr>
@@ -550,7 +586,7 @@
                     </pic:cNvPicPr>
                   </pic:nvPicPr>
                   <pic:blipFill>
-                    <a:blip r:embed="rId32"/>
+                    <a:blip r:embed="rId34"/>
                     <a:stretch>
                       <a:fillRect/>
                     </a:stretch>
@@ -590,7 +626,7 @@
         <w:pStyle w:val="BodyText"/>
       </w:pPr>
       <w:r>
-        <w:t xml:space="preserve">Диаграмма Configuration Classes показывает архитектурную модель модуля</w:t>
+        <w:t xml:space="preserve">Диаграмма «Configuration Classes» описывает модуль</w:t>
       </w:r>
       <w:r>
         <w:t xml:space="preserve"> </w:t>
@@ -605,30 +641,18 @@
         <w:t xml:space="preserve"> </w:t>
       </w:r>
       <w:r>
-        <w:t xml:space="preserve">и фиксирует контракты, роли и отношения между сущностями слоя</w:t>
-      </w:r>
-      <w:r>
-        <w:t xml:space="preserve"> </w:t>
-      </w:r>
-      <w:r>
-        <w:rPr>
-          <w:rStyle w:val="VerbatimChar"/>
-        </w:rPr>
-        <w:t xml:space="preserve">Class / Interface</w:t>
-      </w:r>
-      <w:r>
-        <w:t xml:space="preserve">. Основной фокус: Domain and application configuration hierarchy. На схеме отражено примерно 14 классов и 10 связей, поэтому её удобно использовать для проверки влияния изменений, согласования интерфейсов и подготовки рефакторинга. Ключевые элементы для быстрого чтения: RuntimeConfig, PipelineConfig, TableConfig, DQConfig, SilverFilterConfig, GoldFilterConfig.</w:t>
+        <w:t xml:space="preserve">и фиксирует архитектурные границы, основные роли классов и характер их взаимодействий. Основной фокус: Domain and application configuration hierarchy. В текущей версии выделено примерно 14 классов и 10 связей. Для быстрого чтения и ревью полезно начать с элементов: RuntimeConfig, PipelineConfig, TableConfig, DQConfig, SilverFilterConfig, GoldFilterConfig.</w:t>
       </w:r>
     </w:p>
     <w:p>
       <w:pPr>
         <w:pStyle w:val="Heading2"/>
       </w:pPr>
-      <w:bookmarkStart w:id="33" w:name="Xc2d8af6f7928c07067e908e2901ac652d534016"/>
-      <w:r>
-        <w:t xml:space="preserve">07-application-core-services — 07 Application Core Services</w:t>
-      </w:r>
-      <w:bookmarkEnd w:id="33"/>
+      <w:bookmarkStart w:id="35" w:name="X74ae4ac18e992bf683ceaac797f636aeb839ea7"/>
+      <w:r>
+        <w:t xml:space="preserve">07-application-core-services — Application Core Services</w:t>
+      </w:r>
+      <w:bookmarkEnd w:id="35"/>
     </w:p>
     <w:p>
       <w:pPr>
@@ -650,7 +674,7 @@
                     </pic:cNvPicPr>
                   </pic:nvPicPr>
                   <pic:blipFill>
-                    <a:blip r:embed="rId34"/>
+                    <a:blip r:embed="rId36"/>
                     <a:stretch>
                       <a:fillRect/>
                     </a:stretch>
@@ -690,7 +714,7 @@
         <w:pStyle w:val="BodyText"/>
       </w:pPr>
       <w:r>
-        <w:t xml:space="preserve">Диаграмма Application Core Services показывает архитектурную модель модуля</w:t>
+        <w:t xml:space="preserve">Диаграмма «Application Core Services» описывает модуль</w:t>
       </w:r>
       <w:r>
         <w:t xml:space="preserve"> </w:t>
@@ -705,30 +729,18 @@
         <w:t xml:space="preserve"> </w:t>
       </w:r>
       <w:r>
-        <w:t xml:space="preserve">и фиксирует контракты, роли и отношения между сущностями слоя</w:t>
-      </w:r>
-      <w:r>
-        <w:t xml:space="preserve"> </w:t>
-      </w:r>
-      <w:r>
-        <w:rPr>
-          <w:rStyle w:val="VerbatimChar"/>
-        </w:rPr>
-        <w:t xml:space="preserve">Class / Interface</w:t>
-      </w:r>
-      <w:r>
-        <w:t xml:space="preserve">. Основной фокус: PipelineRunner, BatchExecutor, and their composition. На схеме отражено примерно 16 классов и 17 связей, поэтому её удобно использовать для проверки влияния изменений, согласования интерфейсов и подготовки рефакторинга. Ключевые элементы для быстрого чтения: PipelineRunner, PipelineServices, BatchExecutor, BatchTransformer, BatchWriter, BatchMemoryManager.</w:t>
+        <w:t xml:space="preserve">и фиксирует архитектурные границы, основные роли классов и характер их взаимодействий. Основной фокус: PipelineRunner, BatchExecutor, and their composition. В текущей версии выделено примерно 16 классов и 17 связей. Для быстрого чтения и ревью полезно начать с элементов: PipelineRunner, PipelineServices, BatchExecutor, BatchTransformer, BatchWriter, BatchMemoryManager.</w:t>
       </w:r>
     </w:p>
     <w:p>
       <w:pPr>
         <w:pStyle w:val="Heading2"/>
       </w:pPr>
-      <w:bookmarkStart w:id="35" w:name="Xc59a73ea563e2fa4a6284d08cc194c9303ef7e9"/>
-      <w:r>
-        <w:t xml:space="preserve">08-application-services — 08 Application Services</w:t>
-      </w:r>
-      <w:bookmarkEnd w:id="35"/>
+      <w:bookmarkStart w:id="37" w:name="X256f2144686f049b87a30356a91871521f2a521"/>
+      <w:r>
+        <w:t xml:space="preserve">08-application-services — Application Services</w:t>
+      </w:r>
+      <w:bookmarkEnd w:id="37"/>
     </w:p>
     <w:p>
       <w:pPr>
@@ -737,7 +749,7 @@
       <w:r>
         <w:drawing>
           <wp:inline>
-            <wp:extent cx="5334000" cy="4150930"/>
+            <wp:extent cx="5334000" cy="671977"/>
             <wp:effectExtent b="0" l="0" r="0" t="0"/>
             <wp:docPr descr="08-application-services" title="" id="1" name="Picture"/>
             <a:graphic>
@@ -750,7 +762,7 @@
                     </pic:cNvPicPr>
                   </pic:nvPicPr>
                   <pic:blipFill>
-                    <a:blip r:embed="rId36"/>
+                    <a:blip r:embed="rId38"/>
                     <a:stretch>
                       <a:fillRect/>
                     </a:stretch>
@@ -758,7 +770,7 @@
                   <pic:spPr bwMode="auto">
                     <a:xfrm>
                       <a:off x="0" y="0"/>
-                      <a:ext cx="5334000" cy="4150930"/>
+                      <a:ext cx="5334000" cy="671977"/>
                     </a:xfrm>
                     <a:prstGeom prst="rect">
                       <a:avLst/>
@@ -790,7 +802,7 @@
         <w:pStyle w:val="BodyText"/>
       </w:pPr>
       <w:r>
-        <w:t xml:space="preserve">Диаграмма Application Services показывает архитектурную модель модуля</w:t>
+        <w:t xml:space="preserve">Диаграмма «Application Services» описывает модуль</w:t>
       </w:r>
       <w:r>
         <w:t xml:space="preserve"> </w:t>
@@ -805,7 +817,80 @@
         <w:t xml:space="preserve"> </w:t>
       </w:r>
       <w:r>
-        <w:t xml:space="preserve">и фиксирует контракты, роли и отношения между сущностями слоя</w:t>
+        <w:t xml:space="preserve">и фиксирует архитектурные границы, основные роли классов и характер их взаимодействий. Основной фокус: High-level application services. В текущей версии выделено примерно 19 классов и 4 связей. Для быстрого чтения и ревью полезно начать с элементов: DataQualityService, DQReportService, MedallionLifecycleService, VacuumService, PipelineObserver, LifecyclePhase.</w:t>
+      </w:r>
+    </w:p>
+    <w:p>
+      <w:pPr>
+        <w:pStyle w:val="Heading2"/>
+      </w:pPr>
+      <w:bookmarkStart w:id="39" w:name="Xba66aacd9c54541be7a911fdfea2d3633c1f203"/>
+      <w:r>
+        <w:t xml:space="preserve">08a-application-services-operation-catalog — Application Service Operation Catalog (L2)</w:t>
+      </w:r>
+      <w:bookmarkEnd w:id="39"/>
+    </w:p>
+    <w:p>
+      <w:pPr>
+        <w:pStyle w:val="CaptionedFigure"/>
+      </w:pPr>
+      <w:r>
+        <w:drawing>
+          <wp:inline>
+            <wp:extent cx="5334000" cy="926254"/>
+            <wp:effectExtent b="0" l="0" r="0" t="0"/>
+            <wp:docPr descr="08a-application-services-operation-catalog" title="" id="1" name="Picture"/>
+            <a:graphic>
+              <a:graphicData uri="http://schemas.openxmlformats.org/drawingml/2006/picture">
+                <pic:pic>
+                  <pic:nvPicPr>
+                    <pic:cNvPr descr="class-diagrams/png/08a-application-services-operation-catalog.png" id="0" name="Picture"/>
+                    <pic:cNvPicPr>
+                      <a:picLocks noChangeArrowheads="1" noChangeAspect="1"/>
+                    </pic:cNvPicPr>
+                  </pic:nvPicPr>
+                  <pic:blipFill>
+                    <a:blip r:embed="rId40"/>
+                    <a:stretch>
+                      <a:fillRect/>
+                    </a:stretch>
+                  </pic:blipFill>
+                  <pic:spPr bwMode="auto">
+                    <a:xfrm>
+                      <a:off x="0" y="0"/>
+                      <a:ext cx="5334000" cy="926254"/>
+                    </a:xfrm>
+                    <a:prstGeom prst="rect">
+                      <a:avLst/>
+                    </a:prstGeom>
+                    <a:noFill/>
+                    <a:ln w="9525">
+                      <a:noFill/>
+                      <a:headEnd/>
+                      <a:tailEnd/>
+                    </a:ln>
+                  </pic:spPr>
+                </pic:pic>
+              </a:graphicData>
+            </a:graphic>
+          </wp:inline>
+        </w:drawing>
+      </w:r>
+    </w:p>
+    <w:p>
+      <w:pPr>
+        <w:pStyle w:val="ImageCaption"/>
+      </w:pPr>
+      <w:r>
+        <w:t xml:space="preserve">08a-application-services-operation-catalog</w:t>
+      </w:r>
+    </w:p>
+    <w:p>
+      <w:pPr>
+        <w:pStyle w:val="BodyText"/>
+      </w:pPr>
+      <w:r>
+        <w:t xml:space="preserve">Диаграмма «Application Service Operation Catalog (L2)» описывает модуль</w:t>
       </w:r>
       <w:r>
         <w:t xml:space="preserve"> </w:t>
@@ -814,21 +899,24 @@
         <w:rPr>
           <w:rStyle w:val="VerbatimChar"/>
         </w:rPr>
-        <w:t xml:space="preserve">Class / Interface</w:t>
-      </w:r>
-      <w:r>
-        <w:t xml:space="preserve">. Основной фокус: High-level application services. На схеме отражено примерно 19 классов и 4 связей, поэтому её удобно использовать для проверки влияния изменений, согласования интерфейсов и подготовки рефакторинга. Ключевые элементы для быстрого чтения: DataQualityService, DQReportService, MedallionLifecycleService, VacuumService, PipelineObserver, LifecyclePhase.</w:t>
+        <w:t xml:space="preserve">08a-application-services-operation-catalog</w:t>
+      </w:r>
+      <w:r>
+        <w:t xml:space="preserve"> </w:t>
+      </w:r>
+      <w:r>
+        <w:t xml:space="preserve">и фиксирует архитектурные границы, основные роли классов и характер их взаимодействий. Основной фокус: Detailed operational methods extracted from 08-application-services L1 overview. В текущей версии выделено примерно 9 классов и 0 связей. Для быстрого чтения и ревью полезно начать с элементов: MedallionLifecycleService, VacuumService, PipelineObserver, CheckpointService, MetricsService, QuarantineService.</w:t>
       </w:r>
     </w:p>
     <w:p>
       <w:pPr>
         <w:pStyle w:val="Heading2"/>
       </w:pPr>
-      <w:bookmarkStart w:id="37" w:name="transformers-09-transformers"/>
-      <w:r>
-        <w:t xml:space="preserve">09-transformers — 09 Transformers</w:t>
-      </w:r>
-      <w:bookmarkEnd w:id="37"/>
+      <w:bookmarkStart w:id="41" w:name="transformers-transformers"/>
+      <w:r>
+        <w:t xml:space="preserve">09-transformers — Transformers</w:t>
+      </w:r>
+      <w:bookmarkEnd w:id="41"/>
     </w:p>
     <w:p>
       <w:pPr>
@@ -850,7 +938,7 @@
                     </pic:cNvPicPr>
                   </pic:nvPicPr>
                   <pic:blipFill>
-                    <a:blip r:embed="rId38"/>
+                    <a:blip r:embed="rId42"/>
                     <a:stretch>
                       <a:fillRect/>
                     </a:stretch>
@@ -890,7 +978,7 @@
         <w:pStyle w:val="BodyText"/>
       </w:pPr>
       <w:r>
-        <w:t xml:space="preserve">Диаграмма Transformers показывает архитектурную модель модуля</w:t>
+        <w:t xml:space="preserve">Диаграмма «Transformers» описывает модуль</w:t>
       </w:r>
       <w:r>
         <w:t xml:space="preserve"> </w:t>
@@ -905,30 +993,18 @@
         <w:t xml:space="preserve"> </w:t>
       </w:r>
       <w:r>
-        <w:t xml:space="preserve">и фиксирует контракты, роли и отношения между сущностями слоя</w:t>
-      </w:r>
-      <w:r>
-        <w:t xml:space="preserve"> </w:t>
-      </w:r>
-      <w:r>
-        <w:rPr>
-          <w:rStyle w:val="VerbatimChar"/>
-        </w:rPr>
-        <w:t xml:space="preserve">Class / Interface</w:t>
-      </w:r>
-      <w:r>
-        <w:t xml:space="preserve">. Основной фокус: BaseTransformer hierarchy and provider-specific implementations. На схеме отражено примерно 20 классов и 19 связей, поэтому её удобно использовать для проверки влияния изменений, согласования интерфейсов и подготовки рефакторинга. Ключевые элементы для быстрого чтения: BaseTransformer, BaseChemblTransformer, BasePublicationTransformer, ActivityTransformer, AssayTransformer, MoleculeTransformer.</w:t>
+        <w:t xml:space="preserve">и фиксирует архитектурные границы, основные роли классов и характер их взаимодействий. Основной фокус: BaseTransformer hierarchy and provider-specific implementations. В текущей версии выделено примерно 20 классов и 19 связей. Для быстрого чтения и ревью полезно начать с элементов: BaseTransformer, BaseChemblTransformer, BasePublicationTransformer, ActivityTransformer, AssayTransformer, MoleculeTransformer.</w:t>
       </w:r>
     </w:p>
     <w:p>
       <w:pPr>
         <w:pStyle w:val="Heading2"/>
       </w:pPr>
-      <w:bookmarkStart w:id="39" w:name="adapters-10-adapters"/>
-      <w:r>
-        <w:t xml:space="preserve">10-adapters — 10 Adapters</w:t>
-      </w:r>
-      <w:bookmarkEnd w:id="39"/>
+      <w:bookmarkStart w:id="43" w:name="adapters-infrastructure-adapters"/>
+      <w:r>
+        <w:t xml:space="preserve">10-adapters — Infrastructure Adapters</w:t>
+      </w:r>
+      <w:bookmarkEnd w:id="43"/>
     </w:p>
     <w:p>
       <w:pPr>
@@ -950,7 +1026,7 @@
                     </pic:cNvPicPr>
                   </pic:nvPicPr>
                   <pic:blipFill>
-                    <a:blip r:embed="rId40"/>
+                    <a:blip r:embed="rId44"/>
                     <a:stretch>
                       <a:fillRect/>
                     </a:stretch>
@@ -990,7 +1066,7 @@
         <w:pStyle w:val="BodyText"/>
       </w:pPr>
       <w:r>
-        <w:t xml:space="preserve">Диаграмма Infrastructure Adapters показывает архитектурную модель модуля</w:t>
+        <w:t xml:space="preserve">Диаграмма «Infrastructure Adapters» описывает модуль</w:t>
       </w:r>
       <w:r>
         <w:t xml:space="preserve"> </w:t>
@@ -1005,30 +1081,18 @@
         <w:t xml:space="preserve"> </w:t>
       </w:r>
       <w:r>
-        <w:t xml:space="preserve">и фиксирует контракты, роли и отношения между сущностями слоя</w:t>
-      </w:r>
-      <w:r>
-        <w:t xml:space="preserve"> </w:t>
-      </w:r>
-      <w:r>
-        <w:rPr>
-          <w:rStyle w:val="VerbatimChar"/>
-        </w:rPr>
-        <w:t xml:space="preserve">Class / Interface</w:t>
-      </w:r>
-      <w:r>
-        <w:t xml:space="preserve">. Основной фокус: HTTP adapter class hierarchy with mixins. На схеме отражено примерно 18 классов и 14 связей, поэтому её удобно использовать для проверки влияния изменений, согласования интерфейсов и подготовки рефакторинга. Ключевые элементы для быстрого чтения: HealthCheckMixin, HealthCheckProviderMixin, BaseHttpAdapter, BaseSyncAdapter, UnifiedHTTPClient, ChemblAdapter.</w:t>
+        <w:t xml:space="preserve">и фиксирует архитектурные границы, основные роли классов и характер их взаимодействий. Основной фокус: HTTP adapter class hierarchy with mixins. В текущей версии выделено примерно 18 классов и 14 связей. Для быстрого чтения и ревью полезно начать с элементов: HealthCheckMixin, HealthCheckProviderMixin, BaseHttpAdapter, BaseSyncAdapter, UnifiedHTTPClient, ChemblAdapter.</w:t>
       </w:r>
     </w:p>
     <w:p>
       <w:pPr>
         <w:pStyle w:val="Heading2"/>
       </w:pPr>
-      <w:bookmarkStart w:id="41" w:name="storage-11-storage"/>
-      <w:r>
-        <w:t xml:space="preserve">11-storage — 11 Storage</w:t>
-      </w:r>
-      <w:bookmarkEnd w:id="41"/>
+      <w:bookmarkStart w:id="45" w:name="storage-storage-components"/>
+      <w:r>
+        <w:t xml:space="preserve">11-storage — Storage Components</w:t>
+      </w:r>
+      <w:bookmarkEnd w:id="45"/>
     </w:p>
     <w:p>
       <w:pPr>
@@ -1050,7 +1114,7 @@
                     </pic:cNvPicPr>
                   </pic:nvPicPr>
                   <pic:blipFill>
-                    <a:blip r:embed="rId42"/>
+                    <a:blip r:embed="rId46"/>
                     <a:stretch>
                       <a:fillRect/>
                     </a:stretch>
@@ -1090,7 +1154,7 @@
         <w:pStyle w:val="BodyText"/>
       </w:pPr>
       <w:r>
-        <w:t xml:space="preserve">Диаграмма Storage Components показывает архитектурную модель модуля</w:t>
+        <w:t xml:space="preserve">Диаграмма «Storage Components» описывает модуль</w:t>
       </w:r>
       <w:r>
         <w:t xml:space="preserve"> </w:t>
@@ -1105,30 +1169,18 @@
         <w:t xml:space="preserve"> </w:t>
       </w:r>
       <w:r>
-        <w:t xml:space="preserve">и фиксирует контракты, роли и отношения между сущностями слоя</w:t>
-      </w:r>
-      <w:r>
-        <w:t xml:space="preserve"> </w:t>
-      </w:r>
-      <w:r>
-        <w:rPr>
-          <w:rStyle w:val="VerbatimChar"/>
-        </w:rPr>
-        <w:t xml:space="preserve">Class / Interface</w:t>
-      </w:r>
-      <w:r>
-        <w:t xml:space="preserve">. Основной фокус: Bronze/Silver/Gold writers and supporting classes. На схеме отражено примерно 16 классов и 17 связей, поэтому её удобно использовать для проверки влияния изменений, согласования интерфейсов и подготовки рефакторинга. Ключевые элементы для быстрого чтения: BaseDeltaWriter, BronzeWriter, SilverWriter, GoldWriter, DeltaReader, ArrowDataConverter.</w:t>
+        <w:t xml:space="preserve">и фиксирует архитектурные границы, основные роли классов и характер их взаимодействий. Основной фокус: Bronze/Silver/Gold writers and supporting classes. В текущей версии выделено примерно 16 классов и 17 связей. Для быстрого чтения и ревью полезно начать с элементов: BaseDeltaWriter, BronzeWriter, SilverWriter, GoldWriter, DeltaReader, ArrowDataConverter.</w:t>
       </w:r>
     </w:p>
     <w:p>
       <w:pPr>
         <w:pStyle w:val="Heading2"/>
       </w:pPr>
-      <w:bookmarkStart w:id="43" w:name="composite-pipeline-12-composite-pipeline"/>
-      <w:r>
-        <w:t xml:space="preserve">12-composite-pipeline — 12 Composite Pipeline</w:t>
-      </w:r>
-      <w:bookmarkEnd w:id="43"/>
+      <w:bookmarkStart w:id="47" w:name="Xd3476fee4348dcc1c6f2d9f59b955b67d61b150"/>
+      <w:r>
+        <w:t xml:space="preserve">12-composite-pipeline — Composite Pipeline Components</w:t>
+      </w:r>
+      <w:bookmarkEnd w:id="47"/>
     </w:p>
     <w:p>
       <w:pPr>
@@ -1150,7 +1202,7 @@
                     </pic:cNvPicPr>
                   </pic:nvPicPr>
                   <pic:blipFill>
-                    <a:blip r:embed="rId44"/>
+                    <a:blip r:embed="rId48"/>
                     <a:stretch>
                       <a:fillRect/>
                     </a:stretch>
@@ -1190,7 +1242,7 @@
         <w:pStyle w:val="BodyText"/>
       </w:pPr>
       <w:r>
-        <w:t xml:space="preserve">Диаграмма Composite Pipeline Components показывает архитектурную модель модуля</w:t>
+        <w:t xml:space="preserve">Диаграмма «Composite Pipeline Components» описывает модуль</w:t>
       </w:r>
       <w:r>
         <w:t xml:space="preserve"> </w:t>
@@ -1205,30 +1257,18 @@
         <w:t xml:space="preserve"> </w:t>
       </w:r>
       <w:r>
-        <w:t xml:space="preserve">и фиксирует контракты, роли и отношения между сущностями слоя</w:t>
-      </w:r>
-      <w:r>
-        <w:t xml:space="preserve"> </w:t>
-      </w:r>
-      <w:r>
-        <w:rPr>
-          <w:rStyle w:val="VerbatimChar"/>
-        </w:rPr>
-        <w:t xml:space="preserve">Class / Interface</w:t>
-      </w:r>
-      <w:r>
-        <w:t xml:space="preserve">. Основной фокус: Runner, coordinators, merge service, and FSM. На схеме отражено примерно 14 классов и 13 связей, поэтому её удобно использовать для проверки влияния изменений, согласования интерфейсов и подготовки рефакторинга. Ключевые элементы для быстрого чтения: CompositePipelineRunner, CompositeRuntimeConfig, EnrichmentCoordinator, DependencyCoordinator, MergeService, EnricherAggregator.</w:t>
+        <w:t xml:space="preserve">и фиксирует архитектурные границы, основные роли классов и характер их взаимодействий. Основной фокус: Runner, coordinators, merge service, and FSM. В текущей версии выделено примерно 14 классов и 13 связей. Для быстрого чтения и ревью полезно начать с элементов: CompositePipelineRunner, CompositeRuntimeConfig, EnrichmentCoordinator, DependencyCoordinator, MergeService, EnricherAggregator.</w:t>
       </w:r>
     </w:p>
     <w:p>
       <w:pPr>
         <w:pStyle w:val="Heading2"/>
       </w:pPr>
-      <w:bookmarkStart w:id="45" w:name="domain-services-13-domain-services"/>
-      <w:r>
-        <w:t xml:space="preserve">13-domain-services — 13 Domain Services</w:t>
-      </w:r>
-      <w:bookmarkEnd w:id="45"/>
+      <w:bookmarkStart w:id="49" w:name="domain-services-domain-services"/>
+      <w:r>
+        <w:t xml:space="preserve">13-domain-services — Domain Services</w:t>
+      </w:r>
+      <w:bookmarkEnd w:id="49"/>
     </w:p>
     <w:p>
       <w:pPr>
@@ -1250,7 +1290,7 @@
                     </pic:cNvPicPr>
                   </pic:nvPicPr>
                   <pic:blipFill>
-                    <a:blip r:embed="rId46"/>
+                    <a:blip r:embed="rId50"/>
                     <a:stretch>
                       <a:fillRect/>
                     </a:stretch>
@@ -1290,7 +1330,7 @@
         <w:pStyle w:val="BodyText"/>
       </w:pPr>
       <w:r>
-        <w:t xml:space="preserve">Диаграмма Domain Services показывает архитектурную модель модуля</w:t>
+        <w:t xml:space="preserve">Диаграмма «Domain Services» описывает модуль</w:t>
       </w:r>
       <w:r>
         <w:t xml:space="preserve"> </w:t>
@@ -1305,30 +1345,18 @@
         <w:t xml:space="preserve"> </w:t>
       </w:r>
       <w:r>
-        <w:t xml:space="preserve">и фиксирует контракты, роли и отношения между сущностями слоя</w:t>
-      </w:r>
-      <w:r>
-        <w:t xml:space="preserve"> </w:t>
-      </w:r>
-      <w:r>
-        <w:rPr>
-          <w:rStyle w:val="VerbatimChar"/>
-        </w:rPr>
-        <w:t xml:space="preserve">Class / Interface</w:t>
-      </w:r>
-      <w:r>
-        <w:t xml:space="preserve">. Основной фокус: Pure domain services without I/O. На схеме отражено примерно 10 классов и 0 связей, поэтому её удобно использовать для проверки влияния изменений, согласования интерфейсов и подготовки рефакторинга. Ключевые элементы для быстрого чтения: IdentityService, NormalizationService, DataNormalizationService, AuthorNormalizationService, ActivityAggregator, UnitConverter.</w:t>
+        <w:t xml:space="preserve">и фиксирует архитектурные границы, основные роли классов и характер их взаимодействий. Основной фокус: Pure domain services without I/O. В текущей версии выделено примерно 10 классов и 0 связей. Для быстрого чтения и ревью полезно начать с элементов: IdentityService, NormalizationService, DataNormalizationService, AuthorNormalizationService, ActivityAggregator, UnitConverter.</w:t>
       </w:r>
     </w:p>
     <w:p>
       <w:pPr>
         <w:pStyle w:val="Heading2"/>
       </w:pPr>
-      <w:bookmarkStart w:id="47" w:name="observability-14-observability"/>
-      <w:r>
-        <w:t xml:space="preserve">14-observability — 14 Observability</w:t>
-      </w:r>
-      <w:bookmarkEnd w:id="47"/>
+      <w:bookmarkStart w:id="51" w:name="observability-observability-components"/>
+      <w:r>
+        <w:t xml:space="preserve">14-observability — Observability Components</w:t>
+      </w:r>
+      <w:bookmarkEnd w:id="51"/>
     </w:p>
     <w:p>
       <w:pPr>
@@ -1337,7 +1365,7 @@
       <w:r>
         <w:drawing>
           <wp:inline>
-            <wp:extent cx="5334000" cy="10722747"/>
+            <wp:extent cx="5334000" cy="8122586"/>
             <wp:effectExtent b="0" l="0" r="0" t="0"/>
             <wp:docPr descr="14-observability" title="" id="1" name="Picture"/>
             <a:graphic>
@@ -1350,7 +1378,7 @@
                     </pic:cNvPicPr>
                   </pic:nvPicPr>
                   <pic:blipFill>
-                    <a:blip r:embed="rId48"/>
+                    <a:blip r:embed="rId52"/>
                     <a:stretch>
                       <a:fillRect/>
                     </a:stretch>
@@ -1358,7 +1386,7 @@
                   <pic:spPr bwMode="auto">
                     <a:xfrm>
                       <a:off x="0" y="0"/>
-                      <a:ext cx="5334000" cy="10722747"/>
+                      <a:ext cx="5334000" cy="8122586"/>
                     </a:xfrm>
                     <a:prstGeom prst="rect">
                       <a:avLst/>
@@ -1390,7 +1418,7 @@
         <w:pStyle w:val="BodyText"/>
       </w:pPr>
       <w:r>
-        <w:t xml:space="preserve">Диаграмма Observability Components показывает архитектурную модель модуля</w:t>
+        <w:t xml:space="preserve">Диаграмма «Observability Components» описывает модуль</w:t>
       </w:r>
       <w:r>
         <w:t xml:space="preserve"> </w:t>
@@ -1405,7 +1433,80 @@
         <w:t xml:space="preserve"> </w:t>
       </w:r>
       <w:r>
-        <w:t xml:space="preserve">и фиксирует контракты, роли и отношения между сущностями слоя</w:t>
+        <w:t xml:space="preserve">и фиксирует архитектурные границы, основные роли классов и характер их взаимодействий. Основной фокус: Logging, metrics, tracing implementations. В текущей версии выделено примерно 19 классов и 14 связей. Для быстрого чтения и ревью полезно начать с элементов: LoggerPort, UnifiedLogger, StructlogLogger, NoOpLogger, MetricsPort, MetricsCollector.</w:t>
+      </w:r>
+    </w:p>
+    <w:p>
+      <w:pPr>
+        <w:pStyle w:val="Heading2"/>
+      </w:pPr>
+      <w:bookmarkStart w:id="53" w:name="X049c0a9eaacd195e8496eead93a83051838c82d"/>
+      <w:r>
+        <w:t xml:space="preserve">14a-observability-method-catalog — Observability Method Catalog (L2)</w:t>
+      </w:r>
+      <w:bookmarkEnd w:id="53"/>
+    </w:p>
+    <w:p>
+      <w:pPr>
+        <w:pStyle w:val="CaptionedFigure"/>
+      </w:pPr>
+      <w:r>
+        <w:drawing>
+          <wp:inline>
+            <wp:extent cx="5334000" cy="2390835"/>
+            <wp:effectExtent b="0" l="0" r="0" t="0"/>
+            <wp:docPr descr="14a-observability-method-catalog" title="" id="1" name="Picture"/>
+            <a:graphic>
+              <a:graphicData uri="http://schemas.openxmlformats.org/drawingml/2006/picture">
+                <pic:pic>
+                  <pic:nvPicPr>
+                    <pic:cNvPr descr="class-diagrams/png/14a-observability-method-catalog.png" id="0" name="Picture"/>
+                    <pic:cNvPicPr>
+                      <a:picLocks noChangeArrowheads="1" noChangeAspect="1"/>
+                    </pic:cNvPicPr>
+                  </pic:nvPicPr>
+                  <pic:blipFill>
+                    <a:blip r:embed="rId54"/>
+                    <a:stretch>
+                      <a:fillRect/>
+                    </a:stretch>
+                  </pic:blipFill>
+                  <pic:spPr bwMode="auto">
+                    <a:xfrm>
+                      <a:off x="0" y="0"/>
+                      <a:ext cx="5334000" cy="2390835"/>
+                    </a:xfrm>
+                    <a:prstGeom prst="rect">
+                      <a:avLst/>
+                    </a:prstGeom>
+                    <a:noFill/>
+                    <a:ln w="9525">
+                      <a:noFill/>
+                      <a:headEnd/>
+                      <a:tailEnd/>
+                    </a:ln>
+                  </pic:spPr>
+                </pic:pic>
+              </a:graphicData>
+            </a:graphic>
+          </wp:inline>
+        </w:drawing>
+      </w:r>
+    </w:p>
+    <w:p>
+      <w:pPr>
+        <w:pStyle w:val="ImageCaption"/>
+      </w:pPr>
+      <w:r>
+        <w:t xml:space="preserve">14a-observability-method-catalog</w:t>
+      </w:r>
+    </w:p>
+    <w:p>
+      <w:pPr>
+        <w:pStyle w:val="BodyText"/>
+      </w:pPr>
+      <w:r>
+        <w:t xml:space="preserve">Диаграмма «Observability Method Catalog (L2)» описывает модуль</w:t>
       </w:r>
       <w:r>
         <w:t xml:space="preserve"> </w:t>
@@ -1414,21 +1515,24 @@
         <w:rPr>
           <w:rStyle w:val="VerbatimChar"/>
         </w:rPr>
-        <w:t xml:space="preserve">Class / Interface</w:t>
-      </w:r>
-      <w:r>
-        <w:t xml:space="preserve">. Основной фокус: Logging, metrics, tracing implementations. На схеме отражено примерно 19 классов и 6 связей, поэтому её удобно использовать для проверки влияния изменений, согласования интерфейсов и подготовки рефакторинга. Ключевые элементы для быстрого чтения: LoggerPort, UnifiedLogger, StructlogLogger, NoOpLogger, MetricsPort, MetricsCollector.</w:t>
+        <w:t xml:space="preserve">14a-observability-method-catalog</w:t>
+      </w:r>
+      <w:r>
+        <w:t xml:space="preserve"> </w:t>
+      </w:r>
+      <w:r>
+        <w:t xml:space="preserve">и фиксирует архитектурные границы, основные роли классов и характер их взаимодействий. Основной фокус: Detailed method surface extracted from 14-observability L1 overview. В текущей версии выделено примерно 9 классов и 5 связей. Для быстрого чтения и ревью полезно начать с элементов: LoggerPort, UnifiedLogger, MetricsPort, MetricsCollector, PrometheusMetrics, MetricsServerAdapter.</w:t>
       </w:r>
     </w:p>
     <w:p>
       <w:pPr>
         <w:pStyle w:val="Heading2"/>
       </w:pPr>
-      <w:bookmarkStart w:id="49" w:name="extractors-15-extractors"/>
-      <w:r>
-        <w:t xml:space="preserve">15-extractors — 15 Extractors</w:t>
-      </w:r>
-      <w:bookmarkEnd w:id="49"/>
+      <w:bookmarkStart w:id="55" w:name="extractors-field-extractors"/>
+      <w:r>
+        <w:t xml:space="preserve">15-extractors — Field Extractors</w:t>
+      </w:r>
+      <w:bookmarkEnd w:id="55"/>
     </w:p>
     <w:p>
       <w:pPr>
@@ -1450,7 +1554,7 @@
                     </pic:cNvPicPr>
                   </pic:nvPicPr>
                   <pic:blipFill>
-                    <a:blip r:embed="rId50"/>
+                    <a:blip r:embed="rId56"/>
                     <a:stretch>
                       <a:fillRect/>
                     </a:stretch>
@@ -1490,7 +1594,7 @@
         <w:pStyle w:val="BodyText"/>
       </w:pPr>
       <w:r>
-        <w:t xml:space="preserve">Диаграмма Field Extractors показывает архитектурную модель модуля</w:t>
+        <w:t xml:space="preserve">Диаграмма «Field Extractors» описывает модуль</w:t>
       </w:r>
       <w:r>
         <w:t xml:space="preserve"> </w:t>
@@ -1505,30 +1609,18 @@
         <w:t xml:space="preserve"> </w:t>
       </w:r>
       <w:r>
-        <w:t xml:space="preserve">и фиксирует контракты, роли и отношения между сущностями слоя</w:t>
-      </w:r>
-      <w:r>
-        <w:t xml:space="preserve"> </w:t>
-      </w:r>
-      <w:r>
-        <w:rPr>
-          <w:rStyle w:val="VerbatimChar"/>
-        </w:rPr>
-        <w:t xml:space="preserve">Class / Interface</w:t>
-      </w:r>
-      <w:r>
-        <w:t xml:space="preserve">. Основной фокус: Extractor pattern used in transformers. На схеме отражено примерно 12 классов и 11 связей, поэтому её удобно использовать для проверки влияния изменений, согласования интерфейсов и подготовки рефакторинга. Ключевые элементы для быстрого чтения: BaseFieldExtractor, AbstractExtractor, AuthorExtractor, DateExtractor, ClassificationExtractor, IdentifierExtractor.</w:t>
+        <w:t xml:space="preserve">и фиксирует архитектурные границы, основные роли классов и характер их взаимодействий. Основной фокус: Extractor pattern used in transformers. В текущей версии выделено примерно 12 классов и 11 связей. Для быстрого чтения и ревью полезно начать с элементов: BaseFieldExtractor, AbstractExtractor, AuthorExtractor, DateExtractor, ClassificationExtractor, IdentifierExtractor.</w:t>
       </w:r>
     </w:p>
     <w:p>
       <w:pPr>
         <w:pStyle w:val="Heading2"/>
       </w:pPr>
-      <w:bookmarkStart w:id="51" w:name="X41c65df300598ae2e318035acf1e5b4282b8c68"/>
-      <w:r>
-        <w:t xml:space="preserve">16-factories-bootstrap — 16 Factories Bootstrap</w:t>
-      </w:r>
-      <w:bookmarkEnd w:id="51"/>
+      <w:bookmarkStart w:id="57" w:name="factories-bootstrap-factories-bootstrap"/>
+      <w:r>
+        <w:t xml:space="preserve">16-factories-bootstrap — Factories &amp; Bootstrap</w:t>
+      </w:r>
+      <w:bookmarkEnd w:id="57"/>
     </w:p>
     <w:p>
       <w:pPr>
@@ -1550,7 +1642,7 @@
                     </pic:cNvPicPr>
                   </pic:nvPicPr>
                   <pic:blipFill>
-                    <a:blip r:embed="rId52"/>
+                    <a:blip r:embed="rId58"/>
                     <a:stretch>
                       <a:fillRect/>
                     </a:stretch>
@@ -1590,7 +1682,7 @@
         <w:pStyle w:val="BodyText"/>
       </w:pPr>
       <w:r>
-        <w:t xml:space="preserve">Диаграмма Factories &amp; Bootstrap показывает архитектурную модель модуля</w:t>
+        <w:t xml:space="preserve">Диаграмма «Factories &amp; Bootstrap» описывает модуль</w:t>
       </w:r>
       <w:r>
         <w:t xml:space="preserve"> </w:t>
@@ -1605,19 +1697,7 @@
         <w:t xml:space="preserve"> </w:t>
       </w:r>
       <w:r>
-        <w:t xml:space="preserve">и фиксирует контракты, роли и отношения между сущностями слоя</w:t>
-      </w:r>
-      <w:r>
-        <w:t xml:space="preserve"> </w:t>
-      </w:r>
-      <w:r>
-        <w:rPr>
-          <w:rStyle w:val="VerbatimChar"/>
-        </w:rPr>
-        <w:t xml:space="preserve">Class / Interface</w:t>
-      </w:r>
-      <w:r>
-        <w:t xml:space="preserve">. Основной фокус: Composition layer factories and DI assembly. На схеме отражено примерно 13 классов и 12 связей, поэтому её удобно использовать для проверки влияния изменений, согласования интерфейсов и подготовки рефакторинга. Ключевые элементы для быстрого чтения: DataSourceRegistry, TransformerFactory, RunnerFactory, DQFactory, RuntimeAssembly, RunnerBootstrap.</w:t>
+        <w:t xml:space="preserve">и фиксирует архитектурные границы, основные роли классов и характер их взаимодействий. Основной фокус: Composition layer factories and DI assembly. В текущей версии выделено примерно 13 классов и 12 связей. Для быстрого чтения и ревью полезно начать с элементов: DataSourceRegistry, TransformerFactory, RunnerFactory, DQFactory, RuntimeAssembly, RunnerBootstrap.</w:t>
       </w:r>
     </w:p>
     <w:sectPr/>

--- a/docs/02-architecture/mmd-diagrams/class-diagrams-with-descriptions.docx
+++ b/docs/02-architecture/mmd-diagrams/class-diagrams-with-descriptions.docx
@@ -25,7 +25,7 @@
         <w:pStyle w:val="FirstParagraph"/>
       </w:pPr>
       <w:r>
-        <w:t xml:space="preserve">Сгенерировано: 2026-03-02T16:16:38+03:00</w:t>
+        <w:t xml:space="preserve">Сгенерировано: 2026-03-02T16:37:55+03:00</w:t>
       </w:r>
     </w:p>
     <w:p>
@@ -221,7 +221,7 @@
       <w:r>
         <w:drawing>
           <wp:inline>
-            <wp:extent cx="5334000" cy="2457862"/>
+            <wp:extent cx="5334000" cy="2437835"/>
             <wp:effectExtent b="0" l="0" r="0" t="0"/>
             <wp:docPr descr="02-entities-aggregates" title="" id="1" name="Picture"/>
             <a:graphic>
@@ -242,7 +242,7 @@
                   <pic:spPr bwMode="auto">
                     <a:xfrm>
                       <a:off x="0" y="0"/>
-                      <a:ext cx="5334000" cy="2457862"/>
+                      <a:ext cx="5334000" cy="2437835"/>
                     </a:xfrm>
                     <a:prstGeom prst="rect">
                       <a:avLst/>
@@ -485,7 +485,7 @@
       <w:r>
         <w:drawing>
           <wp:inline>
-            <wp:extent cx="5334000" cy="5198884"/>
+            <wp:extent cx="5334000" cy="5175049"/>
             <wp:effectExtent b="0" l="0" r="0" t="0"/>
             <wp:docPr descr="05-exceptions" title="" id="1" name="Picture"/>
             <a:graphic>
@@ -506,7 +506,7 @@
                   <pic:spPr bwMode="auto">
                     <a:xfrm>
                       <a:off x="0" y="0"/>
-                      <a:ext cx="5334000" cy="5198884"/>
+                      <a:ext cx="5334000" cy="5175049"/>
                     </a:xfrm>
                     <a:prstGeom prst="rect">
                       <a:avLst/>
@@ -925,7 +925,7 @@
       <w:r>
         <w:drawing>
           <wp:inline>
-            <wp:extent cx="5334000" cy="13034855"/>
+            <wp:extent cx="5334000" cy="12893893"/>
             <wp:effectExtent b="0" l="0" r="0" t="0"/>
             <wp:docPr descr="09-transformers" title="" id="1" name="Picture"/>
             <a:graphic>
@@ -946,7 +946,7 @@
                   <pic:spPr bwMode="auto">
                     <a:xfrm>
                       <a:off x="0" y="0"/>
-                      <a:ext cx="5334000" cy="13034855"/>
+                      <a:ext cx="5334000" cy="12893893"/>
                     </a:xfrm>
                     <a:prstGeom prst="rect">
                       <a:avLst/>
@@ -1277,7 +1277,7 @@
       <w:r>
         <w:drawing>
           <wp:inline>
-            <wp:extent cx="5334000" cy="7100565"/>
+            <wp:extent cx="5334000" cy="10065068"/>
             <wp:effectExtent b="0" l="0" r="0" t="0"/>
             <wp:docPr descr="13-domain-services" title="" id="1" name="Picture"/>
             <a:graphic>
@@ -1298,7 +1298,7 @@
                   <pic:spPr bwMode="auto">
                     <a:xfrm>
                       <a:off x="0" y="0"/>
-                      <a:ext cx="5334000" cy="7100565"/>
+                      <a:ext cx="5334000" cy="10065068"/>
                     </a:xfrm>
                     <a:prstGeom prst="rect">
                       <a:avLst/>
@@ -1541,7 +1541,7 @@
       <w:r>
         <w:drawing>
           <wp:inline>
-            <wp:extent cx="5334000" cy="7423506"/>
+            <wp:extent cx="5334000" cy="8391564"/>
             <wp:effectExtent b="0" l="0" r="0" t="0"/>
             <wp:docPr descr="15-extractors" title="" id="1" name="Picture"/>
             <a:graphic>
@@ -1562,7 +1562,7 @@
                   <pic:spPr bwMode="auto">
                     <a:xfrm>
                       <a:off x="0" y="0"/>
-                      <a:ext cx="5334000" cy="7423506"/>
+                      <a:ext cx="5334000" cy="8391564"/>
                     </a:xfrm>
                     <a:prstGeom prst="rect">
                       <a:avLst/>
@@ -1629,7 +1629,7 @@
       <w:r>
         <w:drawing>
           <wp:inline>
-            <wp:extent cx="5334000" cy="9904526"/>
+            <wp:extent cx="5334000" cy="9735057"/>
             <wp:effectExtent b="0" l="0" r="0" t="0"/>
             <wp:docPr descr="16-factories-bootstrap" title="" id="1" name="Picture"/>
             <a:graphic>
@@ -1650,7 +1650,7 @@
                   <pic:spPr bwMode="auto">
                     <a:xfrm>
                       <a:off x="0" y="0"/>
-                      <a:ext cx="5334000" cy="9904526"/>
+                      <a:ext cx="5334000" cy="9735057"/>
                     </a:xfrm>
                     <a:prstGeom prst="rect">
                       <a:avLst/>

--- a/docs/02-architecture/mmd-diagrams/class-diagrams-with-descriptions.docx
+++ b/docs/02-architecture/mmd-diagrams/class-diagrams-with-descriptions.docx
@@ -4,20 +4,12 @@
   <w:body>
     <w:p>
       <w:pPr>
-        <w:pStyle w:val="Title"/>
-      </w:pPr>
+        <w:pStyle w:val="Heading1"/>
+      </w:pPr>
+      <w:bookmarkStart w:id="20" w:name="bioetl-class-diagrams-with-descriptions"/>
       <w:r>
         <w:t xml:space="preserve">BioETL Class Diagrams with Descriptions</w:t>
       </w:r>
-    </w:p>
-    <w:p>
-      <w:pPr>
-        <w:pStyle w:val="Heading1"/>
-      </w:pPr>
-      <w:bookmarkStart w:id="20" w:name="bioetl-class-diagrams-with-descriptions"/>
-      <w:r>
-        <w:t xml:space="preserve">BioETL Class Diagrams with Descriptions</w:t>
-      </w:r>
       <w:bookmarkEnd w:id="20"/>
     </w:p>
     <w:p>
@@ -25,18 +17,22 @@
         <w:pStyle w:val="FirstParagraph"/>
       </w:pPr>
       <w:r>
-        <w:t xml:space="preserve">Сгенерировано: 2026-03-02T16:37:55+03:00</w:t>
-      </w:r>
-    </w:p>
-    <w:p>
-      <w:pPr>
-        <w:pStyle w:val="Heading2"/>
-      </w:pPr>
-      <w:bookmarkStart w:id="21" w:name="domain-ports-domain-port-protocols"/>
-      <w:r>
-        <w:t xml:space="preserve">01-domain-ports — Domain Port Protocols</w:t>
-      </w:r>
-      <w:bookmarkEnd w:id="21"/>
+        <w:t xml:space="preserve">Сгенерировано: 2026-03-03T09:44:02+03:00</w:t>
+      </w:r>
+    </w:p>
+    <w:p>
+      <w:pPr>
+        <w:pStyle w:val="BodyText"/>
+      </w:pPr>
+      <w:r>
+        <w:t xml:space="preserve">Всего диаграмм: 19</w:t>
+      </w:r>
+      <w:r>
+        <w:t xml:space="preserve"> </w:t>
+      </w:r>
+      <w:r>
+        <w:t xml:space="preserve">## 01-domain-ports — Domain Port Protocols</w:t>
+      </w:r>
     </w:p>
     <w:p>
       <w:pPr>
@@ -58,7 +54,7 @@
                     </pic:cNvPicPr>
                   </pic:nvPicPr>
                   <pic:blipFill>
-                    <a:blip r:embed="rId22"/>
+                    <a:blip r:embed="rId21"/>
                     <a:stretch>
                       <a:fillRect/>
                     </a:stretch>
@@ -95,10 +91,20 @@
     </w:p>
     <w:p>
       <w:pPr>
-        <w:pStyle w:val="BodyText"/>
-      </w:pPr>
-      <w:r>
-        <w:t xml:space="preserve">Диаграмма «Domain Port Protocols» описывает модуль</w:t>
+        <w:pStyle w:val="Heading3"/>
+      </w:pPr>
+      <w:bookmarkStart w:id="22" w:name="описание"/>
+      <w:r>
+        <w:t xml:space="preserve">Описание</w:t>
+      </w:r>
+      <w:bookmarkEnd w:id="22"/>
+    </w:p>
+    <w:p>
+      <w:pPr>
+        <w:pStyle w:val="FirstParagraph"/>
+      </w:pPr>
+      <w:r>
+        <w:t xml:space="preserve">Диаграмма Domain Port Protocols показывает архитектурную модель модуля</w:t>
       </w:r>
       <w:r>
         <w:t xml:space="preserve"> </w:t>
@@ -113,7 +119,26 @@
         <w:t xml:space="preserve"> </w:t>
       </w:r>
       <w:r>
-        <w:t xml:space="preserve">и фиксирует архитектурные границы, основные роли классов и характер их взаимодействий. Основной фокус: All Protocol interfaces defined in domain/ports/ В текущей версии выделено примерно 19 классов и 1 связей. Для быстрого чтения и ревью полезно начать с элементов: DataSourcePort, FilterableDataSourcePort, StoragePort, LockPort, CheckpointPort, QuarantinePort.</w:t>
+        <w:t xml:space="preserve">и фиксирует контракты, роли и отношения между сущностями слоя</w:t>
+      </w:r>
+      <w:r>
+        <w:t xml:space="preserve"> </w:t>
+      </w:r>
+      <w:r>
+        <w:rPr>
+          <w:rStyle w:val="VerbatimChar"/>
+        </w:rPr>
+        <w:t xml:space="preserve">Class / Interface</w:t>
+      </w:r>
+      <w:r>
+        <w:t xml:space="preserve">. Основной фокус: All Protocol interfaces defined in domain/ports/. На схеме отражено примерно 19 классов и 1 связей, поэтому её удобно использовать для проверки влияния изменений, согласования интерфейсов и подготовки рефакторинга. Ключевые элементы для быстрого чтения: DataSourcePort, FilterableDataSourcePort, StoragePort, LockPort, CheckpointPort, QuarantinePort.</w:t>
+      </w:r>
+    </w:p>
+    <w:p>
+      <w:r>
+        <w:pict>
+          <v:rect style="width:0;height:1.5pt" o:hralign="center" o:hrstd="t" o:hr="t"/>
+        </w:pict>
       </w:r>
     </w:p>
     <w:p>
@@ -183,7 +208,17 @@
     </w:p>
     <w:p>
       <w:pPr>
-        <w:pStyle w:val="BodyText"/>
+        <w:pStyle w:val="Heading3"/>
+      </w:pPr>
+      <w:bookmarkStart w:id="25" w:name="описание-1"/>
+      <w:r>
+        <w:t xml:space="preserve">Описание</w:t>
+      </w:r>
+      <w:bookmarkEnd w:id="25"/>
+    </w:p>
+    <w:p>
+      <w:pPr>
+        <w:pStyle w:val="FirstParagraph"/>
       </w:pPr>
       <w:r>
         <w:t xml:space="preserve">Диаграмма «Domain Port Method Catalog (L2)» описывает модуль</w:t>
@@ -201,18 +236,37 @@
         <w:t xml:space="preserve"> </w:t>
       </w:r>
       <w:r>
-        <w:t xml:space="preserve">и фиксирует архитектурные границы, основные роли классов и характер их взаимодействий. Основной фокус: Detailed method surface extracted from 01-domain-ports L1 overview. В текущей версии выделено примерно 13 классов и 1 связей. Для быстрого чтения и ревью полезно начать с элементов: DataSourcePort, FilterableDataSourcePort, StoragePort, LockPort, CheckpointPort, QuarantinePort.</w:t>
+        <w:t xml:space="preserve">и фиксирует ключевые классы, контракты и связи на уровне</w:t>
+      </w:r>
+      <w:r>
+        <w:t xml:space="preserve"> </w:t>
+      </w:r>
+      <w:r>
+        <w:rPr>
+          <w:rStyle w:val="VerbatimChar"/>
+        </w:rPr>
+        <w:t xml:space="preserve">Class / Interface</w:t>
+      </w:r>
+      <w:r>
+        <w:t xml:space="preserve">. Основной фокус: Detailed method surface extracted from 01-domain-ports L1 overview.</w:t>
+      </w:r>
+    </w:p>
+    <w:p>
+      <w:r>
+        <w:pict>
+          <v:rect style="width:0;height:1.5pt" o:hralign="center" o:hrstd="t" o:hr="t"/>
+        </w:pict>
       </w:r>
     </w:p>
     <w:p>
       <w:pPr>
         <w:pStyle w:val="Heading2"/>
       </w:pPr>
-      <w:bookmarkStart w:id="25" w:name="entities-aggregates-entities-aggregates"/>
+      <w:bookmarkStart w:id="26" w:name="entities-aggregates-entities-aggregates"/>
       <w:r>
         <w:t xml:space="preserve">02-entities-aggregates — Entities &amp; Aggregates</w:t>
       </w:r>
-      <w:bookmarkEnd w:id="25"/>
+      <w:bookmarkEnd w:id="26"/>
     </w:p>
     <w:p>
       <w:pPr>
@@ -234,7 +288,7 @@
                     </pic:cNvPicPr>
                   </pic:nvPicPr>
                   <pic:blipFill>
-                    <a:blip r:embed="rId26"/>
+                    <a:blip r:embed="rId27"/>
                     <a:stretch>
                       <a:fillRect/>
                     </a:stretch>
@@ -271,10 +325,20 @@
     </w:p>
     <w:p>
       <w:pPr>
-        <w:pStyle w:val="BodyText"/>
-      </w:pPr>
-      <w:r>
-        <w:t xml:space="preserve">Диаграмма «Entities &amp; Aggregates» описывает модуль</w:t>
+        <w:pStyle w:val="Heading3"/>
+      </w:pPr>
+      <w:bookmarkStart w:id="28" w:name="описание-2"/>
+      <w:r>
+        <w:t xml:space="preserve">Описание</w:t>
+      </w:r>
+      <w:bookmarkEnd w:id="28"/>
+    </w:p>
+    <w:p>
+      <w:pPr>
+        <w:pStyle w:val="FirstParagraph"/>
+      </w:pPr>
+      <w:r>
+        <w:t xml:space="preserve">Диаграмма Entities &amp; Aggregates показывает архитектурную модель модуля</w:t>
       </w:r>
       <w:r>
         <w:t xml:space="preserve"> </w:t>
@@ -289,18 +353,37 @@
         <w:t xml:space="preserve"> </w:t>
       </w:r>
       <w:r>
-        <w:t xml:space="preserve">и фиксирует архитектурные границы, основные роли классов и характер их взаимодействий. Основной фокус: Domain entities, aggregate roots, and their relationships. В текущей версии выделено примерно 13 классов и 9 связей. Для быстрого чтения и ревью полезно начать с элементов: BaseEntity, Bioactivity, BioactivityState, PublicationBase, Batch, BatchRecord.</w:t>
+        <w:t xml:space="preserve">и фиксирует контракты, роли и отношения между сущностями слоя</w:t>
+      </w:r>
+      <w:r>
+        <w:t xml:space="preserve"> </w:t>
+      </w:r>
+      <w:r>
+        <w:rPr>
+          <w:rStyle w:val="VerbatimChar"/>
+        </w:rPr>
+        <w:t xml:space="preserve">Class / Interface</w:t>
+      </w:r>
+      <w:r>
+        <w:t xml:space="preserve">. Основной фокус: Domain entities, aggregate roots, and their relationships. На схеме отражено примерно 13 классов и 9 связей, поэтому её удобно использовать для проверки влияния изменений, согласования интерфейсов и подготовки рефакторинга. Ключевые элементы для быстрого чтения: BaseEntity, Bioactivity, BioactivityState, PublicationBase, Batch, BatchRecord.</w:t>
+      </w:r>
+    </w:p>
+    <w:p>
+      <w:r>
+        <w:pict>
+          <v:rect style="width:0;height:1.5pt" o:hralign="center" o:hrstd="t" o:hr="t"/>
+        </w:pict>
       </w:r>
     </w:p>
     <w:p>
       <w:pPr>
         <w:pStyle w:val="Heading2"/>
       </w:pPr>
-      <w:bookmarkStart w:id="27" w:name="value-objects-value-objects"/>
+      <w:bookmarkStart w:id="29" w:name="value-objects-value-objects"/>
       <w:r>
         <w:t xml:space="preserve">03-value-objects — Value Objects</w:t>
       </w:r>
-      <w:bookmarkEnd w:id="27"/>
+      <w:bookmarkEnd w:id="29"/>
     </w:p>
     <w:p>
       <w:pPr>
@@ -322,7 +405,7 @@
                     </pic:cNvPicPr>
                   </pic:nvPicPr>
                   <pic:blipFill>
-                    <a:blip r:embed="rId28"/>
+                    <a:blip r:embed="rId30"/>
                     <a:stretch>
                       <a:fillRect/>
                     </a:stretch>
@@ -359,10 +442,20 @@
     </w:p>
     <w:p>
       <w:pPr>
-        <w:pStyle w:val="BodyText"/>
-      </w:pPr>
-      <w:r>
-        <w:t xml:space="preserve">Диаграмма «Value Objects» описывает модуль</w:t>
+        <w:pStyle w:val="Heading3"/>
+      </w:pPr>
+      <w:bookmarkStart w:id="31" w:name="описание-3"/>
+      <w:r>
+        <w:t xml:space="preserve">Описание</w:t>
+      </w:r>
+      <w:bookmarkEnd w:id="31"/>
+    </w:p>
+    <w:p>
+      <w:pPr>
+        <w:pStyle w:val="FirstParagraph"/>
+      </w:pPr>
+      <w:r>
+        <w:t xml:space="preserve">Диаграмма Value Objects показывает архитектурную модель модуля</w:t>
       </w:r>
       <w:r>
         <w:t xml:space="preserve"> </w:t>
@@ -377,18 +470,37 @@
         <w:t xml:space="preserve"> </w:t>
       </w:r>
       <w:r>
-        <w:t xml:space="preserve">и фиксирует архитектурные границы, основные роли классов и характер их взаимодействий. Основной фокус: Immutable domain value objects. В текущей версии выделено примерно 17 классов и 6 связей. Для быстрого чтения и ревью полезно начать с элементов: BronzeWriteResult, SilverWriteResult, RunContext, HealthCheckResult, FencingToken, LockContext.</w:t>
+        <w:t xml:space="preserve">и фиксирует контракты, роли и отношения между сущностями слоя</w:t>
+      </w:r>
+      <w:r>
+        <w:t xml:space="preserve"> </w:t>
+      </w:r>
+      <w:r>
+        <w:rPr>
+          <w:rStyle w:val="VerbatimChar"/>
+        </w:rPr>
+        <w:t xml:space="preserve">Class / Interface</w:t>
+      </w:r>
+      <w:r>
+        <w:t xml:space="preserve">. Основной фокус: Immutable domain value objects. На схеме отражено примерно 17 классов и 6 связей, поэтому её удобно использовать для проверки влияния изменений, согласования интерфейсов и подготовки рефакторинга. Ключевые элементы для быстрого чтения: BronzeWriteResult, SilverWriteResult, RunContext, HealthCheckResult, FencingToken, LockContext.</w:t>
+      </w:r>
+    </w:p>
+    <w:p>
+      <w:r>
+        <w:pict>
+          <v:rect style="width:0;height:1.5pt" o:hralign="center" o:hrstd="t" o:hr="t"/>
+        </w:pict>
       </w:r>
     </w:p>
     <w:p>
       <w:pPr>
         <w:pStyle w:val="Heading2"/>
       </w:pPr>
-      <w:bookmarkStart w:id="29" w:name="types-enums-types-enums"/>
+      <w:bookmarkStart w:id="32" w:name="types-enums-types-enums"/>
       <w:r>
         <w:t xml:space="preserve">04-types-enums — Types &amp; Enums</w:t>
       </w:r>
-      <w:bookmarkEnd w:id="29"/>
+      <w:bookmarkEnd w:id="32"/>
     </w:p>
     <w:p>
       <w:pPr>
@@ -410,7 +522,7 @@
                     </pic:cNvPicPr>
                   </pic:nvPicPr>
                   <pic:blipFill>
-                    <a:blip r:embed="rId30"/>
+                    <a:blip r:embed="rId33"/>
                     <a:stretch>
                       <a:fillRect/>
                     </a:stretch>
@@ -447,10 +559,20 @@
     </w:p>
     <w:p>
       <w:pPr>
-        <w:pStyle w:val="BodyText"/>
-      </w:pPr>
-      <w:r>
-        <w:t xml:space="preserve">Диаграмма «Types &amp; Enums» описывает модуль</w:t>
+        <w:pStyle w:val="Heading3"/>
+      </w:pPr>
+      <w:bookmarkStart w:id="34" w:name="описание-4"/>
+      <w:r>
+        <w:t xml:space="preserve">Описание</w:t>
+      </w:r>
+      <w:bookmarkEnd w:id="34"/>
+    </w:p>
+    <w:p>
+      <w:pPr>
+        <w:pStyle w:val="FirstParagraph"/>
+      </w:pPr>
+      <w:r>
+        <w:t xml:space="preserve">Диаграмма Types &amp; Enums показывает архитектурную модель модуля</w:t>
       </w:r>
       <w:r>
         <w:t xml:space="preserve"> </w:t>
@@ -465,18 +587,37 @@
         <w:t xml:space="preserve"> </w:t>
       </w:r>
       <w:r>
-        <w:t xml:space="preserve">и фиксирует архитектурные границы, основные роли классов и характер их взаимодействий. Основной фокус: All type aliases, NewTypes, and enumerations. В текущей версии выделено примерно 19 классов и 0 связей. Для быстрого чтения и ревью полезно начать с элементов: RunID, EntityID, ContentHash, BatchID, RunType, PublicationType.</w:t>
+        <w:t xml:space="preserve">и фиксирует контракты, роли и отношения между сущностями слоя</w:t>
+      </w:r>
+      <w:r>
+        <w:t xml:space="preserve"> </w:t>
+      </w:r>
+      <w:r>
+        <w:rPr>
+          <w:rStyle w:val="VerbatimChar"/>
+        </w:rPr>
+        <w:t xml:space="preserve">Class / Interface</w:t>
+      </w:r>
+      <w:r>
+        <w:t xml:space="preserve">. Основной фокус: All type aliases, NewTypes, and enumerations. На схеме отражено примерно 19 классов и 0 связей, поэтому её удобно использовать для проверки влияния изменений, согласования интерфейсов и подготовки рефакторинга. Ключевые элементы для быстрого чтения: RunID, EntityID, ContentHash, BatchID, RunType, PublicationType.</w:t>
+      </w:r>
+    </w:p>
+    <w:p>
+      <w:r>
+        <w:pict>
+          <v:rect style="width:0;height:1.5pt" o:hralign="center" o:hrstd="t" o:hr="t"/>
+        </w:pict>
       </w:r>
     </w:p>
     <w:p>
       <w:pPr>
         <w:pStyle w:val="Heading2"/>
       </w:pPr>
-      <w:bookmarkStart w:id="31" w:name="exceptions-exception-hierarchy"/>
+      <w:bookmarkStart w:id="35" w:name="exceptions-exception-hierarchy"/>
       <w:r>
         <w:t xml:space="preserve">05-exceptions — Exception Hierarchy</w:t>
       </w:r>
-      <w:bookmarkEnd w:id="31"/>
+      <w:bookmarkEnd w:id="35"/>
     </w:p>
     <w:p>
       <w:pPr>
@@ -498,7 +639,7 @@
                     </pic:cNvPicPr>
                   </pic:nvPicPr>
                   <pic:blipFill>
-                    <a:blip r:embed="rId32"/>
+                    <a:blip r:embed="rId36"/>
                     <a:stretch>
                       <a:fillRect/>
                     </a:stretch>
@@ -535,10 +676,20 @@
     </w:p>
     <w:p>
       <w:pPr>
-        <w:pStyle w:val="BodyText"/>
-      </w:pPr>
-      <w:r>
-        <w:t xml:space="preserve">Диаграмма «Exception Hierarchy» описывает модуль</w:t>
+        <w:pStyle w:val="Heading3"/>
+      </w:pPr>
+      <w:bookmarkStart w:id="37" w:name="описание-5"/>
+      <w:r>
+        <w:t xml:space="preserve">Описание</w:t>
+      </w:r>
+      <w:bookmarkEnd w:id="37"/>
+    </w:p>
+    <w:p>
+      <w:pPr>
+        <w:pStyle w:val="FirstParagraph"/>
+      </w:pPr>
+      <w:r>
+        <w:t xml:space="preserve">Диаграмма Exception Hierarchy показывает архитектурную модель модуля</w:t>
       </w:r>
       <w:r>
         <w:t xml:space="preserve"> </w:t>
@@ -553,18 +704,37 @@
         <w:t xml:space="preserve"> </w:t>
       </w:r>
       <w:r>
-        <w:t xml:space="preserve">и фиксирует архитектурные границы, основные роли классов и характер их взаимодействий. Основной фокус: Domain exception tree. В текущей версии выделено примерно 19 классов и 18 связей. Для быстрого чтения и ревью полезно начать с элементов: BioETLError, CriticalError, RecoverableError, DataQualityError, ValidationError, SchemaViolationError.</w:t>
+        <w:t xml:space="preserve">и фиксирует контракты, роли и отношения между сущностями слоя</w:t>
+      </w:r>
+      <w:r>
+        <w:t xml:space="preserve"> </w:t>
+      </w:r>
+      <w:r>
+        <w:rPr>
+          <w:rStyle w:val="VerbatimChar"/>
+        </w:rPr>
+        <w:t xml:space="preserve">Class / Interface</w:t>
+      </w:r>
+      <w:r>
+        <w:t xml:space="preserve">. Основной фокус: Domain exception tree. На схеме отражено примерно 19 классов и 18 связей, поэтому её удобно использовать для проверки влияния изменений, согласования интерфейсов и подготовки рефакторинга. Ключевые элементы для быстрого чтения: BioETLError, CriticalError, RecoverableError, DataQualityError, ValidationError, SchemaViolationError.</w:t>
+      </w:r>
+    </w:p>
+    <w:p>
+      <w:r>
+        <w:pict>
+          <v:rect style="width:0;height:1.5pt" o:hralign="center" o:hrstd="t" o:hr="t"/>
+        </w:pict>
       </w:r>
     </w:p>
     <w:p>
       <w:pPr>
         <w:pStyle w:val="Heading2"/>
       </w:pPr>
-      <w:bookmarkStart w:id="33" w:name="config-classes-configuration-classes"/>
+      <w:bookmarkStart w:id="38" w:name="config-classes-configuration-classes"/>
       <w:r>
         <w:t xml:space="preserve">06-config-classes — Configuration Classes</w:t>
       </w:r>
-      <w:bookmarkEnd w:id="33"/>
+      <w:bookmarkEnd w:id="38"/>
     </w:p>
     <w:p>
       <w:pPr>
@@ -586,7 +756,7 @@
                     </pic:cNvPicPr>
                   </pic:nvPicPr>
                   <pic:blipFill>
-                    <a:blip r:embed="rId34"/>
+                    <a:blip r:embed="rId39"/>
                     <a:stretch>
                       <a:fillRect/>
                     </a:stretch>
@@ -623,10 +793,20 @@
     </w:p>
     <w:p>
       <w:pPr>
-        <w:pStyle w:val="BodyText"/>
-      </w:pPr>
-      <w:r>
-        <w:t xml:space="preserve">Диаграмма «Configuration Classes» описывает модуль</w:t>
+        <w:pStyle w:val="Heading3"/>
+      </w:pPr>
+      <w:bookmarkStart w:id="40" w:name="описание-6"/>
+      <w:r>
+        <w:t xml:space="preserve">Описание</w:t>
+      </w:r>
+      <w:bookmarkEnd w:id="40"/>
+    </w:p>
+    <w:p>
+      <w:pPr>
+        <w:pStyle w:val="FirstParagraph"/>
+      </w:pPr>
+      <w:r>
+        <w:t xml:space="preserve">Диаграмма Configuration Classes показывает архитектурную модель модуля</w:t>
       </w:r>
       <w:r>
         <w:t xml:space="preserve"> </w:t>
@@ -641,18 +821,37 @@
         <w:t xml:space="preserve"> </w:t>
       </w:r>
       <w:r>
-        <w:t xml:space="preserve">и фиксирует архитектурные границы, основные роли классов и характер их взаимодействий. Основной фокус: Domain and application configuration hierarchy. В текущей версии выделено примерно 14 классов и 10 связей. Для быстрого чтения и ревью полезно начать с элементов: RuntimeConfig, PipelineConfig, TableConfig, DQConfig, SilverFilterConfig, GoldFilterConfig.</w:t>
+        <w:t xml:space="preserve">и фиксирует контракты, роли и отношения между сущностями слоя</w:t>
+      </w:r>
+      <w:r>
+        <w:t xml:space="preserve"> </w:t>
+      </w:r>
+      <w:r>
+        <w:rPr>
+          <w:rStyle w:val="VerbatimChar"/>
+        </w:rPr>
+        <w:t xml:space="preserve">Class / Interface</w:t>
+      </w:r>
+      <w:r>
+        <w:t xml:space="preserve">. Основной фокус: Domain and application configuration hierarchy. На схеме отражено примерно 14 классов и 10 связей, поэтому её удобно использовать для проверки влияния изменений, согласования интерфейсов и подготовки рефакторинга. Ключевые элементы для быстрого чтения: RuntimeConfig, PipelineConfig, TableConfig, DQConfig, SilverFilterConfig, GoldFilterConfig.</w:t>
+      </w:r>
+    </w:p>
+    <w:p>
+      <w:r>
+        <w:pict>
+          <v:rect style="width:0;height:1.5pt" o:hralign="center" o:hrstd="t" o:hr="t"/>
+        </w:pict>
       </w:r>
     </w:p>
     <w:p>
       <w:pPr>
         <w:pStyle w:val="Heading2"/>
       </w:pPr>
-      <w:bookmarkStart w:id="35" w:name="X74ae4ac18e992bf683ceaac797f636aeb839ea7"/>
+      <w:bookmarkStart w:id="41" w:name="X74ae4ac18e992bf683ceaac797f636aeb839ea7"/>
       <w:r>
         <w:t xml:space="preserve">07-application-core-services — Application Core Services</w:t>
       </w:r>
-      <w:bookmarkEnd w:id="35"/>
+      <w:bookmarkEnd w:id="41"/>
     </w:p>
     <w:p>
       <w:pPr>
@@ -674,7 +873,7 @@
                     </pic:cNvPicPr>
                   </pic:nvPicPr>
                   <pic:blipFill>
-                    <a:blip r:embed="rId36"/>
+                    <a:blip r:embed="rId42"/>
                     <a:stretch>
                       <a:fillRect/>
                     </a:stretch>
@@ -711,10 +910,20 @@
     </w:p>
     <w:p>
       <w:pPr>
-        <w:pStyle w:val="BodyText"/>
-      </w:pPr>
-      <w:r>
-        <w:t xml:space="preserve">Диаграмма «Application Core Services» описывает модуль</w:t>
+        <w:pStyle w:val="Heading3"/>
+      </w:pPr>
+      <w:bookmarkStart w:id="43" w:name="описание-7"/>
+      <w:r>
+        <w:t xml:space="preserve">Описание</w:t>
+      </w:r>
+      <w:bookmarkEnd w:id="43"/>
+    </w:p>
+    <w:p>
+      <w:pPr>
+        <w:pStyle w:val="FirstParagraph"/>
+      </w:pPr>
+      <w:r>
+        <w:t xml:space="preserve">Диаграмма Application Core Services показывает архитектурную модель модуля</w:t>
       </w:r>
       <w:r>
         <w:t xml:space="preserve"> </w:t>
@@ -729,18 +938,37 @@
         <w:t xml:space="preserve"> </w:t>
       </w:r>
       <w:r>
-        <w:t xml:space="preserve">и фиксирует архитектурные границы, основные роли классов и характер их взаимодействий. Основной фокус: PipelineRunner, BatchExecutor, and their composition. В текущей версии выделено примерно 16 классов и 17 связей. Для быстрого чтения и ревью полезно начать с элементов: PipelineRunner, PipelineServices, BatchExecutor, BatchTransformer, BatchWriter, BatchMemoryManager.</w:t>
+        <w:t xml:space="preserve">и фиксирует контракты, роли и отношения между сущностями слоя</w:t>
+      </w:r>
+      <w:r>
+        <w:t xml:space="preserve"> </w:t>
+      </w:r>
+      <w:r>
+        <w:rPr>
+          <w:rStyle w:val="VerbatimChar"/>
+        </w:rPr>
+        <w:t xml:space="preserve">Class / Interface</w:t>
+      </w:r>
+      <w:r>
+        <w:t xml:space="preserve">. Основной фокус: PipelineRunner, BatchExecutor, and their composition. На схеме отражено примерно 16 классов и 17 связей, поэтому её удобно использовать для проверки влияния изменений, согласования интерфейсов и подготовки рефакторинга. Ключевые элементы для быстрого чтения: PipelineRunner, PipelineServices, BatchExecutor, BatchTransformer, BatchWriter, BatchMemoryManager.</w:t>
+      </w:r>
+    </w:p>
+    <w:p>
+      <w:r>
+        <w:pict>
+          <v:rect style="width:0;height:1.5pt" o:hralign="center" o:hrstd="t" o:hr="t"/>
+        </w:pict>
       </w:r>
     </w:p>
     <w:p>
       <w:pPr>
         <w:pStyle w:val="Heading2"/>
       </w:pPr>
-      <w:bookmarkStart w:id="37" w:name="X256f2144686f049b87a30356a91871521f2a521"/>
+      <w:bookmarkStart w:id="44" w:name="X256f2144686f049b87a30356a91871521f2a521"/>
       <w:r>
         <w:t xml:space="preserve">08-application-services — Application Services</w:t>
       </w:r>
-      <w:bookmarkEnd w:id="37"/>
+      <w:bookmarkEnd w:id="44"/>
     </w:p>
     <w:p>
       <w:pPr>
@@ -762,7 +990,7 @@
                     </pic:cNvPicPr>
                   </pic:nvPicPr>
                   <pic:blipFill>
-                    <a:blip r:embed="rId38"/>
+                    <a:blip r:embed="rId45"/>
                     <a:stretch>
                       <a:fillRect/>
                     </a:stretch>
@@ -799,10 +1027,20 @@
     </w:p>
     <w:p>
       <w:pPr>
-        <w:pStyle w:val="BodyText"/>
-      </w:pPr>
-      <w:r>
-        <w:t xml:space="preserve">Диаграмма «Application Services» описывает модуль</w:t>
+        <w:pStyle w:val="Heading3"/>
+      </w:pPr>
+      <w:bookmarkStart w:id="46" w:name="описание-8"/>
+      <w:r>
+        <w:t xml:space="preserve">Описание</w:t>
+      </w:r>
+      <w:bookmarkEnd w:id="46"/>
+    </w:p>
+    <w:p>
+      <w:pPr>
+        <w:pStyle w:val="FirstParagraph"/>
+      </w:pPr>
+      <w:r>
+        <w:t xml:space="preserve">Диаграмма Application Services показывает архитектурную модель модуля</w:t>
       </w:r>
       <w:r>
         <w:t xml:space="preserve"> </w:t>
@@ -817,18 +1055,37 @@
         <w:t xml:space="preserve"> </w:t>
       </w:r>
       <w:r>
-        <w:t xml:space="preserve">и фиксирует архитектурные границы, основные роли классов и характер их взаимодействий. Основной фокус: High-level application services. В текущей версии выделено примерно 19 классов и 4 связей. Для быстрого чтения и ревью полезно начать с элементов: DataQualityService, DQReportService, MedallionLifecycleService, VacuumService, PipelineObserver, LifecyclePhase.</w:t>
+        <w:t xml:space="preserve">и фиксирует контракты, роли и отношения между сущностями слоя</w:t>
+      </w:r>
+      <w:r>
+        <w:t xml:space="preserve"> </w:t>
+      </w:r>
+      <w:r>
+        <w:rPr>
+          <w:rStyle w:val="VerbatimChar"/>
+        </w:rPr>
+        <w:t xml:space="preserve">Class / Interface</w:t>
+      </w:r>
+      <w:r>
+        <w:t xml:space="preserve">. Основной фокус: High-level application services. На схеме отражено примерно 19 классов и 4 связей, поэтому её удобно использовать для проверки влияния изменений, согласования интерфейсов и подготовки рефакторинга. Ключевые элементы для быстрого чтения: DataQualityService, DQReportService, MedallionLifecycleService, VacuumService, PipelineObserver, LifecyclePhase.</w:t>
+      </w:r>
+    </w:p>
+    <w:p>
+      <w:r>
+        <w:pict>
+          <v:rect style="width:0;height:1.5pt" o:hralign="center" o:hrstd="t" o:hr="t"/>
+        </w:pict>
       </w:r>
     </w:p>
     <w:p>
       <w:pPr>
         <w:pStyle w:val="Heading2"/>
       </w:pPr>
-      <w:bookmarkStart w:id="39" w:name="Xba66aacd9c54541be7a911fdfea2d3633c1f203"/>
+      <w:bookmarkStart w:id="47" w:name="Xba66aacd9c54541be7a911fdfea2d3633c1f203"/>
       <w:r>
         <w:t xml:space="preserve">08a-application-services-operation-catalog — Application Service Operation Catalog (L2)</w:t>
       </w:r>
-      <w:bookmarkEnd w:id="39"/>
+      <w:bookmarkEnd w:id="47"/>
     </w:p>
     <w:p>
       <w:pPr>
@@ -850,7 +1107,7 @@
                     </pic:cNvPicPr>
                   </pic:nvPicPr>
                   <pic:blipFill>
-                    <a:blip r:embed="rId40"/>
+                    <a:blip r:embed="rId48"/>
                     <a:stretch>
                       <a:fillRect/>
                     </a:stretch>
@@ -887,7 +1144,17 @@
     </w:p>
     <w:p>
       <w:pPr>
-        <w:pStyle w:val="BodyText"/>
+        <w:pStyle w:val="Heading3"/>
+      </w:pPr>
+      <w:bookmarkStart w:id="49" w:name="описание-9"/>
+      <w:r>
+        <w:t xml:space="preserve">Описание</w:t>
+      </w:r>
+      <w:bookmarkEnd w:id="49"/>
+    </w:p>
+    <w:p>
+      <w:pPr>
+        <w:pStyle w:val="FirstParagraph"/>
       </w:pPr>
       <w:r>
         <w:t xml:space="preserve">Диаграмма «Application Service Operation Catalog (L2)» описывает модуль</w:t>
@@ -905,18 +1172,37 @@
         <w:t xml:space="preserve"> </w:t>
       </w:r>
       <w:r>
-        <w:t xml:space="preserve">и фиксирует архитектурные границы, основные роли классов и характер их взаимодействий. Основной фокус: Detailed operational methods extracted from 08-application-services L1 overview. В текущей версии выделено примерно 9 классов и 0 связей. Для быстрого чтения и ревью полезно начать с элементов: MedallionLifecycleService, VacuumService, PipelineObserver, CheckpointService, MetricsService, QuarantineService.</w:t>
+        <w:t xml:space="preserve">и фиксирует ключевые классы, контракты и связи на уровне</w:t>
+      </w:r>
+      <w:r>
+        <w:t xml:space="preserve"> </w:t>
+      </w:r>
+      <w:r>
+        <w:rPr>
+          <w:rStyle w:val="VerbatimChar"/>
+        </w:rPr>
+        <w:t xml:space="preserve">Class / Interface</w:t>
+      </w:r>
+      <w:r>
+        <w:t xml:space="preserve">. Основной фокус: Detailed operational methods extracted from 08-application-services L1 overview.</w:t>
+      </w:r>
+    </w:p>
+    <w:p>
+      <w:r>
+        <w:pict>
+          <v:rect style="width:0;height:1.5pt" o:hralign="center" o:hrstd="t" o:hr="t"/>
+        </w:pict>
       </w:r>
     </w:p>
     <w:p>
       <w:pPr>
         <w:pStyle w:val="Heading2"/>
       </w:pPr>
-      <w:bookmarkStart w:id="41" w:name="transformers-transformers"/>
+      <w:bookmarkStart w:id="50" w:name="transformers-transformers"/>
       <w:r>
         <w:t xml:space="preserve">09-transformers — Transformers</w:t>
       </w:r>
-      <w:bookmarkEnd w:id="41"/>
+      <w:bookmarkEnd w:id="50"/>
     </w:p>
     <w:p>
       <w:pPr>
@@ -938,7 +1224,7 @@
                     </pic:cNvPicPr>
                   </pic:nvPicPr>
                   <pic:blipFill>
-                    <a:blip r:embed="rId42"/>
+                    <a:blip r:embed="rId51"/>
                     <a:stretch>
                       <a:fillRect/>
                     </a:stretch>
@@ -975,10 +1261,20 @@
     </w:p>
     <w:p>
       <w:pPr>
-        <w:pStyle w:val="BodyText"/>
-      </w:pPr>
-      <w:r>
-        <w:t xml:space="preserve">Диаграмма «Transformers» описывает модуль</w:t>
+        <w:pStyle w:val="Heading3"/>
+      </w:pPr>
+      <w:bookmarkStart w:id="52" w:name="описание-10"/>
+      <w:r>
+        <w:t xml:space="preserve">Описание</w:t>
+      </w:r>
+      <w:bookmarkEnd w:id="52"/>
+    </w:p>
+    <w:p>
+      <w:pPr>
+        <w:pStyle w:val="FirstParagraph"/>
+      </w:pPr>
+      <w:r>
+        <w:t xml:space="preserve">Диаграмма Transformers показывает архитектурную модель модуля</w:t>
       </w:r>
       <w:r>
         <w:t xml:space="preserve"> </w:t>
@@ -993,18 +1289,37 @@
         <w:t xml:space="preserve"> </w:t>
       </w:r>
       <w:r>
-        <w:t xml:space="preserve">и фиксирует архитектурные границы, основные роли классов и характер их взаимодействий. Основной фокус: BaseTransformer hierarchy and provider-specific implementations. В текущей версии выделено примерно 20 классов и 19 связей. Для быстрого чтения и ревью полезно начать с элементов: BaseTransformer, BaseChemblTransformer, BasePublicationTransformer, ActivityTransformer, AssayTransformer, MoleculeTransformer.</w:t>
+        <w:t xml:space="preserve">и фиксирует контракты, роли и отношения между сущностями слоя</w:t>
+      </w:r>
+      <w:r>
+        <w:t xml:space="preserve"> </w:t>
+      </w:r>
+      <w:r>
+        <w:rPr>
+          <w:rStyle w:val="VerbatimChar"/>
+        </w:rPr>
+        <w:t xml:space="preserve">Class / Interface</w:t>
+      </w:r>
+      <w:r>
+        <w:t xml:space="preserve">. Основной фокус: BaseTransformer hierarchy and provider-specific implementations. На схеме отражено примерно 20 классов и 19 связей, поэтому её удобно использовать для проверки влияния изменений, согласования интерфейсов и подготовки рефакторинга. Ключевые элементы для быстрого чтения: BaseTransformer, BaseChemblTransformer, BasePublicationTransformer, ActivityTransformer, AssayTransformer, MoleculeTransformer.</w:t>
+      </w:r>
+    </w:p>
+    <w:p>
+      <w:r>
+        <w:pict>
+          <v:rect style="width:0;height:1.5pt" o:hralign="center" o:hrstd="t" o:hr="t"/>
+        </w:pict>
       </w:r>
     </w:p>
     <w:p>
       <w:pPr>
         <w:pStyle w:val="Heading2"/>
       </w:pPr>
-      <w:bookmarkStart w:id="43" w:name="adapters-infrastructure-adapters"/>
+      <w:bookmarkStart w:id="53" w:name="adapters-infrastructure-adapters"/>
       <w:r>
         <w:t xml:space="preserve">10-adapters — Infrastructure Adapters</w:t>
       </w:r>
-      <w:bookmarkEnd w:id="43"/>
+      <w:bookmarkEnd w:id="53"/>
     </w:p>
     <w:p>
       <w:pPr>
@@ -1026,7 +1341,7 @@
                     </pic:cNvPicPr>
                   </pic:nvPicPr>
                   <pic:blipFill>
-                    <a:blip r:embed="rId44"/>
+                    <a:blip r:embed="rId54"/>
                     <a:stretch>
                       <a:fillRect/>
                     </a:stretch>
@@ -1063,10 +1378,20 @@
     </w:p>
     <w:p>
       <w:pPr>
-        <w:pStyle w:val="BodyText"/>
-      </w:pPr>
-      <w:r>
-        <w:t xml:space="preserve">Диаграмма «Infrastructure Adapters» описывает модуль</w:t>
+        <w:pStyle w:val="Heading3"/>
+      </w:pPr>
+      <w:bookmarkStart w:id="55" w:name="описание-11"/>
+      <w:r>
+        <w:t xml:space="preserve">Описание</w:t>
+      </w:r>
+      <w:bookmarkEnd w:id="55"/>
+    </w:p>
+    <w:p>
+      <w:pPr>
+        <w:pStyle w:val="FirstParagraph"/>
+      </w:pPr>
+      <w:r>
+        <w:t xml:space="preserve">Диаграмма Infrastructure Adapters показывает архитектурную модель модуля</w:t>
       </w:r>
       <w:r>
         <w:t xml:space="preserve"> </w:t>
@@ -1081,18 +1406,37 @@
         <w:t xml:space="preserve"> </w:t>
       </w:r>
       <w:r>
-        <w:t xml:space="preserve">и фиксирует архитектурные границы, основные роли классов и характер их взаимодействий. Основной фокус: HTTP adapter class hierarchy with mixins. В текущей версии выделено примерно 18 классов и 14 связей. Для быстрого чтения и ревью полезно начать с элементов: HealthCheckMixin, HealthCheckProviderMixin, BaseHttpAdapter, BaseSyncAdapter, UnifiedHTTPClient, ChemblAdapter.</w:t>
+        <w:t xml:space="preserve">и фиксирует контракты, роли и отношения между сущностями слоя</w:t>
+      </w:r>
+      <w:r>
+        <w:t xml:space="preserve"> </w:t>
+      </w:r>
+      <w:r>
+        <w:rPr>
+          <w:rStyle w:val="VerbatimChar"/>
+        </w:rPr>
+        <w:t xml:space="preserve">Class / Interface</w:t>
+      </w:r>
+      <w:r>
+        <w:t xml:space="preserve">. Основной фокус: HTTP adapter class hierarchy with mixins. На схеме отражено примерно 18 классов и 14 связей, поэтому её удобно использовать для проверки влияния изменений, согласования интерфейсов и подготовки рефакторинга. Ключевые элементы для быстрого чтения: HealthCheckMixin, HealthCheckProviderMixin, BaseHttpAdapter, BaseSyncAdapter, UnifiedHTTPClient, ChemblAdapter.</w:t>
+      </w:r>
+    </w:p>
+    <w:p>
+      <w:r>
+        <w:pict>
+          <v:rect style="width:0;height:1.5pt" o:hralign="center" o:hrstd="t" o:hr="t"/>
+        </w:pict>
       </w:r>
     </w:p>
     <w:p>
       <w:pPr>
         <w:pStyle w:val="Heading2"/>
       </w:pPr>
-      <w:bookmarkStart w:id="45" w:name="storage-storage-components"/>
+      <w:bookmarkStart w:id="56" w:name="storage-storage-components"/>
       <w:r>
         <w:t xml:space="preserve">11-storage — Storage Components</w:t>
       </w:r>
-      <w:bookmarkEnd w:id="45"/>
+      <w:bookmarkEnd w:id="56"/>
     </w:p>
     <w:p>
       <w:pPr>
@@ -1114,7 +1458,7 @@
                     </pic:cNvPicPr>
                   </pic:nvPicPr>
                   <pic:blipFill>
-                    <a:blip r:embed="rId46"/>
+                    <a:blip r:embed="rId57"/>
                     <a:stretch>
                       <a:fillRect/>
                     </a:stretch>
@@ -1151,10 +1495,20 @@
     </w:p>
     <w:p>
       <w:pPr>
-        <w:pStyle w:val="BodyText"/>
-      </w:pPr>
-      <w:r>
-        <w:t xml:space="preserve">Диаграмма «Storage Components» описывает модуль</w:t>
+        <w:pStyle w:val="Heading3"/>
+      </w:pPr>
+      <w:bookmarkStart w:id="58" w:name="описание-12"/>
+      <w:r>
+        <w:t xml:space="preserve">Описание</w:t>
+      </w:r>
+      <w:bookmarkEnd w:id="58"/>
+    </w:p>
+    <w:p>
+      <w:pPr>
+        <w:pStyle w:val="FirstParagraph"/>
+      </w:pPr>
+      <w:r>
+        <w:t xml:space="preserve">Диаграмма Storage Components показывает архитектурную модель модуля</w:t>
       </w:r>
       <w:r>
         <w:t xml:space="preserve"> </w:t>
@@ -1169,18 +1523,37 @@
         <w:t xml:space="preserve"> </w:t>
       </w:r>
       <w:r>
-        <w:t xml:space="preserve">и фиксирует архитектурные границы, основные роли классов и характер их взаимодействий. Основной фокус: Bronze/Silver/Gold writers and supporting classes. В текущей версии выделено примерно 16 классов и 17 связей. Для быстрого чтения и ревью полезно начать с элементов: BaseDeltaWriter, BronzeWriter, SilverWriter, GoldWriter, DeltaReader, ArrowDataConverter.</w:t>
+        <w:t xml:space="preserve">и фиксирует контракты, роли и отношения между сущностями слоя</w:t>
+      </w:r>
+      <w:r>
+        <w:t xml:space="preserve"> </w:t>
+      </w:r>
+      <w:r>
+        <w:rPr>
+          <w:rStyle w:val="VerbatimChar"/>
+        </w:rPr>
+        <w:t xml:space="preserve">Class / Interface</w:t>
+      </w:r>
+      <w:r>
+        <w:t xml:space="preserve">. Основной фокус: Bronze/Silver/Gold writers and supporting classes. На схеме отражено примерно 16 классов и 17 связей, поэтому её удобно использовать для проверки влияния изменений, согласования интерфейсов и подготовки рефакторинга. Ключевые элементы для быстрого чтения: BaseDeltaWriter, BronzeWriter, SilverWriter, GoldWriter, DeltaReader, ArrowDataConverter.</w:t>
+      </w:r>
+    </w:p>
+    <w:p>
+      <w:r>
+        <w:pict>
+          <v:rect style="width:0;height:1.5pt" o:hralign="center" o:hrstd="t" o:hr="t"/>
+        </w:pict>
       </w:r>
     </w:p>
     <w:p>
       <w:pPr>
         <w:pStyle w:val="Heading2"/>
       </w:pPr>
-      <w:bookmarkStart w:id="47" w:name="Xd3476fee4348dcc1c6f2d9f59b955b67d61b150"/>
+      <w:bookmarkStart w:id="59" w:name="Xd3476fee4348dcc1c6f2d9f59b955b67d61b150"/>
       <w:r>
         <w:t xml:space="preserve">12-composite-pipeline — Composite Pipeline Components</w:t>
       </w:r>
-      <w:bookmarkEnd w:id="47"/>
+      <w:bookmarkEnd w:id="59"/>
     </w:p>
     <w:p>
       <w:pPr>
@@ -1202,7 +1575,7 @@
                     </pic:cNvPicPr>
                   </pic:nvPicPr>
                   <pic:blipFill>
-                    <a:blip r:embed="rId48"/>
+                    <a:blip r:embed="rId60"/>
                     <a:stretch>
                       <a:fillRect/>
                     </a:stretch>
@@ -1239,10 +1612,20 @@
     </w:p>
     <w:p>
       <w:pPr>
-        <w:pStyle w:val="BodyText"/>
-      </w:pPr>
-      <w:r>
-        <w:t xml:space="preserve">Диаграмма «Composite Pipeline Components» описывает модуль</w:t>
+        <w:pStyle w:val="Heading3"/>
+      </w:pPr>
+      <w:bookmarkStart w:id="61" w:name="описание-13"/>
+      <w:r>
+        <w:t xml:space="preserve">Описание</w:t>
+      </w:r>
+      <w:bookmarkEnd w:id="61"/>
+    </w:p>
+    <w:p>
+      <w:pPr>
+        <w:pStyle w:val="FirstParagraph"/>
+      </w:pPr>
+      <w:r>
+        <w:t xml:space="preserve">Диаграмма Composite Pipeline Components показывает архитектурную модель модуля</w:t>
       </w:r>
       <w:r>
         <w:t xml:space="preserve"> </w:t>
@@ -1257,18 +1640,37 @@
         <w:t xml:space="preserve"> </w:t>
       </w:r>
       <w:r>
-        <w:t xml:space="preserve">и фиксирует архитектурные границы, основные роли классов и характер их взаимодействий. Основной фокус: Runner, coordinators, merge service, and FSM. В текущей версии выделено примерно 14 классов и 13 связей. Для быстрого чтения и ревью полезно начать с элементов: CompositePipelineRunner, CompositeRuntimeConfig, EnrichmentCoordinator, DependencyCoordinator, MergeService, EnricherAggregator.</w:t>
+        <w:t xml:space="preserve">и фиксирует контракты, роли и отношения между сущностями слоя</w:t>
+      </w:r>
+      <w:r>
+        <w:t xml:space="preserve"> </w:t>
+      </w:r>
+      <w:r>
+        <w:rPr>
+          <w:rStyle w:val="VerbatimChar"/>
+        </w:rPr>
+        <w:t xml:space="preserve">Class / Interface</w:t>
+      </w:r>
+      <w:r>
+        <w:t xml:space="preserve">. Основной фокус: Runner, coordinators, merge service, and FSM. На схеме отражено примерно 14 классов и 13 связей, поэтому её удобно использовать для проверки влияния изменений, согласования интерфейсов и подготовки рефакторинга. Ключевые элементы для быстрого чтения: CompositePipelineRunner, CompositeRuntimeConfig, EnrichmentCoordinator, DependencyCoordinator, MergeService, EnricherAggregator.</w:t>
+      </w:r>
+    </w:p>
+    <w:p>
+      <w:r>
+        <w:pict>
+          <v:rect style="width:0;height:1.5pt" o:hralign="center" o:hrstd="t" o:hr="t"/>
+        </w:pict>
       </w:r>
     </w:p>
     <w:p>
       <w:pPr>
         <w:pStyle w:val="Heading2"/>
       </w:pPr>
-      <w:bookmarkStart w:id="49" w:name="domain-services-domain-services"/>
+      <w:bookmarkStart w:id="62" w:name="domain-services-domain-services"/>
       <w:r>
         <w:t xml:space="preserve">13-domain-services — Domain Services</w:t>
       </w:r>
-      <w:bookmarkEnd w:id="49"/>
+      <w:bookmarkEnd w:id="62"/>
     </w:p>
     <w:p>
       <w:pPr>
@@ -1290,7 +1692,7 @@
                     </pic:cNvPicPr>
                   </pic:nvPicPr>
                   <pic:blipFill>
-                    <a:blip r:embed="rId50"/>
+                    <a:blip r:embed="rId63"/>
                     <a:stretch>
                       <a:fillRect/>
                     </a:stretch>
@@ -1327,10 +1729,20 @@
     </w:p>
     <w:p>
       <w:pPr>
-        <w:pStyle w:val="BodyText"/>
-      </w:pPr>
-      <w:r>
-        <w:t xml:space="preserve">Диаграмма «Domain Services» описывает модуль</w:t>
+        <w:pStyle w:val="Heading3"/>
+      </w:pPr>
+      <w:bookmarkStart w:id="64" w:name="описание-14"/>
+      <w:r>
+        <w:t xml:space="preserve">Описание</w:t>
+      </w:r>
+      <w:bookmarkEnd w:id="64"/>
+    </w:p>
+    <w:p>
+      <w:pPr>
+        <w:pStyle w:val="FirstParagraph"/>
+      </w:pPr>
+      <w:r>
+        <w:t xml:space="preserve">Диаграмма Domain Services показывает архитектурную модель модуля</w:t>
       </w:r>
       <w:r>
         <w:t xml:space="preserve"> </w:t>
@@ -1345,18 +1757,37 @@
         <w:t xml:space="preserve"> </w:t>
       </w:r>
       <w:r>
-        <w:t xml:space="preserve">и фиксирует архитектурные границы, основные роли классов и характер их взаимодействий. Основной фокус: Pure domain services without I/O. В текущей версии выделено примерно 10 классов и 0 связей. Для быстрого чтения и ревью полезно начать с элементов: IdentityService, NormalizationService, DataNormalizationService, AuthorNormalizationService, ActivityAggregator, UnitConverter.</w:t>
+        <w:t xml:space="preserve">и фиксирует контракты, роли и отношения между сущностями слоя</w:t>
+      </w:r>
+      <w:r>
+        <w:t xml:space="preserve"> </w:t>
+      </w:r>
+      <w:r>
+        <w:rPr>
+          <w:rStyle w:val="VerbatimChar"/>
+        </w:rPr>
+        <w:t xml:space="preserve">Class / Interface</w:t>
+      </w:r>
+      <w:r>
+        <w:t xml:space="preserve">. Основной фокус: Pure domain services without I/O. На схеме отражено примерно 10 классов и 0 связей, поэтому её удобно использовать для проверки влияния изменений, согласования интерфейсов и подготовки рефакторинга. Ключевые элементы для быстрого чтения: IdentityService, NormalizationService, DataNormalizationService, AuthorNormalizationService, ActivityAggregator, UnitConverter.</w:t>
+      </w:r>
+    </w:p>
+    <w:p>
+      <w:r>
+        <w:pict>
+          <v:rect style="width:0;height:1.5pt" o:hralign="center" o:hrstd="t" o:hr="t"/>
+        </w:pict>
       </w:r>
     </w:p>
     <w:p>
       <w:pPr>
         <w:pStyle w:val="Heading2"/>
       </w:pPr>
-      <w:bookmarkStart w:id="51" w:name="observability-observability-components"/>
+      <w:bookmarkStart w:id="65" w:name="observability-observability-components"/>
       <w:r>
         <w:t xml:space="preserve">14-observability — Observability Components</w:t>
       </w:r>
-      <w:bookmarkEnd w:id="51"/>
+      <w:bookmarkEnd w:id="65"/>
     </w:p>
     <w:p>
       <w:pPr>
@@ -1378,7 +1809,7 @@
                     </pic:cNvPicPr>
                   </pic:nvPicPr>
                   <pic:blipFill>
-                    <a:blip r:embed="rId52"/>
+                    <a:blip r:embed="rId66"/>
                     <a:stretch>
                       <a:fillRect/>
                     </a:stretch>
@@ -1415,10 +1846,20 @@
     </w:p>
     <w:p>
       <w:pPr>
-        <w:pStyle w:val="BodyText"/>
-      </w:pPr>
-      <w:r>
-        <w:t xml:space="preserve">Диаграмма «Observability Components» описывает модуль</w:t>
+        <w:pStyle w:val="Heading3"/>
+      </w:pPr>
+      <w:bookmarkStart w:id="67" w:name="описание-15"/>
+      <w:r>
+        <w:t xml:space="preserve">Описание</w:t>
+      </w:r>
+      <w:bookmarkEnd w:id="67"/>
+    </w:p>
+    <w:p>
+      <w:pPr>
+        <w:pStyle w:val="FirstParagraph"/>
+      </w:pPr>
+      <w:r>
+        <w:t xml:space="preserve">Диаграмма Observability Components показывает архитектурную модель модуля</w:t>
       </w:r>
       <w:r>
         <w:t xml:space="preserve"> </w:t>
@@ -1433,18 +1874,37 @@
         <w:t xml:space="preserve"> </w:t>
       </w:r>
       <w:r>
-        <w:t xml:space="preserve">и фиксирует архитектурные границы, основные роли классов и характер их взаимодействий. Основной фокус: Logging, metrics, tracing implementations. В текущей версии выделено примерно 19 классов и 14 связей. Для быстрого чтения и ревью полезно начать с элементов: LoggerPort, UnifiedLogger, StructlogLogger, NoOpLogger, MetricsPort, MetricsCollector.</w:t>
+        <w:t xml:space="preserve">и фиксирует контракты, роли и отношения между сущностями слоя</w:t>
+      </w:r>
+      <w:r>
+        <w:t xml:space="preserve"> </w:t>
+      </w:r>
+      <w:r>
+        <w:rPr>
+          <w:rStyle w:val="VerbatimChar"/>
+        </w:rPr>
+        <w:t xml:space="preserve">Class / Interface</w:t>
+      </w:r>
+      <w:r>
+        <w:t xml:space="preserve">. Основной фокус: Logging, metrics, tracing implementations. На схеме отражено примерно 19 классов и 6 связей, поэтому её удобно использовать для проверки влияния изменений, согласования интерфейсов и подготовки рефакторинга. Ключевые элементы для быстрого чтения: LoggerPort, UnifiedLogger, StructlogLogger, NoOpLogger, MetricsPort, MetricsCollector.</w:t>
+      </w:r>
+    </w:p>
+    <w:p>
+      <w:r>
+        <w:pict>
+          <v:rect style="width:0;height:1.5pt" o:hralign="center" o:hrstd="t" o:hr="t"/>
+        </w:pict>
       </w:r>
     </w:p>
     <w:p>
       <w:pPr>
         <w:pStyle w:val="Heading2"/>
       </w:pPr>
-      <w:bookmarkStart w:id="53" w:name="X049c0a9eaacd195e8496eead93a83051838c82d"/>
+      <w:bookmarkStart w:id="68" w:name="X049c0a9eaacd195e8496eead93a83051838c82d"/>
       <w:r>
         <w:t xml:space="preserve">14a-observability-method-catalog — Observability Method Catalog (L2)</w:t>
       </w:r>
-      <w:bookmarkEnd w:id="53"/>
+      <w:bookmarkEnd w:id="68"/>
     </w:p>
     <w:p>
       <w:pPr>
@@ -1466,7 +1926,7 @@
                     </pic:cNvPicPr>
                   </pic:nvPicPr>
                   <pic:blipFill>
-                    <a:blip r:embed="rId54"/>
+                    <a:blip r:embed="rId69"/>
                     <a:stretch>
                       <a:fillRect/>
                     </a:stretch>
@@ -1503,7 +1963,17 @@
     </w:p>
     <w:p>
       <w:pPr>
-        <w:pStyle w:val="BodyText"/>
+        <w:pStyle w:val="Heading3"/>
+      </w:pPr>
+      <w:bookmarkStart w:id="70" w:name="описание-16"/>
+      <w:r>
+        <w:t xml:space="preserve">Описание</w:t>
+      </w:r>
+      <w:bookmarkEnd w:id="70"/>
+    </w:p>
+    <w:p>
+      <w:pPr>
+        <w:pStyle w:val="FirstParagraph"/>
       </w:pPr>
       <w:r>
         <w:t xml:space="preserve">Диаграмма «Observability Method Catalog (L2)» описывает модуль</w:t>
@@ -1521,18 +1991,37 @@
         <w:t xml:space="preserve"> </w:t>
       </w:r>
       <w:r>
-        <w:t xml:space="preserve">и фиксирует архитектурные границы, основные роли классов и характер их взаимодействий. Основной фокус: Detailed method surface extracted from 14-observability L1 overview. В текущей версии выделено примерно 9 классов и 5 связей. Для быстрого чтения и ревью полезно начать с элементов: LoggerPort, UnifiedLogger, MetricsPort, MetricsCollector, PrometheusMetrics, MetricsServerAdapter.</w:t>
+        <w:t xml:space="preserve">и фиксирует ключевые классы, контракты и связи на уровне</w:t>
+      </w:r>
+      <w:r>
+        <w:t xml:space="preserve"> </w:t>
+      </w:r>
+      <w:r>
+        <w:rPr>
+          <w:rStyle w:val="VerbatimChar"/>
+        </w:rPr>
+        <w:t xml:space="preserve">Class / Interface</w:t>
+      </w:r>
+      <w:r>
+        <w:t xml:space="preserve">. Основной фокус: Detailed method surface extracted from 14-observability L1 overview.</w:t>
+      </w:r>
+    </w:p>
+    <w:p>
+      <w:r>
+        <w:pict>
+          <v:rect style="width:0;height:1.5pt" o:hralign="center" o:hrstd="t" o:hr="t"/>
+        </w:pict>
       </w:r>
     </w:p>
     <w:p>
       <w:pPr>
         <w:pStyle w:val="Heading2"/>
       </w:pPr>
-      <w:bookmarkStart w:id="55" w:name="extractors-field-extractors"/>
+      <w:bookmarkStart w:id="71" w:name="extractors-field-extractors"/>
       <w:r>
         <w:t xml:space="preserve">15-extractors — Field Extractors</w:t>
       </w:r>
-      <w:bookmarkEnd w:id="55"/>
+      <w:bookmarkEnd w:id="71"/>
     </w:p>
     <w:p>
       <w:pPr>
@@ -1554,7 +2043,7 @@
                     </pic:cNvPicPr>
                   </pic:nvPicPr>
                   <pic:blipFill>
-                    <a:blip r:embed="rId56"/>
+                    <a:blip r:embed="rId72"/>
                     <a:stretch>
                       <a:fillRect/>
                     </a:stretch>
@@ -1591,10 +2080,20 @@
     </w:p>
     <w:p>
       <w:pPr>
-        <w:pStyle w:val="BodyText"/>
-      </w:pPr>
-      <w:r>
-        <w:t xml:space="preserve">Диаграмма «Field Extractors» описывает модуль</w:t>
+        <w:pStyle w:val="Heading3"/>
+      </w:pPr>
+      <w:bookmarkStart w:id="73" w:name="описание-17"/>
+      <w:r>
+        <w:t xml:space="preserve">Описание</w:t>
+      </w:r>
+      <w:bookmarkEnd w:id="73"/>
+    </w:p>
+    <w:p>
+      <w:pPr>
+        <w:pStyle w:val="FirstParagraph"/>
+      </w:pPr>
+      <w:r>
+        <w:t xml:space="preserve">Диаграмма Field Extractors показывает архитектурную модель модуля</w:t>
       </w:r>
       <w:r>
         <w:t xml:space="preserve"> </w:t>
@@ -1609,18 +2108,37 @@
         <w:t xml:space="preserve"> </w:t>
       </w:r>
       <w:r>
-        <w:t xml:space="preserve">и фиксирует архитектурные границы, основные роли классов и характер их взаимодействий. Основной фокус: Extractor pattern used in transformers. В текущей версии выделено примерно 12 классов и 11 связей. Для быстрого чтения и ревью полезно начать с элементов: BaseFieldExtractor, AbstractExtractor, AuthorExtractor, DateExtractor, ClassificationExtractor, IdentifierExtractor.</w:t>
+        <w:t xml:space="preserve">и фиксирует контракты, роли и отношения между сущностями слоя</w:t>
+      </w:r>
+      <w:r>
+        <w:t xml:space="preserve"> </w:t>
+      </w:r>
+      <w:r>
+        <w:rPr>
+          <w:rStyle w:val="VerbatimChar"/>
+        </w:rPr>
+        <w:t xml:space="preserve">Class / Interface</w:t>
+      </w:r>
+      <w:r>
+        <w:t xml:space="preserve">. Основной фокус: Extractor pattern used in transformers. На схеме отражено примерно 12 классов и 11 связей, поэтому её удобно использовать для проверки влияния изменений, согласования интерфейсов и подготовки рефакторинга. Ключевые элементы для быстрого чтения: BaseFieldExtractor, AbstractExtractor, AuthorExtractor, DateExtractor, ClassificationExtractor, IdentifierExtractor.</w:t>
+      </w:r>
+    </w:p>
+    <w:p>
+      <w:r>
+        <w:pict>
+          <v:rect style="width:0;height:1.5pt" o:hralign="center" o:hrstd="t" o:hr="t"/>
+        </w:pict>
       </w:r>
     </w:p>
     <w:p>
       <w:pPr>
         <w:pStyle w:val="Heading2"/>
       </w:pPr>
-      <w:bookmarkStart w:id="57" w:name="factories-bootstrap-factories-bootstrap"/>
+      <w:bookmarkStart w:id="74" w:name="factories-bootstrap-factories-bootstrap"/>
       <w:r>
         <w:t xml:space="preserve">16-factories-bootstrap — Factories &amp; Bootstrap</w:t>
       </w:r>
-      <w:bookmarkEnd w:id="57"/>
+      <w:bookmarkEnd w:id="74"/>
     </w:p>
     <w:p>
       <w:pPr>
@@ -1642,7 +2160,7 @@
                     </pic:cNvPicPr>
                   </pic:nvPicPr>
                   <pic:blipFill>
-                    <a:blip r:embed="rId58"/>
+                    <a:blip r:embed="rId75"/>
                     <a:stretch>
                       <a:fillRect/>
                     </a:stretch>
@@ -1679,10 +2197,20 @@
     </w:p>
     <w:p>
       <w:pPr>
-        <w:pStyle w:val="BodyText"/>
-      </w:pPr>
-      <w:r>
-        <w:t xml:space="preserve">Диаграмма «Factories &amp; Bootstrap» описывает модуль</w:t>
+        <w:pStyle w:val="Heading3"/>
+      </w:pPr>
+      <w:bookmarkStart w:id="76" w:name="описание-18"/>
+      <w:r>
+        <w:t xml:space="preserve">Описание</w:t>
+      </w:r>
+      <w:bookmarkEnd w:id="76"/>
+    </w:p>
+    <w:p>
+      <w:pPr>
+        <w:pStyle w:val="FirstParagraph"/>
+      </w:pPr>
+      <w:r>
+        <w:t xml:space="preserve">Диаграмма Factories &amp; Bootstrap показывает архитектурную модель модуля</w:t>
       </w:r>
       <w:r>
         <w:t xml:space="preserve"> </w:t>
@@ -1697,7 +2225,26 @@
         <w:t xml:space="preserve"> </w:t>
       </w:r>
       <w:r>
-        <w:t xml:space="preserve">и фиксирует архитектурные границы, основные роли классов и характер их взаимодействий. Основной фокус: Composition layer factories and DI assembly. В текущей версии выделено примерно 13 классов и 12 связей. Для быстрого чтения и ревью полезно начать с элементов: DataSourceRegistry, TransformerFactory, RunnerFactory, DQFactory, RuntimeAssembly, RunnerBootstrap.</w:t>
+        <w:t xml:space="preserve">и фиксирует контракты, роли и отношения между сущностями слоя</w:t>
+      </w:r>
+      <w:r>
+        <w:t xml:space="preserve"> </w:t>
+      </w:r>
+      <w:r>
+        <w:rPr>
+          <w:rStyle w:val="VerbatimChar"/>
+        </w:rPr>
+        <w:t xml:space="preserve">Class / Interface</w:t>
+      </w:r>
+      <w:r>
+        <w:t xml:space="preserve">. Основной фокус: Composition layer factories and DI assembly. На схеме отражено примерно 13 классов и 12 связей, поэтому её удобно использовать для проверки влияния изменений, согласования интерфейсов и подготовки рефакторинга. Ключевые элементы для быстрого чтения: DataSourceRegistry, TransformerFactory, RunnerFactory, DQFactory, RuntimeAssembly, RunnerBootstrap.</w:t>
+      </w:r>
+    </w:p>
+    <w:p>
+      <w:r>
+        <w:pict>
+          <v:rect style="width:0;height:1.5pt" o:hralign="center" o:hrstd="t" o:hr="t"/>
+        </w:pict>
       </w:r>
     </w:p>
     <w:sectPr/>

--- a/docs/02-architecture/mmd-diagrams/class-diagrams-with-descriptions.docx
+++ b/docs/02-architecture/mmd-diagrams/class-diagrams-with-descriptions.docx
@@ -27,16 +27,20 @@
       <w:r>
         <w:t xml:space="preserve">Всего диаграмм: 19</w:t>
       </w:r>
-      <w:r>
-        <w:t xml:space="preserve"> </w:t>
-      </w:r>
-      <w:r>
-        <w:t xml:space="preserve">## 01-domain-ports — Domain Port Protocols</w:t>
-      </w:r>
-    </w:p>
-    <w:p>
-      <w:pPr>
-        <w:pStyle w:val="CaptionedFigure"/>
+    </w:p>
+    <w:p>
+      <w:pPr>
+        <w:pStyle w:val="Heading2"/>
+      </w:pPr>
+      <w:bookmarkStart w:id="21" w:name="X234d485aa72ce766cf2a03088e9cecf544679a5"/>
+      <w:r>
+        <w:t xml:space="preserve">01-domain-ports — Domain Port Protocols</w:t>
+      </w:r>
+      <w:bookmarkEnd w:id="21"/>
+    </w:p>
+    <w:p>
+      <w:pPr>
+        <w:pStyle w:val="FirstParagraph"/>
       </w:pPr>
       <w:r>
         <w:drawing>
@@ -54,7 +58,7 @@
                     </pic:cNvPicPr>
                   </pic:nvPicPr>
                   <pic:blipFill>
-                    <a:blip r:embed="rId21"/>
+                    <a:blip r:embed="rId22"/>
                     <a:stretch>
                       <a:fillRect/>
                     </a:stretch>
@@ -83,21 +87,13 @@
     </w:p>
     <w:p>
       <w:pPr>
-        <w:pStyle w:val="ImageCaption"/>
-      </w:pPr>
-      <w:r>
-        <w:t xml:space="preserve">01-domain-ports</w:t>
-      </w:r>
-    </w:p>
-    <w:p>
-      <w:pPr>
         <w:pStyle w:val="Heading3"/>
       </w:pPr>
-      <w:bookmarkStart w:id="22" w:name="описание"/>
+      <w:bookmarkStart w:id="23" w:name="описание"/>
       <w:r>
         <w:t xml:space="preserve">Описание</w:t>
       </w:r>
-      <w:bookmarkEnd w:id="22"/>
+      <w:bookmarkEnd w:id="23"/>
     </w:p>
     <w:p>
       <w:pPr>
@@ -145,15 +141,15 @@
       <w:pPr>
         <w:pStyle w:val="Heading2"/>
       </w:pPr>
-      <w:bookmarkStart w:id="23" w:name="Xe6ad1e6f990981ec43d97cf2a27dccc3e83fb9a"/>
+      <w:bookmarkStart w:id="24" w:name="X711a635ebd8e748a75ee839b908c3c0fa34ec96"/>
       <w:r>
         <w:t xml:space="preserve">01a-domain-ports-method-catalog — Domain Port Method Catalog (L2)</w:t>
       </w:r>
-      <w:bookmarkEnd w:id="23"/>
-    </w:p>
-    <w:p>
-      <w:pPr>
-        <w:pStyle w:val="CaptionedFigure"/>
+      <w:bookmarkEnd w:id="24"/>
+    </w:p>
+    <w:p>
+      <w:pPr>
+        <w:pStyle w:val="FirstParagraph"/>
       </w:pPr>
       <w:r>
         <w:drawing>
@@ -171,7 +167,7 @@
                     </pic:cNvPicPr>
                   </pic:nvPicPr>
                   <pic:blipFill>
-                    <a:blip r:embed="rId24"/>
+                    <a:blip r:embed="rId25"/>
                     <a:stretch>
                       <a:fillRect/>
                     </a:stretch>
@@ -200,21 +196,13 @@
     </w:p>
     <w:p>
       <w:pPr>
-        <w:pStyle w:val="ImageCaption"/>
-      </w:pPr>
-      <w:r>
-        <w:t xml:space="preserve">01a-domain-ports-method-catalog</w:t>
-      </w:r>
-    </w:p>
-    <w:p>
-      <w:pPr>
         <w:pStyle w:val="Heading3"/>
       </w:pPr>
-      <w:bookmarkStart w:id="25" w:name="описание-1"/>
+      <w:bookmarkStart w:id="26" w:name="описание-1"/>
       <w:r>
         <w:t xml:space="preserve">Описание</w:t>
       </w:r>
-      <w:bookmarkEnd w:id="25"/>
+      <w:bookmarkEnd w:id="26"/>
     </w:p>
     <w:p>
       <w:pPr>
@@ -262,15 +250,15 @@
       <w:pPr>
         <w:pStyle w:val="Heading2"/>
       </w:pPr>
-      <w:bookmarkStart w:id="26" w:name="entities-aggregates-entities-aggregates"/>
+      <w:bookmarkStart w:id="27" w:name="X9ee4458dcaeac17cd65b1492ffc530cc1a5cd94"/>
       <w:r>
         <w:t xml:space="preserve">02-entities-aggregates — Entities &amp; Aggregates</w:t>
       </w:r>
-      <w:bookmarkEnd w:id="26"/>
-    </w:p>
-    <w:p>
-      <w:pPr>
-        <w:pStyle w:val="CaptionedFigure"/>
+      <w:bookmarkEnd w:id="27"/>
+    </w:p>
+    <w:p>
+      <w:pPr>
+        <w:pStyle w:val="FirstParagraph"/>
       </w:pPr>
       <w:r>
         <w:drawing>
@@ -288,7 +276,7 @@
                     </pic:cNvPicPr>
                   </pic:nvPicPr>
                   <pic:blipFill>
-                    <a:blip r:embed="rId27"/>
+                    <a:blip r:embed="rId28"/>
                     <a:stretch>
                       <a:fillRect/>
                     </a:stretch>
@@ -317,21 +305,13 @@
     </w:p>
     <w:p>
       <w:pPr>
-        <w:pStyle w:val="ImageCaption"/>
-      </w:pPr>
-      <w:r>
-        <w:t xml:space="preserve">02-entities-aggregates</w:t>
-      </w:r>
-    </w:p>
-    <w:p>
-      <w:pPr>
         <w:pStyle w:val="Heading3"/>
       </w:pPr>
-      <w:bookmarkStart w:id="28" w:name="описание-2"/>
+      <w:bookmarkStart w:id="29" w:name="описание-2"/>
       <w:r>
         <w:t xml:space="preserve">Описание</w:t>
       </w:r>
-      <w:bookmarkEnd w:id="28"/>
+      <w:bookmarkEnd w:id="29"/>
     </w:p>
     <w:p>
       <w:pPr>
@@ -379,15 +359,15 @@
       <w:pPr>
         <w:pStyle w:val="Heading2"/>
       </w:pPr>
-      <w:bookmarkStart w:id="29" w:name="value-objects-value-objects"/>
+      <w:bookmarkStart w:id="30" w:name="X84a54ccafadf1946d71ae729472cf8301419921"/>
       <w:r>
         <w:t xml:space="preserve">03-value-objects — Value Objects</w:t>
       </w:r>
-      <w:bookmarkEnd w:id="29"/>
-    </w:p>
-    <w:p>
-      <w:pPr>
-        <w:pStyle w:val="CaptionedFigure"/>
+      <w:bookmarkEnd w:id="30"/>
+    </w:p>
+    <w:p>
+      <w:pPr>
+        <w:pStyle w:val="FirstParagraph"/>
       </w:pPr>
       <w:r>
         <w:drawing>
@@ -405,7 +385,7 @@
                     </pic:cNvPicPr>
                   </pic:nvPicPr>
                   <pic:blipFill>
-                    <a:blip r:embed="rId30"/>
+                    <a:blip r:embed="rId31"/>
                     <a:stretch>
                       <a:fillRect/>
                     </a:stretch>
@@ -434,21 +414,13 @@
     </w:p>
     <w:p>
       <w:pPr>
-        <w:pStyle w:val="ImageCaption"/>
-      </w:pPr>
-      <w:r>
-        <w:t xml:space="preserve">03-value-objects</w:t>
-      </w:r>
-    </w:p>
-    <w:p>
-      <w:pPr>
         <w:pStyle w:val="Heading3"/>
       </w:pPr>
-      <w:bookmarkStart w:id="31" w:name="описание-3"/>
+      <w:bookmarkStart w:id="32" w:name="описание-3"/>
       <w:r>
         <w:t xml:space="preserve">Описание</w:t>
       </w:r>
-      <w:bookmarkEnd w:id="31"/>
+      <w:bookmarkEnd w:id="32"/>
     </w:p>
     <w:p>
       <w:pPr>
@@ -496,15 +468,15 @@
       <w:pPr>
         <w:pStyle w:val="Heading2"/>
       </w:pPr>
-      <w:bookmarkStart w:id="32" w:name="types-enums-types-enums"/>
+      <w:bookmarkStart w:id="33" w:name="Xace7d5a93ec405001beb1636912dac960046dc9"/>
       <w:r>
         <w:t xml:space="preserve">04-types-enums — Types &amp; Enums</w:t>
       </w:r>
-      <w:bookmarkEnd w:id="32"/>
-    </w:p>
-    <w:p>
-      <w:pPr>
-        <w:pStyle w:val="CaptionedFigure"/>
+      <w:bookmarkEnd w:id="33"/>
+    </w:p>
+    <w:p>
+      <w:pPr>
+        <w:pStyle w:val="FirstParagraph"/>
       </w:pPr>
       <w:r>
         <w:drawing>
@@ -522,7 +494,7 @@
                     </pic:cNvPicPr>
                   </pic:nvPicPr>
                   <pic:blipFill>
-                    <a:blip r:embed="rId33"/>
+                    <a:blip r:embed="rId34"/>
                     <a:stretch>
                       <a:fillRect/>
                     </a:stretch>
@@ -551,21 +523,13 @@
     </w:p>
     <w:p>
       <w:pPr>
-        <w:pStyle w:val="ImageCaption"/>
-      </w:pPr>
-      <w:r>
-        <w:t xml:space="preserve">04-types-enums</w:t>
-      </w:r>
-    </w:p>
-    <w:p>
-      <w:pPr>
         <w:pStyle w:val="Heading3"/>
       </w:pPr>
-      <w:bookmarkStart w:id="34" w:name="описание-4"/>
+      <w:bookmarkStart w:id="35" w:name="описание-4"/>
       <w:r>
         <w:t xml:space="preserve">Описание</w:t>
       </w:r>
-      <w:bookmarkEnd w:id="34"/>
+      <w:bookmarkEnd w:id="35"/>
     </w:p>
     <w:p>
       <w:pPr>
@@ -613,15 +577,15 @@
       <w:pPr>
         <w:pStyle w:val="Heading2"/>
       </w:pPr>
-      <w:bookmarkStart w:id="35" w:name="exceptions-exception-hierarchy"/>
+      <w:bookmarkStart w:id="36" w:name="X0e6569730036163fe64b57caf880bb3b328f812"/>
       <w:r>
         <w:t xml:space="preserve">05-exceptions — Exception Hierarchy</w:t>
       </w:r>
-      <w:bookmarkEnd w:id="35"/>
-    </w:p>
-    <w:p>
-      <w:pPr>
-        <w:pStyle w:val="CaptionedFigure"/>
+      <w:bookmarkEnd w:id="36"/>
+    </w:p>
+    <w:p>
+      <w:pPr>
+        <w:pStyle w:val="FirstParagraph"/>
       </w:pPr>
       <w:r>
         <w:drawing>
@@ -639,7 +603,7 @@
                     </pic:cNvPicPr>
                   </pic:nvPicPr>
                   <pic:blipFill>
-                    <a:blip r:embed="rId36"/>
+                    <a:blip r:embed="rId37"/>
                     <a:stretch>
                       <a:fillRect/>
                     </a:stretch>
@@ -668,21 +632,13 @@
     </w:p>
     <w:p>
       <w:pPr>
-        <w:pStyle w:val="ImageCaption"/>
-      </w:pPr>
-      <w:r>
-        <w:t xml:space="preserve">05-exceptions</w:t>
-      </w:r>
-    </w:p>
-    <w:p>
-      <w:pPr>
         <w:pStyle w:val="Heading3"/>
       </w:pPr>
-      <w:bookmarkStart w:id="37" w:name="описание-5"/>
+      <w:bookmarkStart w:id="38" w:name="описание-5"/>
       <w:r>
         <w:t xml:space="preserve">Описание</w:t>
       </w:r>
-      <w:bookmarkEnd w:id="37"/>
+      <w:bookmarkEnd w:id="38"/>
     </w:p>
     <w:p>
       <w:pPr>
@@ -730,15 +686,15 @@
       <w:pPr>
         <w:pStyle w:val="Heading2"/>
       </w:pPr>
-      <w:bookmarkStart w:id="38" w:name="config-classes-configuration-classes"/>
+      <w:bookmarkStart w:id="39" w:name="X23da77654d03a8064be58b5de7d820e88496470"/>
       <w:r>
         <w:t xml:space="preserve">06-config-classes — Configuration Classes</w:t>
       </w:r>
-      <w:bookmarkEnd w:id="38"/>
-    </w:p>
-    <w:p>
-      <w:pPr>
-        <w:pStyle w:val="CaptionedFigure"/>
+      <w:bookmarkEnd w:id="39"/>
+    </w:p>
+    <w:p>
+      <w:pPr>
+        <w:pStyle w:val="FirstParagraph"/>
       </w:pPr>
       <w:r>
         <w:drawing>
@@ -756,7 +712,7 @@
                     </pic:cNvPicPr>
                   </pic:nvPicPr>
                   <pic:blipFill>
-                    <a:blip r:embed="rId39"/>
+                    <a:blip r:embed="rId40"/>
                     <a:stretch>
                       <a:fillRect/>
                     </a:stretch>
@@ -785,21 +741,13 @@
     </w:p>
     <w:p>
       <w:pPr>
-        <w:pStyle w:val="ImageCaption"/>
-      </w:pPr>
-      <w:r>
-        <w:t xml:space="preserve">06-config-classes</w:t>
-      </w:r>
-    </w:p>
-    <w:p>
-      <w:pPr>
         <w:pStyle w:val="Heading3"/>
       </w:pPr>
-      <w:bookmarkStart w:id="40" w:name="описание-6"/>
+      <w:bookmarkStart w:id="41" w:name="описание-6"/>
       <w:r>
         <w:t xml:space="preserve">Описание</w:t>
       </w:r>
-      <w:bookmarkEnd w:id="40"/>
+      <w:bookmarkEnd w:id="41"/>
     </w:p>
     <w:p>
       <w:pPr>
@@ -847,15 +795,15 @@
       <w:pPr>
         <w:pStyle w:val="Heading2"/>
       </w:pPr>
-      <w:bookmarkStart w:id="41" w:name="X74ae4ac18e992bf683ceaac797f636aeb839ea7"/>
+      <w:bookmarkStart w:id="42" w:name="X839fed3c3cacccb88e6202a1cf113aac14cea53"/>
       <w:r>
         <w:t xml:space="preserve">07-application-core-services — Application Core Services</w:t>
       </w:r>
-      <w:bookmarkEnd w:id="41"/>
-    </w:p>
-    <w:p>
-      <w:pPr>
-        <w:pStyle w:val="CaptionedFigure"/>
+      <w:bookmarkEnd w:id="42"/>
+    </w:p>
+    <w:p>
+      <w:pPr>
+        <w:pStyle w:val="FirstParagraph"/>
       </w:pPr>
       <w:r>
         <w:drawing>
@@ -873,7 +821,7 @@
                     </pic:cNvPicPr>
                   </pic:nvPicPr>
                   <pic:blipFill>
-                    <a:blip r:embed="rId42"/>
+                    <a:blip r:embed="rId43"/>
                     <a:stretch>
                       <a:fillRect/>
                     </a:stretch>
@@ -902,21 +850,13 @@
     </w:p>
     <w:p>
       <w:pPr>
-        <w:pStyle w:val="ImageCaption"/>
-      </w:pPr>
-      <w:r>
-        <w:t xml:space="preserve">07-application-core-services</w:t>
-      </w:r>
-    </w:p>
-    <w:p>
-      <w:pPr>
         <w:pStyle w:val="Heading3"/>
       </w:pPr>
-      <w:bookmarkStart w:id="43" w:name="описание-7"/>
+      <w:bookmarkStart w:id="44" w:name="описание-7"/>
       <w:r>
         <w:t xml:space="preserve">Описание</w:t>
       </w:r>
-      <w:bookmarkEnd w:id="43"/>
+      <w:bookmarkEnd w:id="44"/>
     </w:p>
     <w:p>
       <w:pPr>
@@ -964,15 +904,15 @@
       <w:pPr>
         <w:pStyle w:val="Heading2"/>
       </w:pPr>
-      <w:bookmarkStart w:id="44" w:name="X256f2144686f049b87a30356a91871521f2a521"/>
+      <w:bookmarkStart w:id="45" w:name="X82a8c73213d2684221accefc8899d4f88ece396"/>
       <w:r>
         <w:t xml:space="preserve">08-application-services — Application Services</w:t>
       </w:r>
-      <w:bookmarkEnd w:id="44"/>
-    </w:p>
-    <w:p>
-      <w:pPr>
-        <w:pStyle w:val="CaptionedFigure"/>
+      <w:bookmarkEnd w:id="45"/>
+    </w:p>
+    <w:p>
+      <w:pPr>
+        <w:pStyle w:val="FirstParagraph"/>
       </w:pPr>
       <w:r>
         <w:drawing>
@@ -990,7 +930,7 @@
                     </pic:cNvPicPr>
                   </pic:nvPicPr>
                   <pic:blipFill>
-                    <a:blip r:embed="rId45"/>
+                    <a:blip r:embed="rId46"/>
                     <a:stretch>
                       <a:fillRect/>
                     </a:stretch>
@@ -1019,21 +959,13 @@
     </w:p>
     <w:p>
       <w:pPr>
-        <w:pStyle w:val="ImageCaption"/>
-      </w:pPr>
-      <w:r>
-        <w:t xml:space="preserve">08-application-services</w:t>
-      </w:r>
-    </w:p>
-    <w:p>
-      <w:pPr>
         <w:pStyle w:val="Heading3"/>
       </w:pPr>
-      <w:bookmarkStart w:id="46" w:name="описание-8"/>
+      <w:bookmarkStart w:id="47" w:name="описание-8"/>
       <w:r>
         <w:t xml:space="preserve">Описание</w:t>
       </w:r>
-      <w:bookmarkEnd w:id="46"/>
+      <w:bookmarkEnd w:id="47"/>
     </w:p>
     <w:p>
       <w:pPr>
@@ -1081,15 +1013,15 @@
       <w:pPr>
         <w:pStyle w:val="Heading2"/>
       </w:pPr>
-      <w:bookmarkStart w:id="47" w:name="Xba66aacd9c54541be7a911fdfea2d3633c1f203"/>
+      <w:bookmarkStart w:id="48" w:name="X636822adf464855a6ec03f5226cd597ddbf0895"/>
       <w:r>
         <w:t xml:space="preserve">08a-application-services-operation-catalog — Application Service Operation Catalog (L2)</w:t>
       </w:r>
-      <w:bookmarkEnd w:id="47"/>
-    </w:p>
-    <w:p>
-      <w:pPr>
-        <w:pStyle w:val="CaptionedFigure"/>
+      <w:bookmarkEnd w:id="48"/>
+    </w:p>
+    <w:p>
+      <w:pPr>
+        <w:pStyle w:val="FirstParagraph"/>
       </w:pPr>
       <w:r>
         <w:drawing>
@@ -1107,7 +1039,7 @@
                     </pic:cNvPicPr>
                   </pic:nvPicPr>
                   <pic:blipFill>
-                    <a:blip r:embed="rId48"/>
+                    <a:blip r:embed="rId49"/>
                     <a:stretch>
                       <a:fillRect/>
                     </a:stretch>
@@ -1136,21 +1068,13 @@
     </w:p>
     <w:p>
       <w:pPr>
-        <w:pStyle w:val="ImageCaption"/>
-      </w:pPr>
-      <w:r>
-        <w:t xml:space="preserve">08a-application-services-operation-catalog</w:t>
-      </w:r>
-    </w:p>
-    <w:p>
-      <w:pPr>
         <w:pStyle w:val="Heading3"/>
       </w:pPr>
-      <w:bookmarkStart w:id="49" w:name="описание-9"/>
+      <w:bookmarkStart w:id="50" w:name="описание-9"/>
       <w:r>
         <w:t xml:space="preserve">Описание</w:t>
       </w:r>
-      <w:bookmarkEnd w:id="49"/>
+      <w:bookmarkEnd w:id="50"/>
     </w:p>
     <w:p>
       <w:pPr>
@@ -1198,15 +1122,15 @@
       <w:pPr>
         <w:pStyle w:val="Heading2"/>
       </w:pPr>
-      <w:bookmarkStart w:id="50" w:name="transformers-transformers"/>
+      <w:bookmarkStart w:id="51" w:name="Xf8df1eb51060347c646fb53a465bec2d7dbaad3"/>
       <w:r>
         <w:t xml:space="preserve">09-transformers — Transformers</w:t>
       </w:r>
-      <w:bookmarkEnd w:id="50"/>
-    </w:p>
-    <w:p>
-      <w:pPr>
-        <w:pStyle w:val="CaptionedFigure"/>
+      <w:bookmarkEnd w:id="51"/>
+    </w:p>
+    <w:p>
+      <w:pPr>
+        <w:pStyle w:val="FirstParagraph"/>
       </w:pPr>
       <w:r>
         <w:drawing>
@@ -1224,7 +1148,7 @@
                     </pic:cNvPicPr>
                   </pic:nvPicPr>
                   <pic:blipFill>
-                    <a:blip r:embed="rId51"/>
+                    <a:blip r:embed="rId52"/>
                     <a:stretch>
                       <a:fillRect/>
                     </a:stretch>
@@ -1253,21 +1177,13 @@
     </w:p>
     <w:p>
       <w:pPr>
-        <w:pStyle w:val="ImageCaption"/>
-      </w:pPr>
-      <w:r>
-        <w:t xml:space="preserve">09-transformers</w:t>
-      </w:r>
-    </w:p>
-    <w:p>
-      <w:pPr>
         <w:pStyle w:val="Heading3"/>
       </w:pPr>
-      <w:bookmarkStart w:id="52" w:name="описание-10"/>
+      <w:bookmarkStart w:id="53" w:name="описание-10"/>
       <w:r>
         <w:t xml:space="preserve">Описание</w:t>
       </w:r>
-      <w:bookmarkEnd w:id="52"/>
+      <w:bookmarkEnd w:id="53"/>
     </w:p>
     <w:p>
       <w:pPr>
@@ -1315,15 +1231,15 @@
       <w:pPr>
         <w:pStyle w:val="Heading2"/>
       </w:pPr>
-      <w:bookmarkStart w:id="53" w:name="adapters-infrastructure-adapters"/>
+      <w:bookmarkStart w:id="54" w:name="X96d3b2cbe409b8b0ede3f2e7552ba9647a8e3fe"/>
       <w:r>
         <w:t xml:space="preserve">10-adapters — Infrastructure Adapters</w:t>
       </w:r>
-      <w:bookmarkEnd w:id="53"/>
-    </w:p>
-    <w:p>
-      <w:pPr>
-        <w:pStyle w:val="CaptionedFigure"/>
+      <w:bookmarkEnd w:id="54"/>
+    </w:p>
+    <w:p>
+      <w:pPr>
+        <w:pStyle w:val="FirstParagraph"/>
       </w:pPr>
       <w:r>
         <w:drawing>
@@ -1341,7 +1257,7 @@
                     </pic:cNvPicPr>
                   </pic:nvPicPr>
                   <pic:blipFill>
-                    <a:blip r:embed="rId54"/>
+                    <a:blip r:embed="rId55"/>
                     <a:stretch>
                       <a:fillRect/>
                     </a:stretch>
@@ -1370,21 +1286,13 @@
     </w:p>
     <w:p>
       <w:pPr>
-        <w:pStyle w:val="ImageCaption"/>
-      </w:pPr>
-      <w:r>
-        <w:t xml:space="preserve">10-adapters</w:t>
-      </w:r>
-    </w:p>
-    <w:p>
-      <w:pPr>
         <w:pStyle w:val="Heading3"/>
       </w:pPr>
-      <w:bookmarkStart w:id="55" w:name="описание-11"/>
+      <w:bookmarkStart w:id="56" w:name="описание-11"/>
       <w:r>
         <w:t xml:space="preserve">Описание</w:t>
       </w:r>
-      <w:bookmarkEnd w:id="55"/>
+      <w:bookmarkEnd w:id="56"/>
     </w:p>
     <w:p>
       <w:pPr>
@@ -1432,15 +1340,15 @@
       <w:pPr>
         <w:pStyle w:val="Heading2"/>
       </w:pPr>
-      <w:bookmarkStart w:id="56" w:name="storage-storage-components"/>
+      <w:bookmarkStart w:id="57" w:name="Xa548d707fc9e3e6e4e4cf6ce801efcfcacd2cf1"/>
       <w:r>
         <w:t xml:space="preserve">11-storage — Storage Components</w:t>
       </w:r>
-      <w:bookmarkEnd w:id="56"/>
-    </w:p>
-    <w:p>
-      <w:pPr>
-        <w:pStyle w:val="CaptionedFigure"/>
+      <w:bookmarkEnd w:id="57"/>
+    </w:p>
+    <w:p>
+      <w:pPr>
+        <w:pStyle w:val="FirstParagraph"/>
       </w:pPr>
       <w:r>
         <w:drawing>
@@ -1458,7 +1366,7 @@
                     </pic:cNvPicPr>
                   </pic:nvPicPr>
                   <pic:blipFill>
-                    <a:blip r:embed="rId57"/>
+                    <a:blip r:embed="rId58"/>
                     <a:stretch>
                       <a:fillRect/>
                     </a:stretch>
@@ -1487,21 +1395,13 @@
     </w:p>
     <w:p>
       <w:pPr>
-        <w:pStyle w:val="ImageCaption"/>
-      </w:pPr>
-      <w:r>
-        <w:t xml:space="preserve">11-storage</w:t>
-      </w:r>
-    </w:p>
-    <w:p>
-      <w:pPr>
         <w:pStyle w:val="Heading3"/>
       </w:pPr>
-      <w:bookmarkStart w:id="58" w:name="описание-12"/>
+      <w:bookmarkStart w:id="59" w:name="описание-12"/>
       <w:r>
         <w:t xml:space="preserve">Описание</w:t>
       </w:r>
-      <w:bookmarkEnd w:id="58"/>
+      <w:bookmarkEnd w:id="59"/>
     </w:p>
     <w:p>
       <w:pPr>
@@ -1549,15 +1449,15 @@
       <w:pPr>
         <w:pStyle w:val="Heading2"/>
       </w:pPr>
-      <w:bookmarkStart w:id="59" w:name="Xd3476fee4348dcc1c6f2d9f59b955b67d61b150"/>
+      <w:bookmarkStart w:id="60" w:name="X2b8b46128bd73996913fd0956f6425cc022bb3f"/>
       <w:r>
         <w:t xml:space="preserve">12-composite-pipeline — Composite Pipeline Components</w:t>
       </w:r>
-      <w:bookmarkEnd w:id="59"/>
-    </w:p>
-    <w:p>
-      <w:pPr>
-        <w:pStyle w:val="CaptionedFigure"/>
+      <w:bookmarkEnd w:id="60"/>
+    </w:p>
+    <w:p>
+      <w:pPr>
+        <w:pStyle w:val="FirstParagraph"/>
       </w:pPr>
       <w:r>
         <w:drawing>
@@ -1575,7 +1475,7 @@
                     </pic:cNvPicPr>
                   </pic:nvPicPr>
                   <pic:blipFill>
-                    <a:blip r:embed="rId60"/>
+                    <a:blip r:embed="rId61"/>
                     <a:stretch>
                       <a:fillRect/>
                     </a:stretch>
@@ -1604,21 +1504,13 @@
     </w:p>
     <w:p>
       <w:pPr>
-        <w:pStyle w:val="ImageCaption"/>
-      </w:pPr>
-      <w:r>
-        <w:t xml:space="preserve">12-composite-pipeline</w:t>
-      </w:r>
-    </w:p>
-    <w:p>
-      <w:pPr>
         <w:pStyle w:val="Heading3"/>
       </w:pPr>
-      <w:bookmarkStart w:id="61" w:name="описание-13"/>
+      <w:bookmarkStart w:id="62" w:name="описание-13"/>
       <w:r>
         <w:t xml:space="preserve">Описание</w:t>
       </w:r>
-      <w:bookmarkEnd w:id="61"/>
+      <w:bookmarkEnd w:id="62"/>
     </w:p>
     <w:p>
       <w:pPr>
@@ -1666,15 +1558,15 @@
       <w:pPr>
         <w:pStyle w:val="Heading2"/>
       </w:pPr>
-      <w:bookmarkStart w:id="62" w:name="domain-services-domain-services"/>
+      <w:bookmarkStart w:id="63" w:name="X82f59d8782455524808080e9389287f087250f1"/>
       <w:r>
         <w:t xml:space="preserve">13-domain-services — Domain Services</w:t>
       </w:r>
-      <w:bookmarkEnd w:id="62"/>
-    </w:p>
-    <w:p>
-      <w:pPr>
-        <w:pStyle w:val="CaptionedFigure"/>
+      <w:bookmarkEnd w:id="63"/>
+    </w:p>
+    <w:p>
+      <w:pPr>
+        <w:pStyle w:val="FirstParagraph"/>
       </w:pPr>
       <w:r>
         <w:drawing>
@@ -1692,7 +1584,7 @@
                     </pic:cNvPicPr>
                   </pic:nvPicPr>
                   <pic:blipFill>
-                    <a:blip r:embed="rId63"/>
+                    <a:blip r:embed="rId64"/>
                     <a:stretch>
                       <a:fillRect/>
                     </a:stretch>
@@ -1721,21 +1613,13 @@
     </w:p>
     <w:p>
       <w:pPr>
-        <w:pStyle w:val="ImageCaption"/>
-      </w:pPr>
-      <w:r>
-        <w:t xml:space="preserve">13-domain-services</w:t>
-      </w:r>
-    </w:p>
-    <w:p>
-      <w:pPr>
         <w:pStyle w:val="Heading3"/>
       </w:pPr>
-      <w:bookmarkStart w:id="64" w:name="описание-14"/>
+      <w:bookmarkStart w:id="65" w:name="описание-14"/>
       <w:r>
         <w:t xml:space="preserve">Описание</w:t>
       </w:r>
-      <w:bookmarkEnd w:id="64"/>
+      <w:bookmarkEnd w:id="65"/>
     </w:p>
     <w:p>
       <w:pPr>
@@ -1783,15 +1667,15 @@
       <w:pPr>
         <w:pStyle w:val="Heading2"/>
       </w:pPr>
-      <w:bookmarkStart w:id="65" w:name="observability-observability-components"/>
+      <w:bookmarkStart w:id="66" w:name="Xd7dc352a4d06c6321a52650a8db1912db7162cf"/>
       <w:r>
         <w:t xml:space="preserve">14-observability — Observability Components</w:t>
       </w:r>
-      <w:bookmarkEnd w:id="65"/>
-    </w:p>
-    <w:p>
-      <w:pPr>
-        <w:pStyle w:val="CaptionedFigure"/>
+      <w:bookmarkEnd w:id="66"/>
+    </w:p>
+    <w:p>
+      <w:pPr>
+        <w:pStyle w:val="FirstParagraph"/>
       </w:pPr>
       <w:r>
         <w:drawing>
@@ -1809,7 +1693,7 @@
                     </pic:cNvPicPr>
                   </pic:nvPicPr>
                   <pic:blipFill>
-                    <a:blip r:embed="rId66"/>
+                    <a:blip r:embed="rId67"/>
                     <a:stretch>
                       <a:fillRect/>
                     </a:stretch>
@@ -1838,21 +1722,13 @@
     </w:p>
     <w:p>
       <w:pPr>
-        <w:pStyle w:val="ImageCaption"/>
-      </w:pPr>
-      <w:r>
-        <w:t xml:space="preserve">14-observability</w:t>
-      </w:r>
-    </w:p>
-    <w:p>
-      <w:pPr>
         <w:pStyle w:val="Heading3"/>
       </w:pPr>
-      <w:bookmarkStart w:id="67" w:name="описание-15"/>
+      <w:bookmarkStart w:id="68" w:name="описание-15"/>
       <w:r>
         <w:t xml:space="preserve">Описание</w:t>
       </w:r>
-      <w:bookmarkEnd w:id="67"/>
+      <w:bookmarkEnd w:id="68"/>
     </w:p>
     <w:p>
       <w:pPr>
@@ -1900,15 +1776,15 @@
       <w:pPr>
         <w:pStyle w:val="Heading2"/>
       </w:pPr>
-      <w:bookmarkStart w:id="68" w:name="X049c0a9eaacd195e8496eead93a83051838c82d"/>
+      <w:bookmarkStart w:id="69" w:name="Xfa5955ff0c8afc2a0e63947e4544952f0f51ad6"/>
       <w:r>
         <w:t xml:space="preserve">14a-observability-method-catalog — Observability Method Catalog (L2)</w:t>
       </w:r>
-      <w:bookmarkEnd w:id="68"/>
-    </w:p>
-    <w:p>
-      <w:pPr>
-        <w:pStyle w:val="CaptionedFigure"/>
+      <w:bookmarkEnd w:id="69"/>
+    </w:p>
+    <w:p>
+      <w:pPr>
+        <w:pStyle w:val="FirstParagraph"/>
       </w:pPr>
       <w:r>
         <w:drawing>
@@ -1926,7 +1802,7 @@
                     </pic:cNvPicPr>
                   </pic:nvPicPr>
                   <pic:blipFill>
-                    <a:blip r:embed="rId69"/>
+                    <a:blip r:embed="rId70"/>
                     <a:stretch>
                       <a:fillRect/>
                     </a:stretch>
@@ -1955,21 +1831,13 @@
     </w:p>
     <w:p>
       <w:pPr>
-        <w:pStyle w:val="ImageCaption"/>
-      </w:pPr>
-      <w:r>
-        <w:t xml:space="preserve">14a-observability-method-catalog</w:t>
-      </w:r>
-    </w:p>
-    <w:p>
-      <w:pPr>
         <w:pStyle w:val="Heading3"/>
       </w:pPr>
-      <w:bookmarkStart w:id="70" w:name="описание-16"/>
+      <w:bookmarkStart w:id="71" w:name="описание-16"/>
       <w:r>
         <w:t xml:space="preserve">Описание</w:t>
       </w:r>
-      <w:bookmarkEnd w:id="70"/>
+      <w:bookmarkEnd w:id="71"/>
     </w:p>
     <w:p>
       <w:pPr>
@@ -2017,15 +1885,15 @@
       <w:pPr>
         <w:pStyle w:val="Heading2"/>
       </w:pPr>
-      <w:bookmarkStart w:id="71" w:name="extractors-field-extractors"/>
+      <w:bookmarkStart w:id="72" w:name="Xb68ab56c3e91a7970c76f1ab36c2b04e1db73cb"/>
       <w:r>
         <w:t xml:space="preserve">15-extractors — Field Extractors</w:t>
       </w:r>
-      <w:bookmarkEnd w:id="71"/>
-    </w:p>
-    <w:p>
-      <w:pPr>
-        <w:pStyle w:val="CaptionedFigure"/>
+      <w:bookmarkEnd w:id="72"/>
+    </w:p>
+    <w:p>
+      <w:pPr>
+        <w:pStyle w:val="FirstParagraph"/>
       </w:pPr>
       <w:r>
         <w:drawing>
@@ -2043,7 +1911,7 @@
                     </pic:cNvPicPr>
                   </pic:nvPicPr>
                   <pic:blipFill>
-                    <a:blip r:embed="rId72"/>
+                    <a:blip r:embed="rId73"/>
                     <a:stretch>
                       <a:fillRect/>
                     </a:stretch>
@@ -2072,21 +1940,13 @@
     </w:p>
     <w:p>
       <w:pPr>
-        <w:pStyle w:val="ImageCaption"/>
-      </w:pPr>
-      <w:r>
-        <w:t xml:space="preserve">15-extractors</w:t>
-      </w:r>
-    </w:p>
-    <w:p>
-      <w:pPr>
         <w:pStyle w:val="Heading3"/>
       </w:pPr>
-      <w:bookmarkStart w:id="73" w:name="описание-17"/>
+      <w:bookmarkStart w:id="74" w:name="описание-17"/>
       <w:r>
         <w:t xml:space="preserve">Описание</w:t>
       </w:r>
-      <w:bookmarkEnd w:id="73"/>
+      <w:bookmarkEnd w:id="74"/>
     </w:p>
     <w:p>
       <w:pPr>
@@ -2134,15 +1994,15 @@
       <w:pPr>
         <w:pStyle w:val="Heading2"/>
       </w:pPr>
-      <w:bookmarkStart w:id="74" w:name="factories-bootstrap-factories-bootstrap"/>
+      <w:bookmarkStart w:id="75" w:name="X1c5bae0331b261c1812555fa790998df40affbb"/>
       <w:r>
         <w:t xml:space="preserve">16-factories-bootstrap — Factories &amp; Bootstrap</w:t>
       </w:r>
-      <w:bookmarkEnd w:id="74"/>
-    </w:p>
-    <w:p>
-      <w:pPr>
-        <w:pStyle w:val="CaptionedFigure"/>
+      <w:bookmarkEnd w:id="75"/>
+    </w:p>
+    <w:p>
+      <w:pPr>
+        <w:pStyle w:val="FirstParagraph"/>
       </w:pPr>
       <w:r>
         <w:drawing>
@@ -2160,7 +2020,7 @@
                     </pic:cNvPicPr>
                   </pic:nvPicPr>
                   <pic:blipFill>
-                    <a:blip r:embed="rId75"/>
+                    <a:blip r:embed="rId76"/>
                     <a:stretch>
                       <a:fillRect/>
                     </a:stretch>
@@ -2189,21 +2049,13 @@
     </w:p>
     <w:p>
       <w:pPr>
-        <w:pStyle w:val="ImageCaption"/>
-      </w:pPr>
-      <w:r>
-        <w:t xml:space="preserve">16-factories-bootstrap</w:t>
-      </w:r>
-    </w:p>
-    <w:p>
-      <w:pPr>
         <w:pStyle w:val="Heading3"/>
       </w:pPr>
-      <w:bookmarkStart w:id="76" w:name="описание-18"/>
+      <w:bookmarkStart w:id="77" w:name="описание-18"/>
       <w:r>
         <w:t xml:space="preserve">Описание</w:t>
       </w:r>
-      <w:bookmarkEnd w:id="76"/>
+      <w:bookmarkEnd w:id="77"/>
     </w:p>
     <w:p>
       <w:pPr>

--- a/docs/02-architecture/mmd-diagrams/class-diagrams-with-descriptions.docx
+++ b/docs/02-architecture/mmd-diagrams/class-diagrams-with-descriptions.docx
@@ -2,15 +2,14 @@
 <file path=word/document.xml><?xml version="1.0" encoding="utf-8"?>
 <w:document xmlns:w="http://schemas.openxmlformats.org/wordprocessingml/2006/main" xmlns:m="http://schemas.openxmlformats.org/officeDocument/2006/math" xmlns:r="http://schemas.openxmlformats.org/officeDocument/2006/relationships" xmlns:o="urn:schemas-microsoft-com:office:office" xmlns:v="urn:schemas-microsoft-com:vml" xmlns:w10="urn:schemas-microsoft-com:office:word" xmlns:a="http://schemas.openxmlformats.org/drawingml/2006/main" xmlns:pic="http://schemas.openxmlformats.org/drawingml/2006/picture" xmlns:wp="http://schemas.openxmlformats.org/drawingml/2006/wordprocessingDrawing">
   <w:body>
+    <w:bookmarkStart w:id="47" w:name="bioetl-class-diagrams-with-descriptions"/>
     <w:p>
       <w:pPr>
         <w:pStyle w:val="Heading1"/>
       </w:pPr>
-      <w:bookmarkStart w:id="20" w:name="bioetl-class-diagrams-with-descriptions"/>
       <w:r>
         <w:t xml:space="preserve">BioETL Class Diagrams with Descriptions</w:t>
       </w:r>
-      <w:bookmarkEnd w:id="20"/>
     </w:p>
     <w:p>
       <w:pPr>
@@ -28,72 +27,31 @@
         <w:t xml:space="preserve">Всего диаграмм: 19</w:t>
       </w:r>
     </w:p>
+    <w:bookmarkStart w:id="10" w:name="X234d485aa72ce766cf2a03088e9cecf544679a5"/>
     <w:p>
       <w:pPr>
         <w:pStyle w:val="Heading2"/>
       </w:pPr>
-      <w:bookmarkStart w:id="21" w:name="X234d485aa72ce766cf2a03088e9cecf544679a5"/>
       <w:r>
         <w:t xml:space="preserve">01-domain-ports — Domain Port Protocols</w:t>
       </w:r>
-      <w:bookmarkEnd w:id="21"/>
-    </w:p>
-    <w:p>
-      <w:pPr>
-        <w:pStyle w:val="FirstParagraph"/>
-      </w:pPr>
-      <w:r>
-        <w:drawing>
-          <wp:inline>
-            <wp:extent cx="5334000" cy="17790481"/>
-            <wp:effectExtent b="0" l="0" r="0" t="0"/>
-            <wp:docPr descr="01-domain-ports" title="" id="1" name="Picture"/>
-            <a:graphic>
-              <a:graphicData uri="http://schemas.openxmlformats.org/drawingml/2006/picture">
-                <pic:pic>
-                  <pic:nvPicPr>
-                    <pic:cNvPr descr="class-diagrams/png/01-domain-ports.png" id="0" name="Picture"/>
-                    <pic:cNvPicPr>
-                      <a:picLocks noChangeArrowheads="1" noChangeAspect="1"/>
-                    </pic:cNvPicPr>
-                  </pic:nvPicPr>
-                  <pic:blipFill>
-                    <a:blip r:embed="rId22"/>
-                    <a:stretch>
-                      <a:fillRect/>
-                    </a:stretch>
-                  </pic:blipFill>
-                  <pic:spPr bwMode="auto">
-                    <a:xfrm>
-                      <a:off x="0" y="0"/>
-                      <a:ext cx="5334000" cy="17790481"/>
-                    </a:xfrm>
-                    <a:prstGeom prst="rect">
-                      <a:avLst/>
-                    </a:prstGeom>
-                    <a:noFill/>
-                    <a:ln w="9525">
-                      <a:noFill/>
-                      <a:headEnd/>
-                      <a:tailEnd/>
-                    </a:ln>
-                  </pic:spPr>
-                </pic:pic>
-              </a:graphicData>
-            </a:graphic>
-          </wp:inline>
-        </w:drawing>
-      </w:r>
-    </w:p>
+    </w:p>
+    <w:p>
+      <w:pPr>
+        <w:pStyle w:val="FirstParagraph"/>
+      </w:pPr>
+      <w:r>
+        <w:t xml:space="preserve">01-domain-ports</w:t>
+      </w:r>
+    </w:p>
+    <w:bookmarkStart w:id="9" w:name="описание"/>
     <w:p>
       <w:pPr>
         <w:pStyle w:val="Heading3"/>
       </w:pPr>
-      <w:bookmarkStart w:id="23" w:name="описание"/>
       <w:r>
         <w:t xml:space="preserve">Описание</w:t>
       </w:r>
-      <w:bookmarkEnd w:id="23"/>
     </w:p>
     <w:p>
       <w:pPr>
@@ -137,72 +95,33 @@
         </w:pict>
       </w:r>
     </w:p>
+    <w:bookmarkEnd w:id="9"/>
+    <w:bookmarkEnd w:id="10"/>
+    <w:bookmarkStart w:id="12" w:name="X711a635ebd8e748a75ee839b908c3c0fa34ec96"/>
     <w:p>
       <w:pPr>
         <w:pStyle w:val="Heading2"/>
       </w:pPr>
-      <w:bookmarkStart w:id="24" w:name="X711a635ebd8e748a75ee839b908c3c0fa34ec96"/>
       <w:r>
         <w:t xml:space="preserve">01a-domain-ports-method-catalog — Domain Port Method Catalog (L2)</w:t>
       </w:r>
-      <w:bookmarkEnd w:id="24"/>
-    </w:p>
-    <w:p>
-      <w:pPr>
-        <w:pStyle w:val="FirstParagraph"/>
-      </w:pPr>
-      <w:r>
-        <w:drawing>
-          <wp:inline>
-            <wp:extent cx="5334000" cy="950225"/>
-            <wp:effectExtent b="0" l="0" r="0" t="0"/>
-            <wp:docPr descr="01a-domain-ports-method-catalog" title="" id="1" name="Picture"/>
-            <a:graphic>
-              <a:graphicData uri="http://schemas.openxmlformats.org/drawingml/2006/picture">
-                <pic:pic>
-                  <pic:nvPicPr>
-                    <pic:cNvPr descr="class-diagrams/png/01a-domain-ports-method-catalog.png" id="0" name="Picture"/>
-                    <pic:cNvPicPr>
-                      <a:picLocks noChangeArrowheads="1" noChangeAspect="1"/>
-                    </pic:cNvPicPr>
-                  </pic:nvPicPr>
-                  <pic:blipFill>
-                    <a:blip r:embed="rId25"/>
-                    <a:stretch>
-                      <a:fillRect/>
-                    </a:stretch>
-                  </pic:blipFill>
-                  <pic:spPr bwMode="auto">
-                    <a:xfrm>
-                      <a:off x="0" y="0"/>
-                      <a:ext cx="5334000" cy="950225"/>
-                    </a:xfrm>
-                    <a:prstGeom prst="rect">
-                      <a:avLst/>
-                    </a:prstGeom>
-                    <a:noFill/>
-                    <a:ln w="9525">
-                      <a:noFill/>
-                      <a:headEnd/>
-                      <a:tailEnd/>
-                    </a:ln>
-                  </pic:spPr>
-                </pic:pic>
-              </a:graphicData>
-            </a:graphic>
-          </wp:inline>
-        </w:drawing>
-      </w:r>
-    </w:p>
+    </w:p>
+    <w:p>
+      <w:pPr>
+        <w:pStyle w:val="FirstParagraph"/>
+      </w:pPr>
+      <w:r>
+        <w:t xml:space="preserve">01a-domain-ports-method-catalog</w:t>
+      </w:r>
+    </w:p>
+    <w:bookmarkStart w:id="11" w:name="описание-1"/>
     <w:p>
       <w:pPr>
         <w:pStyle w:val="Heading3"/>
       </w:pPr>
-      <w:bookmarkStart w:id="26" w:name="описание-1"/>
       <w:r>
         <w:t xml:space="preserve">Описание</w:t>
       </w:r>
-      <w:bookmarkEnd w:id="26"/>
     </w:p>
     <w:p>
       <w:pPr>
@@ -246,72 +165,33 @@
         </w:pict>
       </w:r>
     </w:p>
+    <w:bookmarkEnd w:id="11"/>
+    <w:bookmarkEnd w:id="12"/>
+    <w:bookmarkStart w:id="14" w:name="X9ee4458dcaeac17cd65b1492ffc530cc1a5cd94"/>
     <w:p>
       <w:pPr>
         <w:pStyle w:val="Heading2"/>
       </w:pPr>
-      <w:bookmarkStart w:id="27" w:name="X9ee4458dcaeac17cd65b1492ffc530cc1a5cd94"/>
       <w:r>
         <w:t xml:space="preserve">02-entities-aggregates — Entities &amp; Aggregates</w:t>
       </w:r>
-      <w:bookmarkEnd w:id="27"/>
-    </w:p>
-    <w:p>
-      <w:pPr>
-        <w:pStyle w:val="FirstParagraph"/>
-      </w:pPr>
-      <w:r>
-        <w:drawing>
-          <wp:inline>
-            <wp:extent cx="5334000" cy="2437835"/>
-            <wp:effectExtent b="0" l="0" r="0" t="0"/>
-            <wp:docPr descr="02-entities-aggregates" title="" id="1" name="Picture"/>
-            <a:graphic>
-              <a:graphicData uri="http://schemas.openxmlformats.org/drawingml/2006/picture">
-                <pic:pic>
-                  <pic:nvPicPr>
-                    <pic:cNvPr descr="class-diagrams/png/02-entities-aggregates.png" id="0" name="Picture"/>
-                    <pic:cNvPicPr>
-                      <a:picLocks noChangeArrowheads="1" noChangeAspect="1"/>
-                    </pic:cNvPicPr>
-                  </pic:nvPicPr>
-                  <pic:blipFill>
-                    <a:blip r:embed="rId28"/>
-                    <a:stretch>
-                      <a:fillRect/>
-                    </a:stretch>
-                  </pic:blipFill>
-                  <pic:spPr bwMode="auto">
-                    <a:xfrm>
-                      <a:off x="0" y="0"/>
-                      <a:ext cx="5334000" cy="2437835"/>
-                    </a:xfrm>
-                    <a:prstGeom prst="rect">
-                      <a:avLst/>
-                    </a:prstGeom>
-                    <a:noFill/>
-                    <a:ln w="9525">
-                      <a:noFill/>
-                      <a:headEnd/>
-                      <a:tailEnd/>
-                    </a:ln>
-                  </pic:spPr>
-                </pic:pic>
-              </a:graphicData>
-            </a:graphic>
-          </wp:inline>
-        </w:drawing>
-      </w:r>
-    </w:p>
+    </w:p>
+    <w:p>
+      <w:pPr>
+        <w:pStyle w:val="FirstParagraph"/>
+      </w:pPr>
+      <w:r>
+        <w:t xml:space="preserve">02-entities-aggregates</w:t>
+      </w:r>
+    </w:p>
+    <w:bookmarkStart w:id="13" w:name="описание-2"/>
     <w:p>
       <w:pPr>
         <w:pStyle w:val="Heading3"/>
       </w:pPr>
-      <w:bookmarkStart w:id="29" w:name="описание-2"/>
       <w:r>
         <w:t xml:space="preserve">Описание</w:t>
       </w:r>
-      <w:bookmarkEnd w:id="29"/>
     </w:p>
     <w:p>
       <w:pPr>
@@ -355,72 +235,33 @@
         </w:pict>
       </w:r>
     </w:p>
+    <w:bookmarkEnd w:id="13"/>
+    <w:bookmarkEnd w:id="14"/>
+    <w:bookmarkStart w:id="16" w:name="X84a54ccafadf1946d71ae729472cf8301419921"/>
     <w:p>
       <w:pPr>
         <w:pStyle w:val="Heading2"/>
       </w:pPr>
-      <w:bookmarkStart w:id="30" w:name="X84a54ccafadf1946d71ae729472cf8301419921"/>
       <w:r>
         <w:t xml:space="preserve">03-value-objects — Value Objects</w:t>
       </w:r>
-      <w:bookmarkEnd w:id="30"/>
-    </w:p>
-    <w:p>
-      <w:pPr>
-        <w:pStyle w:val="FirstParagraph"/>
-      </w:pPr>
-      <w:r>
-        <w:drawing>
-          <wp:inline>
-            <wp:extent cx="5334000" cy="1152380"/>
-            <wp:effectExtent b="0" l="0" r="0" t="0"/>
-            <wp:docPr descr="03-value-objects" title="" id="1" name="Picture"/>
-            <a:graphic>
-              <a:graphicData uri="http://schemas.openxmlformats.org/drawingml/2006/picture">
-                <pic:pic>
-                  <pic:nvPicPr>
-                    <pic:cNvPr descr="class-diagrams/png/03-value-objects.png" id="0" name="Picture"/>
-                    <pic:cNvPicPr>
-                      <a:picLocks noChangeArrowheads="1" noChangeAspect="1"/>
-                    </pic:cNvPicPr>
-                  </pic:nvPicPr>
-                  <pic:blipFill>
-                    <a:blip r:embed="rId31"/>
-                    <a:stretch>
-                      <a:fillRect/>
-                    </a:stretch>
-                  </pic:blipFill>
-                  <pic:spPr bwMode="auto">
-                    <a:xfrm>
-                      <a:off x="0" y="0"/>
-                      <a:ext cx="5334000" cy="1152380"/>
-                    </a:xfrm>
-                    <a:prstGeom prst="rect">
-                      <a:avLst/>
-                    </a:prstGeom>
-                    <a:noFill/>
-                    <a:ln w="9525">
-                      <a:noFill/>
-                      <a:headEnd/>
-                      <a:tailEnd/>
-                    </a:ln>
-                  </pic:spPr>
-                </pic:pic>
-              </a:graphicData>
-            </a:graphic>
-          </wp:inline>
-        </w:drawing>
-      </w:r>
-    </w:p>
+    </w:p>
+    <w:p>
+      <w:pPr>
+        <w:pStyle w:val="FirstParagraph"/>
+      </w:pPr>
+      <w:r>
+        <w:t xml:space="preserve">03-value-objects</w:t>
+      </w:r>
+    </w:p>
+    <w:bookmarkStart w:id="15" w:name="описание-3"/>
     <w:p>
       <w:pPr>
         <w:pStyle w:val="Heading3"/>
       </w:pPr>
-      <w:bookmarkStart w:id="32" w:name="описание-3"/>
       <w:r>
         <w:t xml:space="preserve">Описание</w:t>
       </w:r>
-      <w:bookmarkEnd w:id="32"/>
     </w:p>
     <w:p>
       <w:pPr>
@@ -464,72 +305,33 @@
         </w:pict>
       </w:r>
     </w:p>
+    <w:bookmarkEnd w:id="15"/>
+    <w:bookmarkEnd w:id="16"/>
+    <w:bookmarkStart w:id="18" w:name="Xace7d5a93ec405001beb1636912dac960046dc9"/>
     <w:p>
       <w:pPr>
         <w:pStyle w:val="Heading2"/>
       </w:pPr>
-      <w:bookmarkStart w:id="33" w:name="Xace7d5a93ec405001beb1636912dac960046dc9"/>
       <w:r>
         <w:t xml:space="preserve">04-types-enums — Types &amp; Enums</w:t>
       </w:r>
-      <w:bookmarkEnd w:id="33"/>
-    </w:p>
-    <w:p>
-      <w:pPr>
-        <w:pStyle w:val="FirstParagraph"/>
-      </w:pPr>
-      <w:r>
-        <w:drawing>
-          <wp:inline>
-            <wp:extent cx="5334000" cy="904013"/>
-            <wp:effectExtent b="0" l="0" r="0" t="0"/>
-            <wp:docPr descr="04-types-enums" title="" id="1" name="Picture"/>
-            <a:graphic>
-              <a:graphicData uri="http://schemas.openxmlformats.org/drawingml/2006/picture">
-                <pic:pic>
-                  <pic:nvPicPr>
-                    <pic:cNvPr descr="class-diagrams/png/04-types-enums.png" id="0" name="Picture"/>
-                    <pic:cNvPicPr>
-                      <a:picLocks noChangeArrowheads="1" noChangeAspect="1"/>
-                    </pic:cNvPicPr>
-                  </pic:nvPicPr>
-                  <pic:blipFill>
-                    <a:blip r:embed="rId34"/>
-                    <a:stretch>
-                      <a:fillRect/>
-                    </a:stretch>
-                  </pic:blipFill>
-                  <pic:spPr bwMode="auto">
-                    <a:xfrm>
-                      <a:off x="0" y="0"/>
-                      <a:ext cx="5334000" cy="904013"/>
-                    </a:xfrm>
-                    <a:prstGeom prst="rect">
-                      <a:avLst/>
-                    </a:prstGeom>
-                    <a:noFill/>
-                    <a:ln w="9525">
-                      <a:noFill/>
-                      <a:headEnd/>
-                      <a:tailEnd/>
-                    </a:ln>
-                  </pic:spPr>
-                </pic:pic>
-              </a:graphicData>
-            </a:graphic>
-          </wp:inline>
-        </w:drawing>
-      </w:r>
-    </w:p>
+    </w:p>
+    <w:p>
+      <w:pPr>
+        <w:pStyle w:val="FirstParagraph"/>
+      </w:pPr>
+      <w:r>
+        <w:t xml:space="preserve">04-types-enums</w:t>
+      </w:r>
+    </w:p>
+    <w:bookmarkStart w:id="17" w:name="описание-4"/>
     <w:p>
       <w:pPr>
         <w:pStyle w:val="Heading3"/>
       </w:pPr>
-      <w:bookmarkStart w:id="35" w:name="описание-4"/>
       <w:r>
         <w:t xml:space="preserve">Описание</w:t>
       </w:r>
-      <w:bookmarkEnd w:id="35"/>
     </w:p>
     <w:p>
       <w:pPr>
@@ -573,72 +375,33 @@
         </w:pict>
       </w:r>
     </w:p>
+    <w:bookmarkEnd w:id="17"/>
+    <w:bookmarkEnd w:id="18"/>
+    <w:bookmarkStart w:id="20" w:name="X0e6569730036163fe64b57caf880bb3b328f812"/>
     <w:p>
       <w:pPr>
         <w:pStyle w:val="Heading2"/>
       </w:pPr>
-      <w:bookmarkStart w:id="36" w:name="X0e6569730036163fe64b57caf880bb3b328f812"/>
       <w:r>
         <w:t xml:space="preserve">05-exceptions — Exception Hierarchy</w:t>
       </w:r>
-      <w:bookmarkEnd w:id="36"/>
-    </w:p>
-    <w:p>
-      <w:pPr>
-        <w:pStyle w:val="FirstParagraph"/>
-      </w:pPr>
-      <w:r>
-        <w:drawing>
-          <wp:inline>
-            <wp:extent cx="5334000" cy="5175049"/>
-            <wp:effectExtent b="0" l="0" r="0" t="0"/>
-            <wp:docPr descr="05-exceptions" title="" id="1" name="Picture"/>
-            <a:graphic>
-              <a:graphicData uri="http://schemas.openxmlformats.org/drawingml/2006/picture">
-                <pic:pic>
-                  <pic:nvPicPr>
-                    <pic:cNvPr descr="class-diagrams/png/05-exceptions.png" id="0" name="Picture"/>
-                    <pic:cNvPicPr>
-                      <a:picLocks noChangeArrowheads="1" noChangeAspect="1"/>
-                    </pic:cNvPicPr>
-                  </pic:nvPicPr>
-                  <pic:blipFill>
-                    <a:blip r:embed="rId37"/>
-                    <a:stretch>
-                      <a:fillRect/>
-                    </a:stretch>
-                  </pic:blipFill>
-                  <pic:spPr bwMode="auto">
-                    <a:xfrm>
-                      <a:off x="0" y="0"/>
-                      <a:ext cx="5334000" cy="5175049"/>
-                    </a:xfrm>
-                    <a:prstGeom prst="rect">
-                      <a:avLst/>
-                    </a:prstGeom>
-                    <a:noFill/>
-                    <a:ln w="9525">
-                      <a:noFill/>
-                      <a:headEnd/>
-                      <a:tailEnd/>
-                    </a:ln>
-                  </pic:spPr>
-                </pic:pic>
-              </a:graphicData>
-            </a:graphic>
-          </wp:inline>
-        </w:drawing>
-      </w:r>
-    </w:p>
+    </w:p>
+    <w:p>
+      <w:pPr>
+        <w:pStyle w:val="FirstParagraph"/>
+      </w:pPr>
+      <w:r>
+        <w:t xml:space="preserve">05-exceptions</w:t>
+      </w:r>
+    </w:p>
+    <w:bookmarkStart w:id="19" w:name="описание-5"/>
     <w:p>
       <w:pPr>
         <w:pStyle w:val="Heading3"/>
       </w:pPr>
-      <w:bookmarkStart w:id="38" w:name="описание-5"/>
       <w:r>
         <w:t xml:space="preserve">Описание</w:t>
       </w:r>
-      <w:bookmarkEnd w:id="38"/>
     </w:p>
     <w:p>
       <w:pPr>
@@ -682,72 +445,33 @@
         </w:pict>
       </w:r>
     </w:p>
+    <w:bookmarkEnd w:id="19"/>
+    <w:bookmarkEnd w:id="20"/>
+    <w:bookmarkStart w:id="22" w:name="X23da77654d03a8064be58b5de7d820e88496470"/>
     <w:p>
       <w:pPr>
         <w:pStyle w:val="Heading2"/>
       </w:pPr>
-      <w:bookmarkStart w:id="39" w:name="X23da77654d03a8064be58b5de7d820e88496470"/>
       <w:r>
         <w:t xml:space="preserve">06-config-classes — Configuration Classes</w:t>
       </w:r>
-      <w:bookmarkEnd w:id="39"/>
-    </w:p>
-    <w:p>
-      <w:pPr>
-        <w:pStyle w:val="FirstParagraph"/>
-      </w:pPr>
-      <w:r>
-        <w:drawing>
-          <wp:inline>
-            <wp:extent cx="5334000" cy="19512272"/>
-            <wp:effectExtent b="0" l="0" r="0" t="0"/>
-            <wp:docPr descr="06-config-classes" title="" id="1" name="Picture"/>
-            <a:graphic>
-              <a:graphicData uri="http://schemas.openxmlformats.org/drawingml/2006/picture">
-                <pic:pic>
-                  <pic:nvPicPr>
-                    <pic:cNvPr descr="class-diagrams/png/06-config-classes.png" id="0" name="Picture"/>
-                    <pic:cNvPicPr>
-                      <a:picLocks noChangeArrowheads="1" noChangeAspect="1"/>
-                    </pic:cNvPicPr>
-                  </pic:nvPicPr>
-                  <pic:blipFill>
-                    <a:blip r:embed="rId40"/>
-                    <a:stretch>
-                      <a:fillRect/>
-                    </a:stretch>
-                  </pic:blipFill>
-                  <pic:spPr bwMode="auto">
-                    <a:xfrm>
-                      <a:off x="0" y="0"/>
-                      <a:ext cx="5334000" cy="19512272"/>
-                    </a:xfrm>
-                    <a:prstGeom prst="rect">
-                      <a:avLst/>
-                    </a:prstGeom>
-                    <a:noFill/>
-                    <a:ln w="9525">
-                      <a:noFill/>
-                      <a:headEnd/>
-                      <a:tailEnd/>
-                    </a:ln>
-                  </pic:spPr>
-                </pic:pic>
-              </a:graphicData>
-            </a:graphic>
-          </wp:inline>
-        </w:drawing>
-      </w:r>
-    </w:p>
+    </w:p>
+    <w:p>
+      <w:pPr>
+        <w:pStyle w:val="FirstParagraph"/>
+      </w:pPr>
+      <w:r>
+        <w:t xml:space="preserve">06-config-classes</w:t>
+      </w:r>
+    </w:p>
+    <w:bookmarkStart w:id="21" w:name="описание-6"/>
     <w:p>
       <w:pPr>
         <w:pStyle w:val="Heading3"/>
       </w:pPr>
-      <w:bookmarkStart w:id="41" w:name="описание-6"/>
       <w:r>
         <w:t xml:space="preserve">Описание</w:t>
       </w:r>
-      <w:bookmarkEnd w:id="41"/>
     </w:p>
     <w:p>
       <w:pPr>
@@ -791,72 +515,33 @@
         </w:pict>
       </w:r>
     </w:p>
+    <w:bookmarkEnd w:id="21"/>
+    <w:bookmarkEnd w:id="22"/>
+    <w:bookmarkStart w:id="24" w:name="X839fed3c3cacccb88e6202a1cf113aac14cea53"/>
     <w:p>
       <w:pPr>
         <w:pStyle w:val="Heading2"/>
       </w:pPr>
-      <w:bookmarkStart w:id="42" w:name="X839fed3c3cacccb88e6202a1cf113aac14cea53"/>
       <w:r>
         <w:t xml:space="preserve">07-application-core-services — Application Core Services</w:t>
       </w:r>
-      <w:bookmarkEnd w:id="42"/>
-    </w:p>
-    <w:p>
-      <w:pPr>
-        <w:pStyle w:val="FirstParagraph"/>
-      </w:pPr>
-      <w:r>
-        <w:drawing>
-          <wp:inline>
-            <wp:extent cx="5334000" cy="9880652"/>
-            <wp:effectExtent b="0" l="0" r="0" t="0"/>
-            <wp:docPr descr="07-application-core-services" title="" id="1" name="Picture"/>
-            <a:graphic>
-              <a:graphicData uri="http://schemas.openxmlformats.org/drawingml/2006/picture">
-                <pic:pic>
-                  <pic:nvPicPr>
-                    <pic:cNvPr descr="class-diagrams/png/07-application-core-services.png" id="0" name="Picture"/>
-                    <pic:cNvPicPr>
-                      <a:picLocks noChangeArrowheads="1" noChangeAspect="1"/>
-                    </pic:cNvPicPr>
-                  </pic:nvPicPr>
-                  <pic:blipFill>
-                    <a:blip r:embed="rId43"/>
-                    <a:stretch>
-                      <a:fillRect/>
-                    </a:stretch>
-                  </pic:blipFill>
-                  <pic:spPr bwMode="auto">
-                    <a:xfrm>
-                      <a:off x="0" y="0"/>
-                      <a:ext cx="5334000" cy="9880652"/>
-                    </a:xfrm>
-                    <a:prstGeom prst="rect">
-                      <a:avLst/>
-                    </a:prstGeom>
-                    <a:noFill/>
-                    <a:ln w="9525">
-                      <a:noFill/>
-                      <a:headEnd/>
-                      <a:tailEnd/>
-                    </a:ln>
-                  </pic:spPr>
-                </pic:pic>
-              </a:graphicData>
-            </a:graphic>
-          </wp:inline>
-        </w:drawing>
-      </w:r>
-    </w:p>
+    </w:p>
+    <w:p>
+      <w:pPr>
+        <w:pStyle w:val="FirstParagraph"/>
+      </w:pPr>
+      <w:r>
+        <w:t xml:space="preserve">07-application-core-services</w:t>
+      </w:r>
+    </w:p>
+    <w:bookmarkStart w:id="23" w:name="описание-7"/>
     <w:p>
       <w:pPr>
         <w:pStyle w:val="Heading3"/>
       </w:pPr>
-      <w:bookmarkStart w:id="44" w:name="описание-7"/>
       <w:r>
         <w:t xml:space="preserve">Описание</w:t>
       </w:r>
-      <w:bookmarkEnd w:id="44"/>
     </w:p>
     <w:p>
       <w:pPr>
@@ -900,72 +585,33 @@
         </w:pict>
       </w:r>
     </w:p>
+    <w:bookmarkEnd w:id="23"/>
+    <w:bookmarkEnd w:id="24"/>
+    <w:bookmarkStart w:id="26" w:name="X82a8c73213d2684221accefc8899d4f88ece396"/>
     <w:p>
       <w:pPr>
         <w:pStyle w:val="Heading2"/>
       </w:pPr>
-      <w:bookmarkStart w:id="45" w:name="X82a8c73213d2684221accefc8899d4f88ece396"/>
       <w:r>
         <w:t xml:space="preserve">08-application-services — Application Services</w:t>
       </w:r>
-      <w:bookmarkEnd w:id="45"/>
-    </w:p>
-    <w:p>
-      <w:pPr>
-        <w:pStyle w:val="FirstParagraph"/>
-      </w:pPr>
-      <w:r>
-        <w:drawing>
-          <wp:inline>
-            <wp:extent cx="5334000" cy="671977"/>
-            <wp:effectExtent b="0" l="0" r="0" t="0"/>
-            <wp:docPr descr="08-application-services" title="" id="1" name="Picture"/>
-            <a:graphic>
-              <a:graphicData uri="http://schemas.openxmlformats.org/drawingml/2006/picture">
-                <pic:pic>
-                  <pic:nvPicPr>
-                    <pic:cNvPr descr="class-diagrams/png/08-application-services.png" id="0" name="Picture"/>
-                    <pic:cNvPicPr>
-                      <a:picLocks noChangeArrowheads="1" noChangeAspect="1"/>
-                    </pic:cNvPicPr>
-                  </pic:nvPicPr>
-                  <pic:blipFill>
-                    <a:blip r:embed="rId46"/>
-                    <a:stretch>
-                      <a:fillRect/>
-                    </a:stretch>
-                  </pic:blipFill>
-                  <pic:spPr bwMode="auto">
-                    <a:xfrm>
-                      <a:off x="0" y="0"/>
-                      <a:ext cx="5334000" cy="671977"/>
-                    </a:xfrm>
-                    <a:prstGeom prst="rect">
-                      <a:avLst/>
-                    </a:prstGeom>
-                    <a:noFill/>
-                    <a:ln w="9525">
-                      <a:noFill/>
-                      <a:headEnd/>
-                      <a:tailEnd/>
-                    </a:ln>
-                  </pic:spPr>
-                </pic:pic>
-              </a:graphicData>
-            </a:graphic>
-          </wp:inline>
-        </w:drawing>
-      </w:r>
-    </w:p>
+    </w:p>
+    <w:p>
+      <w:pPr>
+        <w:pStyle w:val="FirstParagraph"/>
+      </w:pPr>
+      <w:r>
+        <w:t xml:space="preserve">08-application-services</w:t>
+      </w:r>
+    </w:p>
+    <w:bookmarkStart w:id="25" w:name="описание-8"/>
     <w:p>
       <w:pPr>
         <w:pStyle w:val="Heading3"/>
       </w:pPr>
-      <w:bookmarkStart w:id="47" w:name="описание-8"/>
       <w:r>
         <w:t xml:space="preserve">Описание</w:t>
       </w:r>
-      <w:bookmarkEnd w:id="47"/>
     </w:p>
     <w:p>
       <w:pPr>
@@ -1009,72 +655,33 @@
         </w:pict>
       </w:r>
     </w:p>
+    <w:bookmarkEnd w:id="25"/>
+    <w:bookmarkEnd w:id="26"/>
+    <w:bookmarkStart w:id="28" w:name="X636822adf464855a6ec03f5226cd597ddbf0895"/>
     <w:p>
       <w:pPr>
         <w:pStyle w:val="Heading2"/>
       </w:pPr>
-      <w:bookmarkStart w:id="48" w:name="X636822adf464855a6ec03f5226cd597ddbf0895"/>
       <w:r>
         <w:t xml:space="preserve">08a-application-services-operation-catalog — Application Service Operation Catalog (L2)</w:t>
       </w:r>
-      <w:bookmarkEnd w:id="48"/>
-    </w:p>
-    <w:p>
-      <w:pPr>
-        <w:pStyle w:val="FirstParagraph"/>
-      </w:pPr>
-      <w:r>
-        <w:drawing>
-          <wp:inline>
-            <wp:extent cx="5334000" cy="926254"/>
-            <wp:effectExtent b="0" l="0" r="0" t="0"/>
-            <wp:docPr descr="08a-application-services-operation-catalog" title="" id="1" name="Picture"/>
-            <a:graphic>
-              <a:graphicData uri="http://schemas.openxmlformats.org/drawingml/2006/picture">
-                <pic:pic>
-                  <pic:nvPicPr>
-                    <pic:cNvPr descr="class-diagrams/png/08a-application-services-operation-catalog.png" id="0" name="Picture"/>
-                    <pic:cNvPicPr>
-                      <a:picLocks noChangeArrowheads="1" noChangeAspect="1"/>
-                    </pic:cNvPicPr>
-                  </pic:nvPicPr>
-                  <pic:blipFill>
-                    <a:blip r:embed="rId49"/>
-                    <a:stretch>
-                      <a:fillRect/>
-                    </a:stretch>
-                  </pic:blipFill>
-                  <pic:spPr bwMode="auto">
-                    <a:xfrm>
-                      <a:off x="0" y="0"/>
-                      <a:ext cx="5334000" cy="926254"/>
-                    </a:xfrm>
-                    <a:prstGeom prst="rect">
-                      <a:avLst/>
-                    </a:prstGeom>
-                    <a:noFill/>
-                    <a:ln w="9525">
-                      <a:noFill/>
-                      <a:headEnd/>
-                      <a:tailEnd/>
-                    </a:ln>
-                  </pic:spPr>
-                </pic:pic>
-              </a:graphicData>
-            </a:graphic>
-          </wp:inline>
-        </w:drawing>
-      </w:r>
-    </w:p>
+    </w:p>
+    <w:p>
+      <w:pPr>
+        <w:pStyle w:val="FirstParagraph"/>
+      </w:pPr>
+      <w:r>
+        <w:t xml:space="preserve">08a-application-services-operation-catalog</w:t>
+      </w:r>
+    </w:p>
+    <w:bookmarkStart w:id="27" w:name="описание-9"/>
     <w:p>
       <w:pPr>
         <w:pStyle w:val="Heading3"/>
       </w:pPr>
-      <w:bookmarkStart w:id="50" w:name="описание-9"/>
       <w:r>
         <w:t xml:space="preserve">Описание</w:t>
       </w:r>
-      <w:bookmarkEnd w:id="50"/>
     </w:p>
     <w:p>
       <w:pPr>
@@ -1118,72 +725,33 @@
         </w:pict>
       </w:r>
     </w:p>
+    <w:bookmarkEnd w:id="27"/>
+    <w:bookmarkEnd w:id="28"/>
+    <w:bookmarkStart w:id="30" w:name="Xf8df1eb51060347c646fb53a465bec2d7dbaad3"/>
     <w:p>
       <w:pPr>
         <w:pStyle w:val="Heading2"/>
       </w:pPr>
-      <w:bookmarkStart w:id="51" w:name="Xf8df1eb51060347c646fb53a465bec2d7dbaad3"/>
       <w:r>
         <w:t xml:space="preserve">09-transformers — Transformers</w:t>
       </w:r>
-      <w:bookmarkEnd w:id="51"/>
-    </w:p>
-    <w:p>
-      <w:pPr>
-        <w:pStyle w:val="FirstParagraph"/>
-      </w:pPr>
-      <w:r>
-        <w:drawing>
-          <wp:inline>
-            <wp:extent cx="5334000" cy="12893893"/>
-            <wp:effectExtent b="0" l="0" r="0" t="0"/>
-            <wp:docPr descr="09-transformers" title="" id="1" name="Picture"/>
-            <a:graphic>
-              <a:graphicData uri="http://schemas.openxmlformats.org/drawingml/2006/picture">
-                <pic:pic>
-                  <pic:nvPicPr>
-                    <pic:cNvPr descr="class-diagrams/png/09-transformers.png" id="0" name="Picture"/>
-                    <pic:cNvPicPr>
-                      <a:picLocks noChangeArrowheads="1" noChangeAspect="1"/>
-                    </pic:cNvPicPr>
-                  </pic:nvPicPr>
-                  <pic:blipFill>
-                    <a:blip r:embed="rId52"/>
-                    <a:stretch>
-                      <a:fillRect/>
-                    </a:stretch>
-                  </pic:blipFill>
-                  <pic:spPr bwMode="auto">
-                    <a:xfrm>
-                      <a:off x="0" y="0"/>
-                      <a:ext cx="5334000" cy="12893893"/>
-                    </a:xfrm>
-                    <a:prstGeom prst="rect">
-                      <a:avLst/>
-                    </a:prstGeom>
-                    <a:noFill/>
-                    <a:ln w="9525">
-                      <a:noFill/>
-                      <a:headEnd/>
-                      <a:tailEnd/>
-                    </a:ln>
-                  </pic:spPr>
-                </pic:pic>
-              </a:graphicData>
-            </a:graphic>
-          </wp:inline>
-        </w:drawing>
-      </w:r>
-    </w:p>
+    </w:p>
+    <w:p>
+      <w:pPr>
+        <w:pStyle w:val="FirstParagraph"/>
+      </w:pPr>
+      <w:r>
+        <w:t xml:space="preserve">09-transformers</w:t>
+      </w:r>
+    </w:p>
+    <w:bookmarkStart w:id="29" w:name="описание-10"/>
     <w:p>
       <w:pPr>
         <w:pStyle w:val="Heading3"/>
       </w:pPr>
-      <w:bookmarkStart w:id="53" w:name="описание-10"/>
       <w:r>
         <w:t xml:space="preserve">Описание</w:t>
       </w:r>
-      <w:bookmarkEnd w:id="53"/>
     </w:p>
     <w:p>
       <w:pPr>
@@ -1227,72 +795,33 @@
         </w:pict>
       </w:r>
     </w:p>
+    <w:bookmarkEnd w:id="29"/>
+    <w:bookmarkEnd w:id="30"/>
+    <w:bookmarkStart w:id="32" w:name="X96d3b2cbe409b8b0ede3f2e7552ba9647a8e3fe"/>
     <w:p>
       <w:pPr>
         <w:pStyle w:val="Heading2"/>
       </w:pPr>
-      <w:bookmarkStart w:id="54" w:name="X96d3b2cbe409b8b0ede3f2e7552ba9647a8e3fe"/>
       <w:r>
         <w:t xml:space="preserve">10-adapters — Infrastructure Adapters</w:t>
       </w:r>
-      <w:bookmarkEnd w:id="54"/>
-    </w:p>
-    <w:p>
-      <w:pPr>
-        <w:pStyle w:val="FirstParagraph"/>
-      </w:pPr>
-      <w:r>
-        <w:drawing>
-          <wp:inline>
-            <wp:extent cx="5334000" cy="7655938"/>
-            <wp:effectExtent b="0" l="0" r="0" t="0"/>
-            <wp:docPr descr="10-adapters" title="" id="1" name="Picture"/>
-            <a:graphic>
-              <a:graphicData uri="http://schemas.openxmlformats.org/drawingml/2006/picture">
-                <pic:pic>
-                  <pic:nvPicPr>
-                    <pic:cNvPr descr="class-diagrams/png/10-adapters.png" id="0" name="Picture"/>
-                    <pic:cNvPicPr>
-                      <a:picLocks noChangeArrowheads="1" noChangeAspect="1"/>
-                    </pic:cNvPicPr>
-                  </pic:nvPicPr>
-                  <pic:blipFill>
-                    <a:blip r:embed="rId55"/>
-                    <a:stretch>
-                      <a:fillRect/>
-                    </a:stretch>
-                  </pic:blipFill>
-                  <pic:spPr bwMode="auto">
-                    <a:xfrm>
-                      <a:off x="0" y="0"/>
-                      <a:ext cx="5334000" cy="7655938"/>
-                    </a:xfrm>
-                    <a:prstGeom prst="rect">
-                      <a:avLst/>
-                    </a:prstGeom>
-                    <a:noFill/>
-                    <a:ln w="9525">
-                      <a:noFill/>
-                      <a:headEnd/>
-                      <a:tailEnd/>
-                    </a:ln>
-                  </pic:spPr>
-                </pic:pic>
-              </a:graphicData>
-            </a:graphic>
-          </wp:inline>
-        </w:drawing>
-      </w:r>
-    </w:p>
+    </w:p>
+    <w:p>
+      <w:pPr>
+        <w:pStyle w:val="FirstParagraph"/>
+      </w:pPr>
+      <w:r>
+        <w:t xml:space="preserve">10-adapters</w:t>
+      </w:r>
+    </w:p>
+    <w:bookmarkStart w:id="31" w:name="описание-11"/>
     <w:p>
       <w:pPr>
         <w:pStyle w:val="Heading3"/>
       </w:pPr>
-      <w:bookmarkStart w:id="56" w:name="описание-11"/>
       <w:r>
         <w:t xml:space="preserve">Описание</w:t>
       </w:r>
-      <w:bookmarkEnd w:id="56"/>
     </w:p>
     <w:p>
       <w:pPr>
@@ -1336,72 +865,33 @@
         </w:pict>
       </w:r>
     </w:p>
+    <w:bookmarkEnd w:id="31"/>
+    <w:bookmarkEnd w:id="32"/>
+    <w:bookmarkStart w:id="34" w:name="Xa548d707fc9e3e6e4e4cf6ce801efcfcacd2cf1"/>
     <w:p>
       <w:pPr>
         <w:pStyle w:val="Heading2"/>
       </w:pPr>
-      <w:bookmarkStart w:id="57" w:name="Xa548d707fc9e3e6e4e4cf6ce801efcfcacd2cf1"/>
       <w:r>
         <w:t xml:space="preserve">11-storage — Storage Components</w:t>
       </w:r>
-      <w:bookmarkEnd w:id="57"/>
-    </w:p>
-    <w:p>
-      <w:pPr>
-        <w:pStyle w:val="FirstParagraph"/>
-      </w:pPr>
-      <w:r>
-        <w:drawing>
-          <wp:inline>
-            <wp:extent cx="5334000" cy="9836224"/>
-            <wp:effectExtent b="0" l="0" r="0" t="0"/>
-            <wp:docPr descr="11-storage" title="" id="1" name="Picture"/>
-            <a:graphic>
-              <a:graphicData uri="http://schemas.openxmlformats.org/drawingml/2006/picture">
-                <pic:pic>
-                  <pic:nvPicPr>
-                    <pic:cNvPr descr="class-diagrams/png/11-storage.png" id="0" name="Picture"/>
-                    <pic:cNvPicPr>
-                      <a:picLocks noChangeArrowheads="1" noChangeAspect="1"/>
-                    </pic:cNvPicPr>
-                  </pic:nvPicPr>
-                  <pic:blipFill>
-                    <a:blip r:embed="rId58"/>
-                    <a:stretch>
-                      <a:fillRect/>
-                    </a:stretch>
-                  </pic:blipFill>
-                  <pic:spPr bwMode="auto">
-                    <a:xfrm>
-                      <a:off x="0" y="0"/>
-                      <a:ext cx="5334000" cy="9836224"/>
-                    </a:xfrm>
-                    <a:prstGeom prst="rect">
-                      <a:avLst/>
-                    </a:prstGeom>
-                    <a:noFill/>
-                    <a:ln w="9525">
-                      <a:noFill/>
-                      <a:headEnd/>
-                      <a:tailEnd/>
-                    </a:ln>
-                  </pic:spPr>
-                </pic:pic>
-              </a:graphicData>
-            </a:graphic>
-          </wp:inline>
-        </w:drawing>
-      </w:r>
-    </w:p>
+    </w:p>
+    <w:p>
+      <w:pPr>
+        <w:pStyle w:val="FirstParagraph"/>
+      </w:pPr>
+      <w:r>
+        <w:t xml:space="preserve">11-storage</w:t>
+      </w:r>
+    </w:p>
+    <w:bookmarkStart w:id="33" w:name="описание-12"/>
     <w:p>
       <w:pPr>
         <w:pStyle w:val="Heading3"/>
       </w:pPr>
-      <w:bookmarkStart w:id="59" w:name="описание-12"/>
       <w:r>
         <w:t xml:space="preserve">Описание</w:t>
       </w:r>
-      <w:bookmarkEnd w:id="59"/>
     </w:p>
     <w:p>
       <w:pPr>
@@ -1445,72 +935,33 @@
         </w:pict>
       </w:r>
     </w:p>
+    <w:bookmarkEnd w:id="33"/>
+    <w:bookmarkEnd w:id="34"/>
+    <w:bookmarkStart w:id="36" w:name="X2b8b46128bd73996913fd0956f6425cc022bb3f"/>
     <w:p>
       <w:pPr>
         <w:pStyle w:val="Heading2"/>
       </w:pPr>
-      <w:bookmarkStart w:id="60" w:name="X2b8b46128bd73996913fd0956f6425cc022bb3f"/>
       <w:r>
         <w:t xml:space="preserve">12-composite-pipeline — Composite Pipeline Components</w:t>
       </w:r>
-      <w:bookmarkEnd w:id="60"/>
-    </w:p>
-    <w:p>
-      <w:pPr>
-        <w:pStyle w:val="FirstParagraph"/>
-      </w:pPr>
-      <w:r>
-        <w:drawing>
-          <wp:inline>
-            <wp:extent cx="5334000" cy="9300754"/>
-            <wp:effectExtent b="0" l="0" r="0" t="0"/>
-            <wp:docPr descr="12-composite-pipeline" title="" id="1" name="Picture"/>
-            <a:graphic>
-              <a:graphicData uri="http://schemas.openxmlformats.org/drawingml/2006/picture">
-                <pic:pic>
-                  <pic:nvPicPr>
-                    <pic:cNvPr descr="class-diagrams/png/12-composite-pipeline.png" id="0" name="Picture"/>
-                    <pic:cNvPicPr>
-                      <a:picLocks noChangeArrowheads="1" noChangeAspect="1"/>
-                    </pic:cNvPicPr>
-                  </pic:nvPicPr>
-                  <pic:blipFill>
-                    <a:blip r:embed="rId61"/>
-                    <a:stretch>
-                      <a:fillRect/>
-                    </a:stretch>
-                  </pic:blipFill>
-                  <pic:spPr bwMode="auto">
-                    <a:xfrm>
-                      <a:off x="0" y="0"/>
-                      <a:ext cx="5334000" cy="9300754"/>
-                    </a:xfrm>
-                    <a:prstGeom prst="rect">
-                      <a:avLst/>
-                    </a:prstGeom>
-                    <a:noFill/>
-                    <a:ln w="9525">
-                      <a:noFill/>
-                      <a:headEnd/>
-                      <a:tailEnd/>
-                    </a:ln>
-                  </pic:spPr>
-                </pic:pic>
-              </a:graphicData>
-            </a:graphic>
-          </wp:inline>
-        </w:drawing>
-      </w:r>
-    </w:p>
+    </w:p>
+    <w:p>
+      <w:pPr>
+        <w:pStyle w:val="FirstParagraph"/>
+      </w:pPr>
+      <w:r>
+        <w:t xml:space="preserve">12-composite-pipeline</w:t>
+      </w:r>
+    </w:p>
+    <w:bookmarkStart w:id="35" w:name="описание-13"/>
     <w:p>
       <w:pPr>
         <w:pStyle w:val="Heading3"/>
       </w:pPr>
-      <w:bookmarkStart w:id="62" w:name="описание-13"/>
       <w:r>
         <w:t xml:space="preserve">Описание</w:t>
       </w:r>
-      <w:bookmarkEnd w:id="62"/>
     </w:p>
     <w:p>
       <w:pPr>
@@ -1554,72 +1005,33 @@
         </w:pict>
       </w:r>
     </w:p>
+    <w:bookmarkEnd w:id="35"/>
+    <w:bookmarkEnd w:id="36"/>
+    <w:bookmarkStart w:id="38" w:name="X82f59d8782455524808080e9389287f087250f1"/>
     <w:p>
       <w:pPr>
         <w:pStyle w:val="Heading2"/>
       </w:pPr>
-      <w:bookmarkStart w:id="63" w:name="X82f59d8782455524808080e9389287f087250f1"/>
       <w:r>
         <w:t xml:space="preserve">13-domain-services — Domain Services</w:t>
       </w:r>
-      <w:bookmarkEnd w:id="63"/>
-    </w:p>
-    <w:p>
-      <w:pPr>
-        <w:pStyle w:val="FirstParagraph"/>
-      </w:pPr>
-      <w:r>
-        <w:drawing>
-          <wp:inline>
-            <wp:extent cx="5334000" cy="10065068"/>
-            <wp:effectExtent b="0" l="0" r="0" t="0"/>
-            <wp:docPr descr="13-domain-services" title="" id="1" name="Picture"/>
-            <a:graphic>
-              <a:graphicData uri="http://schemas.openxmlformats.org/drawingml/2006/picture">
-                <pic:pic>
-                  <pic:nvPicPr>
-                    <pic:cNvPr descr="class-diagrams/png/13-domain-services.png" id="0" name="Picture"/>
-                    <pic:cNvPicPr>
-                      <a:picLocks noChangeArrowheads="1" noChangeAspect="1"/>
-                    </pic:cNvPicPr>
-                  </pic:nvPicPr>
-                  <pic:blipFill>
-                    <a:blip r:embed="rId64"/>
-                    <a:stretch>
-                      <a:fillRect/>
-                    </a:stretch>
-                  </pic:blipFill>
-                  <pic:spPr bwMode="auto">
-                    <a:xfrm>
-                      <a:off x="0" y="0"/>
-                      <a:ext cx="5334000" cy="10065068"/>
-                    </a:xfrm>
-                    <a:prstGeom prst="rect">
-                      <a:avLst/>
-                    </a:prstGeom>
-                    <a:noFill/>
-                    <a:ln w="9525">
-                      <a:noFill/>
-                      <a:headEnd/>
-                      <a:tailEnd/>
-                    </a:ln>
-                  </pic:spPr>
-                </pic:pic>
-              </a:graphicData>
-            </a:graphic>
-          </wp:inline>
-        </w:drawing>
-      </w:r>
-    </w:p>
+    </w:p>
+    <w:p>
+      <w:pPr>
+        <w:pStyle w:val="FirstParagraph"/>
+      </w:pPr>
+      <w:r>
+        <w:t xml:space="preserve">13-domain-services</w:t>
+      </w:r>
+    </w:p>
+    <w:bookmarkStart w:id="37" w:name="описание-14"/>
     <w:p>
       <w:pPr>
         <w:pStyle w:val="Heading3"/>
       </w:pPr>
-      <w:bookmarkStart w:id="65" w:name="описание-14"/>
       <w:r>
         <w:t xml:space="preserve">Описание</w:t>
       </w:r>
-      <w:bookmarkEnd w:id="65"/>
     </w:p>
     <w:p>
       <w:pPr>
@@ -1663,72 +1075,33 @@
         </w:pict>
       </w:r>
     </w:p>
+    <w:bookmarkEnd w:id="37"/>
+    <w:bookmarkEnd w:id="38"/>
+    <w:bookmarkStart w:id="40" w:name="Xd7dc352a4d06c6321a52650a8db1912db7162cf"/>
     <w:p>
       <w:pPr>
         <w:pStyle w:val="Heading2"/>
       </w:pPr>
-      <w:bookmarkStart w:id="66" w:name="Xd7dc352a4d06c6321a52650a8db1912db7162cf"/>
       <w:r>
         <w:t xml:space="preserve">14-observability — Observability Components</w:t>
       </w:r>
-      <w:bookmarkEnd w:id="66"/>
-    </w:p>
-    <w:p>
-      <w:pPr>
-        <w:pStyle w:val="FirstParagraph"/>
-      </w:pPr>
-      <w:r>
-        <w:drawing>
-          <wp:inline>
-            <wp:extent cx="5334000" cy="8122586"/>
-            <wp:effectExtent b="0" l="0" r="0" t="0"/>
-            <wp:docPr descr="14-observability" title="" id="1" name="Picture"/>
-            <a:graphic>
-              <a:graphicData uri="http://schemas.openxmlformats.org/drawingml/2006/picture">
-                <pic:pic>
-                  <pic:nvPicPr>
-                    <pic:cNvPr descr="class-diagrams/png/14-observability.png" id="0" name="Picture"/>
-                    <pic:cNvPicPr>
-                      <a:picLocks noChangeArrowheads="1" noChangeAspect="1"/>
-                    </pic:cNvPicPr>
-                  </pic:nvPicPr>
-                  <pic:blipFill>
-                    <a:blip r:embed="rId67"/>
-                    <a:stretch>
-                      <a:fillRect/>
-                    </a:stretch>
-                  </pic:blipFill>
-                  <pic:spPr bwMode="auto">
-                    <a:xfrm>
-                      <a:off x="0" y="0"/>
-                      <a:ext cx="5334000" cy="8122586"/>
-                    </a:xfrm>
-                    <a:prstGeom prst="rect">
-                      <a:avLst/>
-                    </a:prstGeom>
-                    <a:noFill/>
-                    <a:ln w="9525">
-                      <a:noFill/>
-                      <a:headEnd/>
-                      <a:tailEnd/>
-                    </a:ln>
-                  </pic:spPr>
-                </pic:pic>
-              </a:graphicData>
-            </a:graphic>
-          </wp:inline>
-        </w:drawing>
-      </w:r>
-    </w:p>
+    </w:p>
+    <w:p>
+      <w:pPr>
+        <w:pStyle w:val="FirstParagraph"/>
+      </w:pPr>
+      <w:r>
+        <w:t xml:space="preserve">14-observability</w:t>
+      </w:r>
+    </w:p>
+    <w:bookmarkStart w:id="39" w:name="описание-15"/>
     <w:p>
       <w:pPr>
         <w:pStyle w:val="Heading3"/>
       </w:pPr>
-      <w:bookmarkStart w:id="68" w:name="описание-15"/>
       <w:r>
         <w:t xml:space="preserve">Описание</w:t>
       </w:r>
-      <w:bookmarkEnd w:id="68"/>
     </w:p>
     <w:p>
       <w:pPr>
@@ -1772,72 +1145,33 @@
         </w:pict>
       </w:r>
     </w:p>
+    <w:bookmarkEnd w:id="39"/>
+    <w:bookmarkEnd w:id="40"/>
+    <w:bookmarkStart w:id="42" w:name="Xfa5955ff0c8afc2a0e63947e4544952f0f51ad6"/>
     <w:p>
       <w:pPr>
         <w:pStyle w:val="Heading2"/>
       </w:pPr>
-      <w:bookmarkStart w:id="69" w:name="Xfa5955ff0c8afc2a0e63947e4544952f0f51ad6"/>
       <w:r>
         <w:t xml:space="preserve">14a-observability-method-catalog — Observability Method Catalog (L2)</w:t>
       </w:r>
-      <w:bookmarkEnd w:id="69"/>
-    </w:p>
-    <w:p>
-      <w:pPr>
-        <w:pStyle w:val="FirstParagraph"/>
-      </w:pPr>
-      <w:r>
-        <w:drawing>
-          <wp:inline>
-            <wp:extent cx="5334000" cy="2390835"/>
-            <wp:effectExtent b="0" l="0" r="0" t="0"/>
-            <wp:docPr descr="14a-observability-method-catalog" title="" id="1" name="Picture"/>
-            <a:graphic>
-              <a:graphicData uri="http://schemas.openxmlformats.org/drawingml/2006/picture">
-                <pic:pic>
-                  <pic:nvPicPr>
-                    <pic:cNvPr descr="class-diagrams/png/14a-observability-method-catalog.png" id="0" name="Picture"/>
-                    <pic:cNvPicPr>
-                      <a:picLocks noChangeArrowheads="1" noChangeAspect="1"/>
-                    </pic:cNvPicPr>
-                  </pic:nvPicPr>
-                  <pic:blipFill>
-                    <a:blip r:embed="rId70"/>
-                    <a:stretch>
-                      <a:fillRect/>
-                    </a:stretch>
-                  </pic:blipFill>
-                  <pic:spPr bwMode="auto">
-                    <a:xfrm>
-                      <a:off x="0" y="0"/>
-                      <a:ext cx="5334000" cy="2390835"/>
-                    </a:xfrm>
-                    <a:prstGeom prst="rect">
-                      <a:avLst/>
-                    </a:prstGeom>
-                    <a:noFill/>
-                    <a:ln w="9525">
-                      <a:noFill/>
-                      <a:headEnd/>
-                      <a:tailEnd/>
-                    </a:ln>
-                  </pic:spPr>
-                </pic:pic>
-              </a:graphicData>
-            </a:graphic>
-          </wp:inline>
-        </w:drawing>
-      </w:r>
-    </w:p>
+    </w:p>
+    <w:p>
+      <w:pPr>
+        <w:pStyle w:val="FirstParagraph"/>
+      </w:pPr>
+      <w:r>
+        <w:t xml:space="preserve">14a-observability-method-catalog</w:t>
+      </w:r>
+    </w:p>
+    <w:bookmarkStart w:id="41" w:name="описание-16"/>
     <w:p>
       <w:pPr>
         <w:pStyle w:val="Heading3"/>
       </w:pPr>
-      <w:bookmarkStart w:id="71" w:name="описание-16"/>
       <w:r>
         <w:t xml:space="preserve">Описание</w:t>
       </w:r>
-      <w:bookmarkEnd w:id="71"/>
     </w:p>
     <w:p>
       <w:pPr>
@@ -1881,72 +1215,33 @@
         </w:pict>
       </w:r>
     </w:p>
+    <w:bookmarkEnd w:id="41"/>
+    <w:bookmarkEnd w:id="42"/>
+    <w:bookmarkStart w:id="44" w:name="Xb68ab56c3e91a7970c76f1ab36c2b04e1db73cb"/>
     <w:p>
       <w:pPr>
         <w:pStyle w:val="Heading2"/>
       </w:pPr>
-      <w:bookmarkStart w:id="72" w:name="Xb68ab56c3e91a7970c76f1ab36c2b04e1db73cb"/>
       <w:r>
         <w:t xml:space="preserve">15-extractors — Field Extractors</w:t>
       </w:r>
-      <w:bookmarkEnd w:id="72"/>
-    </w:p>
-    <w:p>
-      <w:pPr>
-        <w:pStyle w:val="FirstParagraph"/>
-      </w:pPr>
-      <w:r>
-        <w:drawing>
-          <wp:inline>
-            <wp:extent cx="5334000" cy="8391564"/>
-            <wp:effectExtent b="0" l="0" r="0" t="0"/>
-            <wp:docPr descr="15-extractors" title="" id="1" name="Picture"/>
-            <a:graphic>
-              <a:graphicData uri="http://schemas.openxmlformats.org/drawingml/2006/picture">
-                <pic:pic>
-                  <pic:nvPicPr>
-                    <pic:cNvPr descr="class-diagrams/png/15-extractors.png" id="0" name="Picture"/>
-                    <pic:cNvPicPr>
-                      <a:picLocks noChangeArrowheads="1" noChangeAspect="1"/>
-                    </pic:cNvPicPr>
-                  </pic:nvPicPr>
-                  <pic:blipFill>
-                    <a:blip r:embed="rId73"/>
-                    <a:stretch>
-                      <a:fillRect/>
-                    </a:stretch>
-                  </pic:blipFill>
-                  <pic:spPr bwMode="auto">
-                    <a:xfrm>
-                      <a:off x="0" y="0"/>
-                      <a:ext cx="5334000" cy="8391564"/>
-                    </a:xfrm>
-                    <a:prstGeom prst="rect">
-                      <a:avLst/>
-                    </a:prstGeom>
-                    <a:noFill/>
-                    <a:ln w="9525">
-                      <a:noFill/>
-                      <a:headEnd/>
-                      <a:tailEnd/>
-                    </a:ln>
-                  </pic:spPr>
-                </pic:pic>
-              </a:graphicData>
-            </a:graphic>
-          </wp:inline>
-        </w:drawing>
-      </w:r>
-    </w:p>
+    </w:p>
+    <w:p>
+      <w:pPr>
+        <w:pStyle w:val="FirstParagraph"/>
+      </w:pPr>
+      <w:r>
+        <w:t xml:space="preserve">15-extractors</w:t>
+      </w:r>
+    </w:p>
+    <w:bookmarkStart w:id="43" w:name="описание-17"/>
     <w:p>
       <w:pPr>
         <w:pStyle w:val="Heading3"/>
       </w:pPr>
-      <w:bookmarkStart w:id="74" w:name="описание-17"/>
       <w:r>
         <w:t xml:space="preserve">Описание</w:t>
       </w:r>
-      <w:bookmarkEnd w:id="74"/>
     </w:p>
     <w:p>
       <w:pPr>
@@ -1990,72 +1285,33 @@
         </w:pict>
       </w:r>
     </w:p>
+    <w:bookmarkEnd w:id="43"/>
+    <w:bookmarkEnd w:id="44"/>
+    <w:bookmarkStart w:id="46" w:name="X1c5bae0331b261c1812555fa790998df40affbb"/>
     <w:p>
       <w:pPr>
         <w:pStyle w:val="Heading2"/>
       </w:pPr>
-      <w:bookmarkStart w:id="75" w:name="X1c5bae0331b261c1812555fa790998df40affbb"/>
       <w:r>
         <w:t xml:space="preserve">16-factories-bootstrap — Factories &amp; Bootstrap</w:t>
       </w:r>
-      <w:bookmarkEnd w:id="75"/>
-    </w:p>
-    <w:p>
-      <w:pPr>
-        <w:pStyle w:val="FirstParagraph"/>
-      </w:pPr>
-      <w:r>
-        <w:drawing>
-          <wp:inline>
-            <wp:extent cx="5334000" cy="9735057"/>
-            <wp:effectExtent b="0" l="0" r="0" t="0"/>
-            <wp:docPr descr="16-factories-bootstrap" title="" id="1" name="Picture"/>
-            <a:graphic>
-              <a:graphicData uri="http://schemas.openxmlformats.org/drawingml/2006/picture">
-                <pic:pic>
-                  <pic:nvPicPr>
-                    <pic:cNvPr descr="class-diagrams/png/16-factories-bootstrap.png" id="0" name="Picture"/>
-                    <pic:cNvPicPr>
-                      <a:picLocks noChangeArrowheads="1" noChangeAspect="1"/>
-                    </pic:cNvPicPr>
-                  </pic:nvPicPr>
-                  <pic:blipFill>
-                    <a:blip r:embed="rId76"/>
-                    <a:stretch>
-                      <a:fillRect/>
-                    </a:stretch>
-                  </pic:blipFill>
-                  <pic:spPr bwMode="auto">
-                    <a:xfrm>
-                      <a:off x="0" y="0"/>
-                      <a:ext cx="5334000" cy="9735057"/>
-                    </a:xfrm>
-                    <a:prstGeom prst="rect">
-                      <a:avLst/>
-                    </a:prstGeom>
-                    <a:noFill/>
-                    <a:ln w="9525">
-                      <a:noFill/>
-                      <a:headEnd/>
-                      <a:tailEnd/>
-                    </a:ln>
-                  </pic:spPr>
-                </pic:pic>
-              </a:graphicData>
-            </a:graphic>
-          </wp:inline>
-        </w:drawing>
-      </w:r>
-    </w:p>
+    </w:p>
+    <w:p>
+      <w:pPr>
+        <w:pStyle w:val="FirstParagraph"/>
+      </w:pPr>
+      <w:r>
+        <w:t xml:space="preserve">16-factories-bootstrap</w:t>
+      </w:r>
+    </w:p>
+    <w:bookmarkStart w:id="45" w:name="описание-18"/>
     <w:p>
       <w:pPr>
         <w:pStyle w:val="Heading3"/>
       </w:pPr>
-      <w:bookmarkStart w:id="77" w:name="описание-18"/>
       <w:r>
         <w:t xml:space="preserve">Описание</w:t>
       </w:r>
-      <w:bookmarkEnd w:id="77"/>
     </w:p>
     <w:p>
       <w:pPr>
@@ -2099,7 +1355,14 @@
         </w:pict>
       </w:r>
     </w:p>
-    <w:sectPr/>
+    <w:bookmarkEnd w:id="45"/>
+    <w:bookmarkEnd w:id="46"/>
+    <w:bookmarkEnd w:id="47"/>
+    <w:sectPr>
+      <w:footnotePr>
+        <w:numRestart w:val="eachSect"/>
+      </w:footnotePr>
+    </w:sectPr>
   </w:body>
 </w:document>
 </file>
@@ -2130,17 +1393,14 @@
 <file path=word/numbering.xml><?xml version="1.0" encoding="utf-8"?>
 <w:numbering xmlns:w="http://schemas.openxmlformats.org/wordprocessingml/2006/main">
   <w:abstractNum w:abstractNumId="990">
-    <w:nsid w:val="2c1ae401"/>
+    <w:nsid w:val="0000A990"/>
     <w:multiLevelType w:val="multilevel"/>
     <w:lvl w:ilvl="0">
       <w:numFmt w:val="bullet"/>
       <w:lvlText w:val=" "/>
       <w:lvlJc w:val="left"/>
       <w:pPr>
-        <w:tabs>
-          <w:tab w:val="num" w:pos="0"/>
-        </w:tabs>
-        <w:ind w:left="480" w:hanging="480"/>
+        <w:ind w:left="720" w:hanging="360"/>
       </w:pPr>
     </w:lvl>
     <w:lvl w:ilvl="1">
@@ -2148,10 +1408,7 @@
       <w:lvlText w:val=" "/>
       <w:lvlJc w:val="left"/>
       <w:pPr>
-        <w:tabs>
-          <w:tab w:val="num" w:pos="720"/>
-        </w:tabs>
-        <w:ind w:left="1200" w:hanging="480"/>
+        <w:ind w:left="1440" w:hanging="360"/>
       </w:pPr>
     </w:lvl>
     <w:lvl w:ilvl="2">
@@ -2159,10 +1416,7 @@
       <w:lvlText w:val=" "/>
       <w:lvlJc w:val="left"/>
       <w:pPr>
-        <w:tabs>
-          <w:tab w:val="num" w:pos="1440"/>
-        </w:tabs>
-        <w:ind w:left="1920" w:hanging="480"/>
+        <w:ind w:left="2160" w:hanging="360"/>
       </w:pPr>
     </w:lvl>
     <w:lvl w:ilvl="3">
@@ -2170,10 +1424,7 @@
       <w:lvlText w:val=" "/>
       <w:lvlJc w:val="left"/>
       <w:pPr>
-        <w:tabs>
-          <w:tab w:val="num" w:pos="2160"/>
-        </w:tabs>
-        <w:ind w:left="2640" w:hanging="480"/>
+        <w:ind w:left="2880" w:hanging="360"/>
       </w:pPr>
     </w:lvl>
     <w:lvl w:ilvl="4">
@@ -2181,10 +1432,7 @@
       <w:lvlText w:val=" "/>
       <w:lvlJc w:val="left"/>
       <w:pPr>
-        <w:tabs>
-          <w:tab w:val="num" w:pos="2880"/>
-        </w:tabs>
-        <w:ind w:left="3360" w:hanging="480"/>
+        <w:ind w:left="3600" w:hanging="360"/>
       </w:pPr>
     </w:lvl>
     <w:lvl w:ilvl="5">
@@ -2192,10 +1440,7 @@
       <w:lvlText w:val=" "/>
       <w:lvlJc w:val="left"/>
       <w:pPr>
-        <w:tabs>
-          <w:tab w:val="num" w:pos="3600"/>
-        </w:tabs>
-        <w:ind w:left="4080" w:hanging="480"/>
+        <w:ind w:left="4320" w:hanging="360"/>
       </w:pPr>
     </w:lvl>
     <w:lvl w:ilvl="6">
@@ -2203,10 +1448,7 @@
       <w:lvlText w:val=" "/>
       <w:lvlJc w:val="left"/>
       <w:pPr>
-        <w:tabs>
-          <w:tab w:val="num" w:pos="4320"/>
-        </w:tabs>
-        <w:ind w:left="4800" w:hanging="480"/>
+        <w:ind w:left="5040" w:hanging="360"/>
       </w:pPr>
     </w:lvl>
     <w:lvl w:ilvl="7">
@@ -2214,10 +1456,7 @@
       <w:lvlText w:val=" "/>
       <w:lvlJc w:val="left"/>
       <w:pPr>
-        <w:tabs>
-          <w:tab w:val="num" w:pos="5040"/>
-        </w:tabs>
-        <w:ind w:left="5520" w:hanging="480"/>
+        <w:ind w:left="5760" w:hanging="360"/>
       </w:pPr>
     </w:lvl>
     <w:lvl w:ilvl="8">
@@ -2225,10 +1464,7 @@
       <w:lvlText w:val=" "/>
       <w:lvlJc w:val="left"/>
       <w:pPr>
-        <w:tabs>
-          <w:tab w:val="num" w:pos="5760"/>
-        </w:tabs>
-        <w:ind w:left="6240" w:hanging="480"/>
+        <w:ind w:left="6480" w:hanging="360"/>
       </w:pPr>
     </w:lvl>
   </w:abstractNum>
@@ -2243,10 +1479,10 @@
   <w:docDefaults>
     <w:rPrDefault>
       <w:rPr>
-        <w:rFonts w:asciiTheme="minorHAnsi" w:eastAsiaTheme="minorHAnsi" w:hAnsiTheme="minorHAnsi" w:cstheme="minorBidi"/>
+        <w:rFonts w:asciiTheme="minorHAnsi" w:cstheme="minorBidi" w:eastAsiaTheme="minorEastAsia" w:hAnsiTheme="minorHAnsi"/>
         <w:sz w:val="24"/>
         <w:szCs w:val="24"/>
-        <w:lang w:val="en-US" w:eastAsia="en-US" w:bidi="ar-SA"/>
+        <w:lang w:bidi="ar-SA" w:eastAsia="zh-CN" w:val="en-US"/>
       </w:rPr>
     </w:rPrDefault>
     <w:pPrDefault>
@@ -2255,91 +1491,145 @@
       </w:pPr>
     </w:pPrDefault>
   </w:docDefaults>
-  <w:latentStyles w:defLockedState="0" w:defUIPriority="0" w:defSemiHidden="0" w:defUnhideWhenUsed="0" w:defQFormat="0" w:count="276"/>
-  <w:style w:type="paragraph" w:default="1" w:styleId="Normal">
+  <w:latentStyles w:count="276" w:defLockedState="0" w:defQFormat="0" w:defSemiHidden="0" w:defUIPriority="0" w:defUnhideWhenUsed="0"/>
+  <w:style w:default="1" w:styleId="Normal" w:type="paragraph">
     <w:name w:val="Normal"/>
     <w:qFormat/>
   </w:style>
-  <w:style w:type="paragraph" w:styleId="BodyText">
+  <w:style w:styleId="BodyText" w:type="paragraph">
     <w:name w:val="Body Text"/>
     <w:basedOn w:val="Normal"/>
     <w:link w:val="BodyTextChar"/>
+    <w:qFormat/>
     <w:pPr>
-      <w:spacing w:before="180" w:after="180"/>
+      <w:spacing w:after="180" w:before="180"/>
     </w:pPr>
-    <w:qFormat/>
-  </w:style>
-  <w:style w:type="paragraph" w:customStyle="1" w:styleId="FirstParagraph">
+  </w:style>
+  <w:style w:customStyle="1" w:styleId="FirstParagraph" w:type="paragraph">
     <w:name w:val="First Paragraph"/>
     <w:basedOn w:val="BodyText"/>
     <w:next w:val="BodyText"/>
     <w:qFormat/>
   </w:style>
-  <w:style w:type="paragraph" w:customStyle="1" w:styleId="Compact">
+  <w:style w:customStyle="1" w:styleId="Compact" w:type="paragraph">
     <w:name w:val="Compact"/>
     <w:basedOn w:val="BodyText"/>
     <w:qFormat/>
     <w:pPr>
-      <w:spacing w:before="36" w:after="36"/>
+      <w:spacing w:after="36" w:before="36"/>
     </w:pPr>
   </w:style>
-  <w:style w:type="paragraph" w:styleId="Title">
+  <w:style w:styleId="Title" w:type="paragraph">
     <w:name w:val="Title"/>
     <w:basedOn w:val="Normal"/>
     <w:next w:val="BodyText"/>
+    <w:link w:val="TitleChar"/>
+    <w:uiPriority w:val="10"/>
     <w:qFormat/>
+    <w:rsid w:val="00A10FD9"/>
     <w:pPr>
-      <w:keepNext/>
-      <w:keepLines/>
-      <w:spacing w:before="480" w:after="240"/>
+      <w:spacing w:after="80" w:line="240" w:lineRule="auto"/>
+      <w:contextualSpacing/>
       <w:jc w:val="center"/>
     </w:pPr>
     <w:rPr>
-      <w:rFonts w:asciiTheme="majorHAnsi" w:eastAsiaTheme="majorEastAsia" w:hAnsiTheme="majorHAnsi" w:cstheme="majorBidi"/>
-      <w:b/>
-      <w:bCs/>
-      <w:color w:val="345A8A" w:themeColor="accent1" w:themeShade="B5"/>
-      <w:sz w:val="36"/>
-      <w:szCs w:val="36"/>
-    </w:rPr>
-  </w:style>
-  <w:style w:type="paragraph" w:styleId="Subtitle">
+      <w:rFonts w:asciiTheme="majorHAnsi" w:cstheme="majorBidi" w:eastAsiaTheme="majorEastAsia" w:hAnsiTheme="majorHAnsi"/>
+      <w:sz w:val="56"/>
+      <w:szCs w:val="56"/>
+    </w:rPr>
+  </w:style>
+  <w:style w:customStyle="1" w:styleId="TitleChar" w:type="character">
+    <w:name w:val="Title Char"/>
+    <w:basedOn w:val="DefaultParagraphFont"/>
+    <w:link w:val="Title"/>
+    <w:uiPriority w:val="10"/>
+    <w:rsid w:val="00A10FD9"/>
+    <w:rPr>
+      <w:rFonts w:asciiTheme="majorHAnsi" w:cstheme="majorBidi" w:eastAsiaTheme="majorEastAsia" w:hAnsiTheme="majorHAnsi"/>
+      <w:sz w:val="56"/>
+      <w:szCs w:val="56"/>
+    </w:rPr>
+  </w:style>
+  <w:style w:styleId="Subtitle" w:type="paragraph">
     <w:name w:val="Subtitle"/>
+    <w:basedOn w:val="Title"/>
+    <w:next w:val="BodyText"/>
+    <w:link w:val="SubtitleChar"/>
+    <w:uiPriority w:val="11"/>
+    <w:qFormat/>
+    <w:rsid w:val="00A10FD9"/>
+    <w:pPr>
+      <w:numPr>
+        <w:ilvl w:val="1"/>
+      </w:numPr>
+    </w:pPr>
+    <w:rPr>
+      <w:rFonts w:cstheme="majorBidi" w:eastAsiaTheme="majorEastAsia"/>
+      <w:spacing w:val="15"/>
+      <w:sz w:val="28"/>
+      <w:szCs w:val="28"/>
+    </w:rPr>
+  </w:style>
+  <w:style w:customStyle="1" w:styleId="SubtitleChar" w:type="character">
+    <w:name w:val="Subtitle Char"/>
+    <w:basedOn w:val="DefaultParagraphFont"/>
+    <w:link w:val="Subtitle"/>
+    <w:uiPriority w:val="11"/>
+    <w:rsid w:val="00A10FD9"/>
+    <w:rPr>
+      <w:rFonts w:cstheme="majorBidi" w:eastAsiaTheme="majorEastAsia"/>
+      <w:color w:themeColor="text1" w:themeTint="A6" w:val="595959"/>
+      <w:spacing w:val="15"/>
+      <w:sz w:val="28"/>
+      <w:szCs w:val="28"/>
+    </w:rPr>
+  </w:style>
+  <w:style w:customStyle="1" w:styleId="Author" w:type="paragraph">
+    <w:name w:val="Author"/>
     <w:basedOn w:val="Title"/>
     <w:next w:val="BodyText"/>
     <w:qFormat/>
     <w:pPr>
       <w:keepNext/>
       <w:keepLines/>
-      <w:spacing w:before="240" w:after="240"/>
-      <w:jc w:val="center"/>
     </w:pPr>
     <w:rPr>
-      <w:sz w:val="30"/>
-      <w:szCs w:val="30"/>
-    </w:rPr>
-  </w:style>
-  <w:style w:type="paragraph" w:customStyle="1" w:styleId="Author">
-    <w:name w:val="Author"/>
+      <w:sz w:val="24"/>
+      <w:szCs w:val="24"/>
+    </w:rPr>
+  </w:style>
+  <w:style w:styleId="Date" w:type="paragraph">
+    <w:name w:val="Date"/>
+    <w:basedOn w:val="Title"/>
     <w:next w:val="BodyText"/>
     <w:qFormat/>
     <w:pPr>
       <w:keepNext/>
       <w:keepLines/>
-      <w:jc w:val="center"/>
     </w:pPr>
-  </w:style>
-  <w:style w:type="paragraph" w:styleId="Date">
-    <w:name w:val="Date"/>
-    <w:next w:val="BodyText"/>
+    <w:rPr>
+      <w:sz w:val="24"/>
+      <w:szCs w:val="24"/>
+    </w:rPr>
+  </w:style>
+  <w:style w:customStyle="1" w:styleId="AbstractTitle" w:type="paragraph">
+    <w:name w:val="Abstract Title"/>
+    <w:basedOn w:val="Normal"/>
+    <w:next w:val="Abstract"/>
     <w:qFormat/>
     <w:pPr>
       <w:keepNext/>
       <w:keepLines/>
+      <w:spacing w:after="0" w:before="300"/>
       <w:jc w:val="center"/>
     </w:pPr>
-  </w:style>
-  <w:style w:type="paragraph" w:customStyle="1" w:styleId="Abstract">
+    <w:rPr>
+      <w:b/>
+      <w:sz w:val="20"/>
+      <w:szCs w:val="20"/>
+    </w:rPr>
+  </w:style>
+  <w:style w:customStyle="1" w:styleId="Abstract" w:type="paragraph">
     <w:name w:val="Abstract"/>
     <w:basedOn w:val="Normal"/>
     <w:next w:val="BodyText"/>
@@ -2347,14 +1637,14 @@
     <w:pPr>
       <w:keepNext/>
       <w:keepLines/>
-      <w:spacing w:before="300" w:after="300"/>
+      <w:spacing w:after="300" w:before="100"/>
     </w:pPr>
     <w:rPr>
       <w:sz w:val="20"/>
       <w:szCs w:val="20"/>
     </w:rPr>
   </w:style>
-  <w:style w:type="paragraph" w:styleId="Bibliography">
+  <w:style w:styleId="Bibliography" w:type="paragraph">
     <w:name w:val="Bibliography"/>
     <w:basedOn w:val="Normal"/>
     <w:next w:val="Bibliography"/>
@@ -2362,195 +1652,325 @@
     <w:pPr/>
     <w:rPr/>
   </w:style>
-  <w:style w:type="paragraph" w:styleId="Heading1">
-    <w:name w:val="Heading 1"/>
+  <w:style w:styleId="Heading1" w:type="paragraph">
+    <w:name w:val="heading 1"/>
     <w:basedOn w:val="Normal"/>
     <w:next w:val="BodyText"/>
+    <w:link w:val="Heading1Char"/>
     <w:uiPriority w:val="9"/>
     <w:qFormat/>
+    <w:rsid w:val="00A10FD9"/>
     <w:pPr>
       <w:keepNext/>
       <w:keepLines/>
-      <w:spacing w:before="480" w:after="0"/>
+      <w:spacing w:after="80" w:before="360"/>
       <w:outlineLvl w:val="0"/>
     </w:pPr>
     <w:rPr>
-      <w:rFonts w:asciiTheme="majorHAnsi" w:eastAsiaTheme="majorEastAsia" w:hAnsiTheme="majorHAnsi" w:cstheme="majorBidi"/>
-      <w:b/>
-      <w:bCs/>
-      <w:color w:val="4F81BD" w:themeColor="accent1"/>
-      <w:sz w:val="32"/>
-      <w:szCs w:val="32"/>
-    </w:rPr>
-  </w:style>
-  <w:style w:type="paragraph" w:styleId="Heading2">
-    <w:name w:val="Heading 2"/>
+      <w:rFonts w:asciiTheme="majorHAnsi" w:cstheme="majorBidi" w:eastAsiaTheme="majorEastAsia" w:hAnsiTheme="majorHAnsi"/>
+      <w:color w:themeColor="accent1" w:themeShade="BF" w:val="0F4761"/>
+      <w:sz w:val="40"/>
+      <w:szCs w:val="40"/>
+    </w:rPr>
+  </w:style>
+  <w:style w:styleId="Heading2" w:type="paragraph">
+    <w:name w:val="heading 2"/>
     <w:basedOn w:val="Normal"/>
     <w:next w:val="BodyText"/>
+    <w:link w:val="Heading2Char"/>
     <w:uiPriority w:val="9"/>
+    <w:semiHidden/>
     <w:unhideWhenUsed/>
     <w:qFormat/>
+    <w:rsid w:val="00A10FD9"/>
     <w:pPr>
       <w:keepNext/>
       <w:keepLines/>
-      <w:spacing w:before="200" w:after="0"/>
+      <w:spacing w:after="80" w:before="160"/>
       <w:outlineLvl w:val="1"/>
     </w:pPr>
     <w:rPr>
-      <w:rFonts w:asciiTheme="majorHAnsi" w:eastAsiaTheme="majorEastAsia" w:hAnsiTheme="majorHAnsi" w:cstheme="majorBidi"/>
-      <w:b/>
-      <w:bCs/>
-      <w:color w:val="4F81BD" w:themeColor="accent1"/>
-      <w:sz w:val="28"/>
-      <w:szCs w:val="28"/>
-    </w:rPr>
-  </w:style>
-  <w:style w:type="paragraph" w:styleId="Heading3">
-    <w:name w:val="Heading 3"/>
+      <w:rFonts w:asciiTheme="majorHAnsi" w:cstheme="majorBidi" w:eastAsiaTheme="majorEastAsia" w:hAnsiTheme="majorHAnsi"/>
+      <w:color w:themeColor="accent1" w:themeShade="BF" w:val="0F4761"/>
+      <w:sz w:val="32"/>
+      <w:szCs w:val="32"/>
+    </w:rPr>
+  </w:style>
+  <w:style w:styleId="Heading3" w:type="paragraph">
+    <w:name w:val="heading 3"/>
     <w:basedOn w:val="Normal"/>
     <w:next w:val="BodyText"/>
+    <w:link w:val="Heading3Char"/>
     <w:uiPriority w:val="9"/>
+    <w:semiHidden/>
     <w:unhideWhenUsed/>
     <w:qFormat/>
+    <w:rsid w:val="00A10FD9"/>
     <w:pPr>
       <w:keepNext/>
       <w:keepLines/>
-      <w:spacing w:before="200" w:after="0"/>
+      <w:spacing w:after="80" w:before="160"/>
       <w:outlineLvl w:val="2"/>
     </w:pPr>
     <w:rPr>
-      <w:rFonts w:asciiTheme="majorHAnsi" w:eastAsiaTheme="majorEastAsia" w:hAnsiTheme="majorHAnsi" w:cstheme="majorBidi"/>
-      <w:b/>
-      <w:bCs/>
-      <w:color w:val="4F81BD" w:themeColor="accent1"/>
-      <w:sz w:val="24"/>
-      <w:szCs w:val="24"/>
-    </w:rPr>
-  </w:style>
-  <w:style w:type="paragraph" w:styleId="Heading4">
-    <w:name w:val="Heading 4"/>
+      <w:rFonts w:cstheme="majorBidi" w:eastAsiaTheme="majorEastAsia"/>
+      <w:color w:themeColor="accent1" w:themeShade="BF" w:val="0F4761"/>
+      <w:sz w:val="28"/>
+      <w:szCs w:val="28"/>
+    </w:rPr>
+  </w:style>
+  <w:style w:styleId="Heading4" w:type="paragraph">
+    <w:name w:val="heading 4"/>
     <w:basedOn w:val="Normal"/>
     <w:next w:val="BodyText"/>
+    <w:link w:val="Heading4Char"/>
     <w:uiPriority w:val="9"/>
+    <w:semiHidden/>
     <w:unhideWhenUsed/>
     <w:qFormat/>
+    <w:rsid w:val="00A10FD9"/>
     <w:pPr>
       <w:keepNext/>
       <w:keepLines/>
-      <w:spacing w:before="200" w:after="0"/>
+      <w:spacing w:after="40" w:before="80"/>
       <w:outlineLvl w:val="3"/>
     </w:pPr>
     <w:rPr>
-      <w:rFonts w:asciiTheme="majorHAnsi" w:eastAsiaTheme="majorEastAsia" w:hAnsiTheme="majorHAnsi" w:cstheme="majorBidi"/>
+      <w:rFonts w:cstheme="majorBidi" w:eastAsiaTheme="majorEastAsia"/>
       <w:i/>
-      <w:bCs/>
-      <w:color w:val="4F81BD" w:themeColor="accent1"/>
-      <w:sz w:val="24"/>
-      <w:szCs w:val="24"/>
-    </w:rPr>
-  </w:style>
-  <w:style w:type="paragraph" w:styleId="Heading5">
-    <w:name w:val="Heading 5"/>
+      <w:iCs/>
+      <w:color w:themeColor="accent1" w:themeShade="BF" w:val="0F4761"/>
+    </w:rPr>
+  </w:style>
+  <w:style w:styleId="Heading5" w:type="paragraph">
+    <w:name w:val="heading 5"/>
     <w:basedOn w:val="Normal"/>
     <w:next w:val="BodyText"/>
+    <w:link w:val="Heading5Char"/>
     <w:uiPriority w:val="9"/>
+    <w:semiHidden/>
     <w:unhideWhenUsed/>
     <w:qFormat/>
+    <w:rsid w:val="00A10FD9"/>
     <w:pPr>
       <w:keepNext/>
       <w:keepLines/>
-      <w:spacing w:before="200" w:after="0"/>
+      <w:spacing w:after="40" w:before="80"/>
       <w:outlineLvl w:val="4"/>
     </w:pPr>
     <w:rPr>
-      <w:rFonts w:asciiTheme="majorHAnsi" w:eastAsiaTheme="majorEastAsia" w:hAnsiTheme="majorHAnsi" w:cstheme="majorBidi"/>
-      <w:iCs/>
-      <w:color w:val="4F81BD" w:themeColor="accent1"/>
-      <w:sz w:val="24"/>
-      <w:szCs w:val="24"/>
-    </w:rPr>
-  </w:style>
-  <w:style w:type="paragraph" w:styleId="Heading6">
-    <w:name w:val="Heading 6"/>
+      <w:rFonts w:cstheme="majorBidi" w:eastAsiaTheme="majorEastAsia"/>
+      <w:color w:themeColor="accent1" w:themeShade="BF" w:val="0F4761"/>
+    </w:rPr>
+  </w:style>
+  <w:style w:styleId="Heading6" w:type="paragraph">
+    <w:name w:val="heading 6"/>
     <w:basedOn w:val="Normal"/>
     <w:next w:val="BodyText"/>
+    <w:link w:val="Heading6Char"/>
     <w:uiPriority w:val="9"/>
+    <w:semiHidden/>
     <w:unhideWhenUsed/>
     <w:qFormat/>
+    <w:rsid w:val="00A10FD9"/>
     <w:pPr>
       <w:keepNext/>
       <w:keepLines/>
-      <w:spacing w:before="200" w:after="0"/>
+      <w:spacing w:after="0" w:before="40"/>
       <w:outlineLvl w:val="5"/>
     </w:pPr>
     <w:rPr>
-      <w:rFonts w:asciiTheme="majorHAnsi" w:eastAsiaTheme="majorEastAsia" w:hAnsiTheme="majorHAnsi" w:cstheme="majorBidi"/>
-      <w:color w:val="4F81BD" w:themeColor="accent1"/>
-      <w:sz w:val="24"/>
-      <w:szCs w:val="24"/>
-    </w:rPr>
-  </w:style>
-  <w:style w:type="paragraph" w:styleId="Heading7">
-    <w:name w:val="Heading 7"/>
+      <w:rFonts w:cstheme="majorBidi" w:eastAsiaTheme="majorEastAsia"/>
+      <w:i/>
+      <w:iCs/>
+      <w:color w:themeColor="text1" w:themeTint="A6" w:val="595959"/>
+    </w:rPr>
+  </w:style>
+  <w:style w:styleId="Heading7" w:type="paragraph">
+    <w:name w:val="heading 7"/>
     <w:basedOn w:val="Normal"/>
     <w:next w:val="BodyText"/>
+    <w:link w:val="Heading7Char"/>
     <w:uiPriority w:val="9"/>
+    <w:semiHidden/>
     <w:unhideWhenUsed/>
     <w:qFormat/>
+    <w:rsid w:val="00A10FD9"/>
     <w:pPr>
       <w:keepNext/>
       <w:keepLines/>
-      <w:spacing w:before="200" w:after="0"/>
+      <w:spacing w:after="0" w:before="40"/>
       <w:outlineLvl w:val="6"/>
     </w:pPr>
     <w:rPr>
-      <w:rFonts w:asciiTheme="majorHAnsi" w:eastAsiaTheme="majorEastAsia" w:hAnsiTheme="majorHAnsi" w:cstheme="majorBidi"/>
-      <w:color w:val="4F81BD" w:themeColor="accent1"/>
-      <w:sz w:val="24"/>
-      <w:szCs w:val="24"/>
-    </w:rPr>
-  </w:style>
-  <w:style w:type="paragraph" w:styleId="Heading8">
-    <w:name w:val="Heading 8"/>
+      <w:rFonts w:cstheme="majorBidi" w:eastAsiaTheme="majorEastAsia"/>
+      <w:color w:themeColor="text1" w:themeTint="A6" w:val="595959"/>
+    </w:rPr>
+  </w:style>
+  <w:style w:styleId="Heading8" w:type="paragraph">
+    <w:name w:val="heading 8"/>
     <w:basedOn w:val="Normal"/>
     <w:next w:val="BodyText"/>
+    <w:link w:val="Heading8Char"/>
     <w:uiPriority w:val="9"/>
+    <w:semiHidden/>
     <w:unhideWhenUsed/>
     <w:qFormat/>
+    <w:rsid w:val="00A10FD9"/>
     <w:pPr>
       <w:keepNext/>
       <w:keepLines/>
-      <w:spacing w:before="200" w:after="0"/>
+      <w:spacing w:after="0"/>
       <w:outlineLvl w:val="7"/>
     </w:pPr>
     <w:rPr>
-      <w:rFonts w:asciiTheme="majorHAnsi" w:eastAsiaTheme="majorEastAsia" w:hAnsiTheme="majorHAnsi" w:cstheme="majorBidi"/>
-      <w:color w:val="4F81BD" w:themeColor="accent1"/>
-      <w:sz w:val="24"/>
-      <w:szCs w:val="24"/>
-    </w:rPr>
-  </w:style>
-  <w:style w:type="paragraph" w:styleId="Heading9">
-    <w:name w:val="Heading 9"/>
+      <w:rFonts w:cstheme="majorBidi" w:eastAsiaTheme="majorEastAsia"/>
+      <w:i/>
+      <w:iCs/>
+      <w:color w:themeColor="text1" w:themeTint="D8" w:val="272727"/>
+    </w:rPr>
+  </w:style>
+  <w:style w:styleId="Heading9" w:type="paragraph">
+    <w:name w:val="heading 9"/>
     <w:basedOn w:val="Normal"/>
     <w:next w:val="BodyText"/>
+    <w:link w:val="Heading9Char"/>
     <w:uiPriority w:val="9"/>
+    <w:semiHidden/>
     <w:unhideWhenUsed/>
     <w:qFormat/>
+    <w:rsid w:val="00A10FD9"/>
     <w:pPr>
       <w:keepNext/>
       <w:keepLines/>
-      <w:spacing w:before="200" w:after="0"/>
+      <w:spacing w:after="0"/>
       <w:outlineLvl w:val="8"/>
     </w:pPr>
     <w:rPr>
-      <w:rFonts w:asciiTheme="majorHAnsi" w:eastAsiaTheme="majorEastAsia" w:hAnsiTheme="majorHAnsi" w:cstheme="majorBidi"/>
-      <w:color w:val="4F81BD" w:themeColor="accent1"/>
-      <w:sz w:val="24"/>
-      <w:szCs w:val="24"/>
-    </w:rPr>
-  </w:style>
-  <w:style w:type="paragraph" w:styleId="BlockText">
+      <w:rFonts w:cstheme="majorBidi" w:eastAsiaTheme="majorEastAsia"/>
+      <w:color w:themeColor="text1" w:themeTint="D8" w:val="272727"/>
+    </w:rPr>
+  </w:style>
+  <w:style w:customStyle="1" w:styleId="Heading1Char" w:type="character">
+    <w:name w:val="Heading 1 Char"/>
+    <w:basedOn w:val="DefaultParagraphFont"/>
+    <w:link w:val="Heading1"/>
+    <w:uiPriority w:val="9"/>
+    <w:rsid w:val="00A10FD9"/>
+    <w:rPr>
+      <w:rFonts w:asciiTheme="majorHAnsi" w:cstheme="majorBidi" w:eastAsiaTheme="majorEastAsia" w:hAnsiTheme="majorHAnsi"/>
+      <w:color w:themeColor="accent1" w:themeShade="BF" w:val="0F4761"/>
+      <w:sz w:val="40"/>
+      <w:szCs w:val="40"/>
+    </w:rPr>
+  </w:style>
+  <w:style w:customStyle="1" w:styleId="Heading2Char" w:type="character">
+    <w:name w:val="Heading 2 Char"/>
+    <w:basedOn w:val="DefaultParagraphFont"/>
+    <w:link w:val="Heading2"/>
+    <w:uiPriority w:val="9"/>
+    <w:semiHidden/>
+    <w:rsid w:val="00A10FD9"/>
+    <w:rPr>
+      <w:rFonts w:asciiTheme="majorHAnsi" w:cstheme="majorBidi" w:eastAsiaTheme="majorEastAsia" w:hAnsiTheme="majorHAnsi"/>
+      <w:color w:themeColor="accent1" w:themeShade="BF" w:val="0F4761"/>
+      <w:sz w:val="32"/>
+      <w:szCs w:val="32"/>
+    </w:rPr>
+  </w:style>
+  <w:style w:customStyle="1" w:styleId="Heading3Char" w:type="character">
+    <w:name w:val="Heading 3 Char"/>
+    <w:basedOn w:val="DefaultParagraphFont"/>
+    <w:link w:val="Heading3"/>
+    <w:uiPriority w:val="9"/>
+    <w:semiHidden/>
+    <w:rsid w:val="00A10FD9"/>
+    <w:rPr>
+      <w:rFonts w:cstheme="majorBidi" w:eastAsiaTheme="majorEastAsia"/>
+      <w:color w:themeColor="accent1" w:themeShade="BF" w:val="0F4761"/>
+      <w:sz w:val="28"/>
+      <w:szCs w:val="28"/>
+    </w:rPr>
+  </w:style>
+  <w:style w:customStyle="1" w:styleId="Heading4Char" w:type="character">
+    <w:name w:val="Heading 4 Char"/>
+    <w:basedOn w:val="DefaultParagraphFont"/>
+    <w:link w:val="Heading4"/>
+    <w:uiPriority w:val="9"/>
+    <w:semiHidden/>
+    <w:rsid w:val="00A10FD9"/>
+    <w:rPr>
+      <w:rFonts w:cstheme="majorBidi" w:eastAsiaTheme="majorEastAsia"/>
+      <w:i/>
+      <w:iCs/>
+      <w:color w:themeColor="accent1" w:themeShade="BF" w:val="0F4761"/>
+    </w:rPr>
+  </w:style>
+  <w:style w:customStyle="1" w:styleId="Heading5Char" w:type="character">
+    <w:name w:val="Heading 5 Char"/>
+    <w:basedOn w:val="DefaultParagraphFont"/>
+    <w:link w:val="Heading5"/>
+    <w:uiPriority w:val="9"/>
+    <w:semiHidden/>
+    <w:rsid w:val="00A10FD9"/>
+    <w:rPr>
+      <w:rFonts w:cstheme="majorBidi" w:eastAsiaTheme="majorEastAsia"/>
+      <w:color w:themeColor="accent1" w:themeShade="BF" w:val="0F4761"/>
+    </w:rPr>
+  </w:style>
+  <w:style w:customStyle="1" w:styleId="Heading6Char" w:type="character">
+    <w:name w:val="Heading 6 Char"/>
+    <w:basedOn w:val="DefaultParagraphFont"/>
+    <w:link w:val="Heading6"/>
+    <w:uiPriority w:val="9"/>
+    <w:semiHidden/>
+    <w:rsid w:val="00A10FD9"/>
+    <w:rPr>
+      <w:rFonts w:cstheme="majorBidi" w:eastAsiaTheme="majorEastAsia"/>
+      <w:i/>
+      <w:iCs/>
+      <w:color w:themeColor="text1" w:themeTint="A6" w:val="595959"/>
+    </w:rPr>
+  </w:style>
+  <w:style w:customStyle="1" w:styleId="Heading7Char" w:type="character">
+    <w:name w:val="Heading 7 Char"/>
+    <w:basedOn w:val="DefaultParagraphFont"/>
+    <w:link w:val="Heading7"/>
+    <w:uiPriority w:val="9"/>
+    <w:semiHidden/>
+    <w:rsid w:val="00A10FD9"/>
+    <w:rPr>
+      <w:rFonts w:cstheme="majorBidi" w:eastAsiaTheme="majorEastAsia"/>
+      <w:color w:themeColor="text1" w:themeTint="A6" w:val="595959"/>
+    </w:rPr>
+  </w:style>
+  <w:style w:customStyle="1" w:styleId="Heading8Char" w:type="character">
+    <w:name w:val="Heading 8 Char"/>
+    <w:basedOn w:val="DefaultParagraphFont"/>
+    <w:link w:val="Heading8"/>
+    <w:uiPriority w:val="9"/>
+    <w:semiHidden/>
+    <w:rsid w:val="00A10FD9"/>
+    <w:rPr>
+      <w:rFonts w:cstheme="majorBidi" w:eastAsiaTheme="majorEastAsia"/>
+      <w:i/>
+      <w:iCs/>
+      <w:color w:themeColor="text1" w:themeTint="D8" w:val="272727"/>
+    </w:rPr>
+  </w:style>
+  <w:style w:customStyle="1" w:styleId="Heading9Char" w:type="character">
+    <w:name w:val="Heading 9 Char"/>
+    <w:basedOn w:val="DefaultParagraphFont"/>
+    <w:link w:val="Heading9"/>
+    <w:uiPriority w:val="9"/>
+    <w:semiHidden/>
+    <w:rsid w:val="00A10FD9"/>
+    <w:rPr>
+      <w:rFonts w:cstheme="majorBidi" w:eastAsiaTheme="majorEastAsia"/>
+      <w:color w:themeColor="text1" w:themeTint="D8" w:val="272727"/>
+    </w:rPr>
+  </w:style>
+  <w:style w:styleId="BlockText" w:type="paragraph">
     <w:name w:val="Block Text"/>
     <w:basedOn w:val="BodyText"/>
     <w:next w:val="BodyText"/>
@@ -2558,11 +1978,11 @@
     <w:unhideWhenUsed/>
     <w:qFormat/>
     <w:pPr>
-      <w:spacing w:before="100" w:after="100"/>
+      <w:spacing w:after="100" w:before="100"/>
       <w:ind w:firstLine="0" w:left="480" w:right="480"/>
     </w:pPr>
   </w:style>
-  <w:style w:type="paragraph" w:styleId="FootnoteText">
+  <w:style w:styleId="FootnoteText" w:type="paragraph">
     <w:name w:val="Footnote Text"/>
     <w:basedOn w:val="Normal"/>
     <w:next w:val="FootnoteText"/>
@@ -2570,28 +1990,48 @@
     <w:unhideWhenUsed/>
     <w:qFormat/>
   </w:style>
-  <w:style w:type="character" w:default="1" w:styleId="DefaultParagraphFont">
+  <w:style w:styleId="FootnoteBlockText" w:type="paragraph">
+    <w:name w:val="Footnote Block Text"/>
+    <w:basedOn w:val="FootnoteText"/>
+    <w:next w:val="FootnoteText"/>
+    <w:uiPriority w:val="9"/>
+    <w:unhideWhenUsed/>
+    <w:qFormat/>
+    <w:pPr>
+      <w:spacing w:after="100" w:before="100"/>
+      <w:ind w:firstLine="0" w:left="480" w:right="480"/>
+    </w:pPr>
+  </w:style>
+  <w:style w:default="1" w:styleId="DefaultParagraphFont" w:type="character">
     <w:name w:val="Default Paragraph Font"/>
     <w:semiHidden/>
     <w:unhideWhenUsed/>
   </w:style>
-  <w:style w:type="table" w:default="1" w:styleId="Table">
+  <w:style w:default="1" w:styleId="Table" w:type="table">
     <w:name w:val="Table"/>
     <w:basedOn w:val="TableNormal"/>
     <w:semiHidden/>
     <w:unhideWhenUsed/>
     <w:qFormat/>
     <w:tblPr>
-      <w:tblInd w:w="0" w:type="dxa"/>
+      <w:tblInd w:type="dxa" w:w="0"/>
       <w:tblCellMar>
-        <w:top w:w="0" w:type="dxa"/>
-        <w:left w:w="108" w:type="dxa"/>
-        <w:bottom w:w="0" w:type="dxa"/>
-        <w:right w:w="108" w:type="dxa"/>
+        <w:top w:type="dxa" w:w="0"/>
+        <w:left w:type="dxa" w:w="108"/>
+        <w:bottom w:type="dxa" w:w="0"/>
+        <w:right w:type="dxa" w:w="108"/>
       </w:tblCellMar>
     </w:tblPr>
-  </w:style>
-  <w:style w:type="paragraph" w:customStyle="1" w:styleId="DefinitionTerm">
+    <w:tblStylePr w:type="firstRow">
+      <w:tcPr>
+        <w:tcBorders>
+          <w:bottom w:val="single"/>
+        </w:tcBorders>
+        <w:vAlign w:val="bottom"/>
+      </w:tcPr>
+    </w:tblStylePr>
+  </w:style>
+  <w:style w:customStyle="1" w:styleId="DefinitionTerm" w:type="paragraph">
     <w:name w:val="Definition Term"/>
     <w:basedOn w:val="Normal"/>
     <w:next w:val="Definition"/>
@@ -2604,49 +2044,49 @@
       <w:b/>
     </w:rPr>
   </w:style>
-  <w:style w:type="paragraph" w:customStyle="1" w:styleId="Definition">
+  <w:style w:customStyle="1" w:styleId="Definition" w:type="paragraph">
     <w:name w:val="Definition"/>
     <w:basedOn w:val="Normal"/>
   </w:style>
-  <w:style w:type="paragraph" w:styleId="Caption">
+  <w:style w:styleId="Caption" w:type="paragraph">
     <w:name w:val="Caption"/>
     <w:basedOn w:val="Normal"/>
     <w:link w:val="BodyTextChar"/>
     <w:pPr>
-      <w:spacing w:before="0" w:after="120"/>
+      <w:spacing w:after="120" w:before="0"/>
     </w:pPr>
     <w:rPr>
       <w:i/>
     </w:rPr>
   </w:style>
-  <w:style w:type="paragraph" w:customStyle="1" w:styleId="TableCaption">
+  <w:style w:customStyle="1" w:styleId="TableCaption" w:type="paragraph">
     <w:name w:val="Table Caption"/>
     <w:basedOn w:val="Caption"/>
     <w:pPr>
       <w:keepNext/>
     </w:pPr>
   </w:style>
-  <w:style w:type="paragraph" w:customStyle="1" w:styleId="ImageCaption">
+  <w:style w:customStyle="1" w:styleId="ImageCaption" w:type="paragraph">
     <w:name w:val="Image Caption"/>
     <w:basedOn w:val="Caption"/>
   </w:style>
-  <w:style w:type="paragraph" w:customStyle="1" w:styleId="Figure">
+  <w:style w:customStyle="1" w:styleId="Figure" w:type="paragraph">
     <w:name w:val="Figure"/>
     <w:basedOn w:val="Normal"/>
   </w:style>
-  <w:style w:type="paragraph" w:customStyle="1" w:styleId="CaptionedFigure">
+  <w:style w:customStyle="1" w:styleId="CaptionedFigure" w:type="paragraph">
     <w:name w:val="Captioned Figure"/>
     <w:basedOn w:val="Figure"/>
     <w:pPr>
       <w:keepNext/>
     </w:pPr>
   </w:style>
-  <w:style w:type="character" w:customStyle="1" w:styleId="BodyTextChar">
+  <w:style w:customStyle="1" w:styleId="BodyTextChar" w:type="character">
     <w:name w:val="Body Text Char"/>
     <w:basedOn w:val="DefaultParagraphFont"/>
     <w:link w:val="BodyText"/>
   </w:style>
-  <w:style w:type="character" w:customStyle="1" w:styleId="VerbatimChar">
+  <w:style w:customStyle="1" w:styleId="VerbatimChar" w:type="character">
     <w:name w:val="Verbatim Char"/>
     <w:basedOn w:val="BodyTextChar"/>
     <w:rPr>
@@ -2654,21 +2094,25 @@
       <w:sz w:val="22"/>
     </w:rPr>
   </w:style>
-  <w:style w:type="character" w:styleId="FootnoteReference">
+  <w:style w:customStyle="1" w:styleId="SectionNumber" w:type="character">
+    <w:name w:val="Section Number"/>
+    <w:basedOn w:val="BodyTextChar"/>
+  </w:style>
+  <w:style w:styleId="FootnoteReference" w:type="character">
     <w:name w:val="Footnote Reference"/>
     <w:basedOn w:val="BodyTextChar"/>
     <w:rPr>
       <w:vertAlign w:val="superscript"/>
     </w:rPr>
   </w:style>
-  <w:style w:type="character" w:styleId="Hyperlink">
+  <w:style w:styleId="Hyperlink" w:type="character">
     <w:name w:val="Hyperlink"/>
     <w:basedOn w:val="BodyTextChar"/>
     <w:rPr>
-      <w:color w:val="4F81BD" w:themeColor="accent1"/>
-    </w:rPr>
-  </w:style>
-  <w:style w:type="paragraph" w:styleId="TOCHeading">
+      <w:color w:themeColor="accent1" w:val="4F81BD"/>
+    </w:rPr>
+  </w:style>
+  <w:style w:styleId="TOCHeading" w:type="paragraph">
     <w:name w:val="TOC Heading"/>
     <w:basedOn w:val="Heading1"/>
     <w:next w:val="BodyText"/>
@@ -2680,10 +2124,10 @@
       <w:outlineLvl w:val="9"/>
     </w:pPr>
     <w:rPr>
-      <w:rFonts w:asciiTheme="majorHAnsi" w:eastAsiaTheme="majorEastAsia" w:hAnsiTheme="majorHAnsi" w:cstheme="majorBidi"/>
+      <w:rFonts w:asciiTheme="majorHAnsi" w:cstheme="majorBidi" w:eastAsiaTheme="majorEastAsia" w:hAnsiTheme="majorHAnsi"/>
       <w:b w:val="0"/>
       <w:bCs w:val="0"/>
-      <w:color w:val="365F91" w:themeColor="accent1" w:themeShade="BF"/>
+      <w:color w:themeColor="accent1" w:themeShade="BF" w:val="365F91"/>
     </w:rPr>
   </w:style>
   <w:style w:type="paragraph" w:customStyle="1" w:styleId="SourceCode">
@@ -2698,8 +2142,8 @@
     <w:name w:val="KeywordTok"/>
     <w:basedOn w:val="VerbatimChar"/>
     <w:rPr>
+      <w:b/>
       <w:color w:val="007020"/>
-      <w:b/>
     </w:rPr>
   </w:style>
   <w:style w:type="character" w:customStyle="1" w:styleId="DataTypeTok">
@@ -2775,40 +2219,43 @@
   <w:style w:type="character" w:customStyle="1" w:styleId="ImportTok">
     <w:name w:val="ImportTok"/>
     <w:basedOn w:val="VerbatimChar"/>
-    <w:rPr/>
+    <w:rPr>
+      <w:b/>
+      <w:color w:val="008000"/>
+    </w:rPr>
   </w:style>
   <w:style w:type="character" w:customStyle="1" w:styleId="CommentTok">
     <w:name w:val="CommentTok"/>
     <w:basedOn w:val="VerbatimChar"/>
     <w:rPr>
+      <w:i/>
       <w:color w:val="60a0b0"/>
-      <w:i/>
     </w:rPr>
   </w:style>
   <w:style w:type="character" w:customStyle="1" w:styleId="DocumentationTok">
     <w:name w:val="DocumentationTok"/>
     <w:basedOn w:val="VerbatimChar"/>
     <w:rPr>
+      <w:i/>
       <w:color w:val="ba2121"/>
-      <w:i/>
     </w:rPr>
   </w:style>
   <w:style w:type="character" w:customStyle="1" w:styleId="AnnotationTok">
     <w:name w:val="AnnotationTok"/>
     <w:basedOn w:val="VerbatimChar"/>
     <w:rPr>
-      <w:color w:val="60a0b0"/>
       <w:b/>
       <w:i/>
+      <w:color w:val="60a0b0"/>
     </w:rPr>
   </w:style>
   <w:style w:type="character" w:customStyle="1" w:styleId="CommentVarTok">
     <w:name w:val="CommentVarTok"/>
     <w:basedOn w:val="VerbatimChar"/>
     <w:rPr>
-      <w:color w:val="60a0b0"/>
       <w:b/>
       <w:i/>
+      <w:color w:val="60a0b0"/>
     </w:rPr>
   </w:style>
   <w:style w:type="character" w:customStyle="1" w:styleId="OtherTok">
@@ -2836,8 +2283,8 @@
     <w:name w:val="ControlFlowTok"/>
     <w:basedOn w:val="VerbatimChar"/>
     <w:rPr>
+      <w:b/>
       <w:color w:val="007020"/>
-      <w:b/>
     </w:rPr>
   </w:style>
   <w:style w:type="character" w:customStyle="1" w:styleId="OperatorTok">
@@ -2850,7 +2297,9 @@
   <w:style w:type="character" w:customStyle="1" w:styleId="BuiltInTok">
     <w:name w:val="BuiltInTok"/>
     <w:basedOn w:val="VerbatimChar"/>
-    <w:rPr/>
+    <w:rPr>
+      <w:color w:val="008000"/>
+    </w:rPr>
   </w:style>
   <w:style w:type="character" w:customStyle="1" w:styleId="ExtensionTok">
     <w:name w:val="ExtensionTok"/>
@@ -2880,34 +2329,34 @@
     <w:name w:val="InformationTok"/>
     <w:basedOn w:val="VerbatimChar"/>
     <w:rPr>
-      <w:color w:val="60a0b0"/>
       <w:b/>
       <w:i/>
+      <w:color w:val="60a0b0"/>
     </w:rPr>
   </w:style>
   <w:style w:type="character" w:customStyle="1" w:styleId="WarningTok">
     <w:name w:val="WarningTok"/>
     <w:basedOn w:val="VerbatimChar"/>
     <w:rPr>
-      <w:color w:val="60a0b0"/>
       <w:b/>
       <w:i/>
+      <w:color w:val="60a0b0"/>
     </w:rPr>
   </w:style>
   <w:style w:type="character" w:customStyle="1" w:styleId="AlertTok">
     <w:name w:val="AlertTok"/>
     <w:basedOn w:val="VerbatimChar"/>
     <w:rPr>
+      <w:b/>
       <w:color w:val="ff0000"/>
-      <w:b/>
     </w:rPr>
   </w:style>
   <w:style w:type="character" w:customStyle="1" w:styleId="ErrorTok">
     <w:name w:val="ErrorTok"/>
     <w:basedOn w:val="VerbatimChar"/>
     <w:rPr>
+      <w:b/>
       <w:color w:val="ff0000"/>
-      <w:b/>
     </w:rPr>
   </w:style>
   <w:style w:type="character" w:customStyle="1" w:styleId="NormalTok">
@@ -2929,44 +2378,44 @@
         <a:sysClr val="window" lastClr="FFFFFF"/>
       </a:lt1>
       <a:dk2>
-        <a:srgbClr val="1F497D"/>
+        <a:srgbClr val="0E2841"/>
       </a:dk2>
       <a:lt2>
-        <a:srgbClr val="EEECE1"/>
+        <a:srgbClr val="E8E8E8"/>
       </a:lt2>
       <a:accent1>
-        <a:srgbClr val="4F81BD"/>
+        <a:srgbClr val="156082"/>
       </a:accent1>
       <a:accent2>
-        <a:srgbClr val="C0504D"/>
+        <a:srgbClr val="E97132"/>
       </a:accent2>
       <a:accent3>
-        <a:srgbClr val="9BBB59"/>
+        <a:srgbClr val="196B24"/>
       </a:accent3>
       <a:accent4>
-        <a:srgbClr val="8064A2"/>
+        <a:srgbClr val="0F9ED5"/>
       </a:accent4>
       <a:accent5>
-        <a:srgbClr val="4BACC6"/>
+        <a:srgbClr val="A02B93"/>
       </a:accent5>
       <a:accent6>
-        <a:srgbClr val="F79646"/>
+        <a:srgbClr val="4EA72E"/>
       </a:accent6>
       <a:hlink>
-        <a:srgbClr val="0000FF"/>
+        <a:srgbClr val="467886"/>
       </a:hlink>
       <a:folHlink>
-        <a:srgbClr val="800080"/>
+        <a:srgbClr val="96607D"/>
       </a:folHlink>
     </a:clrScheme>
     <a:fontScheme name="Office">
       <a:majorFont>
-        <a:latin typeface="Calibri"/>
+        <a:latin typeface="Aptos Display" panose="02110004020202020204"/>
         <a:ea typeface=""/>
         <a:cs typeface=""/>
-        <a:font script="Jpan" typeface="ＭＳ ゴシック"/>
+        <a:font script="Jpan" typeface="游ゴシック Light"/>
         <a:font script="Hang" typeface="맑은 고딕"/>
-        <a:font script="Hans" typeface="宋体"/>
+        <a:font script="Hans" typeface="等线 Light"/>
         <a:font script="Hant" typeface="新細明體"/>
         <a:font script="Arab" typeface="Times New Roman"/>
         <a:font script="Hebr" typeface="Times New Roman"/>
@@ -2993,14 +2442,32 @@
         <a:font script="Mong" typeface="Mongolian Baiti"/>
         <a:font script="Viet" typeface="Times New Roman"/>
         <a:font script="Uigh" typeface="Microsoft Uighur"/>
+        <a:font script="Geor" typeface="Sylfaen"/>
+        <a:font script="Armn" typeface="Arial"/>
+        <a:font script="Bugi" typeface="Leelawadee UI"/>
+        <a:font script="Bopo" typeface="Microsoft JhengHei"/>
+        <a:font script="Java" typeface="Javanese Text"/>
+        <a:font script="Lisu" typeface="Segoe UI"/>
+        <a:font script="Mymr" typeface="Myanmar Text"/>
+        <a:font script="Nkoo" typeface="Ebrima"/>
+        <a:font script="Olck" typeface="Nirmala UI"/>
+        <a:font script="Osma" typeface="Ebrima"/>
+        <a:font script="Phag" typeface="Phagspa"/>
+        <a:font script="Syrn" typeface="Estrangelo Edessa"/>
+        <a:font script="Syrj" typeface="Estrangelo Edessa"/>
+        <a:font script="Syre" typeface="Estrangelo Edessa"/>
+        <a:font script="Sora" typeface="Nirmala UI"/>
+        <a:font script="Tale" typeface="Microsoft Tai Le"/>
+        <a:font script="Talu" typeface="Microsoft New Tai Lue"/>
+        <a:font script="Tfng" typeface="Ebrima"/>
       </a:majorFont>
       <a:minorFont>
-        <a:latin typeface="Cambria"/>
+        <a:latin typeface="Aptos" panose="02110004020202020204"/>
         <a:ea typeface=""/>
         <a:cs typeface=""/>
-        <a:font script="Jpan" typeface="ＭＳ 明朝"/>
+        <a:font script="Jpan" typeface="游明朝"/>
         <a:font script="Hang" typeface="맑은 고딕"/>
-        <a:font script="Hans" typeface="宋体"/>
+        <a:font script="Hans" typeface="等线"/>
         <a:font script="Hant" typeface="新細明體"/>
         <a:font script="Arab" typeface="Arial"/>
         <a:font script="Hebr" typeface="Arial"/>
@@ -3027,6 +2494,24 @@
         <a:font script="Mong" typeface="Mongolian Baiti"/>
         <a:font script="Viet" typeface="Arial"/>
         <a:font script="Uigh" typeface="Microsoft Uighur"/>
+        <a:font script="Geor" typeface="Sylfaen"/>
+        <a:font script="Armn" typeface="Arial"/>
+        <a:font script="Bugi" typeface="Leelawadee UI"/>
+        <a:font script="Bopo" typeface="Microsoft JhengHei"/>
+        <a:font script="Java" typeface="Javanese Text"/>
+        <a:font script="Lisu" typeface="Segoe UI"/>
+        <a:font script="Mymr" typeface="Myanmar Text"/>
+        <a:font script="Nkoo" typeface="Ebrima"/>
+        <a:font script="Olck" typeface="Nirmala UI"/>
+        <a:font script="Osma" typeface="Ebrima"/>
+        <a:font script="Phag" typeface="Phagspa"/>
+        <a:font script="Syrn" typeface="Estrangelo Edessa"/>
+        <a:font script="Syrj" typeface="Estrangelo Edessa"/>
+        <a:font script="Syre" typeface="Estrangelo Edessa"/>
+        <a:font script="Sora" typeface="Nirmala UI"/>
+        <a:font script="Tale" typeface="Microsoft Tai Le"/>
+        <a:font script="Talu" typeface="Microsoft New Tai Lue"/>
+        <a:font script="Tfng" typeface="Ebrima"/>
       </a:minorFont>
     </a:fontScheme>
     <a:fmtScheme name="Office">
@@ -3038,200 +2523,141 @@
           <a:gsLst>
             <a:gs pos="0">
               <a:schemeClr val="phClr">
-                <a:tint val="50000"/>
-                <a:satMod val="300000"/>
+                <a:lumMod val="110000"/>
+                <a:satMod val="105000"/>
+                <a:tint val="67000"/>
               </a:schemeClr>
             </a:gs>
-            <a:gs pos="35000">
+            <a:gs pos="50000">
               <a:schemeClr val="phClr">
-                <a:tint val="37000"/>
-                <a:satMod val="300000"/>
+                <a:lumMod val="105000"/>
+                <a:satMod val="103000"/>
+                <a:tint val="73000"/>
               </a:schemeClr>
             </a:gs>
             <a:gs pos="100000">
               <a:schemeClr val="phClr">
-                <a:tint val="15000"/>
-                <a:satMod val="350000"/>
+                <a:lumMod val="105000"/>
+                <a:satMod val="109000"/>
+                <a:tint val="81000"/>
               </a:schemeClr>
             </a:gs>
           </a:gsLst>
-          <a:lin ang="16200000" scaled="1"/>
+          <a:lin ang="5400000" scaled="0"/>
         </a:gradFill>
         <a:gradFill rotWithShape="1">
           <a:gsLst>
             <a:gs pos="0">
               <a:schemeClr val="phClr">
-                <a:tint val="100000"/>
+                <a:satMod val="103000"/>
+                <a:lumMod val="102000"/>
+                <a:tint val="94000"/>
+              </a:schemeClr>
+            </a:gs>
+            <a:gs pos="50000">
+              <a:schemeClr val="phClr">
+                <a:satMod val="110000"/>
+                <a:lumMod val="100000"/>
                 <a:shade val="100000"/>
-                <a:satMod val="130000"/>
               </a:schemeClr>
             </a:gs>
             <a:gs pos="100000">
               <a:schemeClr val="phClr">
-                <a:tint val="50000"/>
-                <a:shade val="100000"/>
-                <a:satMod val="350000"/>
+                <a:lumMod val="99000"/>
+                <a:satMod val="120000"/>
+                <a:shade val="78000"/>
               </a:schemeClr>
             </a:gs>
           </a:gsLst>
-          <a:lin ang="16200000" scaled="0"/>
+          <a:lin ang="5400000" scaled="0"/>
         </a:gradFill>
       </a:fillStyleLst>
       <a:lnStyleLst>
-        <a:ln w="9525" cap="flat" cmpd="sng" algn="ctr">
-          <a:solidFill>
-            <a:schemeClr val="phClr">
-              <a:shade val="95000"/>
-              <a:satMod val="105000"/>
-            </a:schemeClr>
-          </a:solidFill>
-          <a:prstDash val="solid"/>
-        </a:ln>
-        <a:ln w="25400" cap="flat" cmpd="sng" algn="ctr">
+        <a:ln w="6350" cap="flat" cmpd="sng" algn="ctr">
           <a:solidFill>
             <a:schemeClr val="phClr"/>
           </a:solidFill>
           <a:prstDash val="solid"/>
+          <a:miter lim="800000"/>
         </a:ln>
-        <a:ln w="38100" cap="flat" cmpd="sng" algn="ctr">
+        <a:ln w="12700" cap="flat" cmpd="sng" algn="ctr">
           <a:solidFill>
             <a:schemeClr val="phClr"/>
           </a:solidFill>
           <a:prstDash val="solid"/>
+          <a:miter lim="800000"/>
+        </a:ln>
+        <a:ln w="19050" cap="flat" cmpd="sng" algn="ctr">
+          <a:solidFill>
+            <a:schemeClr val="phClr"/>
+          </a:solidFill>
+          <a:prstDash val="solid"/>
+          <a:miter lim="800000"/>
         </a:ln>
       </a:lnStyleLst>
       <a:effectStyleLst>
         <a:effectStyle>
+          <a:effectLst/>
+        </a:effectStyle>
+        <a:effectStyle>
+          <a:effectLst/>
+        </a:effectStyle>
+        <a:effectStyle>
           <a:effectLst>
-            <a:outerShdw blurRad="40000" dist="20000" dir="5400000" rotWithShape="0">
+            <a:outerShdw blurRad="57150" dist="19050" dir="5400000" algn="ctr" rotWithShape="0">
               <a:srgbClr val="000000">
-                <a:alpha val="38000"/>
+                <a:alpha val="63000"/>
               </a:srgbClr>
             </a:outerShdw>
           </a:effectLst>
-        </a:effectStyle>
-        <a:effectStyle>
-          <a:effectLst>
-            <a:outerShdw blurRad="40000" dist="23000" dir="5400000" rotWithShape="0">
-              <a:srgbClr val="000000">
-                <a:alpha val="35000"/>
-              </a:srgbClr>
-            </a:outerShdw>
-          </a:effectLst>
-        </a:effectStyle>
-        <a:effectStyle>
-          <a:effectLst>
-            <a:outerShdw blurRad="40000" dist="23000" dir="5400000" rotWithShape="0">
-              <a:srgbClr val="000000">
-                <a:alpha val="35000"/>
-              </a:srgbClr>
-            </a:outerShdw>
-          </a:effectLst>
-          <a:scene3d>
-            <a:camera prst="orthographicFront">
-              <a:rot lat="0" lon="0" rev="0"/>
-            </a:camera>
-            <a:lightRig rig="threePt" dir="t">
-              <a:rot lat="0" lon="0" rev="1200000"/>
-            </a:lightRig>
-          </a:scene3d>
-          <a:sp3d>
-            <a:bevelT w="63500" h="25400"/>
-          </a:sp3d>
         </a:effectStyle>
       </a:effectStyleLst>
       <a:bgFillStyleLst>
         <a:solidFill>
           <a:schemeClr val="phClr"/>
         </a:solidFill>
+        <a:solidFill>
+          <a:schemeClr val="phClr">
+            <a:tint val="95000"/>
+            <a:satMod val="170000"/>
+          </a:schemeClr>
+        </a:solidFill>
         <a:gradFill rotWithShape="1">
           <a:gsLst>
             <a:gs pos="0">
               <a:schemeClr val="phClr">
-                <a:tint val="40000"/>
-                <a:satMod val="350000"/>
+                <a:tint val="93000"/>
+                <a:satMod val="150000"/>
+                <a:shade val="98000"/>
+                <a:lumMod val="102000"/>
               </a:schemeClr>
             </a:gs>
-            <a:gs pos="40000">
+            <a:gs pos="50000">
               <a:schemeClr val="phClr">
-                <a:tint val="45000"/>
-                <a:shade val="99000"/>
-                <a:satMod val="350000"/>
+                <a:tint val="98000"/>
+                <a:satMod val="130000"/>
+                <a:shade val="90000"/>
+                <a:lumMod val="103000"/>
               </a:schemeClr>
             </a:gs>
             <a:gs pos="100000">
               <a:schemeClr val="phClr">
-                <a:shade val="20000"/>
-                <a:satMod val="255000"/>
+                <a:shade val="63000"/>
+                <a:satMod val="120000"/>
               </a:schemeClr>
             </a:gs>
           </a:gsLst>
-          <a:path path="circle">
-            <a:fillToRect l="50000" t="-80000" r="50000" b="180000"/>
-          </a:path>
-        </a:gradFill>
-        <a:gradFill rotWithShape="1">
-          <a:gsLst>
-            <a:gs pos="0">
-              <a:schemeClr val="phClr">
-                <a:tint val="80000"/>
-                <a:satMod val="300000"/>
-              </a:schemeClr>
-            </a:gs>
-            <a:gs pos="100000">
-              <a:schemeClr val="phClr">
-                <a:shade val="30000"/>
-                <a:satMod val="200000"/>
-              </a:schemeClr>
-            </a:gs>
-          </a:gsLst>
-          <a:path path="circle">
-            <a:fillToRect l="50000" t="50000" r="50000" b="50000"/>
-          </a:path>
+          <a:lin ang="5400000" scaled="0"/>
         </a:gradFill>
       </a:bgFillStyleLst>
     </a:fmtScheme>
   </a:themeElements>
-  <a:objectDefaults>
-    <a:spDef>
-      <a:spPr/>
-      <a:bodyPr/>
-      <a:lstStyle/>
-      <a:style>
-        <a:lnRef idx="1">
-          <a:schemeClr val="accent1"/>
-        </a:lnRef>
-        <a:fillRef idx="3">
-          <a:schemeClr val="accent1"/>
-        </a:fillRef>
-        <a:effectRef idx="2">
-          <a:schemeClr val="accent1"/>
-        </a:effectRef>
-        <a:fontRef idx="minor">
-          <a:schemeClr val="lt1"/>
-        </a:fontRef>
-      </a:style>
-    </a:spDef>
-    <a:lnDef>
-      <a:spPr/>
-      <a:bodyPr/>
-      <a:lstStyle/>
-      <a:style>
-        <a:lnRef idx="2">
-          <a:schemeClr val="accent1"/>
-        </a:lnRef>
-        <a:fillRef idx="0">
-          <a:schemeClr val="accent1"/>
-        </a:fillRef>
-        <a:effectRef idx="1">
-          <a:schemeClr val="accent1"/>
-        </a:effectRef>
-        <a:fontRef idx="minor">
-          <a:schemeClr val="tx1"/>
-        </a:fontRef>
-      </a:style>
-    </a:lnDef>
-  </a:objectDefaults>
+  <a:objectDefaults/>
   <a:extraClrSchemeLst/>
+  <a:extLst>
+    <a:ext uri="{05A4C25C-085E-4340-85A3-A5531E510DB2}">
+      <thm15:themeFamily xmlns:thm15="http://schemas.microsoft.com/office/thememl/2012/main" name="Office Theme" id="{2E142A2C-CD16-42D6-873A-C26D2A0506FA}" vid="{1BDDFF52-6CD6-40A5-AB3C-68EB2F1E4D0A}"/>
+    </a:ext>
+  </a:extLst>
 </a:theme>
 </file>
--- a/docs/02-architecture/mmd-diagrams/class-diagrams-with-descriptions.docx
+++ b/docs/02-architecture/mmd-diagrams/class-diagrams-with-descriptions.docx
@@ -2,7 +2,7 @@
 <file path=word/document.xml><?xml version="1.0" encoding="utf-8"?>
 <w:document xmlns:w="http://schemas.openxmlformats.org/wordprocessingml/2006/main" xmlns:m="http://schemas.openxmlformats.org/officeDocument/2006/math" xmlns:r="http://schemas.openxmlformats.org/officeDocument/2006/relationships" xmlns:o="urn:schemas-microsoft-com:office:office" xmlns:v="urn:schemas-microsoft-com:vml" xmlns:w10="urn:schemas-microsoft-com:office:word" xmlns:a="http://schemas.openxmlformats.org/drawingml/2006/main" xmlns:pic="http://schemas.openxmlformats.org/drawingml/2006/picture" xmlns:wp="http://schemas.openxmlformats.org/drawingml/2006/wordprocessingDrawing">
   <w:body>
-    <w:bookmarkStart w:id="47" w:name="bioetl-class-diagrams-with-descriptions"/>
+    <w:bookmarkStart w:id="104" w:name="bioetl-class-diagrams-with-descriptions"/>
     <w:p>
       <w:pPr>
         <w:pStyle w:val="Heading1"/>
@@ -27,7 +27,7 @@
         <w:t xml:space="preserve">Всего диаграмм: 19</w:t>
       </w:r>
     </w:p>
-    <w:bookmarkStart w:id="10" w:name="X234d485aa72ce766cf2a03088e9cecf544679a5"/>
+    <w:bookmarkStart w:id="13" w:name="X234d485aa72ce766cf2a03088e9cecf544679a5"/>
     <w:p>
       <w:pPr>
         <w:pStyle w:val="Heading2"/>
@@ -41,10 +41,49 @@
         <w:pStyle w:val="FirstParagraph"/>
       </w:pPr>
       <w:r>
-        <w:t xml:space="preserve">01-domain-ports</w:t>
-      </w:r>
-    </w:p>
-    <w:bookmarkStart w:id="9" w:name="описание"/>
+        <w:drawing>
+          <wp:inline>
+            <wp:extent cx="5334000" cy="17790481"/>
+            <wp:effectExtent b="0" l="0" r="0" t="0"/>
+            <wp:docPr descr="01-domain-ports" title="" id="10" name="Picture"/>
+            <a:graphic>
+              <a:graphicData uri="http://schemas.openxmlformats.org/drawingml/2006/picture">
+                <pic:pic>
+                  <pic:nvPicPr>
+                    <pic:cNvPr descr="class-diagrams/png/01-domain-ports.png" id="11" name="Picture"/>
+                    <pic:cNvPicPr>
+                      <a:picLocks noChangeArrowheads="1" noChangeAspect="1"/>
+                    </pic:cNvPicPr>
+                  </pic:nvPicPr>
+                  <pic:blipFill>
+                    <a:blip r:embed="rId9"/>
+                    <a:stretch>
+                      <a:fillRect/>
+                    </a:stretch>
+                  </pic:blipFill>
+                  <pic:spPr bwMode="auto">
+                    <a:xfrm>
+                      <a:off x="0" y="0"/>
+                      <a:ext cx="5334000" cy="17790481"/>
+                    </a:xfrm>
+                    <a:prstGeom prst="rect">
+                      <a:avLst/>
+                    </a:prstGeom>
+                    <a:noFill/>
+                    <a:ln w="9525">
+                      <a:noFill/>
+                      <a:headEnd/>
+                      <a:tailEnd/>
+                    </a:ln>
+                  </pic:spPr>
+                </pic:pic>
+              </a:graphicData>
+            </a:graphic>
+          </wp:inline>
+        </w:drawing>
+      </w:r>
+    </w:p>
+    <w:bookmarkStart w:id="12" w:name="описание"/>
     <w:p>
       <w:pPr>
         <w:pStyle w:val="Heading3"/>
@@ -95,9 +134,9 @@
         </w:pict>
       </w:r>
     </w:p>
-    <w:bookmarkEnd w:id="9"/>
-    <w:bookmarkEnd w:id="10"/>
-    <w:bookmarkStart w:id="12" w:name="X711a635ebd8e748a75ee839b908c3c0fa34ec96"/>
+    <w:bookmarkEnd w:id="12"/>
+    <w:bookmarkEnd w:id="13"/>
+    <w:bookmarkStart w:id="18" w:name="X711a635ebd8e748a75ee839b908c3c0fa34ec96"/>
     <w:p>
       <w:pPr>
         <w:pStyle w:val="Heading2"/>
@@ -111,10 +150,49 @@
         <w:pStyle w:val="FirstParagraph"/>
       </w:pPr>
       <w:r>
-        <w:t xml:space="preserve">01a-domain-ports-method-catalog</w:t>
-      </w:r>
-    </w:p>
-    <w:bookmarkStart w:id="11" w:name="описание-1"/>
+        <w:drawing>
+          <wp:inline>
+            <wp:extent cx="5334000" cy="950225"/>
+            <wp:effectExtent b="0" l="0" r="0" t="0"/>
+            <wp:docPr descr="01a-domain-ports-method-catalog" title="" id="15" name="Picture"/>
+            <a:graphic>
+              <a:graphicData uri="http://schemas.openxmlformats.org/drawingml/2006/picture">
+                <pic:pic>
+                  <pic:nvPicPr>
+                    <pic:cNvPr descr="class-diagrams/png/01a-domain-ports-method-catalog.png" id="16" name="Picture"/>
+                    <pic:cNvPicPr>
+                      <a:picLocks noChangeArrowheads="1" noChangeAspect="1"/>
+                    </pic:cNvPicPr>
+                  </pic:nvPicPr>
+                  <pic:blipFill>
+                    <a:blip r:embed="rId14"/>
+                    <a:stretch>
+                      <a:fillRect/>
+                    </a:stretch>
+                  </pic:blipFill>
+                  <pic:spPr bwMode="auto">
+                    <a:xfrm>
+                      <a:off x="0" y="0"/>
+                      <a:ext cx="5334000" cy="950225"/>
+                    </a:xfrm>
+                    <a:prstGeom prst="rect">
+                      <a:avLst/>
+                    </a:prstGeom>
+                    <a:noFill/>
+                    <a:ln w="9525">
+                      <a:noFill/>
+                      <a:headEnd/>
+                      <a:tailEnd/>
+                    </a:ln>
+                  </pic:spPr>
+                </pic:pic>
+              </a:graphicData>
+            </a:graphic>
+          </wp:inline>
+        </w:drawing>
+      </w:r>
+    </w:p>
+    <w:bookmarkStart w:id="17" w:name="описание-1"/>
     <w:p>
       <w:pPr>
         <w:pStyle w:val="Heading3"/>
@@ -165,9 +243,9 @@
         </w:pict>
       </w:r>
     </w:p>
-    <w:bookmarkEnd w:id="11"/>
-    <w:bookmarkEnd w:id="12"/>
-    <w:bookmarkStart w:id="14" w:name="X9ee4458dcaeac17cd65b1492ffc530cc1a5cd94"/>
+    <w:bookmarkEnd w:id="17"/>
+    <w:bookmarkEnd w:id="18"/>
+    <w:bookmarkStart w:id="23" w:name="X9ee4458dcaeac17cd65b1492ffc530cc1a5cd94"/>
     <w:p>
       <w:pPr>
         <w:pStyle w:val="Heading2"/>
@@ -181,10 +259,49 @@
         <w:pStyle w:val="FirstParagraph"/>
       </w:pPr>
       <w:r>
-        <w:t xml:space="preserve">02-entities-aggregates</w:t>
-      </w:r>
-    </w:p>
-    <w:bookmarkStart w:id="13" w:name="описание-2"/>
+        <w:drawing>
+          <wp:inline>
+            <wp:extent cx="5334000" cy="2437835"/>
+            <wp:effectExtent b="0" l="0" r="0" t="0"/>
+            <wp:docPr descr="02-entities-aggregates" title="" id="20" name="Picture"/>
+            <a:graphic>
+              <a:graphicData uri="http://schemas.openxmlformats.org/drawingml/2006/picture">
+                <pic:pic>
+                  <pic:nvPicPr>
+                    <pic:cNvPr descr="class-diagrams/png/02-entities-aggregates.png" id="21" name="Picture"/>
+                    <pic:cNvPicPr>
+                      <a:picLocks noChangeArrowheads="1" noChangeAspect="1"/>
+                    </pic:cNvPicPr>
+                  </pic:nvPicPr>
+                  <pic:blipFill>
+                    <a:blip r:embed="rId19"/>
+                    <a:stretch>
+                      <a:fillRect/>
+                    </a:stretch>
+                  </pic:blipFill>
+                  <pic:spPr bwMode="auto">
+                    <a:xfrm>
+                      <a:off x="0" y="0"/>
+                      <a:ext cx="5334000" cy="2437835"/>
+                    </a:xfrm>
+                    <a:prstGeom prst="rect">
+                      <a:avLst/>
+                    </a:prstGeom>
+                    <a:noFill/>
+                    <a:ln w="9525">
+                      <a:noFill/>
+                      <a:headEnd/>
+                      <a:tailEnd/>
+                    </a:ln>
+                  </pic:spPr>
+                </pic:pic>
+              </a:graphicData>
+            </a:graphic>
+          </wp:inline>
+        </w:drawing>
+      </w:r>
+    </w:p>
+    <w:bookmarkStart w:id="22" w:name="описание-2"/>
     <w:p>
       <w:pPr>
         <w:pStyle w:val="Heading3"/>
@@ -235,9 +352,9 @@
         </w:pict>
       </w:r>
     </w:p>
-    <w:bookmarkEnd w:id="13"/>
-    <w:bookmarkEnd w:id="14"/>
-    <w:bookmarkStart w:id="16" w:name="X84a54ccafadf1946d71ae729472cf8301419921"/>
+    <w:bookmarkEnd w:id="22"/>
+    <w:bookmarkEnd w:id="23"/>
+    <w:bookmarkStart w:id="28" w:name="X84a54ccafadf1946d71ae729472cf8301419921"/>
     <w:p>
       <w:pPr>
         <w:pStyle w:val="Heading2"/>
@@ -251,10 +368,49 @@
         <w:pStyle w:val="FirstParagraph"/>
       </w:pPr>
       <w:r>
-        <w:t xml:space="preserve">03-value-objects</w:t>
-      </w:r>
-    </w:p>
-    <w:bookmarkStart w:id="15" w:name="описание-3"/>
+        <w:drawing>
+          <wp:inline>
+            <wp:extent cx="5334000" cy="1152380"/>
+            <wp:effectExtent b="0" l="0" r="0" t="0"/>
+            <wp:docPr descr="03-value-objects" title="" id="25" name="Picture"/>
+            <a:graphic>
+              <a:graphicData uri="http://schemas.openxmlformats.org/drawingml/2006/picture">
+                <pic:pic>
+                  <pic:nvPicPr>
+                    <pic:cNvPr descr="class-diagrams/png/03-value-objects.png" id="26" name="Picture"/>
+                    <pic:cNvPicPr>
+                      <a:picLocks noChangeArrowheads="1" noChangeAspect="1"/>
+                    </pic:cNvPicPr>
+                  </pic:nvPicPr>
+                  <pic:blipFill>
+                    <a:blip r:embed="rId24"/>
+                    <a:stretch>
+                      <a:fillRect/>
+                    </a:stretch>
+                  </pic:blipFill>
+                  <pic:spPr bwMode="auto">
+                    <a:xfrm>
+                      <a:off x="0" y="0"/>
+                      <a:ext cx="5334000" cy="1152380"/>
+                    </a:xfrm>
+                    <a:prstGeom prst="rect">
+                      <a:avLst/>
+                    </a:prstGeom>
+                    <a:noFill/>
+                    <a:ln w="9525">
+                      <a:noFill/>
+                      <a:headEnd/>
+                      <a:tailEnd/>
+                    </a:ln>
+                  </pic:spPr>
+                </pic:pic>
+              </a:graphicData>
+            </a:graphic>
+          </wp:inline>
+        </w:drawing>
+      </w:r>
+    </w:p>
+    <w:bookmarkStart w:id="27" w:name="описание-3"/>
     <w:p>
       <w:pPr>
         <w:pStyle w:val="Heading3"/>
@@ -305,9 +461,9 @@
         </w:pict>
       </w:r>
     </w:p>
-    <w:bookmarkEnd w:id="15"/>
-    <w:bookmarkEnd w:id="16"/>
-    <w:bookmarkStart w:id="18" w:name="Xace7d5a93ec405001beb1636912dac960046dc9"/>
+    <w:bookmarkEnd w:id="27"/>
+    <w:bookmarkEnd w:id="28"/>
+    <w:bookmarkStart w:id="33" w:name="Xace7d5a93ec405001beb1636912dac960046dc9"/>
     <w:p>
       <w:pPr>
         <w:pStyle w:val="Heading2"/>
@@ -321,10 +477,49 @@
         <w:pStyle w:val="FirstParagraph"/>
       </w:pPr>
       <w:r>
-        <w:t xml:space="preserve">04-types-enums</w:t>
-      </w:r>
-    </w:p>
-    <w:bookmarkStart w:id="17" w:name="описание-4"/>
+        <w:drawing>
+          <wp:inline>
+            <wp:extent cx="5334000" cy="904013"/>
+            <wp:effectExtent b="0" l="0" r="0" t="0"/>
+            <wp:docPr descr="04-types-enums" title="" id="30" name="Picture"/>
+            <a:graphic>
+              <a:graphicData uri="http://schemas.openxmlformats.org/drawingml/2006/picture">
+                <pic:pic>
+                  <pic:nvPicPr>
+                    <pic:cNvPr descr="class-diagrams/png/04-types-enums.png" id="31" name="Picture"/>
+                    <pic:cNvPicPr>
+                      <a:picLocks noChangeArrowheads="1" noChangeAspect="1"/>
+                    </pic:cNvPicPr>
+                  </pic:nvPicPr>
+                  <pic:blipFill>
+                    <a:blip r:embed="rId29"/>
+                    <a:stretch>
+                      <a:fillRect/>
+                    </a:stretch>
+                  </pic:blipFill>
+                  <pic:spPr bwMode="auto">
+                    <a:xfrm>
+                      <a:off x="0" y="0"/>
+                      <a:ext cx="5334000" cy="904013"/>
+                    </a:xfrm>
+                    <a:prstGeom prst="rect">
+                      <a:avLst/>
+                    </a:prstGeom>
+                    <a:noFill/>
+                    <a:ln w="9525">
+                      <a:noFill/>
+                      <a:headEnd/>
+                      <a:tailEnd/>
+                    </a:ln>
+                  </pic:spPr>
+                </pic:pic>
+              </a:graphicData>
+            </a:graphic>
+          </wp:inline>
+        </w:drawing>
+      </w:r>
+    </w:p>
+    <w:bookmarkStart w:id="32" w:name="описание-4"/>
     <w:p>
       <w:pPr>
         <w:pStyle w:val="Heading3"/>
@@ -375,9 +570,9 @@
         </w:pict>
       </w:r>
     </w:p>
-    <w:bookmarkEnd w:id="17"/>
-    <w:bookmarkEnd w:id="18"/>
-    <w:bookmarkStart w:id="20" w:name="X0e6569730036163fe64b57caf880bb3b328f812"/>
+    <w:bookmarkEnd w:id="32"/>
+    <w:bookmarkEnd w:id="33"/>
+    <w:bookmarkStart w:id="38" w:name="X0e6569730036163fe64b57caf880bb3b328f812"/>
     <w:p>
       <w:pPr>
         <w:pStyle w:val="Heading2"/>
@@ -391,10 +586,49 @@
         <w:pStyle w:val="FirstParagraph"/>
       </w:pPr>
       <w:r>
-        <w:t xml:space="preserve">05-exceptions</w:t>
-      </w:r>
-    </w:p>
-    <w:bookmarkStart w:id="19" w:name="описание-5"/>
+        <w:drawing>
+          <wp:inline>
+            <wp:extent cx="5334000" cy="5175049"/>
+            <wp:effectExtent b="0" l="0" r="0" t="0"/>
+            <wp:docPr descr="05-exceptions" title="" id="35" name="Picture"/>
+            <a:graphic>
+              <a:graphicData uri="http://schemas.openxmlformats.org/drawingml/2006/picture">
+                <pic:pic>
+                  <pic:nvPicPr>
+                    <pic:cNvPr descr="class-diagrams/png/05-exceptions.png" id="36" name="Picture"/>
+                    <pic:cNvPicPr>
+                      <a:picLocks noChangeArrowheads="1" noChangeAspect="1"/>
+                    </pic:cNvPicPr>
+                  </pic:nvPicPr>
+                  <pic:blipFill>
+                    <a:blip r:embed="rId34"/>
+                    <a:stretch>
+                      <a:fillRect/>
+                    </a:stretch>
+                  </pic:blipFill>
+                  <pic:spPr bwMode="auto">
+                    <a:xfrm>
+                      <a:off x="0" y="0"/>
+                      <a:ext cx="5334000" cy="5175049"/>
+                    </a:xfrm>
+                    <a:prstGeom prst="rect">
+                      <a:avLst/>
+                    </a:prstGeom>
+                    <a:noFill/>
+                    <a:ln w="9525">
+                      <a:noFill/>
+                      <a:headEnd/>
+                      <a:tailEnd/>
+                    </a:ln>
+                  </pic:spPr>
+                </pic:pic>
+              </a:graphicData>
+            </a:graphic>
+          </wp:inline>
+        </w:drawing>
+      </w:r>
+    </w:p>
+    <w:bookmarkStart w:id="37" w:name="описание-5"/>
     <w:p>
       <w:pPr>
         <w:pStyle w:val="Heading3"/>
@@ -445,9 +679,9 @@
         </w:pict>
       </w:r>
     </w:p>
-    <w:bookmarkEnd w:id="19"/>
-    <w:bookmarkEnd w:id="20"/>
-    <w:bookmarkStart w:id="22" w:name="X23da77654d03a8064be58b5de7d820e88496470"/>
+    <w:bookmarkEnd w:id="37"/>
+    <w:bookmarkEnd w:id="38"/>
+    <w:bookmarkStart w:id="43" w:name="X23da77654d03a8064be58b5de7d820e88496470"/>
     <w:p>
       <w:pPr>
         <w:pStyle w:val="Heading2"/>
@@ -461,10 +695,49 @@
         <w:pStyle w:val="FirstParagraph"/>
       </w:pPr>
       <w:r>
-        <w:t xml:space="preserve">06-config-classes</w:t>
-      </w:r>
-    </w:p>
-    <w:bookmarkStart w:id="21" w:name="описание-6"/>
+        <w:drawing>
+          <wp:inline>
+            <wp:extent cx="5334000" cy="19512272"/>
+            <wp:effectExtent b="0" l="0" r="0" t="0"/>
+            <wp:docPr descr="06-config-classes" title="" id="40" name="Picture"/>
+            <a:graphic>
+              <a:graphicData uri="http://schemas.openxmlformats.org/drawingml/2006/picture">
+                <pic:pic>
+                  <pic:nvPicPr>
+                    <pic:cNvPr descr="class-diagrams/png/06-config-classes.png" id="41" name="Picture"/>
+                    <pic:cNvPicPr>
+                      <a:picLocks noChangeArrowheads="1" noChangeAspect="1"/>
+                    </pic:cNvPicPr>
+                  </pic:nvPicPr>
+                  <pic:blipFill>
+                    <a:blip r:embed="rId39"/>
+                    <a:stretch>
+                      <a:fillRect/>
+                    </a:stretch>
+                  </pic:blipFill>
+                  <pic:spPr bwMode="auto">
+                    <a:xfrm>
+                      <a:off x="0" y="0"/>
+                      <a:ext cx="5334000" cy="19512272"/>
+                    </a:xfrm>
+                    <a:prstGeom prst="rect">
+                      <a:avLst/>
+                    </a:prstGeom>
+                    <a:noFill/>
+                    <a:ln w="9525">
+                      <a:noFill/>
+                      <a:headEnd/>
+                      <a:tailEnd/>
+                    </a:ln>
+                  </pic:spPr>
+                </pic:pic>
+              </a:graphicData>
+            </a:graphic>
+          </wp:inline>
+        </w:drawing>
+      </w:r>
+    </w:p>
+    <w:bookmarkStart w:id="42" w:name="описание-6"/>
     <w:p>
       <w:pPr>
         <w:pStyle w:val="Heading3"/>
@@ -515,9 +788,9 @@
         </w:pict>
       </w:r>
     </w:p>
-    <w:bookmarkEnd w:id="21"/>
-    <w:bookmarkEnd w:id="22"/>
-    <w:bookmarkStart w:id="24" w:name="X839fed3c3cacccb88e6202a1cf113aac14cea53"/>
+    <w:bookmarkEnd w:id="42"/>
+    <w:bookmarkEnd w:id="43"/>
+    <w:bookmarkStart w:id="48" w:name="X839fed3c3cacccb88e6202a1cf113aac14cea53"/>
     <w:p>
       <w:pPr>
         <w:pStyle w:val="Heading2"/>
@@ -531,10 +804,49 @@
         <w:pStyle w:val="FirstParagraph"/>
       </w:pPr>
       <w:r>
-        <w:t xml:space="preserve">07-application-core-services</w:t>
-      </w:r>
-    </w:p>
-    <w:bookmarkStart w:id="23" w:name="описание-7"/>
+        <w:drawing>
+          <wp:inline>
+            <wp:extent cx="5334000" cy="9880652"/>
+            <wp:effectExtent b="0" l="0" r="0" t="0"/>
+            <wp:docPr descr="07-application-core-services" title="" id="45" name="Picture"/>
+            <a:graphic>
+              <a:graphicData uri="http://schemas.openxmlformats.org/drawingml/2006/picture">
+                <pic:pic>
+                  <pic:nvPicPr>
+                    <pic:cNvPr descr="class-diagrams/png/07-application-core-services.png" id="46" name="Picture"/>
+                    <pic:cNvPicPr>
+                      <a:picLocks noChangeArrowheads="1" noChangeAspect="1"/>
+                    </pic:cNvPicPr>
+                  </pic:nvPicPr>
+                  <pic:blipFill>
+                    <a:blip r:embed="rId44"/>
+                    <a:stretch>
+                      <a:fillRect/>
+                    </a:stretch>
+                  </pic:blipFill>
+                  <pic:spPr bwMode="auto">
+                    <a:xfrm>
+                      <a:off x="0" y="0"/>
+                      <a:ext cx="5334000" cy="9880652"/>
+                    </a:xfrm>
+                    <a:prstGeom prst="rect">
+                      <a:avLst/>
+                    </a:prstGeom>
+                    <a:noFill/>
+                    <a:ln w="9525">
+                      <a:noFill/>
+                      <a:headEnd/>
+                      <a:tailEnd/>
+                    </a:ln>
+                  </pic:spPr>
+                </pic:pic>
+              </a:graphicData>
+            </a:graphic>
+          </wp:inline>
+        </w:drawing>
+      </w:r>
+    </w:p>
+    <w:bookmarkStart w:id="47" w:name="описание-7"/>
     <w:p>
       <w:pPr>
         <w:pStyle w:val="Heading3"/>
@@ -585,9 +897,9 @@
         </w:pict>
       </w:r>
     </w:p>
-    <w:bookmarkEnd w:id="23"/>
-    <w:bookmarkEnd w:id="24"/>
-    <w:bookmarkStart w:id="26" w:name="X82a8c73213d2684221accefc8899d4f88ece396"/>
+    <w:bookmarkEnd w:id="47"/>
+    <w:bookmarkEnd w:id="48"/>
+    <w:bookmarkStart w:id="53" w:name="X82a8c73213d2684221accefc8899d4f88ece396"/>
     <w:p>
       <w:pPr>
         <w:pStyle w:val="Heading2"/>
@@ -601,10 +913,49 @@
         <w:pStyle w:val="FirstParagraph"/>
       </w:pPr>
       <w:r>
-        <w:t xml:space="preserve">08-application-services</w:t>
-      </w:r>
-    </w:p>
-    <w:bookmarkStart w:id="25" w:name="описание-8"/>
+        <w:drawing>
+          <wp:inline>
+            <wp:extent cx="5334000" cy="671977"/>
+            <wp:effectExtent b="0" l="0" r="0" t="0"/>
+            <wp:docPr descr="08-application-services" title="" id="50" name="Picture"/>
+            <a:graphic>
+              <a:graphicData uri="http://schemas.openxmlformats.org/drawingml/2006/picture">
+                <pic:pic>
+                  <pic:nvPicPr>
+                    <pic:cNvPr descr="class-diagrams/png/08-application-services.png" id="51" name="Picture"/>
+                    <pic:cNvPicPr>
+                      <a:picLocks noChangeArrowheads="1" noChangeAspect="1"/>
+                    </pic:cNvPicPr>
+                  </pic:nvPicPr>
+                  <pic:blipFill>
+                    <a:blip r:embed="rId49"/>
+                    <a:stretch>
+                      <a:fillRect/>
+                    </a:stretch>
+                  </pic:blipFill>
+                  <pic:spPr bwMode="auto">
+                    <a:xfrm>
+                      <a:off x="0" y="0"/>
+                      <a:ext cx="5334000" cy="671977"/>
+                    </a:xfrm>
+                    <a:prstGeom prst="rect">
+                      <a:avLst/>
+                    </a:prstGeom>
+                    <a:noFill/>
+                    <a:ln w="9525">
+                      <a:noFill/>
+                      <a:headEnd/>
+                      <a:tailEnd/>
+                    </a:ln>
+                  </pic:spPr>
+                </pic:pic>
+              </a:graphicData>
+            </a:graphic>
+          </wp:inline>
+        </w:drawing>
+      </w:r>
+    </w:p>
+    <w:bookmarkStart w:id="52" w:name="описание-8"/>
     <w:p>
       <w:pPr>
         <w:pStyle w:val="Heading3"/>
@@ -655,9 +1006,9 @@
         </w:pict>
       </w:r>
     </w:p>
-    <w:bookmarkEnd w:id="25"/>
-    <w:bookmarkEnd w:id="26"/>
-    <w:bookmarkStart w:id="28" w:name="X636822adf464855a6ec03f5226cd597ddbf0895"/>
+    <w:bookmarkEnd w:id="52"/>
+    <w:bookmarkEnd w:id="53"/>
+    <w:bookmarkStart w:id="58" w:name="X636822adf464855a6ec03f5226cd597ddbf0895"/>
     <w:p>
       <w:pPr>
         <w:pStyle w:val="Heading2"/>
@@ -671,10 +1022,49 @@
         <w:pStyle w:val="FirstParagraph"/>
       </w:pPr>
       <w:r>
-        <w:t xml:space="preserve">08a-application-services-operation-catalog</w:t>
-      </w:r>
-    </w:p>
-    <w:bookmarkStart w:id="27" w:name="описание-9"/>
+        <w:drawing>
+          <wp:inline>
+            <wp:extent cx="5334000" cy="926254"/>
+            <wp:effectExtent b="0" l="0" r="0" t="0"/>
+            <wp:docPr descr="08a-application-services-operation-catalog" title="" id="55" name="Picture"/>
+            <a:graphic>
+              <a:graphicData uri="http://schemas.openxmlformats.org/drawingml/2006/picture">
+                <pic:pic>
+                  <pic:nvPicPr>
+                    <pic:cNvPr descr="class-diagrams/png/08a-application-services-operation-catalog.png" id="56" name="Picture"/>
+                    <pic:cNvPicPr>
+                      <a:picLocks noChangeArrowheads="1" noChangeAspect="1"/>
+                    </pic:cNvPicPr>
+                  </pic:nvPicPr>
+                  <pic:blipFill>
+                    <a:blip r:embed="rId54"/>
+                    <a:stretch>
+                      <a:fillRect/>
+                    </a:stretch>
+                  </pic:blipFill>
+                  <pic:spPr bwMode="auto">
+                    <a:xfrm>
+                      <a:off x="0" y="0"/>
+                      <a:ext cx="5334000" cy="926254"/>
+                    </a:xfrm>
+                    <a:prstGeom prst="rect">
+                      <a:avLst/>
+                    </a:prstGeom>
+                    <a:noFill/>
+                    <a:ln w="9525">
+                      <a:noFill/>
+                      <a:headEnd/>
+                      <a:tailEnd/>
+                    </a:ln>
+                  </pic:spPr>
+                </pic:pic>
+              </a:graphicData>
+            </a:graphic>
+          </wp:inline>
+        </w:drawing>
+      </w:r>
+    </w:p>
+    <w:bookmarkStart w:id="57" w:name="описание-9"/>
     <w:p>
       <w:pPr>
         <w:pStyle w:val="Heading3"/>
@@ -725,9 +1115,9 @@
         </w:pict>
       </w:r>
     </w:p>
-    <w:bookmarkEnd w:id="27"/>
-    <w:bookmarkEnd w:id="28"/>
-    <w:bookmarkStart w:id="30" w:name="Xf8df1eb51060347c646fb53a465bec2d7dbaad3"/>
+    <w:bookmarkEnd w:id="57"/>
+    <w:bookmarkEnd w:id="58"/>
+    <w:bookmarkStart w:id="63" w:name="Xf8df1eb51060347c646fb53a465bec2d7dbaad3"/>
     <w:p>
       <w:pPr>
         <w:pStyle w:val="Heading2"/>
@@ -741,10 +1131,49 @@
         <w:pStyle w:val="FirstParagraph"/>
       </w:pPr>
       <w:r>
-        <w:t xml:space="preserve">09-transformers</w:t>
-      </w:r>
-    </w:p>
-    <w:bookmarkStart w:id="29" w:name="описание-10"/>
+        <w:drawing>
+          <wp:inline>
+            <wp:extent cx="5334000" cy="12893893"/>
+            <wp:effectExtent b="0" l="0" r="0" t="0"/>
+            <wp:docPr descr="09-transformers" title="" id="60" name="Picture"/>
+            <a:graphic>
+              <a:graphicData uri="http://schemas.openxmlformats.org/drawingml/2006/picture">
+                <pic:pic>
+                  <pic:nvPicPr>
+                    <pic:cNvPr descr="class-diagrams/png/09-transformers.png" id="61" name="Picture"/>
+                    <pic:cNvPicPr>
+                      <a:picLocks noChangeArrowheads="1" noChangeAspect="1"/>
+                    </pic:cNvPicPr>
+                  </pic:nvPicPr>
+                  <pic:blipFill>
+                    <a:blip r:embed="rId59"/>
+                    <a:stretch>
+                      <a:fillRect/>
+                    </a:stretch>
+                  </pic:blipFill>
+                  <pic:spPr bwMode="auto">
+                    <a:xfrm>
+                      <a:off x="0" y="0"/>
+                      <a:ext cx="5334000" cy="12893893"/>
+                    </a:xfrm>
+                    <a:prstGeom prst="rect">
+                      <a:avLst/>
+                    </a:prstGeom>
+                    <a:noFill/>
+                    <a:ln w="9525">
+                      <a:noFill/>
+                      <a:headEnd/>
+                      <a:tailEnd/>
+                    </a:ln>
+                  </pic:spPr>
+                </pic:pic>
+              </a:graphicData>
+            </a:graphic>
+          </wp:inline>
+        </w:drawing>
+      </w:r>
+    </w:p>
+    <w:bookmarkStart w:id="62" w:name="описание-10"/>
     <w:p>
       <w:pPr>
         <w:pStyle w:val="Heading3"/>
@@ -795,9 +1224,9 @@
         </w:pict>
       </w:r>
     </w:p>
-    <w:bookmarkEnd w:id="29"/>
-    <w:bookmarkEnd w:id="30"/>
-    <w:bookmarkStart w:id="32" w:name="X96d3b2cbe409b8b0ede3f2e7552ba9647a8e3fe"/>
+    <w:bookmarkEnd w:id="62"/>
+    <w:bookmarkEnd w:id="63"/>
+    <w:bookmarkStart w:id="68" w:name="X96d3b2cbe409b8b0ede3f2e7552ba9647a8e3fe"/>
     <w:p>
       <w:pPr>
         <w:pStyle w:val="Heading2"/>
@@ -811,10 +1240,49 @@
         <w:pStyle w:val="FirstParagraph"/>
       </w:pPr>
       <w:r>
-        <w:t xml:space="preserve">10-adapters</w:t>
-      </w:r>
-    </w:p>
-    <w:bookmarkStart w:id="31" w:name="описание-11"/>
+        <w:drawing>
+          <wp:inline>
+            <wp:extent cx="5334000" cy="8080891"/>
+            <wp:effectExtent b="0" l="0" r="0" t="0"/>
+            <wp:docPr descr="10-adapters" title="" id="65" name="Picture"/>
+            <a:graphic>
+              <a:graphicData uri="http://schemas.openxmlformats.org/drawingml/2006/picture">
+                <pic:pic>
+                  <pic:nvPicPr>
+                    <pic:cNvPr descr="class-diagrams/png/10-adapters.png" id="66" name="Picture"/>
+                    <pic:cNvPicPr>
+                      <a:picLocks noChangeArrowheads="1" noChangeAspect="1"/>
+                    </pic:cNvPicPr>
+                  </pic:nvPicPr>
+                  <pic:blipFill>
+                    <a:blip r:embed="rId64"/>
+                    <a:stretch>
+                      <a:fillRect/>
+                    </a:stretch>
+                  </pic:blipFill>
+                  <pic:spPr bwMode="auto">
+                    <a:xfrm>
+                      <a:off x="0" y="0"/>
+                      <a:ext cx="5334000" cy="8080891"/>
+                    </a:xfrm>
+                    <a:prstGeom prst="rect">
+                      <a:avLst/>
+                    </a:prstGeom>
+                    <a:noFill/>
+                    <a:ln w="9525">
+                      <a:noFill/>
+                      <a:headEnd/>
+                      <a:tailEnd/>
+                    </a:ln>
+                  </pic:spPr>
+                </pic:pic>
+              </a:graphicData>
+            </a:graphic>
+          </wp:inline>
+        </w:drawing>
+      </w:r>
+    </w:p>
+    <w:bookmarkStart w:id="67" w:name="описание-11"/>
     <w:p>
       <w:pPr>
         <w:pStyle w:val="Heading3"/>
@@ -865,9 +1333,9 @@
         </w:pict>
       </w:r>
     </w:p>
-    <w:bookmarkEnd w:id="31"/>
-    <w:bookmarkEnd w:id="32"/>
-    <w:bookmarkStart w:id="34" w:name="Xa548d707fc9e3e6e4e4cf6ce801efcfcacd2cf1"/>
+    <w:bookmarkEnd w:id="67"/>
+    <w:bookmarkEnd w:id="68"/>
+    <w:bookmarkStart w:id="73" w:name="Xa548d707fc9e3e6e4e4cf6ce801efcfcacd2cf1"/>
     <w:p>
       <w:pPr>
         <w:pStyle w:val="Heading2"/>
@@ -881,10 +1349,49 @@
         <w:pStyle w:val="FirstParagraph"/>
       </w:pPr>
       <w:r>
-        <w:t xml:space="preserve">11-storage</w:t>
-      </w:r>
-    </w:p>
-    <w:bookmarkStart w:id="33" w:name="описание-12"/>
+        <w:drawing>
+          <wp:inline>
+            <wp:extent cx="5334000" cy="9836224"/>
+            <wp:effectExtent b="0" l="0" r="0" t="0"/>
+            <wp:docPr descr="11-storage" title="" id="70" name="Picture"/>
+            <a:graphic>
+              <a:graphicData uri="http://schemas.openxmlformats.org/drawingml/2006/picture">
+                <pic:pic>
+                  <pic:nvPicPr>
+                    <pic:cNvPr descr="class-diagrams/png/11-storage.png" id="71" name="Picture"/>
+                    <pic:cNvPicPr>
+                      <a:picLocks noChangeArrowheads="1" noChangeAspect="1"/>
+                    </pic:cNvPicPr>
+                  </pic:nvPicPr>
+                  <pic:blipFill>
+                    <a:blip r:embed="rId69"/>
+                    <a:stretch>
+                      <a:fillRect/>
+                    </a:stretch>
+                  </pic:blipFill>
+                  <pic:spPr bwMode="auto">
+                    <a:xfrm>
+                      <a:off x="0" y="0"/>
+                      <a:ext cx="5334000" cy="9836224"/>
+                    </a:xfrm>
+                    <a:prstGeom prst="rect">
+                      <a:avLst/>
+                    </a:prstGeom>
+                    <a:noFill/>
+                    <a:ln w="9525">
+                      <a:noFill/>
+                      <a:headEnd/>
+                      <a:tailEnd/>
+                    </a:ln>
+                  </pic:spPr>
+                </pic:pic>
+              </a:graphicData>
+            </a:graphic>
+          </wp:inline>
+        </w:drawing>
+      </w:r>
+    </w:p>
+    <w:bookmarkStart w:id="72" w:name="описание-12"/>
     <w:p>
       <w:pPr>
         <w:pStyle w:val="Heading3"/>
@@ -935,9 +1442,9 @@
         </w:pict>
       </w:r>
     </w:p>
-    <w:bookmarkEnd w:id="33"/>
-    <w:bookmarkEnd w:id="34"/>
-    <w:bookmarkStart w:id="36" w:name="X2b8b46128bd73996913fd0956f6425cc022bb3f"/>
+    <w:bookmarkEnd w:id="72"/>
+    <w:bookmarkEnd w:id="73"/>
+    <w:bookmarkStart w:id="78" w:name="X2b8b46128bd73996913fd0956f6425cc022bb3f"/>
     <w:p>
       <w:pPr>
         <w:pStyle w:val="Heading2"/>
@@ -951,10 +1458,49 @@
         <w:pStyle w:val="FirstParagraph"/>
       </w:pPr>
       <w:r>
-        <w:t xml:space="preserve">12-composite-pipeline</w:t>
-      </w:r>
-    </w:p>
-    <w:bookmarkStart w:id="35" w:name="описание-13"/>
+        <w:drawing>
+          <wp:inline>
+            <wp:extent cx="5334000" cy="9300754"/>
+            <wp:effectExtent b="0" l="0" r="0" t="0"/>
+            <wp:docPr descr="12-composite-pipeline" title="" id="75" name="Picture"/>
+            <a:graphic>
+              <a:graphicData uri="http://schemas.openxmlformats.org/drawingml/2006/picture">
+                <pic:pic>
+                  <pic:nvPicPr>
+                    <pic:cNvPr descr="class-diagrams/png/12-composite-pipeline.png" id="76" name="Picture"/>
+                    <pic:cNvPicPr>
+                      <a:picLocks noChangeArrowheads="1" noChangeAspect="1"/>
+                    </pic:cNvPicPr>
+                  </pic:nvPicPr>
+                  <pic:blipFill>
+                    <a:blip r:embed="rId74"/>
+                    <a:stretch>
+                      <a:fillRect/>
+                    </a:stretch>
+                  </pic:blipFill>
+                  <pic:spPr bwMode="auto">
+                    <a:xfrm>
+                      <a:off x="0" y="0"/>
+                      <a:ext cx="5334000" cy="9300754"/>
+                    </a:xfrm>
+                    <a:prstGeom prst="rect">
+                      <a:avLst/>
+                    </a:prstGeom>
+                    <a:noFill/>
+                    <a:ln w="9525">
+                      <a:noFill/>
+                      <a:headEnd/>
+                      <a:tailEnd/>
+                    </a:ln>
+                  </pic:spPr>
+                </pic:pic>
+              </a:graphicData>
+            </a:graphic>
+          </wp:inline>
+        </w:drawing>
+      </w:r>
+    </w:p>
+    <w:bookmarkStart w:id="77" w:name="описание-13"/>
     <w:p>
       <w:pPr>
         <w:pStyle w:val="Heading3"/>
@@ -1005,9 +1551,9 @@
         </w:pict>
       </w:r>
     </w:p>
-    <w:bookmarkEnd w:id="35"/>
-    <w:bookmarkEnd w:id="36"/>
-    <w:bookmarkStart w:id="38" w:name="X82f59d8782455524808080e9389287f087250f1"/>
+    <w:bookmarkEnd w:id="77"/>
+    <w:bookmarkEnd w:id="78"/>
+    <w:bookmarkStart w:id="83" w:name="X82f59d8782455524808080e9389287f087250f1"/>
     <w:p>
       <w:pPr>
         <w:pStyle w:val="Heading2"/>
@@ -1021,10 +1567,49 @@
         <w:pStyle w:val="FirstParagraph"/>
       </w:pPr>
       <w:r>
-        <w:t xml:space="preserve">13-domain-services</w:t>
-      </w:r>
-    </w:p>
-    <w:bookmarkStart w:id="37" w:name="описание-14"/>
+        <w:drawing>
+          <wp:inline>
+            <wp:extent cx="5334000" cy="10065068"/>
+            <wp:effectExtent b="0" l="0" r="0" t="0"/>
+            <wp:docPr descr="13-domain-services" title="" id="80" name="Picture"/>
+            <a:graphic>
+              <a:graphicData uri="http://schemas.openxmlformats.org/drawingml/2006/picture">
+                <pic:pic>
+                  <pic:nvPicPr>
+                    <pic:cNvPr descr="class-diagrams/png/13-domain-services.png" id="81" name="Picture"/>
+                    <pic:cNvPicPr>
+                      <a:picLocks noChangeArrowheads="1" noChangeAspect="1"/>
+                    </pic:cNvPicPr>
+                  </pic:nvPicPr>
+                  <pic:blipFill>
+                    <a:blip r:embed="rId79"/>
+                    <a:stretch>
+                      <a:fillRect/>
+                    </a:stretch>
+                  </pic:blipFill>
+                  <pic:spPr bwMode="auto">
+                    <a:xfrm>
+                      <a:off x="0" y="0"/>
+                      <a:ext cx="5334000" cy="10065068"/>
+                    </a:xfrm>
+                    <a:prstGeom prst="rect">
+                      <a:avLst/>
+                    </a:prstGeom>
+                    <a:noFill/>
+                    <a:ln w="9525">
+                      <a:noFill/>
+                      <a:headEnd/>
+                      <a:tailEnd/>
+                    </a:ln>
+                  </pic:spPr>
+                </pic:pic>
+              </a:graphicData>
+            </a:graphic>
+          </wp:inline>
+        </w:drawing>
+      </w:r>
+    </w:p>
+    <w:bookmarkStart w:id="82" w:name="описание-14"/>
     <w:p>
       <w:pPr>
         <w:pStyle w:val="Heading3"/>
@@ -1075,9 +1660,9 @@
         </w:pict>
       </w:r>
     </w:p>
-    <w:bookmarkEnd w:id="37"/>
-    <w:bookmarkEnd w:id="38"/>
-    <w:bookmarkStart w:id="40" w:name="Xd7dc352a4d06c6321a52650a8db1912db7162cf"/>
+    <w:bookmarkEnd w:id="82"/>
+    <w:bookmarkEnd w:id="83"/>
+    <w:bookmarkStart w:id="88" w:name="Xd7dc352a4d06c6321a52650a8db1912db7162cf"/>
     <w:p>
       <w:pPr>
         <w:pStyle w:val="Heading2"/>
@@ -1091,10 +1676,49 @@
         <w:pStyle w:val="FirstParagraph"/>
       </w:pPr>
       <w:r>
-        <w:t xml:space="preserve">14-observability</w:t>
-      </w:r>
-    </w:p>
-    <w:bookmarkStart w:id="39" w:name="описание-15"/>
+        <w:drawing>
+          <wp:inline>
+            <wp:extent cx="5334000" cy="8122586"/>
+            <wp:effectExtent b="0" l="0" r="0" t="0"/>
+            <wp:docPr descr="14-observability" title="" id="85" name="Picture"/>
+            <a:graphic>
+              <a:graphicData uri="http://schemas.openxmlformats.org/drawingml/2006/picture">
+                <pic:pic>
+                  <pic:nvPicPr>
+                    <pic:cNvPr descr="class-diagrams/png/14-observability.png" id="86" name="Picture"/>
+                    <pic:cNvPicPr>
+                      <a:picLocks noChangeArrowheads="1" noChangeAspect="1"/>
+                    </pic:cNvPicPr>
+                  </pic:nvPicPr>
+                  <pic:blipFill>
+                    <a:blip r:embed="rId84"/>
+                    <a:stretch>
+                      <a:fillRect/>
+                    </a:stretch>
+                  </pic:blipFill>
+                  <pic:spPr bwMode="auto">
+                    <a:xfrm>
+                      <a:off x="0" y="0"/>
+                      <a:ext cx="5334000" cy="8122586"/>
+                    </a:xfrm>
+                    <a:prstGeom prst="rect">
+                      <a:avLst/>
+                    </a:prstGeom>
+                    <a:noFill/>
+                    <a:ln w="9525">
+                      <a:noFill/>
+                      <a:headEnd/>
+                      <a:tailEnd/>
+                    </a:ln>
+                  </pic:spPr>
+                </pic:pic>
+              </a:graphicData>
+            </a:graphic>
+          </wp:inline>
+        </w:drawing>
+      </w:r>
+    </w:p>
+    <w:bookmarkStart w:id="87" w:name="описание-15"/>
     <w:p>
       <w:pPr>
         <w:pStyle w:val="Heading3"/>
@@ -1145,9 +1769,9 @@
         </w:pict>
       </w:r>
     </w:p>
-    <w:bookmarkEnd w:id="39"/>
-    <w:bookmarkEnd w:id="40"/>
-    <w:bookmarkStart w:id="42" w:name="Xfa5955ff0c8afc2a0e63947e4544952f0f51ad6"/>
+    <w:bookmarkEnd w:id="87"/>
+    <w:bookmarkEnd w:id="88"/>
+    <w:bookmarkStart w:id="93" w:name="Xfa5955ff0c8afc2a0e63947e4544952f0f51ad6"/>
     <w:p>
       <w:pPr>
         <w:pStyle w:val="Heading2"/>
@@ -1161,10 +1785,49 @@
         <w:pStyle w:val="FirstParagraph"/>
       </w:pPr>
       <w:r>
-        <w:t xml:space="preserve">14a-observability-method-catalog</w:t>
-      </w:r>
-    </w:p>
-    <w:bookmarkStart w:id="41" w:name="описание-16"/>
+        <w:drawing>
+          <wp:inline>
+            <wp:extent cx="5334000" cy="2390835"/>
+            <wp:effectExtent b="0" l="0" r="0" t="0"/>
+            <wp:docPr descr="14a-observability-method-catalog" title="" id="90" name="Picture"/>
+            <a:graphic>
+              <a:graphicData uri="http://schemas.openxmlformats.org/drawingml/2006/picture">
+                <pic:pic>
+                  <pic:nvPicPr>
+                    <pic:cNvPr descr="class-diagrams/png/14a-observability-method-catalog.png" id="91" name="Picture"/>
+                    <pic:cNvPicPr>
+                      <a:picLocks noChangeArrowheads="1" noChangeAspect="1"/>
+                    </pic:cNvPicPr>
+                  </pic:nvPicPr>
+                  <pic:blipFill>
+                    <a:blip r:embed="rId89"/>
+                    <a:stretch>
+                      <a:fillRect/>
+                    </a:stretch>
+                  </pic:blipFill>
+                  <pic:spPr bwMode="auto">
+                    <a:xfrm>
+                      <a:off x="0" y="0"/>
+                      <a:ext cx="5334000" cy="2390835"/>
+                    </a:xfrm>
+                    <a:prstGeom prst="rect">
+                      <a:avLst/>
+                    </a:prstGeom>
+                    <a:noFill/>
+                    <a:ln w="9525">
+                      <a:noFill/>
+                      <a:headEnd/>
+                      <a:tailEnd/>
+                    </a:ln>
+                  </pic:spPr>
+                </pic:pic>
+              </a:graphicData>
+            </a:graphic>
+          </wp:inline>
+        </w:drawing>
+      </w:r>
+    </w:p>
+    <w:bookmarkStart w:id="92" w:name="описание-16"/>
     <w:p>
       <w:pPr>
         <w:pStyle w:val="Heading3"/>
@@ -1215,9 +1878,9 @@
         </w:pict>
       </w:r>
     </w:p>
-    <w:bookmarkEnd w:id="41"/>
-    <w:bookmarkEnd w:id="42"/>
-    <w:bookmarkStart w:id="44" w:name="Xb68ab56c3e91a7970c76f1ab36c2b04e1db73cb"/>
+    <w:bookmarkEnd w:id="92"/>
+    <w:bookmarkEnd w:id="93"/>
+    <w:bookmarkStart w:id="98" w:name="Xb68ab56c3e91a7970c76f1ab36c2b04e1db73cb"/>
     <w:p>
       <w:pPr>
         <w:pStyle w:val="Heading2"/>
@@ -1231,10 +1894,49 @@
         <w:pStyle w:val="FirstParagraph"/>
       </w:pPr>
       <w:r>
-        <w:t xml:space="preserve">15-extractors</w:t>
-      </w:r>
-    </w:p>
-    <w:bookmarkStart w:id="43" w:name="описание-17"/>
+        <w:drawing>
+          <wp:inline>
+            <wp:extent cx="5334000" cy="8391564"/>
+            <wp:effectExtent b="0" l="0" r="0" t="0"/>
+            <wp:docPr descr="15-extractors" title="" id="95" name="Picture"/>
+            <a:graphic>
+              <a:graphicData uri="http://schemas.openxmlformats.org/drawingml/2006/picture">
+                <pic:pic>
+                  <pic:nvPicPr>
+                    <pic:cNvPr descr="class-diagrams/png/15-extractors.png" id="96" name="Picture"/>
+                    <pic:cNvPicPr>
+                      <a:picLocks noChangeArrowheads="1" noChangeAspect="1"/>
+                    </pic:cNvPicPr>
+                  </pic:nvPicPr>
+                  <pic:blipFill>
+                    <a:blip r:embed="rId94"/>
+                    <a:stretch>
+                      <a:fillRect/>
+                    </a:stretch>
+                  </pic:blipFill>
+                  <pic:spPr bwMode="auto">
+                    <a:xfrm>
+                      <a:off x="0" y="0"/>
+                      <a:ext cx="5334000" cy="8391564"/>
+                    </a:xfrm>
+                    <a:prstGeom prst="rect">
+                      <a:avLst/>
+                    </a:prstGeom>
+                    <a:noFill/>
+                    <a:ln w="9525">
+                      <a:noFill/>
+                      <a:headEnd/>
+                      <a:tailEnd/>
+                    </a:ln>
+                  </pic:spPr>
+                </pic:pic>
+              </a:graphicData>
+            </a:graphic>
+          </wp:inline>
+        </w:drawing>
+      </w:r>
+    </w:p>
+    <w:bookmarkStart w:id="97" w:name="описание-17"/>
     <w:p>
       <w:pPr>
         <w:pStyle w:val="Heading3"/>
@@ -1285,9 +1987,9 @@
         </w:pict>
       </w:r>
     </w:p>
-    <w:bookmarkEnd w:id="43"/>
-    <w:bookmarkEnd w:id="44"/>
-    <w:bookmarkStart w:id="46" w:name="X1c5bae0331b261c1812555fa790998df40affbb"/>
+    <w:bookmarkEnd w:id="97"/>
+    <w:bookmarkEnd w:id="98"/>
+    <w:bookmarkStart w:id="103" w:name="X1c5bae0331b261c1812555fa790998df40affbb"/>
     <w:p>
       <w:pPr>
         <w:pStyle w:val="Heading2"/>
@@ -1301,10 +2003,49 @@
         <w:pStyle w:val="FirstParagraph"/>
       </w:pPr>
       <w:r>
-        <w:t xml:space="preserve">16-factories-bootstrap</w:t>
-      </w:r>
-    </w:p>
-    <w:bookmarkStart w:id="45" w:name="описание-18"/>
+        <w:drawing>
+          <wp:inline>
+            <wp:extent cx="5334000" cy="9735057"/>
+            <wp:effectExtent b="0" l="0" r="0" t="0"/>
+            <wp:docPr descr="16-factories-bootstrap" title="" id="100" name="Picture"/>
+            <a:graphic>
+              <a:graphicData uri="http://schemas.openxmlformats.org/drawingml/2006/picture">
+                <pic:pic>
+                  <pic:nvPicPr>
+                    <pic:cNvPr descr="class-diagrams/png/16-factories-bootstrap.png" id="101" name="Picture"/>
+                    <pic:cNvPicPr>
+                      <a:picLocks noChangeArrowheads="1" noChangeAspect="1"/>
+                    </pic:cNvPicPr>
+                  </pic:nvPicPr>
+                  <pic:blipFill>
+                    <a:blip r:embed="rId99"/>
+                    <a:stretch>
+                      <a:fillRect/>
+                    </a:stretch>
+                  </pic:blipFill>
+                  <pic:spPr bwMode="auto">
+                    <a:xfrm>
+                      <a:off x="0" y="0"/>
+                      <a:ext cx="5334000" cy="9735057"/>
+                    </a:xfrm>
+                    <a:prstGeom prst="rect">
+                      <a:avLst/>
+                    </a:prstGeom>
+                    <a:noFill/>
+                    <a:ln w="9525">
+                      <a:noFill/>
+                      <a:headEnd/>
+                      <a:tailEnd/>
+                    </a:ln>
+                  </pic:spPr>
+                </pic:pic>
+              </a:graphicData>
+            </a:graphic>
+          </wp:inline>
+        </w:drawing>
+      </w:r>
+    </w:p>
+    <w:bookmarkStart w:id="102" w:name="описание-18"/>
     <w:p>
       <w:pPr>
         <w:pStyle w:val="Heading3"/>
@@ -1355,9 +2096,9 @@
         </w:pict>
       </w:r>
     </w:p>
-    <w:bookmarkEnd w:id="45"/>
-    <w:bookmarkEnd w:id="46"/>
-    <w:bookmarkEnd w:id="47"/>
+    <w:bookmarkEnd w:id="102"/>
+    <w:bookmarkEnd w:id="103"/>
+    <w:bookmarkEnd w:id="104"/>
     <w:sectPr>
       <w:footnotePr>
         <w:numRestart w:val="eachSect"/>

--- a/docs/02-architecture/mmd-diagrams/class-diagrams-with-descriptions.docx
+++ b/docs/02-architecture/mmd-diagrams/class-diagrams-with-descriptions.docx
@@ -27,7 +27,12 @@
         <w:t xml:space="preserve">Всего диаграмм: 19</w:t>
       </w:r>
     </w:p>
-    <w:bookmarkStart w:id="13" w:name="X234d485aa72ce766cf2a03088e9cecf544679a5"/>
+    <w:p>
+      <w:r>
+        <w:br w:type="page"/>
+      </w:r>
+    </w:p>
+    <w:bookmarkStart w:id="13" w:name="domain-ports-domain-port-protocols"/>
     <w:p>
       <w:pPr>
         <w:pStyle w:val="Heading2"/>
@@ -38,7 +43,7 @@
     </w:p>
     <w:p>
       <w:pPr>
-        <w:pStyle w:val="FirstParagraph"/>
+        <w:pStyle w:val="CaptionedFigure"/>
       </w:pPr>
       <w:r>
         <w:drawing>
@@ -83,6 +88,14 @@
         </w:drawing>
       </w:r>
     </w:p>
+    <w:p>
+      <w:pPr>
+        <w:pStyle w:val="ImageCaption"/>
+      </w:pPr>
+      <w:r>
+        <w:t xml:space="preserve">01-domain-ports</w:t>
+      </w:r>
+    </w:p>
     <w:bookmarkStart w:id="12" w:name="описание"/>
     <w:p>
       <w:pPr>
@@ -129,14 +142,12 @@
     </w:p>
     <w:p>
       <w:r>
-        <w:pict>
-          <v:rect style="width:0;height:1.5pt" o:hralign="center" o:hrstd="t" o:hr="t"/>
-        </w:pict>
+        <w:br w:type="page"/>
       </w:r>
     </w:p>
     <w:bookmarkEnd w:id="12"/>
     <w:bookmarkEnd w:id="13"/>
-    <w:bookmarkStart w:id="18" w:name="X711a635ebd8e748a75ee839b908c3c0fa34ec96"/>
+    <w:bookmarkStart w:id="18" w:name="Xe6ad1e6f990981ec43d97cf2a27dccc3e83fb9a"/>
     <w:p>
       <w:pPr>
         <w:pStyle w:val="Heading2"/>
@@ -147,7 +158,7 @@
     </w:p>
     <w:p>
       <w:pPr>
-        <w:pStyle w:val="FirstParagraph"/>
+        <w:pStyle w:val="CaptionedFigure"/>
       </w:pPr>
       <w:r>
         <w:drawing>
@@ -192,6 +203,14 @@
         </w:drawing>
       </w:r>
     </w:p>
+    <w:p>
+      <w:pPr>
+        <w:pStyle w:val="ImageCaption"/>
+      </w:pPr>
+      <w:r>
+        <w:t xml:space="preserve">01a-domain-ports-method-catalog</w:t>
+      </w:r>
+    </w:p>
     <w:bookmarkStart w:id="17" w:name="описание-1"/>
     <w:p>
       <w:pPr>
@@ -238,14 +257,12 @@
     </w:p>
     <w:p>
       <w:r>
-        <w:pict>
-          <v:rect style="width:0;height:1.5pt" o:hralign="center" o:hrstd="t" o:hr="t"/>
-        </w:pict>
+        <w:br w:type="page"/>
       </w:r>
     </w:p>
     <w:bookmarkEnd w:id="17"/>
     <w:bookmarkEnd w:id="18"/>
-    <w:bookmarkStart w:id="23" w:name="X9ee4458dcaeac17cd65b1492ffc530cc1a5cd94"/>
+    <w:bookmarkStart w:id="23" w:name="entities-aggregates-entities-aggregates"/>
     <w:p>
       <w:pPr>
         <w:pStyle w:val="Heading2"/>
@@ -256,7 +273,7 @@
     </w:p>
     <w:p>
       <w:pPr>
-        <w:pStyle w:val="FirstParagraph"/>
+        <w:pStyle w:val="CaptionedFigure"/>
       </w:pPr>
       <w:r>
         <w:drawing>
@@ -301,6 +318,14 @@
         </w:drawing>
       </w:r>
     </w:p>
+    <w:p>
+      <w:pPr>
+        <w:pStyle w:val="ImageCaption"/>
+      </w:pPr>
+      <w:r>
+        <w:t xml:space="preserve">02-entities-aggregates</w:t>
+      </w:r>
+    </w:p>
     <w:bookmarkStart w:id="22" w:name="описание-2"/>
     <w:p>
       <w:pPr>
@@ -347,14 +372,12 @@
     </w:p>
     <w:p>
       <w:r>
-        <w:pict>
-          <v:rect style="width:0;height:1.5pt" o:hralign="center" o:hrstd="t" o:hr="t"/>
-        </w:pict>
+        <w:br w:type="page"/>
       </w:r>
     </w:p>
     <w:bookmarkEnd w:id="22"/>
     <w:bookmarkEnd w:id="23"/>
-    <w:bookmarkStart w:id="28" w:name="X84a54ccafadf1946d71ae729472cf8301419921"/>
+    <w:bookmarkStart w:id="28" w:name="value-objects-value-objects"/>
     <w:p>
       <w:pPr>
         <w:pStyle w:val="Heading2"/>
@@ -365,7 +388,7 @@
     </w:p>
     <w:p>
       <w:pPr>
-        <w:pStyle w:val="FirstParagraph"/>
+        <w:pStyle w:val="CaptionedFigure"/>
       </w:pPr>
       <w:r>
         <w:drawing>
@@ -410,6 +433,14 @@
         </w:drawing>
       </w:r>
     </w:p>
+    <w:p>
+      <w:pPr>
+        <w:pStyle w:val="ImageCaption"/>
+      </w:pPr>
+      <w:r>
+        <w:t xml:space="preserve">03-value-objects</w:t>
+      </w:r>
+    </w:p>
     <w:bookmarkStart w:id="27" w:name="описание-3"/>
     <w:p>
       <w:pPr>
@@ -456,14 +487,12 @@
     </w:p>
     <w:p>
       <w:r>
-        <w:pict>
-          <v:rect style="width:0;height:1.5pt" o:hralign="center" o:hrstd="t" o:hr="t"/>
-        </w:pict>
+        <w:br w:type="page"/>
       </w:r>
     </w:p>
     <w:bookmarkEnd w:id="27"/>
     <w:bookmarkEnd w:id="28"/>
-    <w:bookmarkStart w:id="33" w:name="Xace7d5a93ec405001beb1636912dac960046dc9"/>
+    <w:bookmarkStart w:id="33" w:name="types-enums-types-enums"/>
     <w:p>
       <w:pPr>
         <w:pStyle w:val="Heading2"/>
@@ -474,7 +503,7 @@
     </w:p>
     <w:p>
       <w:pPr>
-        <w:pStyle w:val="FirstParagraph"/>
+        <w:pStyle w:val="CaptionedFigure"/>
       </w:pPr>
       <w:r>
         <w:drawing>
@@ -519,6 +548,14 @@
         </w:drawing>
       </w:r>
     </w:p>
+    <w:p>
+      <w:pPr>
+        <w:pStyle w:val="ImageCaption"/>
+      </w:pPr>
+      <w:r>
+        <w:t xml:space="preserve">04-types-enums</w:t>
+      </w:r>
+    </w:p>
     <w:bookmarkStart w:id="32" w:name="описание-4"/>
     <w:p>
       <w:pPr>
@@ -565,14 +602,12 @@
     </w:p>
     <w:p>
       <w:r>
-        <w:pict>
-          <v:rect style="width:0;height:1.5pt" o:hralign="center" o:hrstd="t" o:hr="t"/>
-        </w:pict>
+        <w:br w:type="page"/>
       </w:r>
     </w:p>
     <w:bookmarkEnd w:id="32"/>
     <w:bookmarkEnd w:id="33"/>
-    <w:bookmarkStart w:id="38" w:name="X0e6569730036163fe64b57caf880bb3b328f812"/>
+    <w:bookmarkStart w:id="38" w:name="exceptions-exception-hierarchy"/>
     <w:p>
       <w:pPr>
         <w:pStyle w:val="Heading2"/>
@@ -583,7 +618,7 @@
     </w:p>
     <w:p>
       <w:pPr>
-        <w:pStyle w:val="FirstParagraph"/>
+        <w:pStyle w:val="CaptionedFigure"/>
       </w:pPr>
       <w:r>
         <w:drawing>
@@ -628,6 +663,14 @@
         </w:drawing>
       </w:r>
     </w:p>
+    <w:p>
+      <w:pPr>
+        <w:pStyle w:val="ImageCaption"/>
+      </w:pPr>
+      <w:r>
+        <w:t xml:space="preserve">05-exceptions</w:t>
+      </w:r>
+    </w:p>
     <w:bookmarkStart w:id="37" w:name="описание-5"/>
     <w:p>
       <w:pPr>
@@ -674,14 +717,12 @@
     </w:p>
     <w:p>
       <w:r>
-        <w:pict>
-          <v:rect style="width:0;height:1.5pt" o:hralign="center" o:hrstd="t" o:hr="t"/>
-        </w:pict>
+        <w:br w:type="page"/>
       </w:r>
     </w:p>
     <w:bookmarkEnd w:id="37"/>
     <w:bookmarkEnd w:id="38"/>
-    <w:bookmarkStart w:id="43" w:name="X23da77654d03a8064be58b5de7d820e88496470"/>
+    <w:bookmarkStart w:id="43" w:name="config-classes-configuration-classes"/>
     <w:p>
       <w:pPr>
         <w:pStyle w:val="Heading2"/>
@@ -692,7 +733,7 @@
     </w:p>
     <w:p>
       <w:pPr>
-        <w:pStyle w:val="FirstParagraph"/>
+        <w:pStyle w:val="CaptionedFigure"/>
       </w:pPr>
       <w:r>
         <w:drawing>
@@ -737,6 +778,14 @@
         </w:drawing>
       </w:r>
     </w:p>
+    <w:p>
+      <w:pPr>
+        <w:pStyle w:val="ImageCaption"/>
+      </w:pPr>
+      <w:r>
+        <w:t xml:space="preserve">06-config-classes</w:t>
+      </w:r>
+    </w:p>
     <w:bookmarkStart w:id="42" w:name="описание-6"/>
     <w:p>
       <w:pPr>
@@ -783,14 +832,12 @@
     </w:p>
     <w:p>
       <w:r>
-        <w:pict>
-          <v:rect style="width:0;height:1.5pt" o:hralign="center" o:hrstd="t" o:hr="t"/>
-        </w:pict>
+        <w:br w:type="page"/>
       </w:r>
     </w:p>
     <w:bookmarkEnd w:id="42"/>
     <w:bookmarkEnd w:id="43"/>
-    <w:bookmarkStart w:id="48" w:name="X839fed3c3cacccb88e6202a1cf113aac14cea53"/>
+    <w:bookmarkStart w:id="48" w:name="X74ae4ac18e992bf683ceaac797f636aeb839ea7"/>
     <w:p>
       <w:pPr>
         <w:pStyle w:val="Heading2"/>
@@ -801,7 +848,7 @@
     </w:p>
     <w:p>
       <w:pPr>
-        <w:pStyle w:val="FirstParagraph"/>
+        <w:pStyle w:val="CaptionedFigure"/>
       </w:pPr>
       <w:r>
         <w:drawing>
@@ -846,6 +893,14 @@
         </w:drawing>
       </w:r>
     </w:p>
+    <w:p>
+      <w:pPr>
+        <w:pStyle w:val="ImageCaption"/>
+      </w:pPr>
+      <w:r>
+        <w:t xml:space="preserve">07-application-core-services</w:t>
+      </w:r>
+    </w:p>
     <w:bookmarkStart w:id="47" w:name="описание-7"/>
     <w:p>
       <w:pPr>
@@ -892,14 +947,12 @@
     </w:p>
     <w:p>
       <w:r>
-        <w:pict>
-          <v:rect style="width:0;height:1.5pt" o:hralign="center" o:hrstd="t" o:hr="t"/>
-        </w:pict>
+        <w:br w:type="page"/>
       </w:r>
     </w:p>
     <w:bookmarkEnd w:id="47"/>
     <w:bookmarkEnd w:id="48"/>
-    <w:bookmarkStart w:id="53" w:name="X82a8c73213d2684221accefc8899d4f88ece396"/>
+    <w:bookmarkStart w:id="53" w:name="X256f2144686f049b87a30356a91871521f2a521"/>
     <w:p>
       <w:pPr>
         <w:pStyle w:val="Heading2"/>
@@ -910,7 +963,7 @@
     </w:p>
     <w:p>
       <w:pPr>
-        <w:pStyle w:val="FirstParagraph"/>
+        <w:pStyle w:val="CaptionedFigure"/>
       </w:pPr>
       <w:r>
         <w:drawing>
@@ -955,6 +1008,14 @@
         </w:drawing>
       </w:r>
     </w:p>
+    <w:p>
+      <w:pPr>
+        <w:pStyle w:val="ImageCaption"/>
+      </w:pPr>
+      <w:r>
+        <w:t xml:space="preserve">08-application-services</w:t>
+      </w:r>
+    </w:p>
     <w:bookmarkStart w:id="52" w:name="описание-8"/>
     <w:p>
       <w:pPr>
@@ -1001,14 +1062,12 @@
     </w:p>
     <w:p>
       <w:r>
-        <w:pict>
-          <v:rect style="width:0;height:1.5pt" o:hralign="center" o:hrstd="t" o:hr="t"/>
-        </w:pict>
+        <w:br w:type="page"/>
       </w:r>
     </w:p>
     <w:bookmarkEnd w:id="52"/>
     <w:bookmarkEnd w:id="53"/>
-    <w:bookmarkStart w:id="58" w:name="X636822adf464855a6ec03f5226cd597ddbf0895"/>
+    <w:bookmarkStart w:id="58" w:name="Xba66aacd9c54541be7a911fdfea2d3633c1f203"/>
     <w:p>
       <w:pPr>
         <w:pStyle w:val="Heading2"/>
@@ -1019,7 +1078,7 @@
     </w:p>
     <w:p>
       <w:pPr>
-        <w:pStyle w:val="FirstParagraph"/>
+        <w:pStyle w:val="CaptionedFigure"/>
       </w:pPr>
       <w:r>
         <w:drawing>
@@ -1064,6 +1123,14 @@
         </w:drawing>
       </w:r>
     </w:p>
+    <w:p>
+      <w:pPr>
+        <w:pStyle w:val="ImageCaption"/>
+      </w:pPr>
+      <w:r>
+        <w:t xml:space="preserve">08a-application-services-operation-catalog</w:t>
+      </w:r>
+    </w:p>
     <w:bookmarkStart w:id="57" w:name="описание-9"/>
     <w:p>
       <w:pPr>
@@ -1110,14 +1177,12 @@
     </w:p>
     <w:p>
       <w:r>
-        <w:pict>
-          <v:rect style="width:0;height:1.5pt" o:hralign="center" o:hrstd="t" o:hr="t"/>
-        </w:pict>
+        <w:br w:type="page"/>
       </w:r>
     </w:p>
     <w:bookmarkEnd w:id="57"/>
     <w:bookmarkEnd w:id="58"/>
-    <w:bookmarkStart w:id="63" w:name="Xf8df1eb51060347c646fb53a465bec2d7dbaad3"/>
+    <w:bookmarkStart w:id="63" w:name="transformers-transformers"/>
     <w:p>
       <w:pPr>
         <w:pStyle w:val="Heading2"/>
@@ -1128,7 +1193,7 @@
     </w:p>
     <w:p>
       <w:pPr>
-        <w:pStyle w:val="FirstParagraph"/>
+        <w:pStyle w:val="CaptionedFigure"/>
       </w:pPr>
       <w:r>
         <w:drawing>
@@ -1173,6 +1238,14 @@
         </w:drawing>
       </w:r>
     </w:p>
+    <w:p>
+      <w:pPr>
+        <w:pStyle w:val="ImageCaption"/>
+      </w:pPr>
+      <w:r>
+        <w:t xml:space="preserve">09-transformers</w:t>
+      </w:r>
+    </w:p>
     <w:bookmarkStart w:id="62" w:name="описание-10"/>
     <w:p>
       <w:pPr>
@@ -1219,14 +1292,12 @@
     </w:p>
     <w:p>
       <w:r>
-        <w:pict>
-          <v:rect style="width:0;height:1.5pt" o:hralign="center" o:hrstd="t" o:hr="t"/>
-        </w:pict>
+        <w:br w:type="page"/>
       </w:r>
     </w:p>
     <w:bookmarkEnd w:id="62"/>
     <w:bookmarkEnd w:id="63"/>
-    <w:bookmarkStart w:id="68" w:name="X96d3b2cbe409b8b0ede3f2e7552ba9647a8e3fe"/>
+    <w:bookmarkStart w:id="68" w:name="adapters-infrastructure-adapters"/>
     <w:p>
       <w:pPr>
         <w:pStyle w:val="Heading2"/>
@@ -1237,7 +1308,7 @@
     </w:p>
     <w:p>
       <w:pPr>
-        <w:pStyle w:val="FirstParagraph"/>
+        <w:pStyle w:val="CaptionedFigure"/>
       </w:pPr>
       <w:r>
         <w:drawing>
@@ -1282,6 +1353,14 @@
         </w:drawing>
       </w:r>
     </w:p>
+    <w:p>
+      <w:pPr>
+        <w:pStyle w:val="ImageCaption"/>
+      </w:pPr>
+      <w:r>
+        <w:t xml:space="preserve">10-adapters</w:t>
+      </w:r>
+    </w:p>
     <w:bookmarkStart w:id="67" w:name="описание-11"/>
     <w:p>
       <w:pPr>
@@ -1328,14 +1407,12 @@
     </w:p>
     <w:p>
       <w:r>
-        <w:pict>
-          <v:rect style="width:0;height:1.5pt" o:hralign="center" o:hrstd="t" o:hr="t"/>
-        </w:pict>
+        <w:br w:type="page"/>
       </w:r>
     </w:p>
     <w:bookmarkEnd w:id="67"/>
     <w:bookmarkEnd w:id="68"/>
-    <w:bookmarkStart w:id="73" w:name="Xa548d707fc9e3e6e4e4cf6ce801efcfcacd2cf1"/>
+    <w:bookmarkStart w:id="73" w:name="storage-storage-components"/>
     <w:p>
       <w:pPr>
         <w:pStyle w:val="Heading2"/>
@@ -1346,7 +1423,7 @@
     </w:p>
     <w:p>
       <w:pPr>
-        <w:pStyle w:val="FirstParagraph"/>
+        <w:pStyle w:val="CaptionedFigure"/>
       </w:pPr>
       <w:r>
         <w:drawing>
@@ -1391,6 +1468,14 @@
         </w:drawing>
       </w:r>
     </w:p>
+    <w:p>
+      <w:pPr>
+        <w:pStyle w:val="ImageCaption"/>
+      </w:pPr>
+      <w:r>
+        <w:t xml:space="preserve">11-storage</w:t>
+      </w:r>
+    </w:p>
     <w:bookmarkStart w:id="72" w:name="описание-12"/>
     <w:p>
       <w:pPr>
@@ -1437,14 +1522,12 @@
     </w:p>
     <w:p>
       <w:r>
-        <w:pict>
-          <v:rect style="width:0;height:1.5pt" o:hralign="center" o:hrstd="t" o:hr="t"/>
-        </w:pict>
+        <w:br w:type="page"/>
       </w:r>
     </w:p>
     <w:bookmarkEnd w:id="72"/>
     <w:bookmarkEnd w:id="73"/>
-    <w:bookmarkStart w:id="78" w:name="X2b8b46128bd73996913fd0956f6425cc022bb3f"/>
+    <w:bookmarkStart w:id="78" w:name="Xd3476fee4348dcc1c6f2d9f59b955b67d61b150"/>
     <w:p>
       <w:pPr>
         <w:pStyle w:val="Heading2"/>
@@ -1455,7 +1538,7 @@
     </w:p>
     <w:p>
       <w:pPr>
-        <w:pStyle w:val="FirstParagraph"/>
+        <w:pStyle w:val="CaptionedFigure"/>
       </w:pPr>
       <w:r>
         <w:drawing>
@@ -1500,6 +1583,14 @@
         </w:drawing>
       </w:r>
     </w:p>
+    <w:p>
+      <w:pPr>
+        <w:pStyle w:val="ImageCaption"/>
+      </w:pPr>
+      <w:r>
+        <w:t xml:space="preserve">12-composite-pipeline</w:t>
+      </w:r>
+    </w:p>
     <w:bookmarkStart w:id="77" w:name="описание-13"/>
     <w:p>
       <w:pPr>
@@ -1546,14 +1637,12 @@
     </w:p>
     <w:p>
       <w:r>
-        <w:pict>
-          <v:rect style="width:0;height:1.5pt" o:hralign="center" o:hrstd="t" o:hr="t"/>
-        </w:pict>
+        <w:br w:type="page"/>
       </w:r>
     </w:p>
     <w:bookmarkEnd w:id="77"/>
     <w:bookmarkEnd w:id="78"/>
-    <w:bookmarkStart w:id="83" w:name="X82f59d8782455524808080e9389287f087250f1"/>
+    <w:bookmarkStart w:id="83" w:name="domain-services-domain-services"/>
     <w:p>
       <w:pPr>
         <w:pStyle w:val="Heading2"/>
@@ -1564,7 +1653,7 @@
     </w:p>
     <w:p>
       <w:pPr>
-        <w:pStyle w:val="FirstParagraph"/>
+        <w:pStyle w:val="CaptionedFigure"/>
       </w:pPr>
       <w:r>
         <w:drawing>
@@ -1609,6 +1698,14 @@
         </w:drawing>
       </w:r>
     </w:p>
+    <w:p>
+      <w:pPr>
+        <w:pStyle w:val="ImageCaption"/>
+      </w:pPr>
+      <w:r>
+        <w:t xml:space="preserve">13-domain-services</w:t>
+      </w:r>
+    </w:p>
     <w:bookmarkStart w:id="82" w:name="описание-14"/>
     <w:p>
       <w:pPr>
@@ -1655,14 +1752,12 @@
     </w:p>
     <w:p>
       <w:r>
-        <w:pict>
-          <v:rect style="width:0;height:1.5pt" o:hralign="center" o:hrstd="t" o:hr="t"/>
-        </w:pict>
+        <w:br w:type="page"/>
       </w:r>
     </w:p>
     <w:bookmarkEnd w:id="82"/>
     <w:bookmarkEnd w:id="83"/>
-    <w:bookmarkStart w:id="88" w:name="Xd7dc352a4d06c6321a52650a8db1912db7162cf"/>
+    <w:bookmarkStart w:id="88" w:name="observability-observability-components"/>
     <w:p>
       <w:pPr>
         <w:pStyle w:val="Heading2"/>
@@ -1673,7 +1768,7 @@
     </w:p>
     <w:p>
       <w:pPr>
-        <w:pStyle w:val="FirstParagraph"/>
+        <w:pStyle w:val="CaptionedFigure"/>
       </w:pPr>
       <w:r>
         <w:drawing>
@@ -1718,6 +1813,14 @@
         </w:drawing>
       </w:r>
     </w:p>
+    <w:p>
+      <w:pPr>
+        <w:pStyle w:val="ImageCaption"/>
+      </w:pPr>
+      <w:r>
+        <w:t xml:space="preserve">14-observability</w:t>
+      </w:r>
+    </w:p>
     <w:bookmarkStart w:id="87" w:name="описание-15"/>
     <w:p>
       <w:pPr>
@@ -1764,14 +1867,12 @@
     </w:p>
     <w:p>
       <w:r>
-        <w:pict>
-          <v:rect style="width:0;height:1.5pt" o:hralign="center" o:hrstd="t" o:hr="t"/>
-        </w:pict>
+        <w:br w:type="page"/>
       </w:r>
     </w:p>
     <w:bookmarkEnd w:id="87"/>
     <w:bookmarkEnd w:id="88"/>
-    <w:bookmarkStart w:id="93" w:name="Xfa5955ff0c8afc2a0e63947e4544952f0f51ad6"/>
+    <w:bookmarkStart w:id="93" w:name="X049c0a9eaacd195e8496eead93a83051838c82d"/>
     <w:p>
       <w:pPr>
         <w:pStyle w:val="Heading2"/>
@@ -1782,7 +1883,7 @@
     </w:p>
     <w:p>
       <w:pPr>
-        <w:pStyle w:val="FirstParagraph"/>
+        <w:pStyle w:val="CaptionedFigure"/>
       </w:pPr>
       <w:r>
         <w:drawing>
@@ -1827,6 +1928,14 @@
         </w:drawing>
       </w:r>
     </w:p>
+    <w:p>
+      <w:pPr>
+        <w:pStyle w:val="ImageCaption"/>
+      </w:pPr>
+      <w:r>
+        <w:t xml:space="preserve">14a-observability-method-catalog</w:t>
+      </w:r>
+    </w:p>
     <w:bookmarkStart w:id="92" w:name="описание-16"/>
     <w:p>
       <w:pPr>
@@ -1873,14 +1982,12 @@
     </w:p>
     <w:p>
       <w:r>
-        <w:pict>
-          <v:rect style="width:0;height:1.5pt" o:hralign="center" o:hrstd="t" o:hr="t"/>
-        </w:pict>
+        <w:br w:type="page"/>
       </w:r>
     </w:p>
     <w:bookmarkEnd w:id="92"/>
     <w:bookmarkEnd w:id="93"/>
-    <w:bookmarkStart w:id="98" w:name="Xb68ab56c3e91a7970c76f1ab36c2b04e1db73cb"/>
+    <w:bookmarkStart w:id="98" w:name="extractors-field-extractors"/>
     <w:p>
       <w:pPr>
         <w:pStyle w:val="Heading2"/>
@@ -1891,7 +1998,7 @@
     </w:p>
     <w:p>
       <w:pPr>
-        <w:pStyle w:val="FirstParagraph"/>
+        <w:pStyle w:val="CaptionedFigure"/>
       </w:pPr>
       <w:r>
         <w:drawing>
@@ -1936,6 +2043,14 @@
         </w:drawing>
       </w:r>
     </w:p>
+    <w:p>
+      <w:pPr>
+        <w:pStyle w:val="ImageCaption"/>
+      </w:pPr>
+      <w:r>
+        <w:t xml:space="preserve">15-extractors</w:t>
+      </w:r>
+    </w:p>
     <w:bookmarkStart w:id="97" w:name="описание-17"/>
     <w:p>
       <w:pPr>
@@ -1982,14 +2097,12 @@
     </w:p>
     <w:p>
       <w:r>
-        <w:pict>
-          <v:rect style="width:0;height:1.5pt" o:hralign="center" o:hrstd="t" o:hr="t"/>
-        </w:pict>
+        <w:br w:type="page"/>
       </w:r>
     </w:p>
     <w:bookmarkEnd w:id="97"/>
     <w:bookmarkEnd w:id="98"/>
-    <w:bookmarkStart w:id="103" w:name="X1c5bae0331b261c1812555fa790998df40affbb"/>
+    <w:bookmarkStart w:id="103" w:name="factories-bootstrap-factories-bootstrap"/>
     <w:p>
       <w:pPr>
         <w:pStyle w:val="Heading2"/>
@@ -2000,7 +2113,7 @@
     </w:p>
     <w:p>
       <w:pPr>
-        <w:pStyle w:val="FirstParagraph"/>
+        <w:pStyle w:val="CaptionedFigure"/>
       </w:pPr>
       <w:r>
         <w:drawing>
@@ -2043,6 +2156,14 @@
             </a:graphic>
           </wp:inline>
         </w:drawing>
+      </w:r>
+    </w:p>
+    <w:p>
+      <w:pPr>
+        <w:pStyle w:val="ImageCaption"/>
+      </w:pPr>
+      <w:r>
+        <w:t xml:space="preserve">16-factories-bootstrap</w:t>
       </w:r>
     </w:p>
     <w:bookmarkStart w:id="102" w:name="описание-18"/>

--- a/docs/02-architecture/mmd-diagrams/class-diagrams-with-descriptions.docx
+++ b/docs/02-architecture/mmd-diagrams/class-diagrams-with-descriptions.docx
@@ -2,43 +2,384 @@
 <file path=word/document.xml><?xml version="1.0" encoding="utf-8"?>
 <w:document xmlns:w="http://schemas.openxmlformats.org/wordprocessingml/2006/main" xmlns:m="http://schemas.openxmlformats.org/officeDocument/2006/math" xmlns:r="http://schemas.openxmlformats.org/officeDocument/2006/relationships" xmlns:o="urn:schemas-microsoft-com:office:office" xmlns:v="urn:schemas-microsoft-com:vml" xmlns:w10="urn:schemas-microsoft-com:office:word" xmlns:a="http://schemas.openxmlformats.org/drawingml/2006/main" xmlns:pic="http://schemas.openxmlformats.org/drawingml/2006/picture" xmlns:wp="http://schemas.openxmlformats.org/drawingml/2006/wordprocessingDrawing">
   <w:body>
-    <w:bookmarkStart w:id="104" w:name="bioetl-class-diagrams-with-descriptions"/>
+    <w:bookmarkStart w:id="124" w:name="bioetl-class-diagrams-with-descriptions"/>
     <w:p>
       <w:pPr>
         <w:pStyle w:val="Heading1"/>
       </w:pPr>
       <w:r>
-        <w:t xml:space="preserve">BioETL Class Diagrams with Descriptions</w:t>
-      </w:r>
-    </w:p>
-    <w:p>
-      <w:pPr>
-        <w:pStyle w:val="FirstParagraph"/>
-      </w:pPr>
-      <w:r>
-        <w:t xml:space="preserve">Сгенерировано: 2026-03-03T09:44:02+03:00</w:t>
-      </w:r>
-    </w:p>
-    <w:p>
-      <w:pPr>
-        <w:pStyle w:val="BodyText"/>
-      </w:pPr>
-      <w:r>
-        <w:t xml:space="preserve">Всего диаграмм: 19</w:t>
-      </w:r>
+        <w:t xml:space="preserve">BioETL Class Diagrams With Descriptions</w:t>
+      </w:r>
+    </w:p>
+    <w:p>
+      <w:pPr>
+        <w:pStyle w:val="Compact"/>
+        <w:numPr>
+          <w:ilvl w:val="0"/>
+          <w:numId w:val="1001"/>
+        </w:numPr>
+      </w:pPr>
+      <w:r>
+        <w:t xml:space="preserve">Generated: 2026-03-19T08:19:01</w:t>
+      </w:r>
+    </w:p>
+    <w:p>
+      <w:pPr>
+        <w:pStyle w:val="Compact"/>
+        <w:numPr>
+          <w:ilvl w:val="0"/>
+          <w:numId w:val="1001"/>
+        </w:numPr>
+      </w:pPr>
+      <w:r>
+        <w:t xml:space="preserve">Diagram count: 19</w:t>
+      </w:r>
+    </w:p>
+    <w:bookmarkStart w:id="9" w:name="table-of-contents"/>
+    <w:p>
+      <w:pPr>
+        <w:pStyle w:val="Heading2"/>
+      </w:pPr>
+      <w:r>
+        <w:t xml:space="preserve">Table of Contents</w:t>
+      </w:r>
+    </w:p>
+    <w:p>
+      <w:pPr>
+        <w:pStyle w:val="Compact"/>
+        <w:numPr>
+          <w:ilvl w:val="0"/>
+          <w:numId w:val="1002"/>
+        </w:numPr>
+      </w:pPr>
+      <w:hyperlink w:anchor="X39813930e4b1735619b473f122d406750b12b72">
+        <w:r>
+          <w:rPr>
+            <w:rStyle w:val="Hyperlink"/>
+          </w:rPr>
+          <w:t xml:space="preserve">01-domain-ports — Class Diagram: Domain Port Protocols</w:t>
+        </w:r>
+      </w:hyperlink>
+    </w:p>
+    <w:p>
+      <w:pPr>
+        <w:pStyle w:val="Compact"/>
+        <w:numPr>
+          <w:ilvl w:val="0"/>
+          <w:numId w:val="1002"/>
+        </w:numPr>
+      </w:pPr>
+      <w:hyperlink w:anchor="Xac97fe1cde48b7a75d3106f6541331962fbacd8">
+        <w:r>
+          <w:rPr>
+            <w:rStyle w:val="Hyperlink"/>
+          </w:rPr>
+          <w:t xml:space="preserve">01a-domain-ports-method-catalog — Class Diagram: Domain Port Method Catalog (L2)</w:t>
+        </w:r>
+      </w:hyperlink>
+    </w:p>
+    <w:p>
+      <w:pPr>
+        <w:pStyle w:val="Compact"/>
+        <w:numPr>
+          <w:ilvl w:val="0"/>
+          <w:numId w:val="1002"/>
+        </w:numPr>
+      </w:pPr>
+      <w:hyperlink w:anchor="X36da6bc785133510bab5c65251427f4dfad4faa">
+        <w:r>
+          <w:rPr>
+            <w:rStyle w:val="Hyperlink"/>
+          </w:rPr>
+          <w:t xml:space="preserve">02-entities-aggregates — Class Diagram: Entities &amp; Aggregates</w:t>
+        </w:r>
+      </w:hyperlink>
+    </w:p>
+    <w:p>
+      <w:pPr>
+        <w:pStyle w:val="Compact"/>
+        <w:numPr>
+          <w:ilvl w:val="0"/>
+          <w:numId w:val="1002"/>
+        </w:numPr>
+      </w:pPr>
+      <w:hyperlink w:anchor="Xefceeeb88f4ed41fd248a0f07231c4044743aff">
+        <w:r>
+          <w:rPr>
+            <w:rStyle w:val="Hyperlink"/>
+          </w:rPr>
+          <w:t xml:space="preserve">03-value-objects — Class Diagram: Value Objects</w:t>
+        </w:r>
+      </w:hyperlink>
+    </w:p>
+    <w:p>
+      <w:pPr>
+        <w:pStyle w:val="Compact"/>
+        <w:numPr>
+          <w:ilvl w:val="0"/>
+          <w:numId w:val="1002"/>
+        </w:numPr>
+      </w:pPr>
+      <w:hyperlink w:anchor="Xd7bf22381612daa9bd31b0f4edf6b1f04098c5a">
+        <w:r>
+          <w:rPr>
+            <w:rStyle w:val="Hyperlink"/>
+          </w:rPr>
+          <w:t xml:space="preserve">04-types-enums — Class Diagram: Types &amp; Enums</w:t>
+        </w:r>
+      </w:hyperlink>
+    </w:p>
+    <w:p>
+      <w:pPr>
+        <w:pStyle w:val="Compact"/>
+        <w:numPr>
+          <w:ilvl w:val="0"/>
+          <w:numId w:val="1002"/>
+        </w:numPr>
+      </w:pPr>
+      <w:hyperlink w:anchor="X930b276e4b015f348589063c92af71168236f87">
+        <w:r>
+          <w:rPr>
+            <w:rStyle w:val="Hyperlink"/>
+          </w:rPr>
+          <w:t xml:space="preserve">05-exceptions — Class Diagram: Exception Hierarchy</w:t>
+        </w:r>
+      </w:hyperlink>
+    </w:p>
+    <w:p>
+      <w:pPr>
+        <w:pStyle w:val="Compact"/>
+        <w:numPr>
+          <w:ilvl w:val="0"/>
+          <w:numId w:val="1002"/>
+        </w:numPr>
+      </w:pPr>
+      <w:hyperlink w:anchor="X55b001b44e8fa0a52e96ffa54e5b0556bdf0cfc">
+        <w:r>
+          <w:rPr>
+            <w:rStyle w:val="Hyperlink"/>
+          </w:rPr>
+          <w:t xml:space="preserve">06-config-classes — Class Diagram: Configuration Classes</w:t>
+        </w:r>
+      </w:hyperlink>
+    </w:p>
+    <w:p>
+      <w:pPr>
+        <w:pStyle w:val="Compact"/>
+        <w:numPr>
+          <w:ilvl w:val="0"/>
+          <w:numId w:val="1002"/>
+        </w:numPr>
+      </w:pPr>
+      <w:hyperlink w:anchor="Xc673ab1122d297028982f9cc161450778acade8">
+        <w:r>
+          <w:rPr>
+            <w:rStyle w:val="Hyperlink"/>
+          </w:rPr>
+          <w:t xml:space="preserve">07-application-core-services — Class Diagram: Application Core Services</w:t>
+        </w:r>
+      </w:hyperlink>
+    </w:p>
+    <w:p>
+      <w:pPr>
+        <w:pStyle w:val="Compact"/>
+        <w:numPr>
+          <w:ilvl w:val="0"/>
+          <w:numId w:val="1002"/>
+        </w:numPr>
+      </w:pPr>
+      <w:hyperlink w:anchor="X9f7243538d4fd669fb1bb05db30b64898aa4ba0">
+        <w:r>
+          <w:rPr>
+            <w:rStyle w:val="Hyperlink"/>
+          </w:rPr>
+          <w:t xml:space="preserve">08-application-services — Class Diagram: Application Services</w:t>
+        </w:r>
+      </w:hyperlink>
+    </w:p>
+    <w:p>
+      <w:pPr>
+        <w:pStyle w:val="Compact"/>
+        <w:numPr>
+          <w:ilvl w:val="0"/>
+          <w:numId w:val="1002"/>
+        </w:numPr>
+      </w:pPr>
+      <w:hyperlink w:anchor="X1360926f85743a61f49e0caf91d52ccaa4db52c">
+        <w:r>
+          <w:rPr>
+            <w:rStyle w:val="Hyperlink"/>
+          </w:rPr>
+          <w:t xml:space="preserve">08a-application-services-operation-catalog — Class Diagram: Application Service Operation Catalog (L2)</w:t>
+        </w:r>
+      </w:hyperlink>
+    </w:p>
+    <w:p>
+      <w:pPr>
+        <w:pStyle w:val="Compact"/>
+        <w:numPr>
+          <w:ilvl w:val="0"/>
+          <w:numId w:val="1002"/>
+        </w:numPr>
+      </w:pPr>
+      <w:hyperlink w:anchor="X015799933b5cbc123c4492dc13717182fe76e5c">
+        <w:r>
+          <w:rPr>
+            <w:rStyle w:val="Hyperlink"/>
+          </w:rPr>
+          <w:t xml:space="preserve">09-transformers — Class Diagram: Transformers</w:t>
+        </w:r>
+      </w:hyperlink>
+    </w:p>
+    <w:p>
+      <w:pPr>
+        <w:pStyle w:val="Compact"/>
+        <w:numPr>
+          <w:ilvl w:val="0"/>
+          <w:numId w:val="1002"/>
+        </w:numPr>
+      </w:pPr>
+      <w:hyperlink w:anchor="X8bea8c20e1c38cb9c387a4b50688128ddb88ac8">
+        <w:r>
+          <w:rPr>
+            <w:rStyle w:val="Hyperlink"/>
+          </w:rPr>
+          <w:t xml:space="preserve">10-adapters — Class Diagram: Infrastructure Adapters</w:t>
+        </w:r>
+      </w:hyperlink>
+    </w:p>
+    <w:p>
+      <w:pPr>
+        <w:pStyle w:val="Compact"/>
+        <w:numPr>
+          <w:ilvl w:val="0"/>
+          <w:numId w:val="1002"/>
+        </w:numPr>
+      </w:pPr>
+      <w:hyperlink w:anchor="X8814f437fbb0a0c56b5adb16bca7983ccbc9a9b">
+        <w:r>
+          <w:rPr>
+            <w:rStyle w:val="Hyperlink"/>
+          </w:rPr>
+          <w:t xml:space="preserve">11-storage — Class Diagram: Storage Components</w:t>
+        </w:r>
+      </w:hyperlink>
+    </w:p>
+    <w:p>
+      <w:pPr>
+        <w:pStyle w:val="Compact"/>
+        <w:numPr>
+          <w:ilvl w:val="0"/>
+          <w:numId w:val="1002"/>
+        </w:numPr>
+      </w:pPr>
+      <w:hyperlink w:anchor="Xdcf12ffb317eef9f47376ed06e92c65fc08008c">
+        <w:r>
+          <w:rPr>
+            <w:rStyle w:val="Hyperlink"/>
+          </w:rPr>
+          <w:t xml:space="preserve">12-composite-pipeline — Class Diagram: Composite Pipeline Components</w:t>
+        </w:r>
+      </w:hyperlink>
+    </w:p>
+    <w:p>
+      <w:pPr>
+        <w:pStyle w:val="Compact"/>
+        <w:numPr>
+          <w:ilvl w:val="0"/>
+          <w:numId w:val="1002"/>
+        </w:numPr>
+      </w:pPr>
+      <w:hyperlink w:anchor="Xc274a867392f60a520e85bd24425275cb8aadd2">
+        <w:r>
+          <w:rPr>
+            <w:rStyle w:val="Hyperlink"/>
+          </w:rPr>
+          <w:t xml:space="preserve">13-domain-services — Class Diagram: Domain Services</w:t>
+        </w:r>
+      </w:hyperlink>
+    </w:p>
+    <w:p>
+      <w:pPr>
+        <w:pStyle w:val="Compact"/>
+        <w:numPr>
+          <w:ilvl w:val="0"/>
+          <w:numId w:val="1002"/>
+        </w:numPr>
+      </w:pPr>
+      <w:hyperlink w:anchor="X4d87152c31fada2fbfba06cfd8c7457649bfcab">
+        <w:r>
+          <w:rPr>
+            <w:rStyle w:val="Hyperlink"/>
+          </w:rPr>
+          <w:t xml:space="preserve">14-observability — Class Diagram: Observability Components</w:t>
+        </w:r>
+      </w:hyperlink>
+    </w:p>
+    <w:p>
+      <w:pPr>
+        <w:pStyle w:val="Compact"/>
+        <w:numPr>
+          <w:ilvl w:val="0"/>
+          <w:numId w:val="1002"/>
+        </w:numPr>
+      </w:pPr>
+      <w:hyperlink w:anchor="X33c429f0c866556507a2be2478dcec876998c73">
+        <w:r>
+          <w:rPr>
+            <w:rStyle w:val="Hyperlink"/>
+          </w:rPr>
+          <w:t xml:space="preserve">14a-observability-method-catalog — Class Diagram: Observability Method Catalog (L2)</w:t>
+        </w:r>
+      </w:hyperlink>
+    </w:p>
+    <w:p>
+      <w:pPr>
+        <w:pStyle w:val="Compact"/>
+        <w:numPr>
+          <w:ilvl w:val="0"/>
+          <w:numId w:val="1002"/>
+        </w:numPr>
+      </w:pPr>
+      <w:hyperlink w:anchor="X87c7cdf26338252123d6d53d882573e18586d7a">
+        <w:r>
+          <w:rPr>
+            <w:rStyle w:val="Hyperlink"/>
+          </w:rPr>
+          <w:t xml:space="preserve">15-extractors — Class Diagram: Field Extractors and Publication Blocks</w:t>
+        </w:r>
+      </w:hyperlink>
+    </w:p>
+    <w:p>
+      <w:pPr>
+        <w:pStyle w:val="Compact"/>
+        <w:numPr>
+          <w:ilvl w:val="0"/>
+          <w:numId w:val="1002"/>
+        </w:numPr>
+      </w:pPr>
+      <w:hyperlink w:anchor="X1b788f73bf1d38aa6ad633e35b98ccba2a8a968">
+        <w:r>
+          <w:rPr>
+            <w:rStyle w:val="Hyperlink"/>
+          </w:rPr>
+          <w:t xml:space="preserve">16-factories-bootstrap — Class Diagram: Factories &amp; Bootstrap</w:t>
+        </w:r>
+      </w:hyperlink>
     </w:p>
     <w:p>
       <w:r>
         <w:br w:type="page"/>
       </w:r>
     </w:p>
-    <w:bookmarkStart w:id="13" w:name="domain-ports-domain-port-protocols"/>
+    <w:bookmarkEnd w:id="9"/>
+    <w:bookmarkStart w:id="15" w:name="Xebbfc3cdb16f53f9accf0c79ebe02adb5041062"/>
     <w:p>
       <w:pPr>
         <w:pStyle w:val="Heading2"/>
       </w:pPr>
       <w:r>
-        <w:t xml:space="preserve">01-domain-ports — Domain Port Protocols</w:t>
+        <w:t xml:space="preserve">01-domain-ports — Class Diagram: Domain Port Protocols</w:t>
       </w:r>
     </w:p>
     <w:p>
@@ -48,20 +389,20 @@
       <w:r>
         <w:drawing>
           <wp:inline>
-            <wp:extent cx="5334000" cy="17790481"/>
+            <wp:extent cx="5334000" cy="16963382"/>
             <wp:effectExtent b="0" l="0" r="0" t="0"/>
-            <wp:docPr descr="01-domain-ports" title="" id="10" name="Picture"/>
+            <wp:docPr descr="01-domain-ports" title="" id="11" name="Picture"/>
             <a:graphic>
               <a:graphicData uri="http://schemas.openxmlformats.org/drawingml/2006/picture">
                 <pic:pic>
                   <pic:nvPicPr>
-                    <pic:cNvPr descr="class-diagrams/png/01-domain-ports.png" id="11" name="Picture"/>
+                    <pic:cNvPr descr="class-diagrams/png/01-domain-ports.png" id="12" name="Picture"/>
                     <pic:cNvPicPr>
                       <a:picLocks noChangeArrowheads="1" noChangeAspect="1"/>
                     </pic:cNvPicPr>
                   </pic:nvPicPr>
                   <pic:blipFill>
-                    <a:blip r:embed="rId9"/>
+                    <a:blip r:embed="rId10"/>
                     <a:stretch>
                       <a:fillRect/>
                     </a:stretch>
@@ -69,7 +410,7 @@
                   <pic:spPr bwMode="auto">
                     <a:xfrm>
                       <a:off x="0" y="0"/>
-                      <a:ext cx="5334000" cy="17790481"/>
+                      <a:ext cx="5334000" cy="16963382"/>
                     </a:xfrm>
                     <a:prstGeom prst="rect">
                       <a:avLst/>
@@ -96,7 +437,7 @@
         <w:t xml:space="preserve">01-domain-ports</w:t>
       </w:r>
     </w:p>
-    <w:bookmarkStart w:id="12" w:name="описание"/>
+    <w:bookmarkStart w:id="13" w:name="описание"/>
     <w:p>
       <w:pPr>
         <w:pStyle w:val="Heading3"/>
@@ -110,22 +451,50 @@
         <w:pStyle w:val="FirstParagraph"/>
       </w:pPr>
       <w:r>
-        <w:t xml:space="preserve">Диаграмма Domain Port Protocols показывает архитектурную модель модуля</w:t>
-      </w:r>
-      <w:r>
-        <w:t xml:space="preserve"> </w:t>
-      </w:r>
-      <w:r>
-        <w:rPr>
-          <w:rStyle w:val="VerbatimChar"/>
-        </w:rPr>
-        <w:t xml:space="preserve">01-domain-ports</w:t>
-      </w:r>
-      <w:r>
-        <w:t xml:space="preserve"> </w:t>
-      </w:r>
-      <w:r>
-        <w:t xml:space="preserve">и фиксирует контракты, роли и отношения между сущностями слоя</w:t>
+        <w:t xml:space="preserve">Диаграмма «Class Diagram: Domain Port Protocols» показывает архитектурную модель модуля и фиксирует контракты, роли и отношения между сущностями слоя. Она представлена в формате диаграмма классов (class diagram) и служит ориентиром на уровне детализации «Class / Interface». В комментариях исходника зафиксирован фокус диаграммы: All Protocol interfaces defined in domain/ports/. На схеме отражено примерно 19 узлов и 1 связей, поэтому её удобно использовать для проверки влияния изменений, согласования интерфейсов и подготовки рефакторинга. Показательные узлы для быстрого чтения: DataSourcePort, FilterableDataSourcePort, StoragePort, LockPort, CheckpointPort, QuarantinePort.</w:t>
+      </w:r>
+    </w:p>
+    <w:bookmarkEnd w:id="13"/>
+    <w:bookmarkStart w:id="14" w:name="метаданные"/>
+    <w:p>
+      <w:pPr>
+        <w:pStyle w:val="Heading3"/>
+      </w:pPr>
+      <w:r>
+        <w:t xml:space="preserve">Метаданные</w:t>
+      </w:r>
+    </w:p>
+    <w:p>
+      <w:pPr>
+        <w:pStyle w:val="Compact"/>
+        <w:numPr>
+          <w:ilvl w:val="0"/>
+          <w:numId w:val="1003"/>
+        </w:numPr>
+      </w:pPr>
+      <w:r>
+        <w:t xml:space="preserve">Тип:</w:t>
+      </w:r>
+      <w:r>
+        <w:t xml:space="preserve"> </w:t>
+      </w:r>
+      <w:r>
+        <w:rPr>
+          <w:rStyle w:val="VerbatimChar"/>
+        </w:rPr>
+        <w:t xml:space="preserve">classDiagram</w:t>
+      </w:r>
+    </w:p>
+    <w:p>
+      <w:pPr>
+        <w:pStyle w:val="Compact"/>
+        <w:numPr>
+          <w:ilvl w:val="0"/>
+          <w:numId w:val="1003"/>
+        </w:numPr>
+      </w:pPr>
+      <w:r>
+        <w:t xml:space="preserve">Уровень:</w:t>
       </w:r>
       <w:r>
         <w:t xml:space="preserve"> </w:t>
@@ -136,8 +505,47 @@
         </w:rPr>
         <w:t xml:space="preserve">Class / Interface</w:t>
       </w:r>
-      <w:r>
-        <w:t xml:space="preserve">. Основной фокус: All Protocol interfaces defined in domain/ports/. На схеме отражено примерно 19 классов и 1 связей, поэтому её удобно использовать для проверки влияния изменений, согласования интерфейсов и подготовки рефакторинга. Ключевые элементы для быстрого чтения: DataSourcePort, FilterableDataSourcePort, StoragePort, LockPort, CheckpointPort, QuarantinePort.</w:t>
+    </w:p>
+    <w:p>
+      <w:pPr>
+        <w:pStyle w:val="Compact"/>
+        <w:numPr>
+          <w:ilvl w:val="0"/>
+          <w:numId w:val="1003"/>
+        </w:numPr>
+      </w:pPr>
+      <w:r>
+        <w:t xml:space="preserve">Дата:</w:t>
+      </w:r>
+      <w:r>
+        <w:t xml:space="preserve"> </w:t>
+      </w:r>
+      <w:r>
+        <w:rPr>
+          <w:rStyle w:val="VerbatimChar"/>
+        </w:rPr>
+        <w:t xml:space="preserve">2026-03-16</w:t>
+      </w:r>
+    </w:p>
+    <w:p>
+      <w:pPr>
+        <w:pStyle w:val="Compact"/>
+        <w:numPr>
+          <w:ilvl w:val="0"/>
+          <w:numId w:val="1003"/>
+        </w:numPr>
+      </w:pPr>
+      <w:r>
+        <w:t xml:space="preserve">Узлы (metadata):</w:t>
+      </w:r>
+      <w:r>
+        <w:t xml:space="preserve"> </w:t>
+      </w:r>
+      <w:r>
+        <w:rPr>
+          <w:rStyle w:val="VerbatimChar"/>
+        </w:rPr>
+        <w:t xml:space="preserve">19</w:t>
       </w:r>
     </w:p>
     <w:p>
@@ -145,15 +553,15 @@
         <w:br w:type="page"/>
       </w:r>
     </w:p>
-    <w:bookmarkEnd w:id="12"/>
-    <w:bookmarkEnd w:id="13"/>
-    <w:bookmarkStart w:id="18" w:name="Xe6ad1e6f990981ec43d97cf2a27dccc3e83fb9a"/>
+    <w:bookmarkEnd w:id="14"/>
+    <w:bookmarkEnd w:id="15"/>
+    <w:bookmarkStart w:id="21" w:name="X28a2595375a097135b60e19f3804236ebe0bd50"/>
     <w:p>
       <w:pPr>
         <w:pStyle w:val="Heading2"/>
       </w:pPr>
       <w:r>
-        <w:t xml:space="preserve">01a-domain-ports-method-catalog — Domain Port Method Catalog (L2)</w:t>
+        <w:t xml:space="preserve">01a-domain-ports-method-catalog — Class Diagram: Domain Port Method Catalog (L2)</w:t>
       </w:r>
     </w:p>
     <w:p>
@@ -165,18 +573,18 @@
           <wp:inline>
             <wp:extent cx="5334000" cy="950225"/>
             <wp:effectExtent b="0" l="0" r="0" t="0"/>
-            <wp:docPr descr="01a-domain-ports-method-catalog" title="" id="15" name="Picture"/>
+            <wp:docPr descr="01a-domain-ports-method-catalog" title="" id="17" name="Picture"/>
             <a:graphic>
               <a:graphicData uri="http://schemas.openxmlformats.org/drawingml/2006/picture">
                 <pic:pic>
                   <pic:nvPicPr>
-                    <pic:cNvPr descr="class-diagrams/png/01a-domain-ports-method-catalog.png" id="16" name="Picture"/>
+                    <pic:cNvPr descr="class-diagrams/png/01a-domain-ports-method-catalog.png" id="18" name="Picture"/>
                     <pic:cNvPicPr>
                       <a:picLocks noChangeArrowheads="1" noChangeAspect="1"/>
                     </pic:cNvPicPr>
                   </pic:nvPicPr>
                   <pic:blipFill>
-                    <a:blip r:embed="rId14"/>
+                    <a:blip r:embed="rId16"/>
                     <a:stretch>
                       <a:fillRect/>
                     </a:stretch>
@@ -211,7 +619,7 @@
         <w:t xml:space="preserve">01a-domain-ports-method-catalog</w:t>
       </w:r>
     </w:p>
-    <w:bookmarkStart w:id="17" w:name="описание-1"/>
+    <w:bookmarkStart w:id="19" w:name="описание-1"/>
     <w:p>
       <w:pPr>
         <w:pStyle w:val="Heading3"/>
@@ -225,22 +633,50 @@
         <w:pStyle w:val="FirstParagraph"/>
       </w:pPr>
       <w:r>
-        <w:t xml:space="preserve">Диаграмма «Domain Port Method Catalog (L2)» описывает модуль</w:t>
-      </w:r>
-      <w:r>
-        <w:t xml:space="preserve"> </w:t>
-      </w:r>
-      <w:r>
-        <w:rPr>
-          <w:rStyle w:val="VerbatimChar"/>
-        </w:rPr>
-        <w:t xml:space="preserve">01a-domain-ports-method-catalog</w:t>
-      </w:r>
-      <w:r>
-        <w:t xml:space="preserve"> </w:t>
-      </w:r>
-      <w:r>
-        <w:t xml:space="preserve">и фиксирует ключевые классы, контракты и связи на уровне</w:t>
+        <w:t xml:space="preserve">Диаграмма «Class Diagram: Domain Port Method Catalog (L2)» показывает архитектурную модель модуля и фиксирует контракты, роли и отношения между сущностями слоя. Она представлена в формате диаграмма классов (class diagram) и служит ориентиром на уровне детализации «Class / Interface». В комментариях исходника зафиксирован фокус диаграммы: Detailed method surface extracted from 01-domain-ports L1 overview.. На схеме отражено примерно 13 узлов и 1 связей, поэтому её удобно использовать для проверки влияния изменений, согласования интерфейсов и подготовки рефакторинга. Показательные узлы для быстрого чтения: DataSourcePort, FilterableDataSourcePort, StoragePort, LockPort, CheckpointPort, QuarantinePort.</w:t>
+      </w:r>
+    </w:p>
+    <w:bookmarkEnd w:id="19"/>
+    <w:bookmarkStart w:id="20" w:name="метаданные-1"/>
+    <w:p>
+      <w:pPr>
+        <w:pStyle w:val="Heading3"/>
+      </w:pPr>
+      <w:r>
+        <w:t xml:space="preserve">Метаданные</w:t>
+      </w:r>
+    </w:p>
+    <w:p>
+      <w:pPr>
+        <w:pStyle w:val="Compact"/>
+        <w:numPr>
+          <w:ilvl w:val="0"/>
+          <w:numId w:val="1004"/>
+        </w:numPr>
+      </w:pPr>
+      <w:r>
+        <w:t xml:space="preserve">Тип:</w:t>
+      </w:r>
+      <w:r>
+        <w:t xml:space="preserve"> </w:t>
+      </w:r>
+      <w:r>
+        <w:rPr>
+          <w:rStyle w:val="VerbatimChar"/>
+        </w:rPr>
+        <w:t xml:space="preserve">classDiagram</w:t>
+      </w:r>
+    </w:p>
+    <w:p>
+      <w:pPr>
+        <w:pStyle w:val="Compact"/>
+        <w:numPr>
+          <w:ilvl w:val="0"/>
+          <w:numId w:val="1004"/>
+        </w:numPr>
+      </w:pPr>
+      <w:r>
+        <w:t xml:space="preserve">Уровень:</w:t>
       </w:r>
       <w:r>
         <w:t xml:space="preserve"> </w:t>
@@ -251,8 +687,47 @@
         </w:rPr>
         <w:t xml:space="preserve">Class / Interface</w:t>
       </w:r>
-      <w:r>
-        <w:t xml:space="preserve">. Основной фокус: Detailed method surface extracted from 01-domain-ports L1 overview.</w:t>
+    </w:p>
+    <w:p>
+      <w:pPr>
+        <w:pStyle w:val="Compact"/>
+        <w:numPr>
+          <w:ilvl w:val="0"/>
+          <w:numId w:val="1004"/>
+        </w:numPr>
+      </w:pPr>
+      <w:r>
+        <w:t xml:space="preserve">Дата:</w:t>
+      </w:r>
+      <w:r>
+        <w:t xml:space="preserve"> </w:t>
+      </w:r>
+      <w:r>
+        <w:rPr>
+          <w:rStyle w:val="VerbatimChar"/>
+        </w:rPr>
+        <w:t xml:space="preserve">2026-03-02</w:t>
+      </w:r>
+    </w:p>
+    <w:p>
+      <w:pPr>
+        <w:pStyle w:val="Compact"/>
+        <w:numPr>
+          <w:ilvl w:val="0"/>
+          <w:numId w:val="1004"/>
+        </w:numPr>
+      </w:pPr>
+      <w:r>
+        <w:t xml:space="preserve">Узлы (metadata):</w:t>
+      </w:r>
+      <w:r>
+        <w:t xml:space="preserve"> </w:t>
+      </w:r>
+      <w:r>
+        <w:rPr>
+          <w:rStyle w:val="VerbatimChar"/>
+        </w:rPr>
+        <w:t xml:space="preserve">13</w:t>
       </w:r>
     </w:p>
     <w:p>
@@ -260,15 +735,15 @@
         <w:br w:type="page"/>
       </w:r>
     </w:p>
-    <w:bookmarkEnd w:id="17"/>
-    <w:bookmarkEnd w:id="18"/>
-    <w:bookmarkStart w:id="23" w:name="entities-aggregates-entities-aggregates"/>
+    <w:bookmarkEnd w:id="20"/>
+    <w:bookmarkEnd w:id="21"/>
+    <w:bookmarkStart w:id="27" w:name="X80c221a2680d680294adb3f1da7f4015abf0860"/>
     <w:p>
       <w:pPr>
         <w:pStyle w:val="Heading2"/>
       </w:pPr>
       <w:r>
-        <w:t xml:space="preserve">02-entities-aggregates — Entities &amp; Aggregates</w:t>
+        <w:t xml:space="preserve">02-entities-aggregates — Class Diagram: Entities &amp; Aggregates</w:t>
       </w:r>
     </w:p>
     <w:p>
@@ -280,18 +755,18 @@
           <wp:inline>
             <wp:extent cx="5334000" cy="2437835"/>
             <wp:effectExtent b="0" l="0" r="0" t="0"/>
-            <wp:docPr descr="02-entities-aggregates" title="" id="20" name="Picture"/>
+            <wp:docPr descr="02-entities-aggregates" title="" id="23" name="Picture"/>
             <a:graphic>
               <a:graphicData uri="http://schemas.openxmlformats.org/drawingml/2006/picture">
                 <pic:pic>
                   <pic:nvPicPr>
-                    <pic:cNvPr descr="class-diagrams/png/02-entities-aggregates.png" id="21" name="Picture"/>
+                    <pic:cNvPr descr="class-diagrams/png/02-entities-aggregates.png" id="24" name="Picture"/>
                     <pic:cNvPicPr>
                       <a:picLocks noChangeArrowheads="1" noChangeAspect="1"/>
                     </pic:cNvPicPr>
                   </pic:nvPicPr>
                   <pic:blipFill>
-                    <a:blip r:embed="rId19"/>
+                    <a:blip r:embed="rId22"/>
                     <a:stretch>
                       <a:fillRect/>
                     </a:stretch>
@@ -326,7 +801,7 @@
         <w:t xml:space="preserve">02-entities-aggregates</w:t>
       </w:r>
     </w:p>
-    <w:bookmarkStart w:id="22" w:name="описание-2"/>
+    <w:bookmarkStart w:id="25" w:name="описание-2"/>
     <w:p>
       <w:pPr>
         <w:pStyle w:val="Heading3"/>
@@ -340,22 +815,50 @@
         <w:pStyle w:val="FirstParagraph"/>
       </w:pPr>
       <w:r>
-        <w:t xml:space="preserve">Диаграмма Entities &amp; Aggregates показывает архитектурную модель модуля</w:t>
-      </w:r>
-      <w:r>
-        <w:t xml:space="preserve"> </w:t>
-      </w:r>
-      <w:r>
-        <w:rPr>
-          <w:rStyle w:val="VerbatimChar"/>
-        </w:rPr>
-        <w:t xml:space="preserve">02-entities-aggregates</w:t>
-      </w:r>
-      <w:r>
-        <w:t xml:space="preserve"> </w:t>
-      </w:r>
-      <w:r>
-        <w:t xml:space="preserve">и фиксирует контракты, роли и отношения между сущностями слоя</w:t>
+        <w:t xml:space="preserve">Диаграмма «Class Diagram: Entities &amp; Aggregates» показывает архитектурную модель модуля и фиксирует контракты, роли и отношения между сущностями слоя. Она представлена в формате диаграмма классов (class diagram) и служит ориентиром на уровне детализации «Class / Interface». В комментариях исходника зафиксирован фокус диаграммы: Domain entities, aggregate roots, and their relationships.. На схеме отражено примерно 13 узлов и 9 связей, поэтому её удобно использовать для проверки влияния изменений, согласования интерфейсов и подготовки рефакторинга. Показательные узлы для быстрого чтения: BaseEntity, Bioactivity, BioactivityState, PublicationBase, Batch, BatchRecord.</w:t>
+      </w:r>
+    </w:p>
+    <w:bookmarkEnd w:id="25"/>
+    <w:bookmarkStart w:id="26" w:name="метаданные-2"/>
+    <w:p>
+      <w:pPr>
+        <w:pStyle w:val="Heading3"/>
+      </w:pPr>
+      <w:r>
+        <w:t xml:space="preserve">Метаданные</w:t>
+      </w:r>
+    </w:p>
+    <w:p>
+      <w:pPr>
+        <w:pStyle w:val="Compact"/>
+        <w:numPr>
+          <w:ilvl w:val="0"/>
+          <w:numId w:val="1005"/>
+        </w:numPr>
+      </w:pPr>
+      <w:r>
+        <w:t xml:space="preserve">Тип:</w:t>
+      </w:r>
+      <w:r>
+        <w:t xml:space="preserve"> </w:t>
+      </w:r>
+      <w:r>
+        <w:rPr>
+          <w:rStyle w:val="VerbatimChar"/>
+        </w:rPr>
+        <w:t xml:space="preserve">classDiagram</w:t>
+      </w:r>
+    </w:p>
+    <w:p>
+      <w:pPr>
+        <w:pStyle w:val="Compact"/>
+        <w:numPr>
+          <w:ilvl w:val="0"/>
+          <w:numId w:val="1005"/>
+        </w:numPr>
+      </w:pPr>
+      <w:r>
+        <w:t xml:space="preserve">Уровень:</w:t>
       </w:r>
       <w:r>
         <w:t xml:space="preserve"> </w:t>
@@ -366,8 +869,47 @@
         </w:rPr>
         <w:t xml:space="preserve">Class / Interface</w:t>
       </w:r>
-      <w:r>
-        <w:t xml:space="preserve">. Основной фокус: Domain entities, aggregate roots, and their relationships. На схеме отражено примерно 13 классов и 9 связей, поэтому её удобно использовать для проверки влияния изменений, согласования интерфейсов и подготовки рефакторинга. Ключевые элементы для быстрого чтения: BaseEntity, Bioactivity, BioactivityState, PublicationBase, Batch, BatchRecord.</w:t>
+    </w:p>
+    <w:p>
+      <w:pPr>
+        <w:pStyle w:val="Compact"/>
+        <w:numPr>
+          <w:ilvl w:val="0"/>
+          <w:numId w:val="1005"/>
+        </w:numPr>
+      </w:pPr>
+      <w:r>
+        <w:t xml:space="preserve">Дата:</w:t>
+      </w:r>
+      <w:r>
+        <w:t xml:space="preserve"> </w:t>
+      </w:r>
+      <w:r>
+        <w:rPr>
+          <w:rStyle w:val="VerbatimChar"/>
+        </w:rPr>
+        <w:t xml:space="preserve">2026-02-24</w:t>
+      </w:r>
+    </w:p>
+    <w:p>
+      <w:pPr>
+        <w:pStyle w:val="Compact"/>
+        <w:numPr>
+          <w:ilvl w:val="0"/>
+          <w:numId w:val="1005"/>
+        </w:numPr>
+      </w:pPr>
+      <w:r>
+        <w:t xml:space="preserve">Узлы (metadata):</w:t>
+      </w:r>
+      <w:r>
+        <w:t xml:space="preserve"> </w:t>
+      </w:r>
+      <w:r>
+        <w:rPr>
+          <w:rStyle w:val="VerbatimChar"/>
+        </w:rPr>
+        <w:t xml:space="preserve">13</w:t>
       </w:r>
     </w:p>
     <w:p>
@@ -375,15 +917,15 @@
         <w:br w:type="page"/>
       </w:r>
     </w:p>
-    <w:bookmarkEnd w:id="22"/>
-    <w:bookmarkEnd w:id="23"/>
-    <w:bookmarkStart w:id="28" w:name="value-objects-value-objects"/>
+    <w:bookmarkEnd w:id="26"/>
+    <w:bookmarkEnd w:id="27"/>
+    <w:bookmarkStart w:id="33" w:name="Xbcbd5eaa87c597a38129209341454402ee37b05"/>
     <w:p>
       <w:pPr>
         <w:pStyle w:val="Heading2"/>
       </w:pPr>
       <w:r>
-        <w:t xml:space="preserve">03-value-objects — Value Objects</w:t>
+        <w:t xml:space="preserve">03-value-objects — Class Diagram: Value Objects</w:t>
       </w:r>
     </w:p>
     <w:p>
@@ -395,18 +937,18 @@
           <wp:inline>
             <wp:extent cx="5334000" cy="1152380"/>
             <wp:effectExtent b="0" l="0" r="0" t="0"/>
-            <wp:docPr descr="03-value-objects" title="" id="25" name="Picture"/>
+            <wp:docPr descr="03-value-objects" title="" id="29" name="Picture"/>
             <a:graphic>
               <a:graphicData uri="http://schemas.openxmlformats.org/drawingml/2006/picture">
                 <pic:pic>
                   <pic:nvPicPr>
-                    <pic:cNvPr descr="class-diagrams/png/03-value-objects.png" id="26" name="Picture"/>
+                    <pic:cNvPr descr="class-diagrams/png/03-value-objects.png" id="30" name="Picture"/>
                     <pic:cNvPicPr>
                       <a:picLocks noChangeArrowheads="1" noChangeAspect="1"/>
                     </pic:cNvPicPr>
                   </pic:nvPicPr>
                   <pic:blipFill>
-                    <a:blip r:embed="rId24"/>
+                    <a:blip r:embed="rId28"/>
                     <a:stretch>
                       <a:fillRect/>
                     </a:stretch>
@@ -441,7 +983,7 @@
         <w:t xml:space="preserve">03-value-objects</w:t>
       </w:r>
     </w:p>
-    <w:bookmarkStart w:id="27" w:name="описание-3"/>
+    <w:bookmarkStart w:id="31" w:name="описание-3"/>
     <w:p>
       <w:pPr>
         <w:pStyle w:val="Heading3"/>
@@ -455,22 +997,50 @@
         <w:pStyle w:val="FirstParagraph"/>
       </w:pPr>
       <w:r>
-        <w:t xml:space="preserve">Диаграмма Value Objects показывает архитектурную модель модуля</w:t>
-      </w:r>
-      <w:r>
-        <w:t xml:space="preserve"> </w:t>
-      </w:r>
-      <w:r>
-        <w:rPr>
-          <w:rStyle w:val="VerbatimChar"/>
-        </w:rPr>
-        <w:t xml:space="preserve">03-value-objects</w:t>
-      </w:r>
-      <w:r>
-        <w:t xml:space="preserve"> </w:t>
-      </w:r>
-      <w:r>
-        <w:t xml:space="preserve">и фиксирует контракты, роли и отношения между сущностями слоя</w:t>
+        <w:t xml:space="preserve">Диаграмма «Class Diagram: Value Objects» показывает архитектурную модель модуля и фиксирует контракты, роли и отношения между сущностями слоя. Она представлена в формате диаграмма классов (class diagram) и служит ориентиром на уровне детализации «Class / Interface». В комментариях исходника зафиксирован фокус диаграммы: Immutable domain value objects.. На схеме отражено примерно 17 узлов и 6 связей, поэтому её удобно использовать для проверки влияния изменений, согласования интерфейсов и подготовки рефакторинга. Показательные узлы для быстрого чтения: BronzeWriteResult, SilverWriteResult, RunContext, HealthCheckResult, FencingToken, LockContext.</w:t>
+      </w:r>
+    </w:p>
+    <w:bookmarkEnd w:id="31"/>
+    <w:bookmarkStart w:id="32" w:name="метаданные-3"/>
+    <w:p>
+      <w:pPr>
+        <w:pStyle w:val="Heading3"/>
+      </w:pPr>
+      <w:r>
+        <w:t xml:space="preserve">Метаданные</w:t>
+      </w:r>
+    </w:p>
+    <w:p>
+      <w:pPr>
+        <w:pStyle w:val="Compact"/>
+        <w:numPr>
+          <w:ilvl w:val="0"/>
+          <w:numId w:val="1006"/>
+        </w:numPr>
+      </w:pPr>
+      <w:r>
+        <w:t xml:space="preserve">Тип:</w:t>
+      </w:r>
+      <w:r>
+        <w:t xml:space="preserve"> </w:t>
+      </w:r>
+      <w:r>
+        <w:rPr>
+          <w:rStyle w:val="VerbatimChar"/>
+        </w:rPr>
+        <w:t xml:space="preserve">classDiagram</w:t>
+      </w:r>
+    </w:p>
+    <w:p>
+      <w:pPr>
+        <w:pStyle w:val="Compact"/>
+        <w:numPr>
+          <w:ilvl w:val="0"/>
+          <w:numId w:val="1006"/>
+        </w:numPr>
+      </w:pPr>
+      <w:r>
+        <w:t xml:space="preserve">Уровень:</w:t>
       </w:r>
       <w:r>
         <w:t xml:space="preserve"> </w:t>
@@ -481,8 +1051,47 @@
         </w:rPr>
         <w:t xml:space="preserve">Class / Interface</w:t>
       </w:r>
-      <w:r>
-        <w:t xml:space="preserve">. Основной фокус: Immutable domain value objects. На схеме отражено примерно 17 классов и 6 связей, поэтому её удобно использовать для проверки влияния изменений, согласования интерфейсов и подготовки рефакторинга. Ключевые элементы для быстрого чтения: BronzeWriteResult, SilverWriteResult, RunContext, HealthCheckResult, FencingToken, LockContext.</w:t>
+    </w:p>
+    <w:p>
+      <w:pPr>
+        <w:pStyle w:val="Compact"/>
+        <w:numPr>
+          <w:ilvl w:val="0"/>
+          <w:numId w:val="1006"/>
+        </w:numPr>
+      </w:pPr>
+      <w:r>
+        <w:t xml:space="preserve">Дата:</w:t>
+      </w:r>
+      <w:r>
+        <w:t xml:space="preserve"> </w:t>
+      </w:r>
+      <w:r>
+        <w:rPr>
+          <w:rStyle w:val="VerbatimChar"/>
+        </w:rPr>
+        <w:t xml:space="preserve">2026-02-24</w:t>
+      </w:r>
+    </w:p>
+    <w:p>
+      <w:pPr>
+        <w:pStyle w:val="Compact"/>
+        <w:numPr>
+          <w:ilvl w:val="0"/>
+          <w:numId w:val="1006"/>
+        </w:numPr>
+      </w:pPr>
+      <w:r>
+        <w:t xml:space="preserve">Узлы (metadata):</w:t>
+      </w:r>
+      <w:r>
+        <w:t xml:space="preserve"> </w:t>
+      </w:r>
+      <w:r>
+        <w:rPr>
+          <w:rStyle w:val="VerbatimChar"/>
+        </w:rPr>
+        <w:t xml:space="preserve">17</w:t>
       </w:r>
     </w:p>
     <w:p>
@@ -490,15 +1099,15 @@
         <w:br w:type="page"/>
       </w:r>
     </w:p>
-    <w:bookmarkEnd w:id="27"/>
-    <w:bookmarkEnd w:id="28"/>
-    <w:bookmarkStart w:id="33" w:name="types-enums-types-enums"/>
+    <w:bookmarkEnd w:id="32"/>
+    <w:bookmarkEnd w:id="33"/>
+    <w:bookmarkStart w:id="39" w:name="types-enums-class-diagram-types-enums"/>
     <w:p>
       <w:pPr>
         <w:pStyle w:val="Heading2"/>
       </w:pPr>
       <w:r>
-        <w:t xml:space="preserve">04-types-enums — Types &amp; Enums</w:t>
+        <w:t xml:space="preserve">04-types-enums — Class Diagram: Types &amp; Enums</w:t>
       </w:r>
     </w:p>
     <w:p>
@@ -510,18 +1119,18 @@
           <wp:inline>
             <wp:extent cx="5334000" cy="904013"/>
             <wp:effectExtent b="0" l="0" r="0" t="0"/>
-            <wp:docPr descr="04-types-enums" title="" id="30" name="Picture"/>
+            <wp:docPr descr="04-types-enums" title="" id="35" name="Picture"/>
             <a:graphic>
               <a:graphicData uri="http://schemas.openxmlformats.org/drawingml/2006/picture">
                 <pic:pic>
                   <pic:nvPicPr>
-                    <pic:cNvPr descr="class-diagrams/png/04-types-enums.png" id="31" name="Picture"/>
+                    <pic:cNvPr descr="class-diagrams/png/04-types-enums.png" id="36" name="Picture"/>
                     <pic:cNvPicPr>
                       <a:picLocks noChangeArrowheads="1" noChangeAspect="1"/>
                     </pic:cNvPicPr>
                   </pic:nvPicPr>
                   <pic:blipFill>
-                    <a:blip r:embed="rId29"/>
+                    <a:blip r:embed="rId34"/>
                     <a:stretch>
                       <a:fillRect/>
                     </a:stretch>
@@ -556,7 +1165,7 @@
         <w:t xml:space="preserve">04-types-enums</w:t>
       </w:r>
     </w:p>
-    <w:bookmarkStart w:id="32" w:name="описание-4"/>
+    <w:bookmarkStart w:id="37" w:name="описание-4"/>
     <w:p>
       <w:pPr>
         <w:pStyle w:val="Heading3"/>
@@ -570,22 +1179,50 @@
         <w:pStyle w:val="FirstParagraph"/>
       </w:pPr>
       <w:r>
-        <w:t xml:space="preserve">Диаграмма Types &amp; Enums показывает архитектурную модель модуля</w:t>
-      </w:r>
-      <w:r>
-        <w:t xml:space="preserve"> </w:t>
-      </w:r>
-      <w:r>
-        <w:rPr>
-          <w:rStyle w:val="VerbatimChar"/>
-        </w:rPr>
-        <w:t xml:space="preserve">04-types-enums</w:t>
-      </w:r>
-      <w:r>
-        <w:t xml:space="preserve"> </w:t>
-      </w:r>
-      <w:r>
-        <w:t xml:space="preserve">и фиксирует контракты, роли и отношения между сущностями слоя</w:t>
+        <w:t xml:space="preserve">Диаграмма «Class Diagram: Types &amp; Enums» показывает архитектурную модель модуля и фиксирует контракты, роли и отношения между сущностями слоя. Она представлена в формате диаграмма классов (class diagram) и служит ориентиром на уровне детализации «Class / Interface». В комментариях исходника зафиксирован фокус диаграммы: All type aliases, NewTypes, and enumerations.. На схеме отражено примерно 19 узлов, поэтому её удобно использовать для проверки влияния изменений, согласования интерфейсов и подготовки рефакторинга. Показательные узлы для быстрого чтения: RunID, EntityID, ContentHash, BatchID, RunType, PublicationType.</w:t>
+      </w:r>
+    </w:p>
+    <w:bookmarkEnd w:id="37"/>
+    <w:bookmarkStart w:id="38" w:name="метаданные-4"/>
+    <w:p>
+      <w:pPr>
+        <w:pStyle w:val="Heading3"/>
+      </w:pPr>
+      <w:r>
+        <w:t xml:space="preserve">Метаданные</w:t>
+      </w:r>
+    </w:p>
+    <w:p>
+      <w:pPr>
+        <w:pStyle w:val="Compact"/>
+        <w:numPr>
+          <w:ilvl w:val="0"/>
+          <w:numId w:val="1007"/>
+        </w:numPr>
+      </w:pPr>
+      <w:r>
+        <w:t xml:space="preserve">Тип:</w:t>
+      </w:r>
+      <w:r>
+        <w:t xml:space="preserve"> </w:t>
+      </w:r>
+      <w:r>
+        <w:rPr>
+          <w:rStyle w:val="VerbatimChar"/>
+        </w:rPr>
+        <w:t xml:space="preserve">classDiagram</w:t>
+      </w:r>
+    </w:p>
+    <w:p>
+      <w:pPr>
+        <w:pStyle w:val="Compact"/>
+        <w:numPr>
+          <w:ilvl w:val="0"/>
+          <w:numId w:val="1007"/>
+        </w:numPr>
+      </w:pPr>
+      <w:r>
+        <w:t xml:space="preserve">Уровень:</w:t>
       </w:r>
       <w:r>
         <w:t xml:space="preserve"> </w:t>
@@ -596,8 +1233,47 @@
         </w:rPr>
         <w:t xml:space="preserve">Class / Interface</w:t>
       </w:r>
-      <w:r>
-        <w:t xml:space="preserve">. Основной фокус: All type aliases, NewTypes, and enumerations. На схеме отражено примерно 19 классов и 0 связей, поэтому её удобно использовать для проверки влияния изменений, согласования интерфейсов и подготовки рефакторинга. Ключевые элементы для быстрого чтения: RunID, EntityID, ContentHash, BatchID, RunType, PublicationType.</w:t>
+    </w:p>
+    <w:p>
+      <w:pPr>
+        <w:pStyle w:val="Compact"/>
+        <w:numPr>
+          <w:ilvl w:val="0"/>
+          <w:numId w:val="1007"/>
+        </w:numPr>
+      </w:pPr>
+      <w:r>
+        <w:t xml:space="preserve">Дата:</w:t>
+      </w:r>
+      <w:r>
+        <w:t xml:space="preserve"> </w:t>
+      </w:r>
+      <w:r>
+        <w:rPr>
+          <w:rStyle w:val="VerbatimChar"/>
+        </w:rPr>
+        <w:t xml:space="preserve">2026-02-26</w:t>
+      </w:r>
+    </w:p>
+    <w:p>
+      <w:pPr>
+        <w:pStyle w:val="Compact"/>
+        <w:numPr>
+          <w:ilvl w:val="0"/>
+          <w:numId w:val="1007"/>
+        </w:numPr>
+      </w:pPr>
+      <w:r>
+        <w:t xml:space="preserve">Узлы (metadata):</w:t>
+      </w:r>
+      <w:r>
+        <w:t xml:space="preserve"> </w:t>
+      </w:r>
+      <w:r>
+        <w:rPr>
+          <w:rStyle w:val="VerbatimChar"/>
+        </w:rPr>
+        <w:t xml:space="preserve">19</w:t>
       </w:r>
     </w:p>
     <w:p>
@@ -605,15 +1281,15 @@
         <w:br w:type="page"/>
       </w:r>
     </w:p>
-    <w:bookmarkEnd w:id="32"/>
-    <w:bookmarkEnd w:id="33"/>
-    <w:bookmarkStart w:id="38" w:name="exceptions-exception-hierarchy"/>
+    <w:bookmarkEnd w:id="38"/>
+    <w:bookmarkEnd w:id="39"/>
+    <w:bookmarkStart w:id="45" w:name="Xa51683cd987875a60fb4cdd0cb0779e360f1962"/>
     <w:p>
       <w:pPr>
         <w:pStyle w:val="Heading2"/>
       </w:pPr>
       <w:r>
-        <w:t xml:space="preserve">05-exceptions — Exception Hierarchy</w:t>
+        <w:t xml:space="preserve">05-exceptions — Class Diagram: Exception Hierarchy</w:t>
       </w:r>
     </w:p>
     <w:p>
@@ -625,18 +1301,18 @@
           <wp:inline>
             <wp:extent cx="5334000" cy="5175049"/>
             <wp:effectExtent b="0" l="0" r="0" t="0"/>
-            <wp:docPr descr="05-exceptions" title="" id="35" name="Picture"/>
+            <wp:docPr descr="05-exceptions" title="" id="41" name="Picture"/>
             <a:graphic>
               <a:graphicData uri="http://schemas.openxmlformats.org/drawingml/2006/picture">
                 <pic:pic>
                   <pic:nvPicPr>
-                    <pic:cNvPr descr="class-diagrams/png/05-exceptions.png" id="36" name="Picture"/>
+                    <pic:cNvPr descr="class-diagrams/png/05-exceptions.png" id="42" name="Picture"/>
                     <pic:cNvPicPr>
                       <a:picLocks noChangeArrowheads="1" noChangeAspect="1"/>
                     </pic:cNvPicPr>
                   </pic:nvPicPr>
                   <pic:blipFill>
-                    <a:blip r:embed="rId34"/>
+                    <a:blip r:embed="rId40"/>
                     <a:stretch>
                       <a:fillRect/>
                     </a:stretch>
@@ -671,7 +1347,7 @@
         <w:t xml:space="preserve">05-exceptions</w:t>
       </w:r>
     </w:p>
-    <w:bookmarkStart w:id="37" w:name="описание-5"/>
+    <w:bookmarkStart w:id="43" w:name="описание-5"/>
     <w:p>
       <w:pPr>
         <w:pStyle w:val="Heading3"/>
@@ -685,22 +1361,50 @@
         <w:pStyle w:val="FirstParagraph"/>
       </w:pPr>
       <w:r>
-        <w:t xml:space="preserve">Диаграмма Exception Hierarchy показывает архитектурную модель модуля</w:t>
-      </w:r>
-      <w:r>
-        <w:t xml:space="preserve"> </w:t>
-      </w:r>
-      <w:r>
-        <w:rPr>
-          <w:rStyle w:val="VerbatimChar"/>
-        </w:rPr>
-        <w:t xml:space="preserve">05-exceptions</w:t>
-      </w:r>
-      <w:r>
-        <w:t xml:space="preserve"> </w:t>
-      </w:r>
-      <w:r>
-        <w:t xml:space="preserve">и фиксирует контракты, роли и отношения между сущностями слоя</w:t>
+        <w:t xml:space="preserve">Диаграмма «Class Diagram: Exception Hierarchy» показывает архитектурную модель модуля и фиксирует контракты, роли и отношения между сущностями слоя. Она представлена в формате диаграмма классов (class diagram) и служит ориентиром на уровне детализации «Class / Interface». В комментариях исходника зафиксирован фокус диаграммы: Domain exception tree.. На схеме отражено примерно 19 узлов и 18 связей, поэтому её удобно использовать для проверки влияния изменений, согласования интерфейсов и подготовки рефакторинга. Показательные узлы для быстрого чтения: BioETLError, CriticalError, RecoverableError, DataQualityError, ValidationError, SchemaViolationError.</w:t>
+      </w:r>
+    </w:p>
+    <w:bookmarkEnd w:id="43"/>
+    <w:bookmarkStart w:id="44" w:name="метаданные-5"/>
+    <w:p>
+      <w:pPr>
+        <w:pStyle w:val="Heading3"/>
+      </w:pPr>
+      <w:r>
+        <w:t xml:space="preserve">Метаданные</w:t>
+      </w:r>
+    </w:p>
+    <w:p>
+      <w:pPr>
+        <w:pStyle w:val="Compact"/>
+        <w:numPr>
+          <w:ilvl w:val="0"/>
+          <w:numId w:val="1008"/>
+        </w:numPr>
+      </w:pPr>
+      <w:r>
+        <w:t xml:space="preserve">Тип:</w:t>
+      </w:r>
+      <w:r>
+        <w:t xml:space="preserve"> </w:t>
+      </w:r>
+      <w:r>
+        <w:rPr>
+          <w:rStyle w:val="VerbatimChar"/>
+        </w:rPr>
+        <w:t xml:space="preserve">classDiagram</w:t>
+      </w:r>
+    </w:p>
+    <w:p>
+      <w:pPr>
+        <w:pStyle w:val="Compact"/>
+        <w:numPr>
+          <w:ilvl w:val="0"/>
+          <w:numId w:val="1008"/>
+        </w:numPr>
+      </w:pPr>
+      <w:r>
+        <w:t xml:space="preserve">Уровень:</w:t>
       </w:r>
       <w:r>
         <w:t xml:space="preserve"> </w:t>
@@ -711,8 +1415,47 @@
         </w:rPr>
         <w:t xml:space="preserve">Class / Interface</w:t>
       </w:r>
-      <w:r>
-        <w:t xml:space="preserve">. Основной фокус: Domain exception tree. На схеме отражено примерно 19 классов и 18 связей, поэтому её удобно использовать для проверки влияния изменений, согласования интерфейсов и подготовки рефакторинга. Ключевые элементы для быстрого чтения: BioETLError, CriticalError, RecoverableError, DataQualityError, ValidationError, SchemaViolationError.</w:t>
+    </w:p>
+    <w:p>
+      <w:pPr>
+        <w:pStyle w:val="Compact"/>
+        <w:numPr>
+          <w:ilvl w:val="0"/>
+          <w:numId w:val="1008"/>
+        </w:numPr>
+      </w:pPr>
+      <w:r>
+        <w:t xml:space="preserve">Дата:</w:t>
+      </w:r>
+      <w:r>
+        <w:t xml:space="preserve"> </w:t>
+      </w:r>
+      <w:r>
+        <w:rPr>
+          <w:rStyle w:val="VerbatimChar"/>
+        </w:rPr>
+        <w:t xml:space="preserve">2026-02-24</w:t>
+      </w:r>
+    </w:p>
+    <w:p>
+      <w:pPr>
+        <w:pStyle w:val="Compact"/>
+        <w:numPr>
+          <w:ilvl w:val="0"/>
+          <w:numId w:val="1008"/>
+        </w:numPr>
+      </w:pPr>
+      <w:r>
+        <w:t xml:space="preserve">Узлы (metadata):</w:t>
+      </w:r>
+      <w:r>
+        <w:t xml:space="preserve"> </w:t>
+      </w:r>
+      <w:r>
+        <w:rPr>
+          <w:rStyle w:val="VerbatimChar"/>
+        </w:rPr>
+        <w:t xml:space="preserve">19</w:t>
       </w:r>
     </w:p>
     <w:p>
@@ -720,15 +1463,15 @@
         <w:br w:type="page"/>
       </w:r>
     </w:p>
-    <w:bookmarkEnd w:id="37"/>
-    <w:bookmarkEnd w:id="38"/>
-    <w:bookmarkStart w:id="43" w:name="config-classes-configuration-classes"/>
+    <w:bookmarkEnd w:id="44"/>
+    <w:bookmarkEnd w:id="45"/>
+    <w:bookmarkStart w:id="51" w:name="X9c5ee39181d4a6c5fb1a6a977ed3828d9b28ec1"/>
     <w:p>
       <w:pPr>
         <w:pStyle w:val="Heading2"/>
       </w:pPr>
       <w:r>
-        <w:t xml:space="preserve">06-config-classes — Configuration Classes</w:t>
+        <w:t xml:space="preserve">06-config-classes — Class Diagram: Configuration Classes</w:t>
       </w:r>
     </w:p>
     <w:p>
@@ -740,18 +1483,18 @@
           <wp:inline>
             <wp:extent cx="5334000" cy="19512272"/>
             <wp:effectExtent b="0" l="0" r="0" t="0"/>
-            <wp:docPr descr="06-config-classes" title="" id="40" name="Picture"/>
+            <wp:docPr descr="06-config-classes" title="" id="47" name="Picture"/>
             <a:graphic>
               <a:graphicData uri="http://schemas.openxmlformats.org/drawingml/2006/picture">
                 <pic:pic>
                   <pic:nvPicPr>
-                    <pic:cNvPr descr="class-diagrams/png/06-config-classes.png" id="41" name="Picture"/>
+                    <pic:cNvPr descr="class-diagrams/png/06-config-classes.png" id="48" name="Picture"/>
                     <pic:cNvPicPr>
                       <a:picLocks noChangeArrowheads="1" noChangeAspect="1"/>
                     </pic:cNvPicPr>
                   </pic:nvPicPr>
                   <pic:blipFill>
-                    <a:blip r:embed="rId39"/>
+                    <a:blip r:embed="rId46"/>
                     <a:stretch>
                       <a:fillRect/>
                     </a:stretch>
@@ -786,7 +1529,7 @@
         <w:t xml:space="preserve">06-config-classes</w:t>
       </w:r>
     </w:p>
-    <w:bookmarkStart w:id="42" w:name="описание-6"/>
+    <w:bookmarkStart w:id="49" w:name="описание-6"/>
     <w:p>
       <w:pPr>
         <w:pStyle w:val="Heading3"/>
@@ -800,22 +1543,50 @@
         <w:pStyle w:val="FirstParagraph"/>
       </w:pPr>
       <w:r>
-        <w:t xml:space="preserve">Диаграмма Configuration Classes показывает архитектурную модель модуля</w:t>
-      </w:r>
-      <w:r>
-        <w:t xml:space="preserve"> </w:t>
-      </w:r>
-      <w:r>
-        <w:rPr>
-          <w:rStyle w:val="VerbatimChar"/>
-        </w:rPr>
-        <w:t xml:space="preserve">06-config-classes</w:t>
-      </w:r>
-      <w:r>
-        <w:t xml:space="preserve"> </w:t>
-      </w:r>
-      <w:r>
-        <w:t xml:space="preserve">и фиксирует контракты, роли и отношения между сущностями слоя</w:t>
+        <w:t xml:space="preserve">Диаграмма «Class Diagram: Configuration Classes» показывает архитектурную модель модуля и фиксирует контракты, роли и отношения между сущностями слоя. Она представлена в формате диаграмма классов (class diagram) и служит ориентиром на уровне детализации «Class / Interface». В комментариях исходника зафиксирован фокус диаграммы: Domain and application configuration hierarchy.. На схеме отражено примерно 14 узлов и 10 связей, поэтому её удобно использовать для проверки влияния изменений, согласования интерфейсов и подготовки рефакторинга. Показательные узлы для быстрого чтения: RuntimeConfig, PipelineConfig, TableConfig, DQConfig, SilverFilterConfig, GoldFilterConfig.</w:t>
+      </w:r>
+    </w:p>
+    <w:bookmarkEnd w:id="49"/>
+    <w:bookmarkStart w:id="50" w:name="метаданные-6"/>
+    <w:p>
+      <w:pPr>
+        <w:pStyle w:val="Heading3"/>
+      </w:pPr>
+      <w:r>
+        <w:t xml:space="preserve">Метаданные</w:t>
+      </w:r>
+    </w:p>
+    <w:p>
+      <w:pPr>
+        <w:pStyle w:val="Compact"/>
+        <w:numPr>
+          <w:ilvl w:val="0"/>
+          <w:numId w:val="1009"/>
+        </w:numPr>
+      </w:pPr>
+      <w:r>
+        <w:t xml:space="preserve">Тип:</w:t>
+      </w:r>
+      <w:r>
+        <w:t xml:space="preserve"> </w:t>
+      </w:r>
+      <w:r>
+        <w:rPr>
+          <w:rStyle w:val="VerbatimChar"/>
+        </w:rPr>
+        <w:t xml:space="preserve">classDiagram</w:t>
+      </w:r>
+    </w:p>
+    <w:p>
+      <w:pPr>
+        <w:pStyle w:val="Compact"/>
+        <w:numPr>
+          <w:ilvl w:val="0"/>
+          <w:numId w:val="1009"/>
+        </w:numPr>
+      </w:pPr>
+      <w:r>
+        <w:t xml:space="preserve">Уровень:</w:t>
       </w:r>
       <w:r>
         <w:t xml:space="preserve"> </w:t>
@@ -826,8 +1597,47 @@
         </w:rPr>
         <w:t xml:space="preserve">Class / Interface</w:t>
       </w:r>
-      <w:r>
-        <w:t xml:space="preserve">. Основной фокус: Domain and application configuration hierarchy. На схеме отражено примерно 14 классов и 10 связей, поэтому её удобно использовать для проверки влияния изменений, согласования интерфейсов и подготовки рефакторинга. Ключевые элементы для быстрого чтения: RuntimeConfig, PipelineConfig, TableConfig, DQConfig, SilverFilterConfig, GoldFilterConfig.</w:t>
+    </w:p>
+    <w:p>
+      <w:pPr>
+        <w:pStyle w:val="Compact"/>
+        <w:numPr>
+          <w:ilvl w:val="0"/>
+          <w:numId w:val="1009"/>
+        </w:numPr>
+      </w:pPr>
+      <w:r>
+        <w:t xml:space="preserve">Дата:</w:t>
+      </w:r>
+      <w:r>
+        <w:t xml:space="preserve"> </w:t>
+      </w:r>
+      <w:r>
+        <w:rPr>
+          <w:rStyle w:val="VerbatimChar"/>
+        </w:rPr>
+        <w:t xml:space="preserve">2026-02-26</w:t>
+      </w:r>
+    </w:p>
+    <w:p>
+      <w:pPr>
+        <w:pStyle w:val="Compact"/>
+        <w:numPr>
+          <w:ilvl w:val="0"/>
+          <w:numId w:val="1009"/>
+        </w:numPr>
+      </w:pPr>
+      <w:r>
+        <w:t xml:space="preserve">Узлы (metadata):</w:t>
+      </w:r>
+      <w:r>
+        <w:t xml:space="preserve"> </w:t>
+      </w:r>
+      <w:r>
+        <w:rPr>
+          <w:rStyle w:val="VerbatimChar"/>
+        </w:rPr>
+        <w:t xml:space="preserve">14</w:t>
       </w:r>
     </w:p>
     <w:p>
@@ -835,15 +1645,15 @@
         <w:br w:type="page"/>
       </w:r>
     </w:p>
-    <w:bookmarkEnd w:id="42"/>
-    <w:bookmarkEnd w:id="43"/>
-    <w:bookmarkStart w:id="48" w:name="X74ae4ac18e992bf683ceaac797f636aeb839ea7"/>
+    <w:bookmarkEnd w:id="50"/>
+    <w:bookmarkEnd w:id="51"/>
+    <w:bookmarkStart w:id="57" w:name="Xb59da73d53b0b072bc07667de9607ae97d0518d"/>
     <w:p>
       <w:pPr>
         <w:pStyle w:val="Heading2"/>
       </w:pPr>
       <w:r>
-        <w:t xml:space="preserve">07-application-core-services — Application Core Services</w:t>
+        <w:t xml:space="preserve">07-application-core-services — Class Diagram: Application Core Services</w:t>
       </w:r>
     </w:p>
     <w:p>
@@ -855,18 +1665,18 @@
           <wp:inline>
             <wp:extent cx="5334000" cy="9880652"/>
             <wp:effectExtent b="0" l="0" r="0" t="0"/>
-            <wp:docPr descr="07-application-core-services" title="" id="45" name="Picture"/>
+            <wp:docPr descr="07-application-core-services" title="" id="53" name="Picture"/>
             <a:graphic>
               <a:graphicData uri="http://schemas.openxmlformats.org/drawingml/2006/picture">
                 <pic:pic>
                   <pic:nvPicPr>
-                    <pic:cNvPr descr="class-diagrams/png/07-application-core-services.png" id="46" name="Picture"/>
+                    <pic:cNvPr descr="class-diagrams/png/07-application-core-services.png" id="54" name="Picture"/>
                     <pic:cNvPicPr>
                       <a:picLocks noChangeArrowheads="1" noChangeAspect="1"/>
                     </pic:cNvPicPr>
                   </pic:nvPicPr>
                   <pic:blipFill>
-                    <a:blip r:embed="rId44"/>
+                    <a:blip r:embed="rId52"/>
                     <a:stretch>
                       <a:fillRect/>
                     </a:stretch>
@@ -901,7 +1711,7 @@
         <w:t xml:space="preserve">07-application-core-services</w:t>
       </w:r>
     </w:p>
-    <w:bookmarkStart w:id="47" w:name="описание-7"/>
+    <w:bookmarkStart w:id="55" w:name="описание-7"/>
     <w:p>
       <w:pPr>
         <w:pStyle w:val="Heading3"/>
@@ -915,22 +1725,50 @@
         <w:pStyle w:val="FirstParagraph"/>
       </w:pPr>
       <w:r>
-        <w:t xml:space="preserve">Диаграмма Application Core Services показывает архитектурную модель модуля</w:t>
-      </w:r>
-      <w:r>
-        <w:t xml:space="preserve"> </w:t>
-      </w:r>
-      <w:r>
-        <w:rPr>
-          <w:rStyle w:val="VerbatimChar"/>
-        </w:rPr>
-        <w:t xml:space="preserve">07-application-core-services</w:t>
-      </w:r>
-      <w:r>
-        <w:t xml:space="preserve"> </w:t>
-      </w:r>
-      <w:r>
-        <w:t xml:space="preserve">и фиксирует контракты, роли и отношения между сущностями слоя</w:t>
+        <w:t xml:space="preserve">Диаграмма «Class Diagram: Application Core Services» показывает архитектурную модель модуля и фиксирует контракты, роли и отношения между сущностями слоя. Она представлена в формате диаграмма классов (class diagram) и служит ориентиром на уровне детализации «Class / Interface». В комментариях исходника зафиксирован фокус диаграммы: PipelineRunner, BatchExecutor, and their composition.. На схеме отражено примерно 16 узлов и 17 связей, поэтому её удобно использовать для проверки влияния изменений, согласования интерфейсов и подготовки рефакторинга. Ключевые блоки/подграфы: Runner Core, Batch Processing, Execution Managers, Support Services. Показательные узлы для быстрого чтения: PipelineRunner, PipelineServices, BatchExecutor, BatchTransformer, BatchWriter, BatchMemoryManager.</w:t>
+      </w:r>
+    </w:p>
+    <w:bookmarkEnd w:id="55"/>
+    <w:bookmarkStart w:id="56" w:name="метаданные-7"/>
+    <w:p>
+      <w:pPr>
+        <w:pStyle w:val="Heading3"/>
+      </w:pPr>
+      <w:r>
+        <w:t xml:space="preserve">Метаданные</w:t>
+      </w:r>
+    </w:p>
+    <w:p>
+      <w:pPr>
+        <w:pStyle w:val="Compact"/>
+        <w:numPr>
+          <w:ilvl w:val="0"/>
+          <w:numId w:val="1010"/>
+        </w:numPr>
+      </w:pPr>
+      <w:r>
+        <w:t xml:space="preserve">Тип:</w:t>
+      </w:r>
+      <w:r>
+        <w:t xml:space="preserve"> </w:t>
+      </w:r>
+      <w:r>
+        <w:rPr>
+          <w:rStyle w:val="VerbatimChar"/>
+        </w:rPr>
+        <w:t xml:space="preserve">classDiagram</w:t>
+      </w:r>
+    </w:p>
+    <w:p>
+      <w:pPr>
+        <w:pStyle w:val="Compact"/>
+        <w:numPr>
+          <w:ilvl w:val="0"/>
+          <w:numId w:val="1010"/>
+        </w:numPr>
+      </w:pPr>
+      <w:r>
+        <w:t xml:space="preserve">Уровень:</w:t>
       </w:r>
       <w:r>
         <w:t xml:space="preserve"> </w:t>
@@ -941,8 +1779,47 @@
         </w:rPr>
         <w:t xml:space="preserve">Class / Interface</w:t>
       </w:r>
-      <w:r>
-        <w:t xml:space="preserve">. Основной фокус: PipelineRunner, BatchExecutor, and their composition. На схеме отражено примерно 16 классов и 17 связей, поэтому её удобно использовать для проверки влияния изменений, согласования интерфейсов и подготовки рефакторинга. Ключевые элементы для быстрого чтения: PipelineRunner, PipelineServices, BatchExecutor, BatchTransformer, BatchWriter, BatchMemoryManager.</w:t>
+    </w:p>
+    <w:p>
+      <w:pPr>
+        <w:pStyle w:val="Compact"/>
+        <w:numPr>
+          <w:ilvl w:val="0"/>
+          <w:numId w:val="1010"/>
+        </w:numPr>
+      </w:pPr>
+      <w:r>
+        <w:t xml:space="preserve">Дата:</w:t>
+      </w:r>
+      <w:r>
+        <w:t xml:space="preserve"> </w:t>
+      </w:r>
+      <w:r>
+        <w:rPr>
+          <w:rStyle w:val="VerbatimChar"/>
+        </w:rPr>
+        <w:t xml:space="preserve">2026-02-26</w:t>
+      </w:r>
+    </w:p>
+    <w:p>
+      <w:pPr>
+        <w:pStyle w:val="Compact"/>
+        <w:numPr>
+          <w:ilvl w:val="0"/>
+          <w:numId w:val="1010"/>
+        </w:numPr>
+      </w:pPr>
+      <w:r>
+        <w:t xml:space="preserve">Узлы (metadata):</w:t>
+      </w:r>
+      <w:r>
+        <w:t xml:space="preserve"> </w:t>
+      </w:r>
+      <w:r>
+        <w:rPr>
+          <w:rStyle w:val="VerbatimChar"/>
+        </w:rPr>
+        <w:t xml:space="preserve">16</w:t>
       </w:r>
     </w:p>
     <w:p>
@@ -950,15 +1827,15 @@
         <w:br w:type="page"/>
       </w:r>
     </w:p>
-    <w:bookmarkEnd w:id="47"/>
-    <w:bookmarkEnd w:id="48"/>
-    <w:bookmarkStart w:id="53" w:name="X256f2144686f049b87a30356a91871521f2a521"/>
+    <w:bookmarkEnd w:id="56"/>
+    <w:bookmarkEnd w:id="57"/>
+    <w:bookmarkStart w:id="63" w:name="X49b557ff26a6d7ad566bc15086a0bc68ed13f58"/>
     <w:p>
       <w:pPr>
         <w:pStyle w:val="Heading2"/>
       </w:pPr>
       <w:r>
-        <w:t xml:space="preserve">08-application-services — Application Services</w:t>
+        <w:t xml:space="preserve">08-application-services — Class Diagram: Application Services</w:t>
       </w:r>
     </w:p>
     <w:p>
@@ -970,18 +1847,18 @@
           <wp:inline>
             <wp:extent cx="5334000" cy="671977"/>
             <wp:effectExtent b="0" l="0" r="0" t="0"/>
-            <wp:docPr descr="08-application-services" title="" id="50" name="Picture"/>
+            <wp:docPr descr="08-application-services" title="" id="59" name="Picture"/>
             <a:graphic>
               <a:graphicData uri="http://schemas.openxmlformats.org/drawingml/2006/picture">
                 <pic:pic>
                   <pic:nvPicPr>
-                    <pic:cNvPr descr="class-diagrams/png/08-application-services.png" id="51" name="Picture"/>
+                    <pic:cNvPr descr="class-diagrams/png/08-application-services.png" id="60" name="Picture"/>
                     <pic:cNvPicPr>
                       <a:picLocks noChangeArrowheads="1" noChangeAspect="1"/>
                     </pic:cNvPicPr>
                   </pic:nvPicPr>
                   <pic:blipFill>
-                    <a:blip r:embed="rId49"/>
+                    <a:blip r:embed="rId58"/>
                     <a:stretch>
                       <a:fillRect/>
                     </a:stretch>
@@ -1016,7 +1893,7 @@
         <w:t xml:space="preserve">08-application-services</w:t>
       </w:r>
     </w:p>
-    <w:bookmarkStart w:id="52" w:name="описание-8"/>
+    <w:bookmarkStart w:id="61" w:name="описание-8"/>
     <w:p>
       <w:pPr>
         <w:pStyle w:val="Heading3"/>
@@ -1030,22 +1907,50 @@
         <w:pStyle w:val="FirstParagraph"/>
       </w:pPr>
       <w:r>
-        <w:t xml:space="preserve">Диаграмма Application Services показывает архитектурную модель модуля</w:t>
-      </w:r>
-      <w:r>
-        <w:t xml:space="preserve"> </w:t>
-      </w:r>
-      <w:r>
-        <w:rPr>
-          <w:rStyle w:val="VerbatimChar"/>
-        </w:rPr>
-        <w:t xml:space="preserve">08-application-services</w:t>
-      </w:r>
-      <w:r>
-        <w:t xml:space="preserve"> </w:t>
-      </w:r>
-      <w:r>
-        <w:t xml:space="preserve">и фиксирует контракты, роли и отношения между сущностями слоя</w:t>
+        <w:t xml:space="preserve">Диаграмма «Class Diagram: Application Services» показывает архитектурную модель модуля и фиксирует контракты, роли и отношения между сущностями слоя. Она представлена в формате диаграмма классов (class diagram) и служит ориентиром на уровне детализации «Class / Interface». В комментариях исходника зафиксирован фокус диаграммы: High-level application services.. На схеме отражено примерно 19 узлов и 4 связей, поэтому её удобно использовать для проверки влияния изменений, согласования интерфейсов и подготовки рефакторинга. Ключевые блоки/подграфы: Core Application, Operational Services, DQ Analyzers. Показательные узлы для быстрого чтения: DataQualityService, DQReportService, MedallionLifecycleService, VacuumService, PipelineObserver, LifecyclePhase.</w:t>
+      </w:r>
+    </w:p>
+    <w:bookmarkEnd w:id="61"/>
+    <w:bookmarkStart w:id="62" w:name="метаданные-8"/>
+    <w:p>
+      <w:pPr>
+        <w:pStyle w:val="Heading3"/>
+      </w:pPr>
+      <w:r>
+        <w:t xml:space="preserve">Метаданные</w:t>
+      </w:r>
+    </w:p>
+    <w:p>
+      <w:pPr>
+        <w:pStyle w:val="Compact"/>
+        <w:numPr>
+          <w:ilvl w:val="0"/>
+          <w:numId w:val="1011"/>
+        </w:numPr>
+      </w:pPr>
+      <w:r>
+        <w:t xml:space="preserve">Тип:</w:t>
+      </w:r>
+      <w:r>
+        <w:t xml:space="preserve"> </w:t>
+      </w:r>
+      <w:r>
+        <w:rPr>
+          <w:rStyle w:val="VerbatimChar"/>
+        </w:rPr>
+        <w:t xml:space="preserve">classDiagram</w:t>
+      </w:r>
+    </w:p>
+    <w:p>
+      <w:pPr>
+        <w:pStyle w:val="Compact"/>
+        <w:numPr>
+          <w:ilvl w:val="0"/>
+          <w:numId w:val="1011"/>
+        </w:numPr>
+      </w:pPr>
+      <w:r>
+        <w:t xml:space="preserve">Уровень:</w:t>
       </w:r>
       <w:r>
         <w:t xml:space="preserve"> </w:t>
@@ -1056,8 +1961,47 @@
         </w:rPr>
         <w:t xml:space="preserve">Class / Interface</w:t>
       </w:r>
-      <w:r>
-        <w:t xml:space="preserve">. Основной фокус: High-level application services. На схеме отражено примерно 19 классов и 4 связей, поэтому её удобно использовать для проверки влияния изменений, согласования интерфейсов и подготовки рефакторинга. Ключевые элементы для быстрого чтения: DataQualityService, DQReportService, MedallionLifecycleService, VacuumService, PipelineObserver, LifecyclePhase.</w:t>
+    </w:p>
+    <w:p>
+      <w:pPr>
+        <w:pStyle w:val="Compact"/>
+        <w:numPr>
+          <w:ilvl w:val="0"/>
+          <w:numId w:val="1011"/>
+        </w:numPr>
+      </w:pPr>
+      <w:r>
+        <w:t xml:space="preserve">Дата:</w:t>
+      </w:r>
+      <w:r>
+        <w:t xml:space="preserve"> </w:t>
+      </w:r>
+      <w:r>
+        <w:rPr>
+          <w:rStyle w:val="VerbatimChar"/>
+        </w:rPr>
+        <w:t xml:space="preserve">2026-02-26</w:t>
+      </w:r>
+    </w:p>
+    <w:p>
+      <w:pPr>
+        <w:pStyle w:val="Compact"/>
+        <w:numPr>
+          <w:ilvl w:val="0"/>
+          <w:numId w:val="1011"/>
+        </w:numPr>
+      </w:pPr>
+      <w:r>
+        <w:t xml:space="preserve">Узлы (metadata):</w:t>
+      </w:r>
+      <w:r>
+        <w:t xml:space="preserve"> </w:t>
+      </w:r>
+      <w:r>
+        <w:rPr>
+          <w:rStyle w:val="VerbatimChar"/>
+        </w:rPr>
+        <w:t xml:space="preserve">19</w:t>
       </w:r>
     </w:p>
     <w:p>
@@ -1065,15 +2009,15 @@
         <w:br w:type="page"/>
       </w:r>
     </w:p>
-    <w:bookmarkEnd w:id="52"/>
-    <w:bookmarkEnd w:id="53"/>
-    <w:bookmarkStart w:id="58" w:name="Xba66aacd9c54541be7a911fdfea2d3633c1f203"/>
+    <w:bookmarkEnd w:id="62"/>
+    <w:bookmarkEnd w:id="63"/>
+    <w:bookmarkStart w:id="69" w:name="X520bd58c8c1280647f78dda3ec5e603b0739601"/>
     <w:p>
       <w:pPr>
         <w:pStyle w:val="Heading2"/>
       </w:pPr>
       <w:r>
-        <w:t xml:space="preserve">08a-application-services-operation-catalog — Application Service Operation Catalog (L2)</w:t>
+        <w:t xml:space="preserve">08a-application-services-operation-catalog — Class Diagram: Application Service Operation Catalog (L2)</w:t>
       </w:r>
     </w:p>
     <w:p>
@@ -1085,18 +2029,18 @@
           <wp:inline>
             <wp:extent cx="5334000" cy="926254"/>
             <wp:effectExtent b="0" l="0" r="0" t="0"/>
-            <wp:docPr descr="08a-application-services-operation-catalog" title="" id="55" name="Picture"/>
+            <wp:docPr descr="08a-application-services-operation-catalog" title="" id="65" name="Picture"/>
             <a:graphic>
               <a:graphicData uri="http://schemas.openxmlformats.org/drawingml/2006/picture">
                 <pic:pic>
                   <pic:nvPicPr>
-                    <pic:cNvPr descr="class-diagrams/png/08a-application-services-operation-catalog.png" id="56" name="Picture"/>
+                    <pic:cNvPr descr="class-diagrams/png/08a-application-services-operation-catalog.png" id="66" name="Picture"/>
                     <pic:cNvPicPr>
                       <a:picLocks noChangeArrowheads="1" noChangeAspect="1"/>
                     </pic:cNvPicPr>
                   </pic:nvPicPr>
                   <pic:blipFill>
-                    <a:blip r:embed="rId54"/>
+                    <a:blip r:embed="rId64"/>
                     <a:stretch>
                       <a:fillRect/>
                     </a:stretch>
@@ -1131,7 +2075,7 @@
         <w:t xml:space="preserve">08a-application-services-operation-catalog</w:t>
       </w:r>
     </w:p>
-    <w:bookmarkStart w:id="57" w:name="описание-9"/>
+    <w:bookmarkStart w:id="67" w:name="описание-9"/>
     <w:p>
       <w:pPr>
         <w:pStyle w:val="Heading3"/>
@@ -1145,22 +2089,50 @@
         <w:pStyle w:val="FirstParagraph"/>
       </w:pPr>
       <w:r>
-        <w:t xml:space="preserve">Диаграмма «Application Service Operation Catalog (L2)» описывает модуль</w:t>
-      </w:r>
-      <w:r>
-        <w:t xml:space="preserve"> </w:t>
-      </w:r>
-      <w:r>
-        <w:rPr>
-          <w:rStyle w:val="VerbatimChar"/>
-        </w:rPr>
-        <w:t xml:space="preserve">08a-application-services-operation-catalog</w:t>
-      </w:r>
-      <w:r>
-        <w:t xml:space="preserve"> </w:t>
-      </w:r>
-      <w:r>
-        <w:t xml:space="preserve">и фиксирует ключевые классы, контракты и связи на уровне</w:t>
+        <w:t xml:space="preserve">Диаграмма «Class Diagram: Application Service Operation Catalog (L2)» показывает архитектурную модель модуля и фиксирует контракты, роли и отношения между сущностями слоя. Она представлена в формате диаграмма классов (class diagram) и служит ориентиром на уровне детализации «Class / Interface». В комментариях исходника зафиксирован фокус диаграммы: Detailed operational methods extracted from 08-application-services L1 overview.. На схеме отражено примерно 9 узлов, поэтому её удобно использовать для проверки влияния изменений, согласования интерфейсов и подготовки рефакторинга. Показательные узлы для быстрого чтения: MedallionLifecycleService, VacuumService, PipelineObserver, CheckpointService, MetricsService, QuarantineService.</w:t>
+      </w:r>
+    </w:p>
+    <w:bookmarkEnd w:id="67"/>
+    <w:bookmarkStart w:id="68" w:name="метаданные-9"/>
+    <w:p>
+      <w:pPr>
+        <w:pStyle w:val="Heading3"/>
+      </w:pPr>
+      <w:r>
+        <w:t xml:space="preserve">Метаданные</w:t>
+      </w:r>
+    </w:p>
+    <w:p>
+      <w:pPr>
+        <w:pStyle w:val="Compact"/>
+        <w:numPr>
+          <w:ilvl w:val="0"/>
+          <w:numId w:val="1012"/>
+        </w:numPr>
+      </w:pPr>
+      <w:r>
+        <w:t xml:space="preserve">Тип:</w:t>
+      </w:r>
+      <w:r>
+        <w:t xml:space="preserve"> </w:t>
+      </w:r>
+      <w:r>
+        <w:rPr>
+          <w:rStyle w:val="VerbatimChar"/>
+        </w:rPr>
+        <w:t xml:space="preserve">classDiagram</w:t>
+      </w:r>
+    </w:p>
+    <w:p>
+      <w:pPr>
+        <w:pStyle w:val="Compact"/>
+        <w:numPr>
+          <w:ilvl w:val="0"/>
+          <w:numId w:val="1012"/>
+        </w:numPr>
+      </w:pPr>
+      <w:r>
+        <w:t xml:space="preserve">Уровень:</w:t>
       </w:r>
       <w:r>
         <w:t xml:space="preserve"> </w:t>
@@ -1171,8 +2143,47 @@
         </w:rPr>
         <w:t xml:space="preserve">Class / Interface</w:t>
       </w:r>
-      <w:r>
-        <w:t xml:space="preserve">. Основной фокус: Detailed operational methods extracted from 08-application-services L1 overview.</w:t>
+    </w:p>
+    <w:p>
+      <w:pPr>
+        <w:pStyle w:val="Compact"/>
+        <w:numPr>
+          <w:ilvl w:val="0"/>
+          <w:numId w:val="1012"/>
+        </w:numPr>
+      </w:pPr>
+      <w:r>
+        <w:t xml:space="preserve">Дата:</w:t>
+      </w:r>
+      <w:r>
+        <w:t xml:space="preserve"> </w:t>
+      </w:r>
+      <w:r>
+        <w:rPr>
+          <w:rStyle w:val="VerbatimChar"/>
+        </w:rPr>
+        <w:t xml:space="preserve">2026-03-02</w:t>
+      </w:r>
+    </w:p>
+    <w:p>
+      <w:pPr>
+        <w:pStyle w:val="Compact"/>
+        <w:numPr>
+          <w:ilvl w:val="0"/>
+          <w:numId w:val="1012"/>
+        </w:numPr>
+      </w:pPr>
+      <w:r>
+        <w:t xml:space="preserve">Узлы (metadata):</w:t>
+      </w:r>
+      <w:r>
+        <w:t xml:space="preserve"> </w:t>
+      </w:r>
+      <w:r>
+        <w:rPr>
+          <w:rStyle w:val="VerbatimChar"/>
+        </w:rPr>
+        <w:t xml:space="preserve">9</w:t>
       </w:r>
     </w:p>
     <w:p>
@@ -1180,15 +2191,15 @@
         <w:br w:type="page"/>
       </w:r>
     </w:p>
-    <w:bookmarkEnd w:id="57"/>
-    <w:bookmarkEnd w:id="58"/>
-    <w:bookmarkStart w:id="63" w:name="transformers-transformers"/>
+    <w:bookmarkEnd w:id="68"/>
+    <w:bookmarkEnd w:id="69"/>
+    <w:bookmarkStart w:id="75" w:name="transformers-class-diagram-transformers"/>
     <w:p>
       <w:pPr>
         <w:pStyle w:val="Heading2"/>
       </w:pPr>
       <w:r>
-        <w:t xml:space="preserve">09-transformers — Transformers</w:t>
+        <w:t xml:space="preserve">09-transformers — Class Diagram: Transformers</w:t>
       </w:r>
     </w:p>
     <w:p>
@@ -1198,20 +2209,20 @@
       <w:r>
         <w:drawing>
           <wp:inline>
-            <wp:extent cx="5334000" cy="12893893"/>
+            <wp:extent cx="5334000" cy="12364597"/>
             <wp:effectExtent b="0" l="0" r="0" t="0"/>
-            <wp:docPr descr="09-transformers" title="" id="60" name="Picture"/>
+            <wp:docPr descr="09-transformers" title="" id="71" name="Picture"/>
             <a:graphic>
               <a:graphicData uri="http://schemas.openxmlformats.org/drawingml/2006/picture">
                 <pic:pic>
                   <pic:nvPicPr>
-                    <pic:cNvPr descr="class-diagrams/png/09-transformers.png" id="61" name="Picture"/>
+                    <pic:cNvPr descr="class-diagrams/png/09-transformers.png" id="72" name="Picture"/>
                     <pic:cNvPicPr>
                       <a:picLocks noChangeArrowheads="1" noChangeAspect="1"/>
                     </pic:cNvPicPr>
                   </pic:nvPicPr>
                   <pic:blipFill>
-                    <a:blip r:embed="rId59"/>
+                    <a:blip r:embed="rId70"/>
                     <a:stretch>
                       <a:fillRect/>
                     </a:stretch>
@@ -1219,7 +2230,7 @@
                   <pic:spPr bwMode="auto">
                     <a:xfrm>
                       <a:off x="0" y="0"/>
-                      <a:ext cx="5334000" cy="12893893"/>
+                      <a:ext cx="5334000" cy="12364597"/>
                     </a:xfrm>
                     <a:prstGeom prst="rect">
                       <a:avLst/>
@@ -1246,7 +2257,7 @@
         <w:t xml:space="preserve">09-transformers</w:t>
       </w:r>
     </w:p>
-    <w:bookmarkStart w:id="62" w:name="описание-10"/>
+    <w:bookmarkStart w:id="73" w:name="описание-10"/>
     <w:p>
       <w:pPr>
         <w:pStyle w:val="Heading3"/>
@@ -1260,22 +2271,50 @@
         <w:pStyle w:val="FirstParagraph"/>
       </w:pPr>
       <w:r>
-        <w:t xml:space="preserve">Диаграмма Transformers показывает архитектурную модель модуля</w:t>
-      </w:r>
-      <w:r>
-        <w:t xml:space="preserve"> </w:t>
-      </w:r>
-      <w:r>
-        <w:rPr>
-          <w:rStyle w:val="VerbatimChar"/>
-        </w:rPr>
-        <w:t xml:space="preserve">09-transformers</w:t>
-      </w:r>
-      <w:r>
-        <w:t xml:space="preserve"> </w:t>
-      </w:r>
-      <w:r>
-        <w:t xml:space="preserve">и фиксирует контракты, роли и отношения между сущностями слоя</w:t>
+        <w:t xml:space="preserve">Диаграмма «Class Diagram: Transformers» показывает архитектурную модель модуля и фиксирует контракты, роли и отношения между сущностями слоя. Она представлена в формате диаграмма классов (class diagram) и служит ориентиром на уровне детализации «Class / Interface». В комментариях исходника зафиксирован фокус диаграммы: BaseTransformer hierarchy and provider-specific implementations.. На схеме отражено примерно 20 узлов и 19 связей, поэтому её удобно использовать для проверки влияния изменений, согласования интерфейсов и подготовки рефакторинга. Ключевые блоки/подграфы: Base Layer, ChEMBL Transformers, Publication Enrichers, Other Providers. Показательные узлы для быстрого чтения: BaseTransformer, BaseChemblTransformer, BasePublicationTransformer, ActivityTransformer, AssayTransformer, MoleculeTransformer.</w:t>
+      </w:r>
+    </w:p>
+    <w:bookmarkEnd w:id="73"/>
+    <w:bookmarkStart w:id="74" w:name="метаданные-10"/>
+    <w:p>
+      <w:pPr>
+        <w:pStyle w:val="Heading3"/>
+      </w:pPr>
+      <w:r>
+        <w:t xml:space="preserve">Метаданные</w:t>
+      </w:r>
+    </w:p>
+    <w:p>
+      <w:pPr>
+        <w:pStyle w:val="Compact"/>
+        <w:numPr>
+          <w:ilvl w:val="0"/>
+          <w:numId w:val="1013"/>
+        </w:numPr>
+      </w:pPr>
+      <w:r>
+        <w:t xml:space="preserve">Тип:</w:t>
+      </w:r>
+      <w:r>
+        <w:t xml:space="preserve"> </w:t>
+      </w:r>
+      <w:r>
+        <w:rPr>
+          <w:rStyle w:val="VerbatimChar"/>
+        </w:rPr>
+        <w:t xml:space="preserve">classDiagram</w:t>
+      </w:r>
+    </w:p>
+    <w:p>
+      <w:pPr>
+        <w:pStyle w:val="Compact"/>
+        <w:numPr>
+          <w:ilvl w:val="0"/>
+          <w:numId w:val="1013"/>
+        </w:numPr>
+      </w:pPr>
+      <w:r>
+        <w:t xml:space="preserve">Уровень:</w:t>
       </w:r>
       <w:r>
         <w:t xml:space="preserve"> </w:t>
@@ -1286,8 +2325,47 @@
         </w:rPr>
         <w:t xml:space="preserve">Class / Interface</w:t>
       </w:r>
-      <w:r>
-        <w:t xml:space="preserve">. Основной фокус: BaseTransformer hierarchy and provider-specific implementations. На схеме отражено примерно 20 классов и 19 связей, поэтому её удобно использовать для проверки влияния изменений, согласования интерфейсов и подготовки рефакторинга. Ключевые элементы для быстрого чтения: BaseTransformer, BaseChemblTransformer, BasePublicationTransformer, ActivityTransformer, AssayTransformer, MoleculeTransformer.</w:t>
+    </w:p>
+    <w:p>
+      <w:pPr>
+        <w:pStyle w:val="Compact"/>
+        <w:numPr>
+          <w:ilvl w:val="0"/>
+          <w:numId w:val="1013"/>
+        </w:numPr>
+      </w:pPr>
+      <w:r>
+        <w:t xml:space="preserve">Дата:</w:t>
+      </w:r>
+      <w:r>
+        <w:t xml:space="preserve"> </w:t>
+      </w:r>
+      <w:r>
+        <w:rPr>
+          <w:rStyle w:val="VerbatimChar"/>
+        </w:rPr>
+        <w:t xml:space="preserve">2026-03-19</w:t>
+      </w:r>
+    </w:p>
+    <w:p>
+      <w:pPr>
+        <w:pStyle w:val="Compact"/>
+        <w:numPr>
+          <w:ilvl w:val="0"/>
+          <w:numId w:val="1013"/>
+        </w:numPr>
+      </w:pPr>
+      <w:r>
+        <w:t xml:space="preserve">Узлы (metadata):</w:t>
+      </w:r>
+      <w:r>
+        <w:t xml:space="preserve"> </w:t>
+      </w:r>
+      <w:r>
+        <w:rPr>
+          <w:rStyle w:val="VerbatimChar"/>
+        </w:rPr>
+        <w:t xml:space="preserve">20</w:t>
       </w:r>
     </w:p>
     <w:p>
@@ -1295,15 +2373,15 @@
         <w:br w:type="page"/>
       </w:r>
     </w:p>
-    <w:bookmarkEnd w:id="62"/>
-    <w:bookmarkEnd w:id="63"/>
-    <w:bookmarkStart w:id="68" w:name="adapters-infrastructure-adapters"/>
+    <w:bookmarkEnd w:id="74"/>
+    <w:bookmarkEnd w:id="75"/>
+    <w:bookmarkStart w:id="81" w:name="X5995dc62b33dd875eed893a86fa90cfeec673ee"/>
     <w:p>
       <w:pPr>
         <w:pStyle w:val="Heading2"/>
       </w:pPr>
       <w:r>
-        <w:t xml:space="preserve">10-adapters — Infrastructure Adapters</w:t>
+        <w:t xml:space="preserve">10-adapters — Class Diagram: Infrastructure Adapters</w:t>
       </w:r>
     </w:p>
     <w:p>
@@ -1315,18 +2393,18 @@
           <wp:inline>
             <wp:extent cx="5334000" cy="8080891"/>
             <wp:effectExtent b="0" l="0" r="0" t="0"/>
-            <wp:docPr descr="10-adapters" title="" id="65" name="Picture"/>
+            <wp:docPr descr="10-adapters" title="" id="77" name="Picture"/>
             <a:graphic>
               <a:graphicData uri="http://schemas.openxmlformats.org/drawingml/2006/picture">
                 <pic:pic>
                   <pic:nvPicPr>
-                    <pic:cNvPr descr="class-diagrams/png/10-adapters.png" id="66" name="Picture"/>
+                    <pic:cNvPr descr="class-diagrams/png/10-adapters.png" id="78" name="Picture"/>
                     <pic:cNvPicPr>
                       <a:picLocks noChangeArrowheads="1" noChangeAspect="1"/>
                     </pic:cNvPicPr>
                   </pic:nvPicPr>
                   <pic:blipFill>
-                    <a:blip r:embed="rId64"/>
+                    <a:blip r:embed="rId76"/>
                     <a:stretch>
                       <a:fillRect/>
                     </a:stretch>
@@ -1361,7 +2439,7 @@
         <w:t xml:space="preserve">10-adapters</w:t>
       </w:r>
     </w:p>
-    <w:bookmarkStart w:id="67" w:name="описание-11"/>
+    <w:bookmarkStart w:id="79" w:name="описание-11"/>
     <w:p>
       <w:pPr>
         <w:pStyle w:val="Heading3"/>
@@ -1375,22 +2453,50 @@
         <w:pStyle w:val="FirstParagraph"/>
       </w:pPr>
       <w:r>
-        <w:t xml:space="preserve">Диаграмма Infrastructure Adapters показывает архитектурную модель модуля</w:t>
-      </w:r>
-      <w:r>
-        <w:t xml:space="preserve"> </w:t>
-      </w:r>
-      <w:r>
-        <w:rPr>
-          <w:rStyle w:val="VerbatimChar"/>
-        </w:rPr>
-        <w:t xml:space="preserve">10-adapters</w:t>
-      </w:r>
-      <w:r>
-        <w:t xml:space="preserve"> </w:t>
-      </w:r>
-      <w:r>
-        <w:t xml:space="preserve">и фиксирует контракты, роли и отношения между сущностями слоя</w:t>
+        <w:t xml:space="preserve">Диаграмма «Class Diagram: Infrastructure Adapters» показывает архитектурную модель модуля и фиксирует контракты, роли и отношения между сущностями слоя. Она представлена в формате диаграмма классов (class diagram) и служит ориентиром на уровне детализации «Class / Interface». В комментариях исходника зафиксирован фокус диаграммы: HTTP adapter class hierarchy with mixins.. На схеме отражено примерно 18 узлов и 14 связей, поэтому её удобно использовать для проверки влияния изменений, согласования интерфейсов и подготовки рефакторинга. Показательные узлы для быстрого чтения: HealthCheckMixin, HealthCheckProviderMixin, BaseHttpAdapter, BaseSyncAdapter, UnifiedHTTPClient, ChemblAdapter.</w:t>
+      </w:r>
+    </w:p>
+    <w:bookmarkEnd w:id="79"/>
+    <w:bookmarkStart w:id="80" w:name="метаданные-11"/>
+    <w:p>
+      <w:pPr>
+        <w:pStyle w:val="Heading3"/>
+      </w:pPr>
+      <w:r>
+        <w:t xml:space="preserve">Метаданные</w:t>
+      </w:r>
+    </w:p>
+    <w:p>
+      <w:pPr>
+        <w:pStyle w:val="Compact"/>
+        <w:numPr>
+          <w:ilvl w:val="0"/>
+          <w:numId w:val="1014"/>
+        </w:numPr>
+      </w:pPr>
+      <w:r>
+        <w:t xml:space="preserve">Тип:</w:t>
+      </w:r>
+      <w:r>
+        <w:t xml:space="preserve"> </w:t>
+      </w:r>
+      <w:r>
+        <w:rPr>
+          <w:rStyle w:val="VerbatimChar"/>
+        </w:rPr>
+        <w:t xml:space="preserve">classDiagram</w:t>
+      </w:r>
+    </w:p>
+    <w:p>
+      <w:pPr>
+        <w:pStyle w:val="Compact"/>
+        <w:numPr>
+          <w:ilvl w:val="0"/>
+          <w:numId w:val="1014"/>
+        </w:numPr>
+      </w:pPr>
+      <w:r>
+        <w:t xml:space="preserve">Уровень:</w:t>
       </w:r>
       <w:r>
         <w:t xml:space="preserve"> </w:t>
@@ -1401,8 +2507,47 @@
         </w:rPr>
         <w:t xml:space="preserve">Class / Interface</w:t>
       </w:r>
-      <w:r>
-        <w:t xml:space="preserve">. Основной фокус: HTTP adapter class hierarchy with mixins. На схеме отражено примерно 18 классов и 14 связей, поэтому её удобно использовать для проверки влияния изменений, согласования интерфейсов и подготовки рефакторинга. Ключевые элементы для быстрого чтения: HealthCheckMixin, HealthCheckProviderMixin, BaseHttpAdapter, BaseSyncAdapter, UnifiedHTTPClient, ChemblAdapter.</w:t>
+    </w:p>
+    <w:p>
+      <w:pPr>
+        <w:pStyle w:val="Compact"/>
+        <w:numPr>
+          <w:ilvl w:val="0"/>
+          <w:numId w:val="1014"/>
+        </w:numPr>
+      </w:pPr>
+      <w:r>
+        <w:t xml:space="preserve">Дата:</w:t>
+      </w:r>
+      <w:r>
+        <w:t xml:space="preserve"> </w:t>
+      </w:r>
+      <w:r>
+        <w:rPr>
+          <w:rStyle w:val="VerbatimChar"/>
+        </w:rPr>
+        <w:t xml:space="preserve">2026-03-08</w:t>
+      </w:r>
+    </w:p>
+    <w:p>
+      <w:pPr>
+        <w:pStyle w:val="Compact"/>
+        <w:numPr>
+          <w:ilvl w:val="0"/>
+          <w:numId w:val="1014"/>
+        </w:numPr>
+      </w:pPr>
+      <w:r>
+        <w:t xml:space="preserve">Узлы (metadata):</w:t>
+      </w:r>
+      <w:r>
+        <w:t xml:space="preserve"> </w:t>
+      </w:r>
+      <w:r>
+        <w:rPr>
+          <w:rStyle w:val="VerbatimChar"/>
+        </w:rPr>
+        <w:t xml:space="preserve">18</w:t>
       </w:r>
     </w:p>
     <w:p>
@@ -1410,15 +2555,15 @@
         <w:br w:type="page"/>
       </w:r>
     </w:p>
-    <w:bookmarkEnd w:id="67"/>
-    <w:bookmarkEnd w:id="68"/>
-    <w:bookmarkStart w:id="73" w:name="storage-storage-components"/>
+    <w:bookmarkEnd w:id="80"/>
+    <w:bookmarkEnd w:id="81"/>
+    <w:bookmarkStart w:id="87" w:name="storage-class-diagram-storage-components"/>
     <w:p>
       <w:pPr>
         <w:pStyle w:val="Heading2"/>
       </w:pPr>
       <w:r>
-        <w:t xml:space="preserve">11-storage — Storage Components</w:t>
+        <w:t xml:space="preserve">11-storage — Class Diagram: Storage Components</w:t>
       </w:r>
     </w:p>
     <w:p>
@@ -1428,20 +2573,20 @@
       <w:r>
         <w:drawing>
           <wp:inline>
-            <wp:extent cx="5334000" cy="9836224"/>
+            <wp:extent cx="5334000" cy="7650293"/>
             <wp:effectExtent b="0" l="0" r="0" t="0"/>
-            <wp:docPr descr="11-storage" title="" id="70" name="Picture"/>
+            <wp:docPr descr="11-storage" title="" id="83" name="Picture"/>
             <a:graphic>
               <a:graphicData uri="http://schemas.openxmlformats.org/drawingml/2006/picture">
                 <pic:pic>
                   <pic:nvPicPr>
-                    <pic:cNvPr descr="class-diagrams/png/11-storage.png" id="71" name="Picture"/>
+                    <pic:cNvPr descr="class-diagrams/png/11-storage.png" id="84" name="Picture"/>
                     <pic:cNvPicPr>
                       <a:picLocks noChangeArrowheads="1" noChangeAspect="1"/>
                     </pic:cNvPicPr>
                   </pic:nvPicPr>
                   <pic:blipFill>
-                    <a:blip r:embed="rId69"/>
+                    <a:blip r:embed="rId82"/>
                     <a:stretch>
                       <a:fillRect/>
                     </a:stretch>
@@ -1449,7 +2594,7 @@
                   <pic:spPr bwMode="auto">
                     <a:xfrm>
                       <a:off x="0" y="0"/>
-                      <a:ext cx="5334000" cy="9836224"/>
+                      <a:ext cx="5334000" cy="7650293"/>
                     </a:xfrm>
                     <a:prstGeom prst="rect">
                       <a:avLst/>
@@ -1476,7 +2621,7 @@
         <w:t xml:space="preserve">11-storage</w:t>
       </w:r>
     </w:p>
-    <w:bookmarkStart w:id="72" w:name="описание-12"/>
+    <w:bookmarkStart w:id="85" w:name="описание-12"/>
     <w:p>
       <w:pPr>
         <w:pStyle w:val="Heading3"/>
@@ -1490,22 +2635,50 @@
         <w:pStyle w:val="FirstParagraph"/>
       </w:pPr>
       <w:r>
-        <w:t xml:space="preserve">Диаграмма Storage Components показывает архитектурную модель модуля</w:t>
-      </w:r>
-      <w:r>
-        <w:t xml:space="preserve"> </w:t>
-      </w:r>
-      <w:r>
-        <w:rPr>
-          <w:rStyle w:val="VerbatimChar"/>
-        </w:rPr>
-        <w:t xml:space="preserve">11-storage</w:t>
-      </w:r>
-      <w:r>
-        <w:t xml:space="preserve"> </w:t>
-      </w:r>
-      <w:r>
-        <w:t xml:space="preserve">и фиксирует контракты, роли и отношения между сущностями слоя</w:t>
+        <w:t xml:space="preserve">Диаграмма «Class Diagram: Storage Components» показывает архитектурную модель модуля и фиксирует контракты, роли и отношения между сущностями слоя. Она представлена в формате диаграмма классов (class diagram) и служит ориентиром на уровне детализации «Class / Interface». В комментариях исходника зафиксирован фокус диаграммы: Bronze/Silver/Gold writers and supporting classes.. На схеме отражено примерно 19 узлов и 21 связей, поэтому её удобно использовать для проверки влияния изменений, согласования интерфейсов и подготовки рефакторинга. Показательные узлы для быстрого чтения: BaseDeltaWriter, BronzeWriter, SilverWriter, GoldWriter, DeltaReader, ArrowDataConverter.</w:t>
+      </w:r>
+    </w:p>
+    <w:bookmarkEnd w:id="85"/>
+    <w:bookmarkStart w:id="86" w:name="метаданные-12"/>
+    <w:p>
+      <w:pPr>
+        <w:pStyle w:val="Heading3"/>
+      </w:pPr>
+      <w:r>
+        <w:t xml:space="preserve">Метаданные</w:t>
+      </w:r>
+    </w:p>
+    <w:p>
+      <w:pPr>
+        <w:pStyle w:val="Compact"/>
+        <w:numPr>
+          <w:ilvl w:val="0"/>
+          <w:numId w:val="1015"/>
+        </w:numPr>
+      </w:pPr>
+      <w:r>
+        <w:t xml:space="preserve">Тип:</w:t>
+      </w:r>
+      <w:r>
+        <w:t xml:space="preserve"> </w:t>
+      </w:r>
+      <w:r>
+        <w:rPr>
+          <w:rStyle w:val="VerbatimChar"/>
+        </w:rPr>
+        <w:t xml:space="preserve">classDiagram</w:t>
+      </w:r>
+    </w:p>
+    <w:p>
+      <w:pPr>
+        <w:pStyle w:val="Compact"/>
+        <w:numPr>
+          <w:ilvl w:val="0"/>
+          <w:numId w:val="1015"/>
+        </w:numPr>
+      </w:pPr>
+      <w:r>
+        <w:t xml:space="preserve">Уровень:</w:t>
       </w:r>
       <w:r>
         <w:t xml:space="preserve"> </w:t>
@@ -1516,8 +2689,47 @@
         </w:rPr>
         <w:t xml:space="preserve">Class / Interface</w:t>
       </w:r>
-      <w:r>
-        <w:t xml:space="preserve">. Основной фокус: Bronze/Silver/Gold writers and supporting classes. На схеме отражено примерно 16 классов и 17 связей, поэтому её удобно использовать для проверки влияния изменений, согласования интерфейсов и подготовки рефакторинга. Ключевые элементы для быстрого чтения: BaseDeltaWriter, BronzeWriter, SilverWriter, GoldWriter, DeltaReader, ArrowDataConverter.</w:t>
+    </w:p>
+    <w:p>
+      <w:pPr>
+        <w:pStyle w:val="Compact"/>
+        <w:numPr>
+          <w:ilvl w:val="0"/>
+          <w:numId w:val="1015"/>
+        </w:numPr>
+      </w:pPr>
+      <w:r>
+        <w:t xml:space="preserve">Дата:</w:t>
+      </w:r>
+      <w:r>
+        <w:t xml:space="preserve"> </w:t>
+      </w:r>
+      <w:r>
+        <w:rPr>
+          <w:rStyle w:val="VerbatimChar"/>
+        </w:rPr>
+        <w:t xml:space="preserve">2026-03-19</w:t>
+      </w:r>
+    </w:p>
+    <w:p>
+      <w:pPr>
+        <w:pStyle w:val="Compact"/>
+        <w:numPr>
+          <w:ilvl w:val="0"/>
+          <w:numId w:val="1015"/>
+        </w:numPr>
+      </w:pPr>
+      <w:r>
+        <w:t xml:space="preserve">Узлы (metadata):</w:t>
+      </w:r>
+      <w:r>
+        <w:t xml:space="preserve"> </w:t>
+      </w:r>
+      <w:r>
+        <w:rPr>
+          <w:rStyle w:val="VerbatimChar"/>
+        </w:rPr>
+        <w:t xml:space="preserve">19</w:t>
       </w:r>
     </w:p>
     <w:p>
@@ -1525,15 +2737,15 @@
         <w:br w:type="page"/>
       </w:r>
     </w:p>
-    <w:bookmarkEnd w:id="72"/>
-    <w:bookmarkEnd w:id="73"/>
-    <w:bookmarkStart w:id="78" w:name="Xd3476fee4348dcc1c6f2d9f59b955b67d61b150"/>
+    <w:bookmarkEnd w:id="86"/>
+    <w:bookmarkEnd w:id="87"/>
+    <w:bookmarkStart w:id="93" w:name="Xd80fc632cca0fed45ce7c23e7a4b2c3c103c7cc"/>
     <w:p>
       <w:pPr>
         <w:pStyle w:val="Heading2"/>
       </w:pPr>
       <w:r>
-        <w:t xml:space="preserve">12-composite-pipeline — Composite Pipeline Components</w:t>
+        <w:t xml:space="preserve">12-composite-pipeline — Class Diagram: Composite Pipeline Components</w:t>
       </w:r>
     </w:p>
     <w:p>
@@ -1545,18 +2757,18 @@
           <wp:inline>
             <wp:extent cx="5334000" cy="9300754"/>
             <wp:effectExtent b="0" l="0" r="0" t="0"/>
-            <wp:docPr descr="12-composite-pipeline" title="" id="75" name="Picture"/>
+            <wp:docPr descr="12-composite-pipeline" title="" id="89" name="Picture"/>
             <a:graphic>
               <a:graphicData uri="http://schemas.openxmlformats.org/drawingml/2006/picture">
                 <pic:pic>
                   <pic:nvPicPr>
-                    <pic:cNvPr descr="class-diagrams/png/12-composite-pipeline.png" id="76" name="Picture"/>
+                    <pic:cNvPr descr="class-diagrams/png/12-composite-pipeline.png" id="90" name="Picture"/>
                     <pic:cNvPicPr>
                       <a:picLocks noChangeArrowheads="1" noChangeAspect="1"/>
                     </pic:cNvPicPr>
                   </pic:nvPicPr>
                   <pic:blipFill>
-                    <a:blip r:embed="rId74"/>
+                    <a:blip r:embed="rId88"/>
                     <a:stretch>
                       <a:fillRect/>
                     </a:stretch>
@@ -1591,7 +2803,7 @@
         <w:t xml:space="preserve">12-composite-pipeline</w:t>
       </w:r>
     </w:p>
-    <w:bookmarkStart w:id="77" w:name="описание-13"/>
+    <w:bookmarkStart w:id="91" w:name="описание-13"/>
     <w:p>
       <w:pPr>
         <w:pStyle w:val="Heading3"/>
@@ -1605,22 +2817,50 @@
         <w:pStyle w:val="FirstParagraph"/>
       </w:pPr>
       <w:r>
-        <w:t xml:space="preserve">Диаграмма Composite Pipeline Components показывает архитектурную модель модуля</w:t>
-      </w:r>
-      <w:r>
-        <w:t xml:space="preserve"> </w:t>
-      </w:r>
-      <w:r>
-        <w:rPr>
-          <w:rStyle w:val="VerbatimChar"/>
-        </w:rPr>
-        <w:t xml:space="preserve">12-composite-pipeline</w:t>
-      </w:r>
-      <w:r>
-        <w:t xml:space="preserve"> </w:t>
-      </w:r>
-      <w:r>
-        <w:t xml:space="preserve">и фиксирует контракты, роли и отношения между сущностями слоя</w:t>
+        <w:t xml:space="preserve">Диаграмма «Class Diagram: Composite Pipeline Components» показывает архитектурную модель модуля и фиксирует контракты, роли и отношения между сущностями слоя. Она представлена в формате диаграмма классов (class diagram) и служит ориентиром на уровне детализации «Class / Interface». В комментариях исходника зафиксирован фокус диаграммы: Runner, coordinators, merge service, and FSM.. На схеме отражено примерно 14 узлов и 13 связей, поэтому её удобно использовать для проверки влияния изменений, согласования интерфейсов и подготовки рефакторинга. Показательные узлы для быстрого чтения: CompositePipelineRunner, CompositeRuntimeConfig, EnrichmentCoordinator, DependencyCoordinator, MergeService, EnricherAggregator.</w:t>
+      </w:r>
+    </w:p>
+    <w:bookmarkEnd w:id="91"/>
+    <w:bookmarkStart w:id="92" w:name="метаданные-13"/>
+    <w:p>
+      <w:pPr>
+        <w:pStyle w:val="Heading3"/>
+      </w:pPr>
+      <w:r>
+        <w:t xml:space="preserve">Метаданные</w:t>
+      </w:r>
+    </w:p>
+    <w:p>
+      <w:pPr>
+        <w:pStyle w:val="Compact"/>
+        <w:numPr>
+          <w:ilvl w:val="0"/>
+          <w:numId w:val="1016"/>
+        </w:numPr>
+      </w:pPr>
+      <w:r>
+        <w:t xml:space="preserve">Тип:</w:t>
+      </w:r>
+      <w:r>
+        <w:t xml:space="preserve"> </w:t>
+      </w:r>
+      <w:r>
+        <w:rPr>
+          <w:rStyle w:val="VerbatimChar"/>
+        </w:rPr>
+        <w:t xml:space="preserve">classDiagram</w:t>
+      </w:r>
+    </w:p>
+    <w:p>
+      <w:pPr>
+        <w:pStyle w:val="Compact"/>
+        <w:numPr>
+          <w:ilvl w:val="0"/>
+          <w:numId w:val="1016"/>
+        </w:numPr>
+      </w:pPr>
+      <w:r>
+        <w:t xml:space="preserve">Уровень:</w:t>
       </w:r>
       <w:r>
         <w:t xml:space="preserve"> </w:t>
@@ -1631,8 +2871,47 @@
         </w:rPr>
         <w:t xml:space="preserve">Class / Interface</w:t>
       </w:r>
-      <w:r>
-        <w:t xml:space="preserve">. Основной фокус: Runner, coordinators, merge service, and FSM. На схеме отражено примерно 14 классов и 13 связей, поэтому её удобно использовать для проверки влияния изменений, согласования интерфейсов и подготовки рефакторинга. Ключевые элементы для быстрого чтения: CompositePipelineRunner, CompositeRuntimeConfig, EnrichmentCoordinator, DependencyCoordinator, MergeService, EnricherAggregator.</w:t>
+    </w:p>
+    <w:p>
+      <w:pPr>
+        <w:pStyle w:val="Compact"/>
+        <w:numPr>
+          <w:ilvl w:val="0"/>
+          <w:numId w:val="1016"/>
+        </w:numPr>
+      </w:pPr>
+      <w:r>
+        <w:t xml:space="preserve">Дата:</w:t>
+      </w:r>
+      <w:r>
+        <w:t xml:space="preserve"> </w:t>
+      </w:r>
+      <w:r>
+        <w:rPr>
+          <w:rStyle w:val="VerbatimChar"/>
+        </w:rPr>
+        <w:t xml:space="preserve">2026-03-01</w:t>
+      </w:r>
+    </w:p>
+    <w:p>
+      <w:pPr>
+        <w:pStyle w:val="Compact"/>
+        <w:numPr>
+          <w:ilvl w:val="0"/>
+          <w:numId w:val="1016"/>
+        </w:numPr>
+      </w:pPr>
+      <w:r>
+        <w:t xml:space="preserve">Узлы (metadata):</w:t>
+      </w:r>
+      <w:r>
+        <w:t xml:space="preserve"> </w:t>
+      </w:r>
+      <w:r>
+        <w:rPr>
+          <w:rStyle w:val="VerbatimChar"/>
+        </w:rPr>
+        <w:t xml:space="preserve">14</w:t>
       </w:r>
     </w:p>
     <w:p>
@@ -1640,15 +2919,15 @@
         <w:br w:type="page"/>
       </w:r>
     </w:p>
-    <w:bookmarkEnd w:id="77"/>
-    <w:bookmarkEnd w:id="78"/>
-    <w:bookmarkStart w:id="83" w:name="domain-services-domain-services"/>
+    <w:bookmarkEnd w:id="92"/>
+    <w:bookmarkEnd w:id="93"/>
+    <w:bookmarkStart w:id="99" w:name="Xc35332f11e43db2b9d9d2a52ce3810baf56b02f"/>
     <w:p>
       <w:pPr>
         <w:pStyle w:val="Heading2"/>
       </w:pPr>
       <w:r>
-        <w:t xml:space="preserve">13-domain-services — Domain Services</w:t>
+        <w:t xml:space="preserve">13-domain-services — Class Diagram: Domain Services</w:t>
       </w:r>
     </w:p>
     <w:p>
@@ -1660,18 +2939,18 @@
           <wp:inline>
             <wp:extent cx="5334000" cy="10065068"/>
             <wp:effectExtent b="0" l="0" r="0" t="0"/>
-            <wp:docPr descr="13-domain-services" title="" id="80" name="Picture"/>
+            <wp:docPr descr="13-domain-services" title="" id="95" name="Picture"/>
             <a:graphic>
               <a:graphicData uri="http://schemas.openxmlformats.org/drawingml/2006/picture">
                 <pic:pic>
                   <pic:nvPicPr>
-                    <pic:cNvPr descr="class-diagrams/png/13-domain-services.png" id="81" name="Picture"/>
+                    <pic:cNvPr descr="class-diagrams/png/13-domain-services.png" id="96" name="Picture"/>
                     <pic:cNvPicPr>
                       <a:picLocks noChangeArrowheads="1" noChangeAspect="1"/>
                     </pic:cNvPicPr>
                   </pic:nvPicPr>
                   <pic:blipFill>
-                    <a:blip r:embed="rId79"/>
+                    <a:blip r:embed="rId94"/>
                     <a:stretch>
                       <a:fillRect/>
                     </a:stretch>
@@ -1706,7 +2985,7 @@
         <w:t xml:space="preserve">13-domain-services</w:t>
       </w:r>
     </w:p>
-    <w:bookmarkStart w:id="82" w:name="описание-14"/>
+    <w:bookmarkStart w:id="97" w:name="описание-14"/>
     <w:p>
       <w:pPr>
         <w:pStyle w:val="Heading3"/>
@@ -1720,22 +2999,50 @@
         <w:pStyle w:val="FirstParagraph"/>
       </w:pPr>
       <w:r>
-        <w:t xml:space="preserve">Диаграмма Domain Services показывает архитектурную модель модуля</w:t>
-      </w:r>
-      <w:r>
-        <w:t xml:space="preserve"> </w:t>
-      </w:r>
-      <w:r>
-        <w:rPr>
-          <w:rStyle w:val="VerbatimChar"/>
-        </w:rPr>
-        <w:t xml:space="preserve">13-domain-services</w:t>
-      </w:r>
-      <w:r>
-        <w:t xml:space="preserve"> </w:t>
-      </w:r>
-      <w:r>
-        <w:t xml:space="preserve">и фиксирует контракты, роли и отношения между сущностями слоя</w:t>
+        <w:t xml:space="preserve">Диаграмма «Class Diagram: Domain Services» показывает архитектурную модель модуля и фиксирует контракты, роли и отношения между сущностями слоя. Она представлена в формате диаграмма классов (class diagram) и служит ориентиром на уровне детализации «Class / Interface». В комментариях исходника зафиксирован фокус диаграммы: Pure domain services without I/O.. На схеме отражено примерно 10 узлов, поэтому её удобно использовать для проверки влияния изменений, согласования интерфейсов и подготовки рефакторинга. Показательные узлы для быстрого чтения: IdentityService, NormalizationService, DataNormalizationService, AuthorNormalizationService, ActivityAggregator, UnitConverter.</w:t>
+      </w:r>
+    </w:p>
+    <w:bookmarkEnd w:id="97"/>
+    <w:bookmarkStart w:id="98" w:name="метаданные-14"/>
+    <w:p>
+      <w:pPr>
+        <w:pStyle w:val="Heading3"/>
+      </w:pPr>
+      <w:r>
+        <w:t xml:space="preserve">Метаданные</w:t>
+      </w:r>
+    </w:p>
+    <w:p>
+      <w:pPr>
+        <w:pStyle w:val="Compact"/>
+        <w:numPr>
+          <w:ilvl w:val="0"/>
+          <w:numId w:val="1017"/>
+        </w:numPr>
+      </w:pPr>
+      <w:r>
+        <w:t xml:space="preserve">Тип:</w:t>
+      </w:r>
+      <w:r>
+        <w:t xml:space="preserve"> </w:t>
+      </w:r>
+      <w:r>
+        <w:rPr>
+          <w:rStyle w:val="VerbatimChar"/>
+        </w:rPr>
+        <w:t xml:space="preserve">classDiagram</w:t>
+      </w:r>
+    </w:p>
+    <w:p>
+      <w:pPr>
+        <w:pStyle w:val="Compact"/>
+        <w:numPr>
+          <w:ilvl w:val="0"/>
+          <w:numId w:val="1017"/>
+        </w:numPr>
+      </w:pPr>
+      <w:r>
+        <w:t xml:space="preserve">Уровень:</w:t>
       </w:r>
       <w:r>
         <w:t xml:space="preserve"> </w:t>
@@ -1746,8 +3053,47 @@
         </w:rPr>
         <w:t xml:space="preserve">Class / Interface</w:t>
       </w:r>
-      <w:r>
-        <w:t xml:space="preserve">. Основной фокус: Pure domain services without I/O. На схеме отражено примерно 10 классов и 0 связей, поэтому её удобно использовать для проверки влияния изменений, согласования интерфейсов и подготовки рефакторинга. Ключевые элементы для быстрого чтения: IdentityService, NormalizationService, DataNormalizationService, AuthorNormalizationService, ActivityAggregator, UnitConverter.</w:t>
+    </w:p>
+    <w:p>
+      <w:pPr>
+        <w:pStyle w:val="Compact"/>
+        <w:numPr>
+          <w:ilvl w:val="0"/>
+          <w:numId w:val="1017"/>
+        </w:numPr>
+      </w:pPr>
+      <w:r>
+        <w:t xml:space="preserve">Дата:</w:t>
+      </w:r>
+      <w:r>
+        <w:t xml:space="preserve"> </w:t>
+      </w:r>
+      <w:r>
+        <w:rPr>
+          <w:rStyle w:val="VerbatimChar"/>
+        </w:rPr>
+        <w:t xml:space="preserve">2026-02-24</w:t>
+      </w:r>
+    </w:p>
+    <w:p>
+      <w:pPr>
+        <w:pStyle w:val="Compact"/>
+        <w:numPr>
+          <w:ilvl w:val="0"/>
+          <w:numId w:val="1017"/>
+        </w:numPr>
+      </w:pPr>
+      <w:r>
+        <w:t xml:space="preserve">Узлы (metadata):</w:t>
+      </w:r>
+      <w:r>
+        <w:t xml:space="preserve"> </w:t>
+      </w:r>
+      <w:r>
+        <w:rPr>
+          <w:rStyle w:val="VerbatimChar"/>
+        </w:rPr>
+        <w:t xml:space="preserve">10</w:t>
       </w:r>
     </w:p>
     <w:p>
@@ -1755,15 +3101,15 @@
         <w:br w:type="page"/>
       </w:r>
     </w:p>
-    <w:bookmarkEnd w:id="82"/>
-    <w:bookmarkEnd w:id="83"/>
-    <w:bookmarkStart w:id="88" w:name="observability-observability-components"/>
+    <w:bookmarkEnd w:id="98"/>
+    <w:bookmarkEnd w:id="99"/>
+    <w:bookmarkStart w:id="105" w:name="X362efadf341b710efab4f376751a84aa5436a15"/>
     <w:p>
       <w:pPr>
         <w:pStyle w:val="Heading2"/>
       </w:pPr>
       <w:r>
-        <w:t xml:space="preserve">14-observability — Observability Components</w:t>
+        <w:t xml:space="preserve">14-observability — Class Diagram: Observability Components</w:t>
       </w:r>
     </w:p>
     <w:p>
@@ -1775,18 +3121,18 @@
           <wp:inline>
             <wp:extent cx="5334000" cy="8122586"/>
             <wp:effectExtent b="0" l="0" r="0" t="0"/>
-            <wp:docPr descr="14-observability" title="" id="85" name="Picture"/>
+            <wp:docPr descr="14-observability" title="" id="101" name="Picture"/>
             <a:graphic>
               <a:graphicData uri="http://schemas.openxmlformats.org/drawingml/2006/picture">
                 <pic:pic>
                   <pic:nvPicPr>
-                    <pic:cNvPr descr="class-diagrams/png/14-observability.png" id="86" name="Picture"/>
+                    <pic:cNvPr descr="class-diagrams/png/14-observability.png" id="102" name="Picture"/>
                     <pic:cNvPicPr>
                       <a:picLocks noChangeArrowheads="1" noChangeAspect="1"/>
                     </pic:cNvPicPr>
                   </pic:nvPicPr>
                   <pic:blipFill>
-                    <a:blip r:embed="rId84"/>
+                    <a:blip r:embed="rId100"/>
                     <a:stretch>
                       <a:fillRect/>
                     </a:stretch>
@@ -1821,7 +3167,7 @@
         <w:t xml:space="preserve">14-observability</w:t>
       </w:r>
     </w:p>
-    <w:bookmarkStart w:id="87" w:name="описание-15"/>
+    <w:bookmarkStart w:id="103" w:name="описание-15"/>
     <w:p>
       <w:pPr>
         <w:pStyle w:val="Heading3"/>
@@ -1835,22 +3181,50 @@
         <w:pStyle w:val="FirstParagraph"/>
       </w:pPr>
       <w:r>
-        <w:t xml:space="preserve">Диаграмма Observability Components показывает архитектурную модель модуля</w:t>
-      </w:r>
-      <w:r>
-        <w:t xml:space="preserve"> </w:t>
-      </w:r>
-      <w:r>
-        <w:rPr>
-          <w:rStyle w:val="VerbatimChar"/>
-        </w:rPr>
-        <w:t xml:space="preserve">14-observability</w:t>
-      </w:r>
-      <w:r>
-        <w:t xml:space="preserve"> </w:t>
-      </w:r>
-      <w:r>
-        <w:t xml:space="preserve">и фиксирует контракты, роли и отношения между сущностями слоя</w:t>
+        <w:t xml:space="preserve">Диаграмма «Class Diagram: Observability Components» показывает архитектурную модель модуля и фиксирует контракты, роли и отношения между сущностями слоя. Она представлена в формате диаграмма классов (class diagram) и служит ориентиром на уровне детализации «Class / Interface». В комментариях исходника зафиксирован фокус диаграммы: Logging, metrics, tracing implementations.. На схеме отражено примерно 19 узлов и 6 связей, поэтому её удобно использовать для проверки влияния изменений, согласования интерфейсов и подготовки рефакторинга. Показательные узлы для быстрого чтения: LoggerPort, UnifiedLogger, StructlogLogger, NoOpLogger, MetricsPort, MetricsCollector.</w:t>
+      </w:r>
+    </w:p>
+    <w:bookmarkEnd w:id="103"/>
+    <w:bookmarkStart w:id="104" w:name="метаданные-15"/>
+    <w:p>
+      <w:pPr>
+        <w:pStyle w:val="Heading3"/>
+      </w:pPr>
+      <w:r>
+        <w:t xml:space="preserve">Метаданные</w:t>
+      </w:r>
+    </w:p>
+    <w:p>
+      <w:pPr>
+        <w:pStyle w:val="Compact"/>
+        <w:numPr>
+          <w:ilvl w:val="0"/>
+          <w:numId w:val="1018"/>
+        </w:numPr>
+      </w:pPr>
+      <w:r>
+        <w:t xml:space="preserve">Тип:</w:t>
+      </w:r>
+      <w:r>
+        <w:t xml:space="preserve"> </w:t>
+      </w:r>
+      <w:r>
+        <w:rPr>
+          <w:rStyle w:val="VerbatimChar"/>
+        </w:rPr>
+        <w:t xml:space="preserve">classDiagram</w:t>
+      </w:r>
+    </w:p>
+    <w:p>
+      <w:pPr>
+        <w:pStyle w:val="Compact"/>
+        <w:numPr>
+          <w:ilvl w:val="0"/>
+          <w:numId w:val="1018"/>
+        </w:numPr>
+      </w:pPr>
+      <w:r>
+        <w:t xml:space="preserve">Уровень:</w:t>
       </w:r>
       <w:r>
         <w:t xml:space="preserve"> </w:t>
@@ -1861,8 +3235,47 @@
         </w:rPr>
         <w:t xml:space="preserve">Class / Interface</w:t>
       </w:r>
-      <w:r>
-        <w:t xml:space="preserve">. Основной фокус: Logging, metrics, tracing implementations. На схеме отражено примерно 19 классов и 6 связей, поэтому её удобно использовать для проверки влияния изменений, согласования интерфейсов и подготовки рефакторинга. Ключевые элементы для быстрого чтения: LoggerPort, UnifiedLogger, StructlogLogger, NoOpLogger, MetricsPort, MetricsCollector.</w:t>
+    </w:p>
+    <w:p>
+      <w:pPr>
+        <w:pStyle w:val="Compact"/>
+        <w:numPr>
+          <w:ilvl w:val="0"/>
+          <w:numId w:val="1018"/>
+        </w:numPr>
+      </w:pPr>
+      <w:r>
+        <w:t xml:space="preserve">Дата:</w:t>
+      </w:r>
+      <w:r>
+        <w:t xml:space="preserve"> </w:t>
+      </w:r>
+      <w:r>
+        <w:rPr>
+          <w:rStyle w:val="VerbatimChar"/>
+        </w:rPr>
+        <w:t xml:space="preserve">2026-02-24</w:t>
+      </w:r>
+    </w:p>
+    <w:p>
+      <w:pPr>
+        <w:pStyle w:val="Compact"/>
+        <w:numPr>
+          <w:ilvl w:val="0"/>
+          <w:numId w:val="1018"/>
+        </w:numPr>
+      </w:pPr>
+      <w:r>
+        <w:t xml:space="preserve">Узлы (metadata):</w:t>
+      </w:r>
+      <w:r>
+        <w:t xml:space="preserve"> </w:t>
+      </w:r>
+      <w:r>
+        <w:rPr>
+          <w:rStyle w:val="VerbatimChar"/>
+        </w:rPr>
+        <w:t xml:space="preserve">19</w:t>
       </w:r>
     </w:p>
     <w:p>
@@ -1870,15 +3283,15 @@
         <w:br w:type="page"/>
       </w:r>
     </w:p>
-    <w:bookmarkEnd w:id="87"/>
-    <w:bookmarkEnd w:id="88"/>
-    <w:bookmarkStart w:id="93" w:name="X049c0a9eaacd195e8496eead93a83051838c82d"/>
+    <w:bookmarkEnd w:id="104"/>
+    <w:bookmarkEnd w:id="105"/>
+    <w:bookmarkStart w:id="111" w:name="X4db8089829cd55ef573d17e4108f41d4a915c97"/>
     <w:p>
       <w:pPr>
         <w:pStyle w:val="Heading2"/>
       </w:pPr>
       <w:r>
-        <w:t xml:space="preserve">14a-observability-method-catalog — Observability Method Catalog (L2)</w:t>
+        <w:t xml:space="preserve">14a-observability-method-catalog — Class Diagram: Observability Method Catalog (L2)</w:t>
       </w:r>
     </w:p>
     <w:p>
@@ -1890,18 +3303,18 @@
           <wp:inline>
             <wp:extent cx="5334000" cy="2390835"/>
             <wp:effectExtent b="0" l="0" r="0" t="0"/>
-            <wp:docPr descr="14a-observability-method-catalog" title="" id="90" name="Picture"/>
+            <wp:docPr descr="14a-observability-method-catalog" title="" id="107" name="Picture"/>
             <a:graphic>
               <a:graphicData uri="http://schemas.openxmlformats.org/drawingml/2006/picture">
                 <pic:pic>
                   <pic:nvPicPr>
-                    <pic:cNvPr descr="class-diagrams/png/14a-observability-method-catalog.png" id="91" name="Picture"/>
+                    <pic:cNvPr descr="class-diagrams/png/14a-observability-method-catalog.png" id="108" name="Picture"/>
                     <pic:cNvPicPr>
                       <a:picLocks noChangeArrowheads="1" noChangeAspect="1"/>
                     </pic:cNvPicPr>
                   </pic:nvPicPr>
                   <pic:blipFill>
-                    <a:blip r:embed="rId89"/>
+                    <a:blip r:embed="rId106"/>
                     <a:stretch>
                       <a:fillRect/>
                     </a:stretch>
@@ -1936,7 +3349,7 @@
         <w:t xml:space="preserve">14a-observability-method-catalog</w:t>
       </w:r>
     </w:p>
-    <w:bookmarkStart w:id="92" w:name="описание-16"/>
+    <w:bookmarkStart w:id="109" w:name="описание-16"/>
     <w:p>
       <w:pPr>
         <w:pStyle w:val="Heading3"/>
@@ -1950,22 +3363,50 @@
         <w:pStyle w:val="FirstParagraph"/>
       </w:pPr>
       <w:r>
-        <w:t xml:space="preserve">Диаграмма «Observability Method Catalog (L2)» описывает модуль</w:t>
-      </w:r>
-      <w:r>
-        <w:t xml:space="preserve"> </w:t>
-      </w:r>
-      <w:r>
-        <w:rPr>
-          <w:rStyle w:val="VerbatimChar"/>
-        </w:rPr>
-        <w:t xml:space="preserve">14a-observability-method-catalog</w:t>
-      </w:r>
-      <w:r>
-        <w:t xml:space="preserve"> </w:t>
-      </w:r>
-      <w:r>
-        <w:t xml:space="preserve">и фиксирует ключевые классы, контракты и связи на уровне</w:t>
+        <w:t xml:space="preserve">Диаграмма «Class Diagram: Observability Method Catalog (L2)» показывает архитектурную модель модуля и фиксирует контракты, роли и отношения между сущностями слоя. Она представлена в формате диаграмма классов (class diagram) и служит ориентиром на уровне детализации «Class / Interface». В комментариях исходника зафиксирован фокус диаграммы: Detailed method surface extracted from 14-observability L1 overview.. На схеме отражено примерно 9 узлов, поэтому её удобно использовать для проверки влияния изменений, согласования интерфейсов и подготовки рефакторинга. Показательные узлы для быстрого чтения: LoggerPort, UnifiedLogger, MetricsPort, MetricsCollector, PrometheusMetrics, MetricsServerAdapter.</w:t>
+      </w:r>
+    </w:p>
+    <w:bookmarkEnd w:id="109"/>
+    <w:bookmarkStart w:id="110" w:name="метаданные-16"/>
+    <w:p>
+      <w:pPr>
+        <w:pStyle w:val="Heading3"/>
+      </w:pPr>
+      <w:r>
+        <w:t xml:space="preserve">Метаданные</w:t>
+      </w:r>
+    </w:p>
+    <w:p>
+      <w:pPr>
+        <w:pStyle w:val="Compact"/>
+        <w:numPr>
+          <w:ilvl w:val="0"/>
+          <w:numId w:val="1019"/>
+        </w:numPr>
+      </w:pPr>
+      <w:r>
+        <w:t xml:space="preserve">Тип:</w:t>
+      </w:r>
+      <w:r>
+        <w:t xml:space="preserve"> </w:t>
+      </w:r>
+      <w:r>
+        <w:rPr>
+          <w:rStyle w:val="VerbatimChar"/>
+        </w:rPr>
+        <w:t xml:space="preserve">classDiagram</w:t>
+      </w:r>
+    </w:p>
+    <w:p>
+      <w:pPr>
+        <w:pStyle w:val="Compact"/>
+        <w:numPr>
+          <w:ilvl w:val="0"/>
+          <w:numId w:val="1019"/>
+        </w:numPr>
+      </w:pPr>
+      <w:r>
+        <w:t xml:space="preserve">Уровень:</w:t>
       </w:r>
       <w:r>
         <w:t xml:space="preserve"> </w:t>
@@ -1976,8 +3417,47 @@
         </w:rPr>
         <w:t xml:space="preserve">Class / Interface</w:t>
       </w:r>
-      <w:r>
-        <w:t xml:space="preserve">. Основной фокус: Detailed method surface extracted from 14-observability L1 overview.</w:t>
+    </w:p>
+    <w:p>
+      <w:pPr>
+        <w:pStyle w:val="Compact"/>
+        <w:numPr>
+          <w:ilvl w:val="0"/>
+          <w:numId w:val="1019"/>
+        </w:numPr>
+      </w:pPr>
+      <w:r>
+        <w:t xml:space="preserve">Дата:</w:t>
+      </w:r>
+      <w:r>
+        <w:t xml:space="preserve"> </w:t>
+      </w:r>
+      <w:r>
+        <w:rPr>
+          <w:rStyle w:val="VerbatimChar"/>
+        </w:rPr>
+        <w:t xml:space="preserve">2026-03-02</w:t>
+      </w:r>
+    </w:p>
+    <w:p>
+      <w:pPr>
+        <w:pStyle w:val="Compact"/>
+        <w:numPr>
+          <w:ilvl w:val="0"/>
+          <w:numId w:val="1019"/>
+        </w:numPr>
+      </w:pPr>
+      <w:r>
+        <w:t xml:space="preserve">Узлы (metadata):</w:t>
+      </w:r>
+      <w:r>
+        <w:t xml:space="preserve"> </w:t>
+      </w:r>
+      <w:r>
+        <w:rPr>
+          <w:rStyle w:val="VerbatimChar"/>
+        </w:rPr>
+        <w:t xml:space="preserve">9</w:t>
       </w:r>
     </w:p>
     <w:p>
@@ -1985,15 +3465,15 @@
         <w:br w:type="page"/>
       </w:r>
     </w:p>
-    <w:bookmarkEnd w:id="92"/>
-    <w:bookmarkEnd w:id="93"/>
-    <w:bookmarkStart w:id="98" w:name="extractors-field-extractors"/>
+    <w:bookmarkEnd w:id="110"/>
+    <w:bookmarkEnd w:id="111"/>
+    <w:bookmarkStart w:id="117" w:name="X1bc91861604631b6e46f49d218e24e0d1ab7957"/>
     <w:p>
       <w:pPr>
         <w:pStyle w:val="Heading2"/>
       </w:pPr>
       <w:r>
-        <w:t xml:space="preserve">15-extractors — Field Extractors</w:t>
+        <w:t xml:space="preserve">15-extractors — Class Diagram: Field Extractors and Publication Blocks</w:t>
       </w:r>
     </w:p>
     <w:p>
@@ -2003,20 +3483,20 @@
       <w:r>
         <w:drawing>
           <wp:inline>
-            <wp:extent cx="5334000" cy="8391564"/>
+            <wp:extent cx="5334000" cy="8332958"/>
             <wp:effectExtent b="0" l="0" r="0" t="0"/>
-            <wp:docPr descr="15-extractors" title="" id="95" name="Picture"/>
+            <wp:docPr descr="15-extractors" title="" id="113" name="Picture"/>
             <a:graphic>
               <a:graphicData uri="http://schemas.openxmlformats.org/drawingml/2006/picture">
                 <pic:pic>
                   <pic:nvPicPr>
-                    <pic:cNvPr descr="class-diagrams/png/15-extractors.png" id="96" name="Picture"/>
+                    <pic:cNvPr descr="class-diagrams/png/15-extractors.png" id="114" name="Picture"/>
                     <pic:cNvPicPr>
                       <a:picLocks noChangeArrowheads="1" noChangeAspect="1"/>
                     </pic:cNvPicPr>
                   </pic:nvPicPr>
                   <pic:blipFill>
-                    <a:blip r:embed="rId94"/>
+                    <a:blip r:embed="rId112"/>
                     <a:stretch>
                       <a:fillRect/>
                     </a:stretch>
@@ -2024,7 +3504,7 @@
                   <pic:spPr bwMode="auto">
                     <a:xfrm>
                       <a:off x="0" y="0"/>
-                      <a:ext cx="5334000" cy="8391564"/>
+                      <a:ext cx="5334000" cy="8332958"/>
                     </a:xfrm>
                     <a:prstGeom prst="rect">
                       <a:avLst/>
@@ -2051,7 +3531,7 @@
         <w:t xml:space="preserve">15-extractors</w:t>
       </w:r>
     </w:p>
-    <w:bookmarkStart w:id="97" w:name="описание-17"/>
+    <w:bookmarkStart w:id="115" w:name="описание-17"/>
     <w:p>
       <w:pPr>
         <w:pStyle w:val="Heading3"/>
@@ -2065,22 +3545,50 @@
         <w:pStyle w:val="FirstParagraph"/>
       </w:pPr>
       <w:r>
-        <w:t xml:space="preserve">Диаграмма Field Extractors показывает архитектурную модель модуля</w:t>
-      </w:r>
-      <w:r>
-        <w:t xml:space="preserve"> </w:t>
-      </w:r>
-      <w:r>
-        <w:rPr>
-          <w:rStyle w:val="VerbatimChar"/>
-        </w:rPr>
-        <w:t xml:space="preserve">15-extractors</w:t>
-      </w:r>
-      <w:r>
-        <w:t xml:space="preserve"> </w:t>
-      </w:r>
-      <w:r>
-        <w:t xml:space="preserve">и фиксирует контракты, роли и отношения между сущностями слоя</w:t>
+        <w:t xml:space="preserve">Диаграмма «Class Diagram: Field Extractors and Publication Blocks» показывает архитектурную модель модуля и фиксирует контракты, роли и отношения между сущностями слоя. Она представлена в формате диаграмма классов (class diagram) и служит ориентиром на уровне детализации «Class / Interface». В комментариях исходника зафиксирован фокус диаграммы: Helper extractor classes plus declarative block contract used in publication transformers.. На схеме отражено примерно 14 узлов и 17 связей, поэтому её удобно использовать для проверки влияния изменений, согласования интерфейсов и подготовки рефакторинга. Ключевые блоки/подграфы: PubMedExtractors, UniProtExtractors. Показательные узлы для быстрого чтения: BaseFieldExtractor, ExtractionBlock, AbstractExtractor, AuthorExtractor, DateExtractor, ClassificationExtractor.</w:t>
+      </w:r>
+    </w:p>
+    <w:bookmarkEnd w:id="115"/>
+    <w:bookmarkStart w:id="116" w:name="метаданные-17"/>
+    <w:p>
+      <w:pPr>
+        <w:pStyle w:val="Heading3"/>
+      </w:pPr>
+      <w:r>
+        <w:t xml:space="preserve">Метаданные</w:t>
+      </w:r>
+    </w:p>
+    <w:p>
+      <w:pPr>
+        <w:pStyle w:val="Compact"/>
+        <w:numPr>
+          <w:ilvl w:val="0"/>
+          <w:numId w:val="1020"/>
+        </w:numPr>
+      </w:pPr>
+      <w:r>
+        <w:t xml:space="preserve">Тип:</w:t>
+      </w:r>
+      <w:r>
+        <w:t xml:space="preserve"> </w:t>
+      </w:r>
+      <w:r>
+        <w:rPr>
+          <w:rStyle w:val="VerbatimChar"/>
+        </w:rPr>
+        <w:t xml:space="preserve">classDiagram</w:t>
+      </w:r>
+    </w:p>
+    <w:p>
+      <w:pPr>
+        <w:pStyle w:val="Compact"/>
+        <w:numPr>
+          <w:ilvl w:val="0"/>
+          <w:numId w:val="1020"/>
+        </w:numPr>
+      </w:pPr>
+      <w:r>
+        <w:t xml:space="preserve">Уровень:</w:t>
       </w:r>
       <w:r>
         <w:t xml:space="preserve"> </w:t>
@@ -2091,8 +3599,47 @@
         </w:rPr>
         <w:t xml:space="preserve">Class / Interface</w:t>
       </w:r>
-      <w:r>
-        <w:t xml:space="preserve">. Основной фокус: Extractor pattern used in transformers. На схеме отражено примерно 12 классов и 11 связей, поэтому её удобно использовать для проверки влияния изменений, согласования интерфейсов и подготовки рефакторинга. Ключевые элементы для быстрого чтения: BaseFieldExtractor, AbstractExtractor, AuthorExtractor, DateExtractor, ClassificationExtractor, IdentifierExtractor.</w:t>
+    </w:p>
+    <w:p>
+      <w:pPr>
+        <w:pStyle w:val="Compact"/>
+        <w:numPr>
+          <w:ilvl w:val="0"/>
+          <w:numId w:val="1020"/>
+        </w:numPr>
+      </w:pPr>
+      <w:r>
+        <w:t xml:space="preserve">Дата:</w:t>
+      </w:r>
+      <w:r>
+        <w:t xml:space="preserve"> </w:t>
+      </w:r>
+      <w:r>
+        <w:rPr>
+          <w:rStyle w:val="VerbatimChar"/>
+        </w:rPr>
+        <w:t xml:space="preserve">2026-03-19</w:t>
+      </w:r>
+    </w:p>
+    <w:p>
+      <w:pPr>
+        <w:pStyle w:val="Compact"/>
+        <w:numPr>
+          <w:ilvl w:val="0"/>
+          <w:numId w:val="1020"/>
+        </w:numPr>
+      </w:pPr>
+      <w:r>
+        <w:t xml:space="preserve">Узлы (metadata):</w:t>
+      </w:r>
+      <w:r>
+        <w:t xml:space="preserve"> </w:t>
+      </w:r>
+      <w:r>
+        <w:rPr>
+          <w:rStyle w:val="VerbatimChar"/>
+        </w:rPr>
+        <w:t xml:space="preserve">14</w:t>
       </w:r>
     </w:p>
     <w:p>
@@ -2100,15 +3647,15 @@
         <w:br w:type="page"/>
       </w:r>
     </w:p>
-    <w:bookmarkEnd w:id="97"/>
-    <w:bookmarkEnd w:id="98"/>
-    <w:bookmarkStart w:id="103" w:name="factories-bootstrap-factories-bootstrap"/>
+    <w:bookmarkEnd w:id="116"/>
+    <w:bookmarkEnd w:id="117"/>
+    <w:bookmarkStart w:id="123" w:name="Xb5c2958fc3fdad7a1b7ca26ff9be6d5fc3bb492"/>
     <w:p>
       <w:pPr>
         <w:pStyle w:val="Heading2"/>
       </w:pPr>
       <w:r>
-        <w:t xml:space="preserve">16-factories-bootstrap — Factories &amp; Bootstrap</w:t>
+        <w:t xml:space="preserve">16-factories-bootstrap — Class Diagram: Factories &amp; Bootstrap</w:t>
       </w:r>
     </w:p>
     <w:p>
@@ -2118,20 +3665,20 @@
       <w:r>
         <w:drawing>
           <wp:inline>
-            <wp:extent cx="5334000" cy="9735057"/>
+            <wp:extent cx="5334000" cy="2758095"/>
             <wp:effectExtent b="0" l="0" r="0" t="0"/>
-            <wp:docPr descr="16-factories-bootstrap" title="" id="100" name="Picture"/>
+            <wp:docPr descr="16-factories-bootstrap" title="" id="119" name="Picture"/>
             <a:graphic>
               <a:graphicData uri="http://schemas.openxmlformats.org/drawingml/2006/picture">
                 <pic:pic>
                   <pic:nvPicPr>
-                    <pic:cNvPr descr="class-diagrams/png/16-factories-bootstrap.png" id="101" name="Picture"/>
+                    <pic:cNvPr descr="class-diagrams/png/16-factories-bootstrap.png" id="120" name="Picture"/>
                     <pic:cNvPicPr>
                       <a:picLocks noChangeArrowheads="1" noChangeAspect="1"/>
                     </pic:cNvPicPr>
                   </pic:nvPicPr>
                   <pic:blipFill>
-                    <a:blip r:embed="rId99"/>
+                    <a:blip r:embed="rId118"/>
                     <a:stretch>
                       <a:fillRect/>
                     </a:stretch>
@@ -2139,7 +3686,7 @@
                   <pic:spPr bwMode="auto">
                     <a:xfrm>
                       <a:off x="0" y="0"/>
-                      <a:ext cx="5334000" cy="9735057"/>
+                      <a:ext cx="5334000" cy="2758095"/>
                     </a:xfrm>
                     <a:prstGeom prst="rect">
                       <a:avLst/>
@@ -2166,7 +3713,7 @@
         <w:t xml:space="preserve">16-factories-bootstrap</w:t>
       </w:r>
     </w:p>
-    <w:bookmarkStart w:id="102" w:name="описание-18"/>
+    <w:bookmarkStart w:id="121" w:name="описание-18"/>
     <w:p>
       <w:pPr>
         <w:pStyle w:val="Heading3"/>
@@ -2180,22 +3727,50 @@
         <w:pStyle w:val="FirstParagraph"/>
       </w:pPr>
       <w:r>
-        <w:t xml:space="preserve">Диаграмма Factories &amp; Bootstrap показывает архитектурную модель модуля</w:t>
-      </w:r>
-      <w:r>
-        <w:t xml:space="preserve"> </w:t>
-      </w:r>
-      <w:r>
-        <w:rPr>
-          <w:rStyle w:val="VerbatimChar"/>
-        </w:rPr>
-        <w:t xml:space="preserve">16-factories-bootstrap</w:t>
-      </w:r>
-      <w:r>
-        <w:t xml:space="preserve"> </w:t>
-      </w:r>
-      <w:r>
-        <w:t xml:space="preserve">и фиксирует контракты, роли и отношения между сущностями слоя</w:t>
+        <w:t xml:space="preserve">Диаграмма «Class Diagram: Factories &amp; Bootstrap» показывает архитектурную модель модуля и фиксирует контракты, роли и отношения между сущностями слоя. Она представлена в формате диаграмма классов (class diagram) и служит ориентиром на уровне детализации «Class / Interface». В комментариях исходника зафиксирован фокус диаграммы: Current composition-layer factories, provider registry, and runtime assembly.. На схеме отражено примерно 9 узлов и 7 связей, поэтому её удобно использовать для проверки влияния изменений, согласования интерфейсов и подготовки рефакторинга. Показательные узлы для быстрого чтения: ProviderRegistry, DataSourceFactory, PipelineRegistry, RunnerFactory, RunnerFactoryBuilderService, CompositeFilterExtractionService.</w:t>
+      </w:r>
+    </w:p>
+    <w:bookmarkEnd w:id="121"/>
+    <w:bookmarkStart w:id="122" w:name="метаданные-18"/>
+    <w:p>
+      <w:pPr>
+        <w:pStyle w:val="Heading3"/>
+      </w:pPr>
+      <w:r>
+        <w:t xml:space="preserve">Метаданные</w:t>
+      </w:r>
+    </w:p>
+    <w:p>
+      <w:pPr>
+        <w:pStyle w:val="Compact"/>
+        <w:numPr>
+          <w:ilvl w:val="0"/>
+          <w:numId w:val="1021"/>
+        </w:numPr>
+      </w:pPr>
+      <w:r>
+        <w:t xml:space="preserve">Тип:</w:t>
+      </w:r>
+      <w:r>
+        <w:t xml:space="preserve"> </w:t>
+      </w:r>
+      <w:r>
+        <w:rPr>
+          <w:rStyle w:val="VerbatimChar"/>
+        </w:rPr>
+        <w:t xml:space="preserve">classDiagram</w:t>
+      </w:r>
+    </w:p>
+    <w:p>
+      <w:pPr>
+        <w:pStyle w:val="Compact"/>
+        <w:numPr>
+          <w:ilvl w:val="0"/>
+          <w:numId w:val="1021"/>
+        </w:numPr>
+      </w:pPr>
+      <w:r>
+        <w:t xml:space="preserve">Уровень:</w:t>
       </w:r>
       <w:r>
         <w:t xml:space="preserve"> </w:t>
@@ -2206,20 +3781,52 @@
         </w:rPr>
         <w:t xml:space="preserve">Class / Interface</w:t>
       </w:r>
-      <w:r>
-        <w:t xml:space="preserve">. Основной фокус: Composition layer factories and DI assembly. На схеме отражено примерно 13 классов и 12 связей, поэтому её удобно использовать для проверки влияния изменений, согласования интерфейсов и подготовки рефакторинга. Ключевые элементы для быстрого чтения: DataSourceRegistry, TransformerFactory, RunnerFactory, DQFactory, RuntimeAssembly, RunnerBootstrap.</w:t>
-      </w:r>
-    </w:p>
-    <w:p>
-      <w:r>
-        <w:pict>
-          <v:rect style="width:0;height:1.5pt" o:hralign="center" o:hrstd="t" o:hr="t"/>
-        </w:pict>
-      </w:r>
-    </w:p>
-    <w:bookmarkEnd w:id="102"/>
-    <w:bookmarkEnd w:id="103"/>
-    <w:bookmarkEnd w:id="104"/>
+    </w:p>
+    <w:p>
+      <w:pPr>
+        <w:pStyle w:val="Compact"/>
+        <w:numPr>
+          <w:ilvl w:val="0"/>
+          <w:numId w:val="1021"/>
+        </w:numPr>
+      </w:pPr>
+      <w:r>
+        <w:t xml:space="preserve">Дата:</w:t>
+      </w:r>
+      <w:r>
+        <w:t xml:space="preserve"> </w:t>
+      </w:r>
+      <w:r>
+        <w:rPr>
+          <w:rStyle w:val="VerbatimChar"/>
+        </w:rPr>
+        <w:t xml:space="preserve">2026-03-16</w:t>
+      </w:r>
+    </w:p>
+    <w:p>
+      <w:pPr>
+        <w:pStyle w:val="Compact"/>
+        <w:numPr>
+          <w:ilvl w:val="0"/>
+          <w:numId w:val="1021"/>
+        </w:numPr>
+      </w:pPr>
+      <w:r>
+        <w:t xml:space="preserve">Узлы (metadata):</w:t>
+      </w:r>
+      <w:r>
+        <w:t xml:space="preserve"> </w:t>
+      </w:r>
+      <w:r>
+        <w:rPr>
+          <w:rStyle w:val="VerbatimChar"/>
+        </w:rPr>
+        <w:t xml:space="preserve">9</w:t>
+      </w:r>
+    </w:p>
+    <w:bookmarkEnd w:id="122"/>
+    <w:bookmarkEnd w:id="123"/>
+    <w:bookmarkEnd w:id="124"/>
     <w:sectPr>
       <w:footnotePr>
         <w:numRestart w:val="eachSect"/>
@@ -2330,8 +3937,174 @@
       </w:pPr>
     </w:lvl>
   </w:abstractNum>
+  <w:abstractNum w:abstractNumId="991">
+    <w:nsid w:val="0000A991"/>
+    <w:multiLevelType w:val="multilevel"/>
+    <w:lvl w:ilvl="0">
+      <w:numFmt w:val="bullet"/>
+      <w:lvlText w:val=""/>
+      <w:lvlJc w:val="left"/>
+      <w:pPr>
+        <w:ind w:left="720" w:hanging="360"/>
+      </w:pPr>
+      <w:rPr>
+        <w:rFonts w:ascii="Symbol" w:hAnsi="Symbol" w:cs="Symbol" w:hint="default"/>
+      </w:rPr>
+    </w:lvl>
+    <w:lvl w:ilvl="1">
+      <w:numFmt w:val="bullet"/>
+      <w:lvlText w:val="o"/>
+      <w:lvlJc w:val="left"/>
+      <w:pPr>
+        <w:ind w:left="1440" w:hanging="360"/>
+      </w:pPr>
+      <w:rPr>
+        <w:rFonts w:ascii="Courier New" w:hAnsi="Courier New" w:cs="Courier New" w:hint="default"/>
+      </w:rPr>
+    </w:lvl>
+    <w:lvl w:ilvl="2">
+      <w:numFmt w:val="bullet"/>
+      <w:lvlText w:val=""/>
+      <w:lvlJc w:val="left"/>
+      <w:pPr>
+        <w:ind w:left="2160" w:hanging="360"/>
+      </w:pPr>
+      <w:rPr>
+        <w:rFonts w:ascii="Wingdings" w:hAnsi="Wingdings" w:cs="Wingdings" w:hint="default"/>
+      </w:rPr>
+    </w:lvl>
+    <w:lvl w:ilvl="3">
+      <w:numFmt w:val="bullet"/>
+      <w:lvlText w:val=""/>
+      <w:lvlJc w:val="left"/>
+      <w:pPr>
+        <w:ind w:left="2880" w:hanging="360"/>
+      </w:pPr>
+      <w:rPr>
+        <w:rFonts w:ascii="Symbol" w:hAnsi="Symbol" w:cs="Symbol" w:hint="default"/>
+      </w:rPr>
+    </w:lvl>
+    <w:lvl w:ilvl="4">
+      <w:numFmt w:val="bullet"/>
+      <w:lvlText w:val="o"/>
+      <w:lvlJc w:val="left"/>
+      <w:pPr>
+        <w:ind w:left="3600" w:hanging="360"/>
+      </w:pPr>
+      <w:rPr>
+        <w:rFonts w:ascii="Courier New" w:hAnsi="Courier New" w:cs="Courier New" w:hint="default"/>
+      </w:rPr>
+    </w:lvl>
+    <w:lvl w:ilvl="5">
+      <w:numFmt w:val="bullet"/>
+      <w:lvlText w:val=""/>
+      <w:lvlJc w:val="left"/>
+      <w:pPr>
+        <w:ind w:left="4320" w:hanging="360"/>
+      </w:pPr>
+      <w:rPr>
+        <w:rFonts w:ascii="Wingdings" w:hAnsi="Wingdings" w:cs="Wingdings" w:hint="default"/>
+      </w:rPr>
+    </w:lvl>
+    <w:lvl w:ilvl="6">
+      <w:numFmt w:val="bullet"/>
+      <w:lvlText w:val=""/>
+      <w:lvlJc w:val="left"/>
+      <w:pPr>
+        <w:ind w:left="5040" w:hanging="360"/>
+      </w:pPr>
+      <w:rPr>
+        <w:rFonts w:ascii="Symbol" w:hAnsi="Symbol" w:cs="Symbol" w:hint="default"/>
+      </w:rPr>
+    </w:lvl>
+    <w:lvl w:ilvl="7">
+      <w:numFmt w:val="bullet"/>
+      <w:lvlText w:val="o"/>
+      <w:lvlJc w:val="left"/>
+      <w:pPr>
+        <w:ind w:left="5760" w:hanging="360"/>
+      </w:pPr>
+      <w:rPr>
+        <w:rFonts w:ascii="Courier New" w:hAnsi="Courier New" w:cs="Courier New" w:hint="default"/>
+      </w:rPr>
+    </w:lvl>
+    <w:lvl w:ilvl="8">
+      <w:numFmt w:val="bullet"/>
+      <w:lvlText w:val=""/>
+      <w:lvlJc w:val="left"/>
+      <w:pPr>
+        <w:ind w:left="6480" w:hanging="360"/>
+      </w:pPr>
+      <w:rPr>
+        <w:rFonts w:ascii="Wingdings" w:hAnsi="Wingdings" w:cs="Wingdings" w:hint="default"/>
+      </w:rPr>
+    </w:lvl>
+  </w:abstractNum>
   <w:num w:numId="1000">
     <w:abstractNumId w:val="990"/>
+  </w:num>
+  <w:num w:numId="1001">
+    <w:abstractNumId w:val="991"/>
+  </w:num>
+  <w:num w:numId="1002">
+    <w:abstractNumId w:val="991"/>
+  </w:num>
+  <w:num w:numId="1003">
+    <w:abstractNumId w:val="991"/>
+  </w:num>
+  <w:num w:numId="1004">
+    <w:abstractNumId w:val="991"/>
+  </w:num>
+  <w:num w:numId="1005">
+    <w:abstractNumId w:val="991"/>
+  </w:num>
+  <w:num w:numId="1006">
+    <w:abstractNumId w:val="991"/>
+  </w:num>
+  <w:num w:numId="1007">
+    <w:abstractNumId w:val="991"/>
+  </w:num>
+  <w:num w:numId="1008">
+    <w:abstractNumId w:val="991"/>
+  </w:num>
+  <w:num w:numId="1009">
+    <w:abstractNumId w:val="991"/>
+  </w:num>
+  <w:num w:numId="1010">
+    <w:abstractNumId w:val="991"/>
+  </w:num>
+  <w:num w:numId="1011">
+    <w:abstractNumId w:val="991"/>
+  </w:num>
+  <w:num w:numId="1012">
+    <w:abstractNumId w:val="991"/>
+  </w:num>
+  <w:num w:numId="1013">
+    <w:abstractNumId w:val="991"/>
+  </w:num>
+  <w:num w:numId="1014">
+    <w:abstractNumId w:val="991"/>
+  </w:num>
+  <w:num w:numId="1015">
+    <w:abstractNumId w:val="991"/>
+  </w:num>
+  <w:num w:numId="1016">
+    <w:abstractNumId w:val="991"/>
+  </w:num>
+  <w:num w:numId="1017">
+    <w:abstractNumId w:val="991"/>
+  </w:num>
+  <w:num w:numId="1018">
+    <w:abstractNumId w:val="991"/>
+  </w:num>
+  <w:num w:numId="1019">
+    <w:abstractNumId w:val="991"/>
+  </w:num>
+  <w:num w:numId="1020">
+    <w:abstractNumId w:val="991"/>
+  </w:num>
+  <w:num w:numId="1021">
+    <w:abstractNumId w:val="991"/>
   </w:num>
 </w:numbering>
 </file>
